--- a/高中物理/高中物理同步/人教版必修3 第11章 电路及其应用·知识清单（完成）.docx
+++ b/高中物理/高中物理同步/人教版必修3 第11章 电路及其应用·知识清单（完成）.docx
@@ -293,7 +293,7 @@
             <m:sty m:val="bi"/>
           </m:rPr>
           <w:rPr>
-            <w:rFonts w:ascii="Cambria Math" w:hAnsi="Cambria Math" w:cs="Cambria Math"/>
+            <w:rFonts w:ascii="Times New Roman" w:hAnsi="Times New Roman" w:cs="Cambria Math"/>
             <w:u w:val="thick"/>
           </w:rPr>
           <m:t>I</m:t>
@@ -303,7 +303,7 @@
             <m:sty m:val="bi"/>
           </m:rPr>
           <w:rPr>
-            <w:rFonts w:ascii="Cambria Math" w:hAnsi="Cambria Math" w:cs="Cambria Math"/>
+            <w:rFonts w:ascii="Times New Roman" w:hAnsi="Times New Roman" w:cs="Cambria Math"/>
             <w:u w:val="thick"/>
           </w:rPr>
           <m:t>=</m:t>
@@ -312,7 +312,7 @@
           <m:fPr>
             <m:ctrlPr>
               <w:rPr>
-                <w:rFonts w:ascii="Cambria Math" w:hAnsi="Cambria Math"/>
+                <w:rFonts w:ascii="Times New Roman" w:hAnsi="Times New Roman"/>
               </w:rPr>
             </m:ctrlPr>
           </m:fPr>
@@ -322,7 +322,7 @@
                 <m:sty m:val="bi"/>
               </m:rPr>
               <w:rPr>
-                <w:rFonts w:ascii="Cambria Math" w:hAnsi="Cambria Math" w:cs="Cambria Math"/>
+                <w:rFonts w:ascii="Times New Roman" w:hAnsi="Times New Roman" w:cs="Cambria Math"/>
                 <w:u w:val="thick"/>
               </w:rPr>
               <m:t>q</m:t>
@@ -334,7 +334,7 @@
                 <m:sty m:val="bi"/>
               </m:rPr>
               <w:rPr>
-                <w:rFonts w:ascii="Cambria Math" w:hAnsi="Cambria Math" w:cs="Cambria Math"/>
+                <w:rFonts w:ascii="Times New Roman" w:hAnsi="Times New Roman" w:cs="Cambria Math"/>
                 <w:u w:val="thick"/>
               </w:rPr>
               <m:t>t</m:t>
@@ -945,7 +945,7 @@
             <m:sty m:val="bi"/>
           </m:rPr>
           <w:rPr>
-            <w:rFonts w:ascii="Cambria Math" w:hAnsi="Cambria Math" w:cs="Cambria Math"/>
+            <w:rFonts w:ascii="Times New Roman" w:hAnsi="Times New Roman" w:cs="Cambria Math"/>
             <w:u w:val="thick"/>
           </w:rPr>
           <m:t>R</m:t>
@@ -955,7 +955,7 @@
             <m:sty m:val="bi"/>
           </m:rPr>
           <w:rPr>
-            <w:rFonts w:ascii="Cambria Math" w:hAnsi="Cambria Math" w:cs="Cambria Math"/>
+            <w:rFonts w:ascii="Times New Roman" w:hAnsi="Times New Roman" w:cs="Cambria Math"/>
             <w:u w:val="thick"/>
           </w:rPr>
           <m:t>＝</m:t>
@@ -964,7 +964,7 @@
           <m:fPr>
             <m:ctrlPr>
               <w:rPr>
-                <w:rFonts w:ascii="Cambria Math" w:hAnsi="Cambria Math"/>
+                <w:rFonts w:ascii="Times New Roman" w:hAnsi="Times New Roman"/>
               </w:rPr>
             </m:ctrlPr>
           </m:fPr>
@@ -974,7 +974,7 @@
                 <m:sty m:val="bi"/>
               </m:rPr>
               <w:rPr>
-                <w:rFonts w:ascii="Cambria Math" w:hAnsi="Cambria Math" w:cs="Cambria Math"/>
+                <w:rFonts w:ascii="Times New Roman" w:hAnsi="Times New Roman" w:cs="Cambria Math"/>
                 <w:u w:val="thick"/>
               </w:rPr>
               <m:t>U</m:t>
@@ -986,7 +986,7 @@
                 <m:sty m:val="bi"/>
               </m:rPr>
               <w:rPr>
-                <w:rFonts w:ascii="Cambria Math" w:hAnsi="Cambria Math" w:cs="Cambria Math"/>
+                <w:rFonts w:ascii="Times New Roman" w:hAnsi="Times New Roman" w:cs="Cambria Math"/>
                 <w:u w:val="thick"/>
               </w:rPr>
               <m:t>I</m:t>
@@ -1694,7 +1694,7 @@
             <m:sty m:val="bi"/>
           </m:rPr>
           <w:rPr>
-            <w:rFonts w:ascii="Cambria Math" w:hAnsi="Cambria Math" w:cs="Cambria Math"/>
+            <w:rFonts w:ascii="Times New Roman" w:hAnsi="Times New Roman" w:cs="Cambria Math"/>
             <w:u w:val="thick"/>
           </w:rPr>
           <m:t>R</m:t>
@@ -1704,7 +1704,7 @@
             <m:sty m:val="bi"/>
           </m:rPr>
           <w:rPr>
-            <w:rFonts w:ascii="Cambria Math" w:hAnsi="Cambria Math" w:cs="Cambria Math"/>
+            <w:rFonts w:ascii="Times New Roman" w:hAnsi="Times New Roman" w:cs="Cambria Math"/>
             <w:u w:val="thick"/>
           </w:rPr>
           <m:t>=</m:t>
@@ -1714,7 +1714,7 @@
             <m:sty m:val="bi"/>
           </m:rPr>
           <w:rPr>
-            <w:rFonts w:ascii="Cambria Math" w:hAnsi="Cambria Math" w:cs="Cambria Math"/>
+            <w:rFonts w:ascii="Times New Roman" w:hAnsi="Times New Roman" w:cs="Cambria Math"/>
             <w:u w:val="thick"/>
           </w:rPr>
           <m:t>ρ</m:t>
@@ -1723,7 +1723,7 @@
           <m:fPr>
             <m:ctrlPr>
               <w:rPr>
-                <w:rFonts w:ascii="Cambria Math" w:hAnsi="Cambria Math"/>
+                <w:rFonts w:ascii="Times New Roman" w:hAnsi="Times New Roman"/>
               </w:rPr>
             </m:ctrlPr>
           </m:fPr>
@@ -1733,7 +1733,7 @@
                 <m:sty m:val="bi"/>
               </m:rPr>
               <w:rPr>
-                <w:rFonts w:ascii="Cambria Math" w:hAnsi="Cambria Math" w:cs="Cambria Math"/>
+                <w:rFonts w:ascii="Times New Roman" w:hAnsi="Times New Roman" w:cs="Cambria Math"/>
                 <w:u w:val="thick"/>
               </w:rPr>
               <m:t>L</m:t>
@@ -1745,7 +1745,7 @@
                 <m:sty m:val="bi"/>
               </m:rPr>
               <w:rPr>
-                <w:rFonts w:ascii="Cambria Math" w:hAnsi="Cambria Math" w:cs="Cambria Math"/>
+                <w:rFonts w:ascii="Times New Roman" w:hAnsi="Times New Roman" w:cs="Cambria Math"/>
                 <w:u w:val="thick"/>
               </w:rPr>
               <m:t>S</m:t>
@@ -2731,7 +2731,7 @@
                   <m:sty m:val="bi"/>
                 </m:rPr>
                 <w:rPr>
-                  <w:rFonts w:ascii="Cambria Math" w:hAnsi="Cambria Math" w:cs="Cambria Math"/>
+                  <w:rFonts w:ascii="Times New Roman" w:hAnsi="Times New Roman" w:cs="Cambria Math"/>
                   <w:u w:val="thick"/>
                 </w:rPr>
                 <m:t>⋅⋅⋅</m:t>
@@ -2912,7 +2912,7 @@
                   <m:sty m:val="bi"/>
                 </m:rPr>
                 <w:rPr>
-                  <w:rFonts w:ascii="Cambria Math" w:hAnsi="Cambria Math" w:cs="Cambria Math"/>
+                  <w:rFonts w:ascii="Times New Roman" w:hAnsi="Times New Roman" w:cs="Cambria Math"/>
                   <w:u w:val="thick"/>
                 </w:rPr>
                 <m:t>⋅⋅⋅</m:t>
@@ -3133,7 +3133,7 @@
                   <m:sty m:val="bi"/>
                 </m:rPr>
                 <w:rPr>
-                  <w:rFonts w:ascii="Cambria Math" w:hAnsi="Cambria Math" w:cs="Cambria Math"/>
+                  <w:rFonts w:ascii="Times New Roman" w:hAnsi="Times New Roman" w:cs="Cambria Math"/>
                   <w:u w:val="thick"/>
                 </w:rPr>
                 <m:t>⋅⋅⋅</m:t>
@@ -3314,7 +3314,7 @@
                   <m:sty m:val="bi"/>
                 </m:rPr>
                 <w:rPr>
-                  <w:rFonts w:ascii="Cambria Math" w:hAnsi="Cambria Math" w:cs="Cambria Math"/>
+                  <w:rFonts w:ascii="Times New Roman" w:hAnsi="Times New Roman" w:cs="Cambria Math"/>
                   <w:u w:val="thick"/>
                 </w:rPr>
                 <m:t>⋅⋅⋅</m:t>
@@ -3535,7 +3535,7 @@
                   <m:sty m:val="bi"/>
                 </m:rPr>
                 <w:rPr>
-                  <w:rFonts w:ascii="Cambria Math" w:hAnsi="Cambria Math" w:cs="Cambria Math"/>
+                  <w:rFonts w:ascii="Times New Roman" w:hAnsi="Times New Roman" w:cs="Cambria Math"/>
                   <w:u w:val="thick"/>
                 </w:rPr>
                 <m:t>⋅⋅⋅</m:t>
@@ -6320,9 +6320,10 @@
       </w:r>
     </w:p>
     <w:sectPr>
-      <w:footerReference w:type="default" r:id="rId22"/>
-      <w:pgSz w:w="11906" w:h="16838" w:code="9"/>
-      <w:pgMar w:top="720" w:right="720" w:bottom="720" w:left="720" w:header="0" w:footer="425" w:gutter="0"/>
+      <w:footerReference w:type="default" r:id="rId18"/>
+      <w:pgSz w:w="11906" w:h="16838"/>
+      <w:pgMar w:top="720" w:right="720" w:bottom="720" w:left="720" w:header="720" w:footer="720" w:gutter="0"/>
+      <w:pgNumType w:start="1"/>
       <w:cols w:sep="1" w:space="425"/>
       <w:docGrid w:type="lines" w:linePitch="312"/>
     </w:sectPr>
@@ -6350,374 +6351,54 @@
 </file>
 
 <file path=word/footer1.xml><?xml version="1.0" encoding="utf-8"?>
-<w:ftr xmlns:wpc="http://schemas.microsoft.com/office/word/2010/wordprocessingCanvas" xmlns:cx="http://schemas.microsoft.com/office/drawing/2014/chartex" xmlns:cx1="http://schemas.microsoft.com/office/drawing/2015/9/8/chartex" xmlns:cx2="http://schemas.microsoft.com/office/drawing/2015/10/21/chartex" xmlns:cx3="http://schemas.microsoft.com/office/drawing/2016/5/9/chartex" xmlns:cx4="http://schemas.microsoft.com/office/drawing/2016/5/10/chartex" xmlns:cx5="http://schemas.microsoft.com/office/drawing/2016/5/11/chartex" xmlns:cx6="http://schemas.microsoft.com/office/drawing/2016/5/12/chartex" xmlns:cx7="http://schemas.microsoft.com/office/drawing/2016/5/13/chartex" xmlns:cx8="http://schemas.microsoft.com/office/drawing/2016/5/14/chartex" xmlns:mc="http://schemas.openxmlformats.org/markup-compatibility/2006" xmlns:aink="http://schemas.microsoft.com/office/drawing/2016/ink" xmlns:am3d="http://schemas.microsoft.com/office/drawing/2017/model3d" xmlns:o="urn:schemas-microsoft-com:office:office" xmlns:r="http://schemas.openxmlformats.org/officeDocument/2006/relationships" xmlns:m="http://schemas.openxmlformats.org/officeDocument/2006/math" xmlns:v="urn:schemas-microsoft-com:vml" xmlns:wp14="http://schemas.microsoft.com/office/word/2010/wordprocessingDrawing" xmlns:wp="http://schemas.openxmlformats.org/drawingml/2006/wordprocessingDrawing" xmlns:w10="urn:schemas-microsoft-com:office:word" xmlns:w="http://schemas.openxmlformats.org/wordprocessingml/2006/main" xmlns:w14="http://schemas.microsoft.com/office/word/2010/wordml" xmlns:w15="http://schemas.microsoft.com/office/word/2012/wordml" xmlns:w16cex="http://schemas.microsoft.com/office/word/2018/wordml/cex" xmlns:w16cid="http://schemas.microsoft.com/office/word/2016/wordml/cid" xmlns:w16="http://schemas.microsoft.com/office/word/2018/wordml" xmlns:w16sdtdh="http://schemas.microsoft.com/office/word/2020/wordml/sdtdatahash" xmlns:w16se="http://schemas.microsoft.com/office/word/2015/wordml/symex" xmlns:wpg="http://schemas.microsoft.com/office/word/2010/wordprocessingGroup" xmlns:wpi="http://schemas.microsoft.com/office/word/2010/wordprocessingInk" xmlns:wne="http://schemas.microsoft.com/office/word/2006/wordml" xmlns:wps="http://schemas.microsoft.com/office/word/2010/wordprocessingShape" mc:Ignorable="w14 w15 w16se w16cid w16 w16cex w16sdtdh wp14">
+<w:ftr xmlns:w="http://schemas.openxmlformats.org/wordprocessingml/2006/main" xmlns:r="http://schemas.openxmlformats.org/officeDocument/2006/relationships">
   <w:p>
     <w:pPr>
-      <w:jc w:val="left"/>
+      <w:jc w:val="center"/>
     </w:pPr>
     <w:r>
       <w:rPr>
-        <w:rFonts w:hint="eastAsia"/>
+        <w:rFonts w:ascii="Times New Roman" w:hAnsi="Times New Roman" w:eastAsia="宋体"/>
+        <w:sz w:val="21"/>
         <w:szCs w:val="21"/>
       </w:rPr>
-      <w:t>试卷第</w:t>
+      <w:t xml:space="preserve">第</w:t>
     </w:r>
+    <w:fldSimple w:instr=" PAGE ">
+      <w:r>
+        <w:rPr>
+          <w:rFonts w:ascii="Times New Roman" w:hAnsi="Times New Roman" w:eastAsia="宋体"/>
+          <w:sz w:val="21"/>
+          <w:szCs w:val="21"/>
+        </w:rPr>
+        <w:t xml:space="preserve">1</w:t>
+      </w:r>
+    </w:fldSimple>
     <w:r>
       <w:rPr>
+        <w:rFonts w:ascii="Times New Roman" w:hAnsi="Times New Roman" w:eastAsia="宋体"/>
+        <w:sz w:val="21"/>
         <w:szCs w:val="21"/>
       </w:rPr>
-      <w:fldChar w:fldCharType="begin"/>
+      <w:t xml:space="preserve">页（共</w:t>
     </w:r>
+    <w:fldSimple w:instr=" NUMPAGES ">
+      <w:r>
+        <w:rPr>
+          <w:rFonts w:ascii="Times New Roman" w:hAnsi="Times New Roman" w:eastAsia="宋体"/>
+          <w:sz w:val="21"/>
+          <w:szCs w:val="21"/>
+        </w:rPr>
+        <w:t xml:space="preserve">1</w:t>
+      </w:r>
+    </w:fldSimple>
     <w:r>
       <w:rPr>
+        <w:rFonts w:ascii="Times New Roman" w:hAnsi="Times New Roman" w:eastAsia="宋体"/>
+        <w:sz w:val="21"/>
         <w:szCs w:val="21"/>
       </w:rPr>
-      <w:instrText xml:space="preserve"> =</w:instrText>
-    </w:r>
-    <w:r>
-      <w:rPr>
-        <w:szCs w:val="21"/>
-      </w:rPr>
-      <w:fldChar w:fldCharType="begin"/>
-    </w:r>
-    <w:r>
-      <w:rPr>
-        <w:szCs w:val="21"/>
-      </w:rPr>
-      <w:instrText xml:space="preserve">page  </w:instrText>
-    </w:r>
-    <w:r>
-      <w:rPr>
-        <w:szCs w:val="21"/>
-      </w:rPr>
-      <w:fldChar w:fldCharType="separate"/>
-    </w:r>
-    <w:r>
-      <w:rPr>
-        <w:noProof/>
-        <w:szCs w:val="21"/>
-      </w:rPr>
-      <w:instrText>4</w:instrText>
-    </w:r>
-    <w:r>
-      <w:rPr>
-        <w:noProof/>
-        <w:szCs w:val="21"/>
-      </w:rPr>
-      <w:fldChar w:fldCharType="end"/>
-    </w:r>
-    <w:r>
-      <w:rPr>
-        <w:szCs w:val="21"/>
-      </w:rPr>
-      <w:instrText xml:space="preserve"> </w:instrText>
-    </w:r>
-    <w:r>
-      <w:rPr>
-        <w:szCs w:val="21"/>
-      </w:rPr>
-      <w:fldChar w:fldCharType="separate"/>
-    </w:r>
-    <w:r>
-      <w:rPr>
-        <w:noProof/>
-        <w:szCs w:val="21"/>
-      </w:rPr>
-      <w:t>4</w:t>
-    </w:r>
-    <w:r>
-      <w:rPr>
-        <w:szCs w:val="21"/>
-      </w:rPr>
-      <w:fldChar w:fldCharType="end"/>
-    </w:r>
-    <w:r>
-      <w:rPr>
-        <w:rFonts w:hint="eastAsia"/>
-        <w:szCs w:val="21"/>
-      </w:rPr>
-      <w:t>页，共</w:t>
-    </w:r>
-    <w:r>
-      <w:rPr>
-        <w:szCs w:val="21"/>
-      </w:rPr>
-      <w:fldChar w:fldCharType="begin"/>
-    </w:r>
-    <w:r>
-      <w:rPr>
-        <w:szCs w:val="21"/>
-      </w:rPr>
-      <w:instrText xml:space="preserve"> =</w:instrText>
-    </w:r>
-    <w:r>
-      <w:rPr>
-        <w:szCs w:val="21"/>
-      </w:rPr>
-      <w:fldChar w:fldCharType="begin"/>
-    </w:r>
-    <w:r>
-      <w:rPr>
-        <w:szCs w:val="21"/>
-      </w:rPr>
-      <w:instrText xml:space="preserve">sectionpages  </w:instrText>
-    </w:r>
-    <w:r>
-      <w:rPr>
-        <w:szCs w:val="21"/>
-      </w:rPr>
-      <w:fldChar w:fldCharType="separate"/>
-    </w:r>
-    <w:r>
-      <w:rPr>
-        <w:noProof/>
-        <w:szCs w:val="21"/>
-      </w:rPr>
-      <w:instrText>5</w:instrText>
-    </w:r>
-    <w:r>
-      <w:rPr>
-        <w:noProof/>
-        <w:szCs w:val="21"/>
-      </w:rPr>
-      <w:fldChar w:fldCharType="end"/>
-    </w:r>
-    <w:r>
-      <w:rPr>
-        <w:szCs w:val="21"/>
-      </w:rPr>
-      <w:instrText xml:space="preserve"> </w:instrText>
-    </w:r>
-    <w:r>
-      <w:rPr>
-        <w:szCs w:val="21"/>
-      </w:rPr>
-      <w:fldChar w:fldCharType="separate"/>
-    </w:r>
-    <w:r>
-      <w:rPr>
-        <w:noProof/>
-        <w:szCs w:val="21"/>
-      </w:rPr>
-      <w:t>5</w:t>
-    </w:r>
-    <w:r>
-      <w:rPr>
-        <w:szCs w:val="21"/>
-      </w:rPr>
-      <w:fldChar w:fldCharType="end"/>
-    </w:r>
-    <w:r>
-      <w:rPr>
-        <w:rFonts w:hint="eastAsia"/>
-        <w:szCs w:val="21"/>
-      </w:rPr>
-      <w:t>页</w:t>
-    </w:r>
-  </w:p>
-</w:ftr>
-</file>
-
-<file path=word/footer2.xml><?xml version="1.0" encoding="utf-8"?>
-<w:ftr xmlns:wpc="http://schemas.microsoft.com/office/word/2010/wordprocessingCanvas" xmlns:cx="http://schemas.microsoft.com/office/drawing/2014/chartex" xmlns:cx1="http://schemas.microsoft.com/office/drawing/2015/9/8/chartex" xmlns:cx2="http://schemas.microsoft.com/office/drawing/2015/10/21/chartex" xmlns:cx3="http://schemas.microsoft.com/office/drawing/2016/5/9/chartex" xmlns:cx4="http://schemas.microsoft.com/office/drawing/2016/5/10/chartex" xmlns:cx5="http://schemas.microsoft.com/office/drawing/2016/5/11/chartex" xmlns:cx6="http://schemas.microsoft.com/office/drawing/2016/5/12/chartex" xmlns:cx7="http://schemas.microsoft.com/office/drawing/2016/5/13/chartex" xmlns:cx8="http://schemas.microsoft.com/office/drawing/2016/5/14/chartex" xmlns:mc="http://schemas.openxmlformats.org/markup-compatibility/2006" xmlns:aink="http://schemas.microsoft.com/office/drawing/2016/ink" xmlns:am3d="http://schemas.microsoft.com/office/drawing/2017/model3d" xmlns:o="urn:schemas-microsoft-com:office:office" xmlns:r="http://schemas.openxmlformats.org/officeDocument/2006/relationships" xmlns:m="http://schemas.openxmlformats.org/officeDocument/2006/math" xmlns:v="urn:schemas-microsoft-com:vml" xmlns:wp14="http://schemas.microsoft.com/office/word/2010/wordprocessingDrawing" xmlns:wp="http://schemas.openxmlformats.org/drawingml/2006/wordprocessingDrawing" xmlns:w10="urn:schemas-microsoft-com:office:word" xmlns:w="http://schemas.openxmlformats.org/wordprocessingml/2006/main" xmlns:w14="http://schemas.microsoft.com/office/word/2010/wordml" xmlns:w15="http://schemas.microsoft.com/office/word/2012/wordml" xmlns:w16cex="http://schemas.microsoft.com/office/word/2018/wordml/cex" xmlns:w16cid="http://schemas.microsoft.com/office/word/2016/wordml/cid" xmlns:w16="http://schemas.microsoft.com/office/word/2018/wordml" xmlns:w16sdtdh="http://schemas.microsoft.com/office/word/2020/wordml/sdtdatahash" xmlns:w16se="http://schemas.microsoft.com/office/word/2015/wordml/symex" xmlns:wpg="http://schemas.microsoft.com/office/word/2010/wordprocessingGroup" xmlns:wpi="http://schemas.microsoft.com/office/word/2010/wordprocessingInk" xmlns:wne="http://schemas.microsoft.com/office/word/2006/wordml" xmlns:wps="http://schemas.microsoft.com/office/word/2010/wordprocessingShape" mc:Ignorable="w14 w15 w16se w16cid w16 w16cex w16sdtdh wp14">
-  <w:p>
-    <w:pPr>
-      <w:jc w:val="left"/>
-    </w:pPr>
-    <w:r>
-      <w:rPr>
-        <w:rFonts w:hint="eastAsia"/>
-        <w:szCs w:val="21"/>
-      </w:rPr>
-      <w:t>试卷第</w:t>
-    </w:r>
-    <w:r>
-      <w:rPr>
-        <w:szCs w:val="21"/>
-      </w:rPr>
-      <w:fldChar w:fldCharType="begin"/>
-    </w:r>
-    <w:r>
-      <w:rPr>
-        <w:szCs w:val="21"/>
-      </w:rPr>
-      <w:instrText xml:space="preserve"> =</w:instrText>
-    </w:r>
-    <w:r>
-      <w:rPr>
-        <w:szCs w:val="21"/>
-      </w:rPr>
-      <w:fldChar w:fldCharType="begin"/>
-    </w:r>
-    <w:r>
-      <w:rPr>
-        <w:szCs w:val="21"/>
-      </w:rPr>
-      <w:instrText xml:space="preserve">page  </w:instrText>
-    </w:r>
-    <w:r>
-      <w:rPr>
-        <w:szCs w:val="21"/>
-      </w:rPr>
-      <w:fldChar w:fldCharType="separate"/>
-    </w:r>
-    <w:r>
-      <w:rPr>
-        <w:noProof/>
-        <w:szCs w:val="21"/>
-      </w:rPr>
-      <w:instrText>3</w:instrText>
-    </w:r>
-    <w:r>
-      <w:rPr>
-        <w:noProof/>
-        <w:szCs w:val="21"/>
-      </w:rPr>
-      <w:fldChar w:fldCharType="end"/>
-    </w:r>
-    <w:r>
-      <w:rPr>
-        <w:szCs w:val="21"/>
-      </w:rPr>
-      <w:instrText xml:space="preserve"> </w:instrText>
-    </w:r>
-    <w:r>
-      <w:rPr>
-        <w:szCs w:val="21"/>
-      </w:rPr>
-      <w:fldChar w:fldCharType="separate"/>
-    </w:r>
-    <w:r>
-      <w:rPr>
-        <w:noProof/>
-        <w:szCs w:val="21"/>
-      </w:rPr>
-      <w:t>3</w:t>
-    </w:r>
-    <w:r>
-      <w:rPr>
-        <w:szCs w:val="21"/>
-      </w:rPr>
-      <w:fldChar w:fldCharType="end"/>
-    </w:r>
-    <w:r>
-      <w:rPr>
-        <w:rFonts w:hint="eastAsia"/>
-        <w:szCs w:val="21"/>
-      </w:rPr>
-      <w:t>页，共</w:t>
-    </w:r>
-    <w:r>
-      <w:rPr>
-        <w:szCs w:val="21"/>
-      </w:rPr>
-      <w:fldChar w:fldCharType="begin"/>
-    </w:r>
-    <w:r>
-      <w:rPr>
-        <w:szCs w:val="21"/>
-      </w:rPr>
-      <w:instrText xml:space="preserve"> =</w:instrText>
-    </w:r>
-    <w:r>
-      <w:rPr>
-        <w:szCs w:val="21"/>
-      </w:rPr>
-      <w:fldChar w:fldCharType="begin"/>
-    </w:r>
-    <w:r>
-      <w:rPr>
-        <w:szCs w:val="21"/>
-      </w:rPr>
-      <w:instrText xml:space="preserve">sectionpages  </w:instrText>
-    </w:r>
-    <w:r>
-      <w:rPr>
-        <w:szCs w:val="21"/>
-      </w:rPr>
-      <w:fldChar w:fldCharType="separate"/>
-    </w:r>
-    <w:r>
-      <w:rPr>
-        <w:noProof/>
-        <w:szCs w:val="21"/>
-      </w:rPr>
-      <w:instrText>5</w:instrText>
-    </w:r>
-    <w:r>
-      <w:rPr>
-        <w:noProof/>
-        <w:szCs w:val="21"/>
-      </w:rPr>
-      <w:fldChar w:fldCharType="end"/>
-    </w:r>
-    <w:r>
-      <w:rPr>
-        <w:szCs w:val="21"/>
-      </w:rPr>
-      <w:instrText xml:space="preserve"> </w:instrText>
-    </w:r>
-    <w:r>
-      <w:rPr>
-        <w:szCs w:val="21"/>
-      </w:rPr>
-      <w:fldChar w:fldCharType="separate"/>
-    </w:r>
-    <w:r>
-      <w:rPr>
-        <w:noProof/>
-        <w:szCs w:val="21"/>
-      </w:rPr>
-      <w:t>5</w:t>
-    </w:r>
-    <w:r>
-      <w:rPr>
-        <w:szCs w:val="21"/>
-      </w:rPr>
-      <w:fldChar w:fldCharType="end"/>
-    </w:r>
-    <w:r>
-      <w:rPr>
-        <w:rFonts w:hint="eastAsia"/>
-        <w:szCs w:val="21"/>
-      </w:rPr>
-      <w:t>页</w:t>
-    </w:r>
-  </w:p>
-</w:ftr>
-</file>
-
-<file path=word/footer3.xml><?xml version="1.0" encoding="utf-8"?>
-<w:ftr xmlns:m="http://schemas.openxmlformats.org/officeDocument/2006/math" xmlns:mc="http://schemas.openxmlformats.org/markup-compatibility/2006" xmlns:mo="http://schemas.microsoft.com/office/mac/office/2008/main" xmlns:mv="urn:schemas-microsoft-com:mac:vml" xmlns:o="urn:schemas-microsoft-com:office:office" xmlns:r="http://schemas.openxmlformats.org/officeDocument/2006/relationships" xmlns:v="urn:schemas-microsoft-com:vml" xmlns:w10="urn:schemas-microsoft-com:office:word" xmlns:w14="http://schemas.microsoft.com/office/word/2010/wordml" xmlns:w="http://schemas.openxmlformats.org/wordprocessingml/2006/main" xmlns:wne="http://schemas.microsoft.com/office/word/2006/wordml" xmlns:wp14="http://schemas.microsoft.com/office/word/2010/wordprocessingDrawing" xmlns:wp="http://schemas.openxmlformats.org/drawingml/2006/wordprocessingDrawing" xmlns:wpc="http://schemas.microsoft.com/office/word/2010/wordprocessingCanvas" xmlns:wpg="http://schemas.microsoft.com/office/word/2010/wordprocessingGroup" xmlns:wpi="http://schemas.microsoft.com/office/word/2010/wordprocessingInk" xmlns:wps="http://schemas.microsoft.com/office/word/2010/wordprocessingShape" mc:Ignorable="w14 wp14">
-  <w:p>
-    <w:pPr>
-      <w:jc w:val="left"/>
-      <w:spacing w:before="0" w:after="0" w:line="240" w:lineRule="auto"/>
-      <w:rPr>
-        <w:sz w:val="18"/>
-        <w:szCs w:val="18"/>
-      </w:rPr>
-    </w:pPr>
-    <w:r>
-      <w:rPr>
-        <w:sz w:val="18"/>
-        <w:szCs w:val="18"/>
-      </w:rPr>
-      <w:fldChar w:fldCharType="begin"/>
-    </w:r>
-    <w:r>
-      <w:rPr>
-        <w:sz w:val="18"/>
-        <w:szCs w:val="18"/>
-      </w:rPr>
-      <w:instrText xml:space="preserve"> PAGE </w:instrText>
-    </w:r>
-    <w:r>
-      <w:rPr>
-        <w:sz w:val="18"/>
-        <w:szCs w:val="18"/>
-      </w:rPr>
-      <w:fldChar w:fldCharType="end"/>
+      <w:t xml:space="preserve">页）</w:t>
     </w:r>
   </w:p>
 </w:ftr>

--- a/高中物理/高中物理同步/人教版必修3 第11章 电路及其应用·知识清单（完成）.docx
+++ b/高中物理/高中物理同步/人教版必修3 第11章 电路及其应用·知识清单（完成）.docx
@@ -85,11 +85,10 @@
       </w:r>
       <w:r>
         <w:rPr>
-          <w:b/>
-          <w:szCs w:val="21"/>
-          <w:u w:val="thick"/>
-          <w:rFonts w:ascii="Times New Roman" w:hAnsi="Times New Roman" w:eastAsia="宋体" w:cs="Times New Roman"/>
-          <w:sz w:val="21"/>
+          <w:szCs w:val="21"/>
+          <w:rFonts w:ascii="Times New Roman" w:hAnsi="Times New Roman" w:eastAsia="宋体" w:cs="Times New Roman"/>
+          <w:sz w:val="21"/>
+          <w:bdr w:val="single" w:sz="8" w:space="0" w:color="auto"/>
         </w:rPr>
         <w:t>正极</w:t>
       </w:r>
@@ -103,11 +102,10 @@
       </w:r>
       <w:r>
         <w:rPr>
-          <w:b/>
-          <w:szCs w:val="21"/>
-          <w:u w:val="thick"/>
-          <w:rFonts w:ascii="Times New Roman" w:hAnsi="Times New Roman" w:eastAsia="宋体" w:cs="Times New Roman"/>
-          <w:sz w:val="21"/>
+          <w:szCs w:val="21"/>
+          <w:rFonts w:ascii="Times New Roman" w:hAnsi="Times New Roman" w:eastAsia="宋体" w:cs="Times New Roman"/>
+          <w:sz w:val="21"/>
+          <w:bdr w:val="single" w:sz="8" w:space="0" w:color="auto"/>
         </w:rPr>
         <w:t>负极</w:t>
       </w:r>
@@ -159,11 +157,10 @@
       </w:r>
       <w:r>
         <w:rPr>
-          <w:b/>
-          <w:szCs w:val="21"/>
-          <w:u w:val="thick"/>
-          <w:rFonts w:ascii="Times New Roman" w:hAnsi="Times New Roman" w:eastAsia="宋体" w:cs="Times New Roman"/>
-          <w:sz w:val="21"/>
+          <w:szCs w:val="21"/>
+          <w:rFonts w:ascii="Times New Roman" w:hAnsi="Times New Roman" w:eastAsia="宋体" w:cs="Times New Roman"/>
+          <w:sz w:val="21"/>
+          <w:bdr w:val="single" w:sz="8" w:space="0" w:color="auto"/>
         </w:rPr>
         <w:t>电势差</w:t>
       </w:r>
@@ -215,11 +212,10 @@
       </w:r>
       <w:r>
         <w:rPr>
-          <w:b/>
-          <w:szCs w:val="21"/>
-          <w:u w:val="thick"/>
-          <w:rFonts w:ascii="Times New Roman" w:hAnsi="Times New Roman" w:eastAsia="宋体" w:cs="Times New Roman"/>
-          <w:sz w:val="21"/>
+          <w:szCs w:val="21"/>
+          <w:rFonts w:ascii="Times New Roman" w:hAnsi="Times New Roman" w:eastAsia="宋体" w:cs="Times New Roman"/>
+          <w:sz w:val="21"/>
+          <w:bdr w:val="single" w:sz="8" w:space="0" w:color="auto"/>
         </w:rPr>
         <w:t>大小</w:t>
       </w:r>
@@ -233,11 +229,10 @@
       </w:r>
       <w:r>
         <w:rPr>
-          <w:b/>
-          <w:szCs w:val="21"/>
-          <w:u w:val="thick"/>
-          <w:rFonts w:ascii="Times New Roman" w:hAnsi="Times New Roman" w:eastAsia="宋体" w:cs="Times New Roman"/>
-          <w:sz w:val="21"/>
+          <w:szCs w:val="21"/>
+          <w:rFonts w:ascii="Times New Roman" w:hAnsi="Times New Roman" w:eastAsia="宋体" w:cs="Times New Roman"/>
+          <w:sz w:val="21"/>
+          <w:bdr w:val="single" w:sz="8" w:space="0" w:color="auto"/>
         </w:rPr>
         <w:t>方向</w:t>
       </w:r>
@@ -290,21 +285,21 @@
       <m:oMath>
         <m:r>
           <m:rPr>
-            <m:sty m:val="bi"/>
+            <m:sty m:val="i"/>
           </m:rPr>
           <w:rPr>
             <w:rFonts w:ascii="Times New Roman" w:hAnsi="Times New Roman" w:cs="Cambria Math"/>
-            <w:u w:val="thick"/>
+            <w:bdr w:val="single" w:sz="8" w:space="0" w:color="auto"/>
           </w:rPr>
           <m:t>I</m:t>
         </m:r>
         <m:r>
           <m:rPr>
-            <m:sty m:val="bi"/>
+            <m:sty m:val="i"/>
           </m:rPr>
           <w:rPr>
             <w:rFonts w:ascii="Times New Roman" w:hAnsi="Times New Roman" w:cs="Cambria Math"/>
-            <w:u w:val="thick"/>
+            <w:bdr w:val="single" w:sz="8" w:space="0" w:color="auto"/>
           </w:rPr>
           <m:t>=</m:t>
         </m:r>
@@ -313,17 +308,17 @@
             <m:ctrlPr>
               <w:rPr>
                 <w:rFonts w:ascii="Times New Roman" w:hAnsi="Times New Roman"/>
+                <w:bdr w:val="single" w:sz="8" w:space="0" w:color="auto"/>
               </w:rPr>
             </m:ctrlPr>
           </m:fPr>
           <m:num>
             <m:r>
               <m:rPr>
-                <m:sty m:val="bi"/>
+                <m:sty m:val="i"/>
               </m:rPr>
               <w:rPr>
                 <w:rFonts w:ascii="Times New Roman" w:hAnsi="Times New Roman" w:cs="Cambria Math"/>
-                <w:u w:val="thick"/>
               </w:rPr>
               <m:t>q</m:t>
             </m:r>
@@ -331,11 +326,10 @@
           <m:den>
             <m:r>
               <m:rPr>
-                <m:sty m:val="bi"/>
+                <m:sty m:val="i"/>
               </m:rPr>
               <w:rPr>
                 <w:rFonts w:ascii="Times New Roman" w:hAnsi="Times New Roman" w:cs="Cambria Math"/>
-                <w:u w:val="thick"/>
               </w:rPr>
               <m:t>t</m:t>
             </m:r>
@@ -352,11 +346,10 @@
       </w:r>
       <w:r>
         <w:rPr>
-          <w:b/>
-          <w:szCs w:val="21"/>
-          <w:u w:val="thick"/>
-          <w:rFonts w:ascii="Times New Roman" w:hAnsi="Times New Roman" w:eastAsia="宋体" w:cs="Times New Roman"/>
-          <w:sz w:val="21"/>
+          <w:szCs w:val="21"/>
+          <w:rFonts w:ascii="Times New Roman" w:hAnsi="Times New Roman" w:eastAsia="宋体" w:cs="Times New Roman"/>
+          <w:sz w:val="21"/>
+          <w:bdr w:val="single" w:sz="8" w:space="0" w:color="auto"/>
         </w:rPr>
         <w:t>单位</w:t>
       </w:r>
@@ -370,11 +363,10 @@
       </w:r>
       <w:r>
         <w:rPr>
-          <w:b/>
-          <w:szCs w:val="21"/>
-          <w:u w:val="thick"/>
-          <w:rFonts w:ascii="Times New Roman" w:hAnsi="Times New Roman" w:eastAsia="宋体" w:cs="Times New Roman"/>
-          <w:sz w:val="21"/>
+          <w:szCs w:val="21"/>
+          <w:rFonts w:ascii="Times New Roman" w:hAnsi="Times New Roman" w:eastAsia="宋体" w:cs="Times New Roman"/>
+          <w:sz w:val="21"/>
+          <w:bdr w:val="single" w:sz="8" w:space="0" w:color="auto"/>
         </w:rPr>
         <w:t>电荷量</w:t>
       </w:r>
@@ -463,11 +455,10 @@
       </w:r>
       <w:r>
         <w:rPr>
-          <w:b/>
-          <w:szCs w:val="21"/>
-          <w:u w:val="thick"/>
-          <w:rFonts w:ascii="Times New Roman" w:hAnsi="Times New Roman" w:eastAsia="宋体" w:cs="Times New Roman"/>
-          <w:sz w:val="21"/>
+          <w:szCs w:val="21"/>
+          <w:rFonts w:ascii="Times New Roman" w:hAnsi="Times New Roman" w:eastAsia="宋体" w:cs="Times New Roman"/>
+          <w:sz w:val="21"/>
+          <w:bdr w:val="single" w:sz="8" w:space="0" w:color="auto"/>
         </w:rPr>
         <w:t>安培</w:t>
       </w:r>
@@ -481,51 +472,46 @@
       </w:r>
       <w:r>
         <w:rPr>
-          <w:b/>
-          <w:szCs w:val="21"/>
-          <w:u w:val="thick"/>
-          <w:rFonts w:ascii="Times New Roman" w:hAnsi="Times New Roman" w:eastAsia="宋体" w:cs="Times New Roman"/>
-          <w:sz w:val="21"/>
+          <w:szCs w:val="21"/>
+          <w:rFonts w:ascii="Times New Roman" w:hAnsi="Times New Roman" w:eastAsia="宋体" w:cs="Times New Roman"/>
+          <w:sz w:val="21"/>
+          <w:bdr w:val="single" w:sz="8" w:space="0" w:color="auto"/>
         </w:rPr>
         <w:t>A</w:t>
       </w:r>
       <w:r>
         <w:rPr>
-          <w:b/>
-          <w:szCs w:val="21"/>
-          <w:u w:val="thick"/>
-          <w:rFonts w:ascii="Times New Roman" w:hAnsi="Times New Roman" w:eastAsia="宋体" w:cs="Times New Roman"/>
-          <w:sz w:val="21"/>
+          <w:szCs w:val="21"/>
+          <w:rFonts w:ascii="Times New Roman" w:hAnsi="Times New Roman" w:eastAsia="宋体" w:cs="Times New Roman"/>
+          <w:sz w:val="21"/>
+          <w:bdr w:val="single" w:sz="8" w:space="0" w:color="auto"/>
         </w:rPr>
         <w:t>。常用单位：毫安（</w:t>
       </w:r>
       <w:r>
         <w:rPr>
-          <w:b/>
-          <w:szCs w:val="21"/>
-          <w:u w:val="thick"/>
-          <w:rFonts w:ascii="Times New Roman" w:hAnsi="Times New Roman" w:eastAsia="宋体" w:cs="Times New Roman"/>
-          <w:sz w:val="21"/>
+          <w:szCs w:val="21"/>
+          <w:rFonts w:ascii="Times New Roman" w:hAnsi="Times New Roman" w:eastAsia="宋体" w:cs="Times New Roman"/>
+          <w:sz w:val="21"/>
+          <w:bdr w:val="single" w:sz="8" w:space="0" w:color="auto"/>
         </w:rPr>
         <w:t>mA</w:t>
       </w:r>
       <w:r>
         <w:rPr>
-          <w:b/>
-          <w:szCs w:val="21"/>
-          <w:u w:val="thick"/>
-          <w:rFonts w:ascii="Times New Roman" w:hAnsi="Times New Roman" w:eastAsia="宋体" w:cs="Times New Roman"/>
-          <w:sz w:val="21"/>
+          <w:szCs w:val="21"/>
+          <w:rFonts w:ascii="Times New Roman" w:hAnsi="Times New Roman" w:eastAsia="宋体" w:cs="Times New Roman"/>
+          <w:sz w:val="21"/>
+          <w:bdr w:val="single" w:sz="8" w:space="0" w:color="auto"/>
         </w:rPr>
         <w:t>）、微安（</w:t>
       </w:r>
       <w:r>
         <w:rPr>
-          <w:b/>
-          <w:szCs w:val="21"/>
-          <w:u w:val="thick"/>
-          <w:rFonts w:ascii="Times New Roman" w:hAnsi="Times New Roman" w:eastAsia="宋体" w:cs="Times New Roman"/>
-          <w:sz w:val="21"/>
+          <w:szCs w:val="21"/>
+          <w:rFonts w:ascii="Times New Roman" w:hAnsi="Times New Roman" w:eastAsia="宋体" w:cs="Times New Roman"/>
+          <w:sz w:val="21"/>
+          <w:bdr w:val="single" w:sz="8" w:space="0" w:color="auto"/>
         </w:rPr>
         <w:t>μA</w:t>
       </w:r>
@@ -539,51 +525,46 @@
       </w:r>
       <w:r>
         <w:rPr>
-          <w:b/>
-          <w:szCs w:val="21"/>
-          <w:u w:val="thick"/>
-          <w:rFonts w:ascii="Times New Roman" w:hAnsi="Times New Roman" w:eastAsia="宋体" w:cs="Times New Roman"/>
-          <w:sz w:val="21"/>
+          <w:szCs w:val="21"/>
+          <w:rFonts w:ascii="Times New Roman" w:hAnsi="Times New Roman" w:eastAsia="宋体" w:cs="Times New Roman"/>
+          <w:sz w:val="21"/>
+          <w:bdr w:val="single" w:sz="8" w:space="0" w:color="auto"/>
         </w:rPr>
         <w:t>1A</w:t>
       </w:r>
       <w:r>
         <w:rPr>
-          <w:b/>
-          <w:szCs w:val="21"/>
-          <w:u w:val="thick"/>
-          <w:rFonts w:ascii="Times New Roman" w:hAnsi="Times New Roman" w:eastAsia="宋体" w:cs="Times New Roman"/>
-          <w:sz w:val="21"/>
+          <w:szCs w:val="21"/>
+          <w:rFonts w:ascii="Times New Roman" w:hAnsi="Times New Roman" w:eastAsia="宋体" w:cs="Times New Roman"/>
+          <w:sz w:val="21"/>
+          <w:bdr w:val="single" w:sz="8" w:space="0" w:color="auto"/>
         </w:rPr>
         <w:t>＝</w:t>
       </w:r>
       <w:r>
         <w:rPr>
-          <w:b/>
-          <w:szCs w:val="21"/>
-          <w:u w:val="thick"/>
-          <w:rFonts w:ascii="Times New Roman" w:hAnsi="Times New Roman" w:eastAsia="宋体" w:cs="Times New Roman"/>
-          <w:sz w:val="21"/>
+          <w:szCs w:val="21"/>
+          <w:rFonts w:ascii="Times New Roman" w:hAnsi="Times New Roman" w:eastAsia="宋体" w:cs="Times New Roman"/>
+          <w:sz w:val="21"/>
+          <w:bdr w:val="single" w:sz="8" w:space="0" w:color="auto"/>
         </w:rPr>
         <w:t>10³mA</w:t>
       </w:r>
       <w:r>
         <w:rPr>
-          <w:b/>
-          <w:szCs w:val="21"/>
-          <w:u w:val="thick"/>
-          <w:rFonts w:ascii="Times New Roman" w:hAnsi="Times New Roman" w:eastAsia="宋体" w:cs="Times New Roman"/>
-          <w:sz w:val="21"/>
+          <w:szCs w:val="21"/>
+          <w:rFonts w:ascii="Times New Roman" w:hAnsi="Times New Roman" w:eastAsia="宋体" w:cs="Times New Roman"/>
+          <w:sz w:val="21"/>
+          <w:bdr w:val="single" w:sz="8" w:space="0" w:color="auto"/>
         </w:rPr>
         <w:t>＝</w:t>
       </w:r>
       <w:r>
         <w:rPr>
-          <w:b/>
-          <w:szCs w:val="21"/>
-          <w:u w:val="thick"/>
-          <w:rFonts w:ascii="Times New Roman" w:hAnsi="Times New Roman" w:eastAsia="宋体" w:cs="Times New Roman"/>
-          <w:sz w:val="21"/>
+          <w:szCs w:val="21"/>
+          <w:rFonts w:ascii="Times New Roman" w:hAnsi="Times New Roman" w:eastAsia="宋体" w:cs="Times New Roman"/>
+          <w:sz w:val="21"/>
+          <w:bdr w:val="single" w:sz="8" w:space="0" w:color="auto"/>
         </w:rPr>
         <w:t>10⁶μA</w:t>
       </w:r>
@@ -635,11 +616,10 @@
       </w:r>
       <w:r>
         <w:rPr>
-          <w:b/>
-          <w:szCs w:val="21"/>
-          <w:u w:val="thick"/>
-          <w:rFonts w:ascii="Times New Roman" w:hAnsi="Times New Roman" w:eastAsia="宋体" w:cs="Times New Roman"/>
-          <w:sz w:val="21"/>
+          <w:szCs w:val="21"/>
+          <w:rFonts w:ascii="Times New Roman" w:hAnsi="Times New Roman" w:eastAsia="宋体" w:cs="Times New Roman"/>
+          <w:sz w:val="21"/>
+          <w:bdr w:val="single" w:sz="8" w:space="0" w:color="auto"/>
         </w:rPr>
         <w:t>正电荷</w:t>
       </w:r>
@@ -653,11 +633,10 @@
       </w:r>
       <w:r>
         <w:rPr>
-          <w:b/>
-          <w:szCs w:val="21"/>
-          <w:u w:val="thick"/>
-          <w:rFonts w:ascii="Times New Roman" w:hAnsi="Times New Roman" w:eastAsia="宋体" w:cs="Times New Roman"/>
-          <w:sz w:val="21"/>
+          <w:szCs w:val="21"/>
+          <w:rFonts w:ascii="Times New Roman" w:hAnsi="Times New Roman" w:eastAsia="宋体" w:cs="Times New Roman"/>
+          <w:sz w:val="21"/>
+          <w:bdr w:val="single" w:sz="8" w:space="0" w:color="auto"/>
         </w:rPr>
         <w:t>相反</w:t>
       </w:r>
@@ -795,11 +774,10 @@
       </w:r>
       <w:r>
         <w:rPr>
-          <w:b/>
-          <w:szCs w:val="21"/>
-          <w:u w:val="thick"/>
-          <w:rFonts w:ascii="Times New Roman" w:hAnsi="Times New Roman" w:eastAsia="宋体" w:cs="Times New Roman"/>
-          <w:sz w:val="21"/>
+          <w:szCs w:val="21"/>
+          <w:rFonts w:ascii="Times New Roman" w:hAnsi="Times New Roman" w:eastAsia="宋体" w:cs="Times New Roman"/>
+          <w:sz w:val="21"/>
+          <w:bdr w:val="single" w:sz="8" w:space="0" w:color="auto"/>
         </w:rPr>
         <w:t>阻碍</w:t>
       </w:r>
@@ -885,11 +863,10 @@
       </w:r>
       <w:r>
         <w:rPr>
-          <w:b/>
-          <w:szCs w:val="21"/>
-          <w:u w:val="thick"/>
-          <w:rFonts w:ascii="Times New Roman" w:hAnsi="Times New Roman" w:eastAsia="宋体" w:cs="Times New Roman"/>
-          <w:sz w:val="21"/>
+          <w:szCs w:val="21"/>
+          <w:rFonts w:ascii="Times New Roman" w:hAnsi="Times New Roman" w:eastAsia="宋体" w:cs="Times New Roman"/>
+          <w:sz w:val="21"/>
+          <w:bdr w:val="single" w:sz="8" w:space="0" w:color="auto"/>
         </w:rPr>
         <w:t>比值</w:t>
       </w:r>
@@ -942,21 +919,21 @@
       <m:oMath>
         <m:r>
           <m:rPr>
-            <m:sty m:val="bi"/>
+            <m:sty m:val="i"/>
           </m:rPr>
           <w:rPr>
             <w:rFonts w:ascii="Times New Roman" w:hAnsi="Times New Roman" w:cs="Cambria Math"/>
-            <w:u w:val="thick"/>
+            <w:bdr w:val="single" w:sz="8" w:space="0" w:color="auto"/>
           </w:rPr>
           <m:t>R</m:t>
         </m:r>
         <m:r>
           <m:rPr>
-            <m:sty m:val="bi"/>
+            <m:sty m:val="i"/>
           </m:rPr>
           <w:rPr>
             <w:rFonts w:ascii="Times New Roman" w:hAnsi="Times New Roman" w:cs="Cambria Math"/>
-            <w:u w:val="thick"/>
+            <w:bdr w:val="single" w:sz="8" w:space="0" w:color="auto"/>
           </w:rPr>
           <m:t>＝</m:t>
         </m:r>
@@ -965,17 +942,17 @@
             <m:ctrlPr>
               <w:rPr>
                 <w:rFonts w:ascii="Times New Roman" w:hAnsi="Times New Roman"/>
+                <w:bdr w:val="single" w:sz="8" w:space="0" w:color="auto"/>
               </w:rPr>
             </m:ctrlPr>
           </m:fPr>
           <m:num>
             <m:r>
               <m:rPr>
-                <m:sty m:val="bi"/>
+                <m:sty m:val="i"/>
               </m:rPr>
               <w:rPr>
                 <w:rFonts w:ascii="Times New Roman" w:hAnsi="Times New Roman" w:cs="Cambria Math"/>
-                <w:u w:val="thick"/>
               </w:rPr>
               <m:t>U</m:t>
             </m:r>
@@ -983,11 +960,10 @@
           <m:den>
             <m:r>
               <m:rPr>
-                <m:sty m:val="bi"/>
+                <m:sty m:val="i"/>
               </m:rPr>
               <w:rPr>
                 <w:rFonts w:ascii="Times New Roman" w:hAnsi="Times New Roman" w:cs="Cambria Math"/>
-                <w:u w:val="thick"/>
               </w:rPr>
               <m:t>I</m:t>
             </m:r>
@@ -1059,91 +1035,82 @@
       </w:r>
       <w:r>
         <w:rPr>
-          <w:b/>
-          <w:szCs w:val="21"/>
-          <w:u w:val="thick"/>
-          <w:rFonts w:ascii="Times New Roman" w:hAnsi="Times New Roman" w:eastAsia="宋体" w:cs="Times New Roman"/>
-          <w:sz w:val="21"/>
+          <w:szCs w:val="21"/>
+          <w:rFonts w:ascii="Times New Roman" w:hAnsi="Times New Roman" w:eastAsia="宋体" w:cs="Times New Roman"/>
+          <w:sz w:val="21"/>
+          <w:bdr w:val="single" w:sz="8" w:space="0" w:color="auto"/>
         </w:rPr>
         <w:t>Ω</w:t>
       </w:r>
       <w:r>
         <w:rPr>
-          <w:b/>
-          <w:szCs w:val="21"/>
-          <w:u w:val="thick"/>
-          <w:rFonts w:ascii="Times New Roman" w:hAnsi="Times New Roman" w:eastAsia="宋体" w:cs="Times New Roman"/>
-          <w:sz w:val="21"/>
+          <w:szCs w:val="21"/>
+          <w:rFonts w:ascii="Times New Roman" w:hAnsi="Times New Roman" w:eastAsia="宋体" w:cs="Times New Roman"/>
+          <w:sz w:val="21"/>
+          <w:bdr w:val="single" w:sz="8" w:space="0" w:color="auto"/>
         </w:rPr>
         <w:t>），常用单位还有千欧（</w:t>
       </w:r>
       <w:r>
         <w:rPr>
-          <w:b/>
-          <w:szCs w:val="21"/>
-          <w:u w:val="thick"/>
-          <w:rFonts w:ascii="Times New Roman" w:hAnsi="Times New Roman" w:eastAsia="宋体" w:cs="Times New Roman"/>
-          <w:sz w:val="21"/>
+          <w:szCs w:val="21"/>
+          <w:rFonts w:ascii="Times New Roman" w:hAnsi="Times New Roman" w:eastAsia="宋体" w:cs="Times New Roman"/>
+          <w:sz w:val="21"/>
+          <w:bdr w:val="single" w:sz="8" w:space="0" w:color="auto"/>
         </w:rPr>
         <w:t>kΩ</w:t>
       </w:r>
       <w:r>
         <w:rPr>
-          <w:b/>
-          <w:szCs w:val="21"/>
-          <w:u w:val="thick"/>
-          <w:rFonts w:ascii="Times New Roman" w:hAnsi="Times New Roman" w:eastAsia="宋体" w:cs="Times New Roman"/>
-          <w:sz w:val="21"/>
+          <w:szCs w:val="21"/>
+          <w:rFonts w:ascii="Times New Roman" w:hAnsi="Times New Roman" w:eastAsia="宋体" w:cs="Times New Roman"/>
+          <w:sz w:val="21"/>
+          <w:bdr w:val="single" w:sz="8" w:space="0" w:color="auto"/>
         </w:rPr>
         <w:t>）、兆欧（</w:t>
       </w:r>
       <w:r>
         <w:rPr>
-          <w:b/>
-          <w:szCs w:val="21"/>
-          <w:u w:val="thick"/>
-          <w:rFonts w:ascii="Times New Roman" w:hAnsi="Times New Roman" w:eastAsia="宋体" w:cs="Times New Roman"/>
-          <w:sz w:val="21"/>
+          <w:szCs w:val="21"/>
+          <w:rFonts w:ascii="Times New Roman" w:hAnsi="Times New Roman" w:eastAsia="宋体" w:cs="Times New Roman"/>
+          <w:sz w:val="21"/>
+          <w:bdr w:val="single" w:sz="8" w:space="0" w:color="auto"/>
         </w:rPr>
         <w:t>MΩ</w:t>
       </w:r>
       <w:r>
         <w:rPr>
-          <w:b/>
-          <w:szCs w:val="21"/>
-          <w:u w:val="thick"/>
-          <w:rFonts w:ascii="Times New Roman" w:hAnsi="Times New Roman" w:eastAsia="宋体" w:cs="Times New Roman"/>
-          <w:sz w:val="21"/>
+          <w:szCs w:val="21"/>
+          <w:rFonts w:ascii="Times New Roman" w:hAnsi="Times New Roman" w:eastAsia="宋体" w:cs="Times New Roman"/>
+          <w:sz w:val="21"/>
+          <w:bdr w:val="single" w:sz="8" w:space="0" w:color="auto"/>
         </w:rPr>
         <w:t>）；</w:t>
       </w:r>
       <w:r>
         <w:rPr>
-          <w:b/>
-          <w:szCs w:val="21"/>
-          <w:u w:val="thick"/>
-          <w:rFonts w:ascii="Times New Roman" w:hAnsi="Times New Roman" w:eastAsia="宋体" w:cs="Times New Roman"/>
-          <w:sz w:val="21"/>
+          <w:szCs w:val="21"/>
+          <w:rFonts w:ascii="Times New Roman" w:hAnsi="Times New Roman" w:eastAsia="宋体" w:cs="Times New Roman"/>
+          <w:sz w:val="21"/>
+          <w:bdr w:val="single" w:sz="8" w:space="0" w:color="auto"/>
         </w:rPr>
         <w:t>1kΩ=10³Ω</w:t>
       </w:r>
       <w:r>
         <w:rPr>
-          <w:b/>
-          <w:szCs w:val="21"/>
-          <w:u w:val="thick"/>
-          <w:rFonts w:ascii="Times New Roman" w:hAnsi="Times New Roman" w:eastAsia="宋体" w:cs="Times New Roman"/>
-          <w:sz w:val="21"/>
+          <w:szCs w:val="21"/>
+          <w:rFonts w:ascii="Times New Roman" w:hAnsi="Times New Roman" w:eastAsia="宋体" w:cs="Times New Roman"/>
+          <w:sz w:val="21"/>
+          <w:bdr w:val="single" w:sz="8" w:space="0" w:color="auto"/>
         </w:rPr>
         <w:t>；</w:t>
       </w:r>
       <w:r>
         <w:rPr>
-          <w:b/>
-          <w:szCs w:val="21"/>
-          <w:u w:val="thick"/>
-          <w:rFonts w:ascii="Times New Roman" w:hAnsi="Times New Roman" w:eastAsia="宋体" w:cs="Times New Roman"/>
-          <w:sz w:val="21"/>
+          <w:szCs w:val="21"/>
+          <w:rFonts w:ascii="Times New Roman" w:hAnsi="Times New Roman" w:eastAsia="宋体" w:cs="Times New Roman"/>
+          <w:sz w:val="21"/>
+          <w:bdr w:val="single" w:sz="8" w:space="0" w:color="auto"/>
         </w:rPr>
         <w:t>1MΩ=10⁶Ω</w:t>
       </w:r>
@@ -1588,21 +1555,19 @@
       </w:r>
       <w:r>
         <w:rPr>
-          <w:b/>
-          <w:szCs w:val="21"/>
-          <w:u w:val="thick"/>
-          <w:rFonts w:ascii="Times New Roman" w:hAnsi="Times New Roman" w:eastAsia="宋体" w:cs="Times New Roman"/>
-          <w:sz w:val="21"/>
+          <w:szCs w:val="21"/>
+          <w:rFonts w:ascii="Times New Roman" w:hAnsi="Times New Roman" w:eastAsia="宋体" w:cs="Times New Roman"/>
+          <w:sz w:val="21"/>
+          <w:bdr w:val="single" w:sz="8" w:space="0" w:color="auto"/>
         </w:rPr>
         <w:t>长度</w:t>
       </w:r>
       <w:r>
         <w:rPr>
-          <w:b/>
-          <w:szCs w:val="21"/>
-          <w:u w:val="thick"/>
-          <w:rFonts w:ascii="Times New Roman" w:hAnsi="Times New Roman" w:eastAsia="宋体" w:cs="Times New Roman"/>
-          <w:sz w:val="21"/>
+          <w:szCs w:val="21"/>
+          <w:rFonts w:ascii="Times New Roman" w:hAnsi="Times New Roman" w:eastAsia="宋体" w:cs="Times New Roman"/>
+          <w:sz w:val="21"/>
+          <w:bdr w:val="single" w:sz="8" w:space="0" w:color="auto"/>
         </w:rPr>
         <w:t>l</w:t>
       </w:r>
@@ -1616,21 +1581,19 @@
       </w:r>
       <w:r>
         <w:rPr>
-          <w:b/>
-          <w:szCs w:val="21"/>
-          <w:u w:val="thick"/>
-          <w:rFonts w:ascii="Times New Roman" w:hAnsi="Times New Roman" w:eastAsia="宋体" w:cs="Times New Roman"/>
-          <w:sz w:val="21"/>
+          <w:szCs w:val="21"/>
+          <w:rFonts w:ascii="Times New Roman" w:hAnsi="Times New Roman" w:eastAsia="宋体" w:cs="Times New Roman"/>
+          <w:sz w:val="21"/>
+          <w:bdr w:val="single" w:sz="8" w:space="0" w:color="auto"/>
         </w:rPr>
         <w:t>横截面积</w:t>
       </w:r>
       <w:r>
         <w:rPr>
-          <w:b/>
-          <w:szCs w:val="21"/>
-          <w:u w:val="thick"/>
-          <w:rFonts w:ascii="Times New Roman" w:hAnsi="Times New Roman" w:eastAsia="宋体" w:cs="Times New Roman"/>
-          <w:sz w:val="21"/>
+          <w:szCs w:val="21"/>
+          <w:rFonts w:ascii="Times New Roman" w:hAnsi="Times New Roman" w:eastAsia="宋体" w:cs="Times New Roman"/>
+          <w:sz w:val="21"/>
+          <w:bdr w:val="single" w:sz="8" w:space="0" w:color="auto"/>
         </w:rPr>
         <w:t>S</w:t>
       </w:r>
@@ -1644,11 +1607,10 @@
       </w:r>
       <w:r>
         <w:rPr>
-          <w:b/>
-          <w:szCs w:val="21"/>
-          <w:u w:val="thick"/>
-          <w:rFonts w:ascii="Times New Roman" w:hAnsi="Times New Roman" w:eastAsia="宋体" w:cs="Times New Roman"/>
-          <w:sz w:val="21"/>
+          <w:szCs w:val="21"/>
+          <w:rFonts w:ascii="Times New Roman" w:hAnsi="Times New Roman" w:eastAsia="宋体" w:cs="Times New Roman"/>
+          <w:sz w:val="21"/>
+          <w:bdr w:val="single" w:sz="8" w:space="0" w:color="auto"/>
         </w:rPr>
         <w:t>材料</w:t>
       </w:r>
@@ -1691,31 +1653,31 @@
       <m:oMath>
         <m:r>
           <m:rPr>
-            <m:sty m:val="bi"/>
+            <m:sty m:val="i"/>
           </m:rPr>
           <w:rPr>
             <w:rFonts w:ascii="Times New Roman" w:hAnsi="Times New Roman" w:cs="Cambria Math"/>
-            <w:u w:val="thick"/>
+            <w:bdr w:val="single" w:sz="8" w:space="0" w:color="auto"/>
           </w:rPr>
           <m:t>R</m:t>
         </m:r>
         <m:r>
           <m:rPr>
-            <m:sty m:val="bi"/>
+            <m:sty m:val="i"/>
           </m:rPr>
           <w:rPr>
             <w:rFonts w:ascii="Times New Roman" w:hAnsi="Times New Roman" w:cs="Cambria Math"/>
-            <w:u w:val="thick"/>
+            <w:bdr w:val="single" w:sz="8" w:space="0" w:color="auto"/>
           </w:rPr>
           <m:t>=</m:t>
         </m:r>
         <m:r>
           <m:rPr>
-            <m:sty m:val="bi"/>
+            <m:sty m:val="i"/>
           </m:rPr>
           <w:rPr>
             <w:rFonts w:ascii="Times New Roman" w:hAnsi="Times New Roman" w:cs="Cambria Math"/>
-            <w:u w:val="thick"/>
+            <w:bdr w:val="single" w:sz="8" w:space="0" w:color="auto"/>
           </w:rPr>
           <m:t>ρ</m:t>
         </m:r>
@@ -1724,17 +1686,17 @@
             <m:ctrlPr>
               <w:rPr>
                 <w:rFonts w:ascii="Times New Roman" w:hAnsi="Times New Roman"/>
+                <w:bdr w:val="single" w:sz="8" w:space="0" w:color="auto"/>
               </w:rPr>
             </m:ctrlPr>
           </m:fPr>
           <m:num>
             <m:r>
               <m:rPr>
-                <m:sty m:val="bi"/>
+                <m:sty m:val="i"/>
               </m:rPr>
               <w:rPr>
                 <w:rFonts w:ascii="Times New Roman" w:hAnsi="Times New Roman" w:cs="Cambria Math"/>
-                <w:u w:val="thick"/>
               </w:rPr>
               <m:t>L</m:t>
             </m:r>
@@ -1742,11 +1704,10 @@
           <m:den>
             <m:r>
               <m:rPr>
-                <m:sty m:val="bi"/>
+                <m:sty m:val="i"/>
               </m:rPr>
               <w:rPr>
                 <w:rFonts w:ascii="Times New Roman" w:hAnsi="Times New Roman" w:cs="Cambria Math"/>
-                <w:u w:val="thick"/>
               </w:rPr>
               <m:t>S</m:t>
             </m:r>
@@ -1797,11 +1758,10 @@
       </w:r>
       <w:r>
         <w:rPr>
-          <w:b/>
-          <w:szCs w:val="21"/>
-          <w:u w:val="thick"/>
-          <w:rFonts w:ascii="Times New Roman" w:hAnsi="Times New Roman" w:eastAsia="宋体" w:cs="Times New Roman"/>
-          <w:sz w:val="21"/>
+          <w:szCs w:val="21"/>
+          <w:rFonts w:ascii="Times New Roman" w:hAnsi="Times New Roman" w:eastAsia="宋体" w:cs="Times New Roman"/>
+          <w:sz w:val="21"/>
+          <w:bdr w:val="single" w:sz="8" w:space="0" w:color="auto"/>
         </w:rPr>
         <w:t>电阻率</w:t>
       </w:r>
@@ -1881,11 +1841,10 @@
       </w:r>
       <w:r>
         <w:rPr>
-          <w:b/>
-          <w:szCs w:val="21"/>
-          <w:u w:val="thick"/>
-          <w:rFonts w:ascii="Times New Roman" w:hAnsi="Times New Roman" w:eastAsia="宋体" w:cs="Times New Roman"/>
-          <w:sz w:val="21"/>
+          <w:szCs w:val="21"/>
+          <w:rFonts w:ascii="Times New Roman" w:hAnsi="Times New Roman" w:eastAsia="宋体" w:cs="Times New Roman"/>
+          <w:sz w:val="21"/>
+          <w:bdr w:val="single" w:sz="8" w:space="0" w:color="auto"/>
         </w:rPr>
         <w:t>导电</w:t>
       </w:r>
@@ -1955,11 +1914,10 @@
       </w:r>
       <w:r>
         <w:rPr>
-          <w:b/>
-          <w:szCs w:val="21"/>
-          <w:u w:val="thick"/>
-          <w:rFonts w:ascii="Times New Roman" w:hAnsi="Times New Roman" w:eastAsia="宋体" w:cs="Times New Roman"/>
-          <w:sz w:val="21"/>
+          <w:szCs w:val="21"/>
+          <w:rFonts w:ascii="Times New Roman" w:hAnsi="Times New Roman" w:eastAsia="宋体" w:cs="Times New Roman"/>
+          <w:sz w:val="21"/>
+          <w:bdr w:val="single" w:sz="8" w:space="0" w:color="auto"/>
         </w:rPr>
         <w:t>增大</w:t>
       </w:r>
@@ -1973,11 +1931,10 @@
       </w:r>
       <w:r>
         <w:rPr>
-          <w:b/>
-          <w:szCs w:val="21"/>
-          <w:u w:val="thick"/>
-          <w:rFonts w:ascii="Times New Roman" w:hAnsi="Times New Roman" w:eastAsia="宋体" w:cs="Times New Roman"/>
-          <w:sz w:val="21"/>
+          <w:szCs w:val="21"/>
+          <w:rFonts w:ascii="Times New Roman" w:hAnsi="Times New Roman" w:eastAsia="宋体" w:cs="Times New Roman"/>
+          <w:sz w:val="21"/>
+          <w:bdr w:val="single" w:sz="8" w:space="0" w:color="auto"/>
         </w:rPr>
         <w:t>电阻温度计</w:t>
       </w:r>
@@ -2019,11 +1976,10 @@
       </w:r>
       <w:r>
         <w:rPr>
-          <w:b/>
-          <w:szCs w:val="21"/>
-          <w:u w:val="thick"/>
-          <w:rFonts w:ascii="Times New Roman" w:hAnsi="Times New Roman" w:eastAsia="宋体" w:cs="Times New Roman"/>
-          <w:sz w:val="21"/>
+          <w:szCs w:val="21"/>
+          <w:rFonts w:ascii="Times New Roman" w:hAnsi="Times New Roman" w:eastAsia="宋体" w:cs="Times New Roman"/>
+          <w:sz w:val="21"/>
+          <w:bdr w:val="single" w:sz="8" w:space="0" w:color="auto"/>
         </w:rPr>
         <w:t>减小</w:t>
       </w:r>
@@ -2037,11 +1993,10 @@
       </w:r>
       <w:r>
         <w:rPr>
-          <w:b/>
-          <w:szCs w:val="21"/>
-          <w:u w:val="thick"/>
-          <w:rFonts w:ascii="Times New Roman" w:hAnsi="Times New Roman" w:eastAsia="宋体" w:cs="Times New Roman"/>
-          <w:sz w:val="21"/>
+          <w:szCs w:val="21"/>
+          <w:rFonts w:ascii="Times New Roman" w:hAnsi="Times New Roman" w:eastAsia="宋体" w:cs="Times New Roman"/>
+          <w:sz w:val="21"/>
+          <w:bdr w:val="single" w:sz="8" w:space="0" w:color="auto"/>
         </w:rPr>
         <w:t>热敏电阻</w:t>
       </w:r>
@@ -2083,11 +2038,10 @@
       </w:r>
       <w:r>
         <w:rPr>
-          <w:b/>
-          <w:szCs w:val="21"/>
-          <w:u w:val="thick"/>
-          <w:rFonts w:ascii="Times New Roman" w:hAnsi="Times New Roman" w:eastAsia="宋体" w:cs="Times New Roman"/>
-          <w:sz w:val="21"/>
+          <w:szCs w:val="21"/>
+          <w:rFonts w:ascii="Times New Roman" w:hAnsi="Times New Roman" w:eastAsia="宋体" w:cs="Times New Roman"/>
+          <w:sz w:val="21"/>
+          <w:bdr w:val="single" w:sz="8" w:space="0" w:color="auto"/>
         </w:rPr>
         <w:t>标准电阻</w:t>
       </w:r>
@@ -2129,11 +2083,10 @@
       </w:r>
       <w:r>
         <w:rPr>
-          <w:b/>
-          <w:szCs w:val="21"/>
-          <w:u w:val="thick"/>
-          <w:rFonts w:ascii="Times New Roman" w:hAnsi="Times New Roman" w:eastAsia="宋体" w:cs="Times New Roman"/>
-          <w:sz w:val="21"/>
+          <w:szCs w:val="21"/>
+          <w:rFonts w:ascii="Times New Roman" w:hAnsi="Times New Roman" w:eastAsia="宋体" w:cs="Times New Roman"/>
+          <w:sz w:val="21"/>
+          <w:bdr w:val="single" w:sz="8" w:space="0" w:color="auto"/>
         </w:rPr>
         <w:t>超导现象</w:t>
       </w:r>
@@ -2239,11 +2192,10 @@
       </w:r>
       <w:r>
         <w:rPr>
-          <w:b/>
-          <w:szCs w:val="21"/>
-          <w:u w:val="thick"/>
-          <w:rFonts w:ascii="Times New Roman" w:hAnsi="Times New Roman" w:eastAsia="宋体" w:cs="Times New Roman"/>
-          <w:sz w:val="21"/>
+          <w:szCs w:val="21"/>
+          <w:rFonts w:ascii="Times New Roman" w:hAnsi="Times New Roman" w:eastAsia="宋体" w:cs="Times New Roman"/>
+          <w:sz w:val="21"/>
+          <w:bdr w:val="single" w:sz="8" w:space="0" w:color="auto"/>
         </w:rPr>
         <w:t>依次首尾</w:t>
       </w:r>
@@ -2353,11 +2305,10 @@
       </w:r>
       <w:r>
         <w:rPr>
-          <w:b/>
-          <w:szCs w:val="21"/>
-          <w:u w:val="thick"/>
-          <w:rFonts w:ascii="Times New Roman" w:hAnsi="Times New Roman" w:eastAsia="宋体" w:cs="Times New Roman"/>
-          <w:sz w:val="21"/>
+          <w:szCs w:val="21"/>
+          <w:rFonts w:ascii="Times New Roman" w:hAnsi="Times New Roman" w:eastAsia="宋体" w:cs="Times New Roman"/>
+          <w:sz w:val="21"/>
+          <w:bdr w:val="single" w:sz="8" w:space="0" w:color="auto"/>
         </w:rPr>
         <w:t>连在一起</w:t>
       </w:r>
@@ -2371,11 +2322,10 @@
       </w:r>
       <w:r>
         <w:rPr>
-          <w:b/>
-          <w:szCs w:val="21"/>
-          <w:u w:val="thick"/>
-          <w:rFonts w:ascii="Times New Roman" w:hAnsi="Times New Roman" w:eastAsia="宋体" w:cs="Times New Roman"/>
-          <w:sz w:val="21"/>
+          <w:szCs w:val="21"/>
+          <w:rFonts w:ascii="Times New Roman" w:hAnsi="Times New Roman" w:eastAsia="宋体" w:cs="Times New Roman"/>
+          <w:sz w:val="21"/>
+          <w:bdr w:val="single" w:sz="8" w:space="0" w:color="auto"/>
         </w:rPr>
         <w:t>连在一起</w:t>
       </w:r>
@@ -2626,11 +2576,10 @@
             </w:r>
             <w:r>
               <w:rPr>
-                <w:b/>
-                <w:szCs w:val="21"/>
-                <w:u w:val="thick"/>
-                <w:rFonts w:ascii="Times New Roman" w:hAnsi="Times New Roman" w:eastAsia="宋体" w:cs="Times New Roman"/>
-                <w:sz w:val="21"/>
+                <w:szCs w:val="21"/>
+                <w:rFonts w:ascii="Times New Roman" w:hAnsi="Times New Roman" w:eastAsia="宋体" w:cs="Times New Roman"/>
+                <w:sz w:val="21"/>
+                <w:bdr w:val="single" w:sz="8" w:space="0" w:color="auto"/>
               </w:rPr>
               <w:t>相等</w:t>
             </w:r>
@@ -2661,112 +2610,103 @@
             </w:r>
             <w:r>
               <w:rPr>
-                <w:b/>
                 <w:i/>
                 <w:szCs w:val="21"/>
-                <w:u w:val="thick"/>
-                <w:rFonts w:ascii="Times New Roman" w:hAnsi="Times New Roman" w:eastAsia="宋体" w:cs="Times New Roman"/>
-                <w:sz w:val="21"/>
+                <w:rFonts w:ascii="Times New Roman" w:hAnsi="Times New Roman" w:eastAsia="宋体" w:cs="Times New Roman"/>
+                <w:sz w:val="21"/>
+                <w:bdr w:val="single" w:sz="8" w:space="0" w:color="auto"/>
               </w:rPr>
               <w:t>I</w:t>
             </w:r>
             <w:r>
               <w:rPr>
-                <w:b/>
                 <w:i/>
                 <w:szCs w:val="21"/>
-                <w:u w:val="thick"/>
                 <w:vertAlign w:val="subscript"/>
                 <w:rFonts w:ascii="Times New Roman" w:hAnsi="Times New Roman" w:eastAsia="宋体" w:cs="Times New Roman"/>
                 <w:sz w:val="21"/>
+                <w:bdr w:val="single" w:sz="8" w:space="0" w:color="auto"/>
               </w:rPr>
               <w:t>1</w:t>
             </w:r>
             <w:r>
               <w:rPr>
-                <w:b/>
-                <w:szCs w:val="21"/>
-                <w:u w:val="thick"/>
-                <w:rFonts w:ascii="Times New Roman" w:hAnsi="Times New Roman" w:eastAsia="宋体" w:cs="Times New Roman"/>
-                <w:sz w:val="21"/>
+                <w:szCs w:val="21"/>
+                <w:rFonts w:ascii="Times New Roman" w:hAnsi="Times New Roman" w:eastAsia="宋体" w:cs="Times New Roman"/>
+                <w:sz w:val="21"/>
+                <w:bdr w:val="single" w:sz="8" w:space="0" w:color="auto"/>
               </w:rPr>
               <w:t>＝</w:t>
             </w:r>
             <w:r>
               <w:rPr>
-                <w:b/>
                 <w:i/>
                 <w:szCs w:val="21"/>
-                <w:u w:val="thick"/>
-                <w:rFonts w:ascii="Times New Roman" w:hAnsi="Times New Roman" w:eastAsia="宋体" w:cs="Times New Roman"/>
-                <w:sz w:val="21"/>
+                <w:rFonts w:ascii="Times New Roman" w:hAnsi="Times New Roman" w:eastAsia="宋体" w:cs="Times New Roman"/>
+                <w:sz w:val="21"/>
+                <w:bdr w:val="single" w:sz="8" w:space="0" w:color="auto"/>
               </w:rPr>
               <w:t>I</w:t>
             </w:r>
             <w:r>
               <w:rPr>
-                <w:b/>
                 <w:i/>
                 <w:szCs w:val="21"/>
-                <w:u w:val="thick"/>
                 <w:vertAlign w:val="subscript"/>
                 <w:rFonts w:ascii="Times New Roman" w:hAnsi="Times New Roman" w:eastAsia="宋体" w:cs="Times New Roman"/>
                 <w:sz w:val="21"/>
+                <w:bdr w:val="single" w:sz="8" w:space="0" w:color="auto"/>
               </w:rPr>
               <w:t>2</w:t>
             </w:r>
             <w:r>
               <w:rPr>
-                <w:b/>
-                <w:szCs w:val="21"/>
-                <w:u w:val="thick"/>
-                <w:rFonts w:ascii="Times New Roman" w:hAnsi="Times New Roman" w:eastAsia="宋体" w:cs="Times New Roman"/>
-                <w:sz w:val="21"/>
+                <w:szCs w:val="21"/>
+                <w:rFonts w:ascii="Times New Roman" w:hAnsi="Times New Roman" w:eastAsia="宋体" w:cs="Times New Roman"/>
+                <w:sz w:val="21"/>
+                <w:bdr w:val="single" w:sz="8" w:space="0" w:color="auto"/>
               </w:rPr>
               <w:t>＝</w:t>
             </w:r>
             <m:oMath>
               <m:r>
                 <m:rPr>
-                  <m:sty m:val="bi"/>
+                  <m:sty m:val="i"/>
                 </m:rPr>
                 <w:rPr>
                   <w:rFonts w:ascii="Times New Roman" w:hAnsi="Times New Roman" w:cs="Cambria Math"/>
-                  <w:u w:val="thick"/>
+                  <w:bdr w:val="single" w:sz="8" w:space="0" w:color="auto"/>
                 </w:rPr>
                 <m:t>⋅⋅⋅</m:t>
               </m:r>
             </m:oMath>
             <w:r>
               <w:rPr>
-                <w:b/>
-                <w:szCs w:val="21"/>
-                <w:u w:val="thick"/>
-                <w:rFonts w:ascii="Times New Roman" w:hAnsi="Times New Roman" w:eastAsia="宋体" w:cs="Times New Roman"/>
-                <w:sz w:val="21"/>
+                <w:szCs w:val="21"/>
+                <w:rFonts w:ascii="Times New Roman" w:hAnsi="Times New Roman" w:eastAsia="宋体" w:cs="Times New Roman"/>
+                <w:sz w:val="21"/>
+                <w:bdr w:val="single" w:sz="8" w:space="0" w:color="auto"/>
               </w:rPr>
               <w:t>＝</w:t>
             </w:r>
             <w:r>
               <w:rPr>
-                <w:b/>
                 <w:i/>
                 <w:szCs w:val="21"/>
-                <w:u w:val="thick"/>
-                <w:rFonts w:ascii="Times New Roman" w:hAnsi="Times New Roman" w:eastAsia="宋体" w:cs="Times New Roman"/>
-                <w:sz w:val="21"/>
+                <w:rFonts w:ascii="Times New Roman" w:hAnsi="Times New Roman" w:eastAsia="宋体" w:cs="Times New Roman"/>
+                <w:sz w:val="21"/>
+                <w:bdr w:val="single" w:sz="8" w:space="0" w:color="auto"/>
               </w:rPr>
               <w:t>I</w:t>
             </w:r>
             <w:r>
               <w:rPr>
-                <w:b/>
                 <w:i/>
                 <w:szCs w:val="21"/>
-                <w:u w:val="thick"/>
                 <w:vertAlign w:val="subscript"/>
                 <w:rFonts w:ascii="Times New Roman" w:hAnsi="Times New Roman" w:eastAsia="宋体" w:cs="Times New Roman"/>
                 <w:sz w:val="21"/>
+                <w:bdr w:val="single" w:sz="8" w:space="0" w:color="auto"/>
               </w:rPr>
               <w:t>n</w:t>
             </w:r>
@@ -2807,11 +2747,10 @@
             </w:r>
             <w:r>
               <w:rPr>
-                <w:b/>
-                <w:szCs w:val="21"/>
-                <w:u w:val="thick"/>
-                <w:rFonts w:ascii="Times New Roman" w:hAnsi="Times New Roman" w:eastAsia="宋体" w:cs="Times New Roman"/>
-                <w:sz w:val="21"/>
+                <w:szCs w:val="21"/>
+                <w:rFonts w:ascii="Times New Roman" w:hAnsi="Times New Roman" w:eastAsia="宋体" w:cs="Times New Roman"/>
+                <w:sz w:val="21"/>
+                <w:bdr w:val="single" w:sz="8" w:space="0" w:color="auto"/>
               </w:rPr>
               <w:t>之和</w:t>
             </w:r>
@@ -2842,112 +2781,103 @@
             </w:r>
             <w:r>
               <w:rPr>
-                <w:b/>
                 <w:i/>
                 <w:szCs w:val="21"/>
-                <w:u w:val="thick"/>
-                <w:rFonts w:ascii="Times New Roman" w:hAnsi="Times New Roman" w:eastAsia="宋体" w:cs="Times New Roman"/>
-                <w:sz w:val="21"/>
+                <w:rFonts w:ascii="Times New Roman" w:hAnsi="Times New Roman" w:eastAsia="宋体" w:cs="Times New Roman"/>
+                <w:sz w:val="21"/>
+                <w:bdr w:val="single" w:sz="8" w:space="0" w:color="auto"/>
               </w:rPr>
               <w:t>I</w:t>
             </w:r>
             <w:r>
               <w:rPr>
-                <w:b/>
                 <w:i/>
                 <w:szCs w:val="21"/>
-                <w:u w:val="thick"/>
                 <w:vertAlign w:val="subscript"/>
                 <w:rFonts w:ascii="Times New Roman" w:hAnsi="Times New Roman" w:eastAsia="宋体" w:cs="Times New Roman"/>
                 <w:sz w:val="21"/>
+                <w:bdr w:val="single" w:sz="8" w:space="0" w:color="auto"/>
               </w:rPr>
               <w:t>1</w:t>
             </w:r>
             <w:r>
               <w:rPr>
-                <w:b/>
-                <w:szCs w:val="21"/>
-                <w:u w:val="thick"/>
-                <w:rFonts w:ascii="Times New Roman" w:hAnsi="Times New Roman" w:eastAsia="宋体" w:cs="Times New Roman"/>
-                <w:sz w:val="21"/>
+                <w:szCs w:val="21"/>
+                <w:rFonts w:ascii="Times New Roman" w:hAnsi="Times New Roman" w:eastAsia="宋体" w:cs="Times New Roman"/>
+                <w:sz w:val="21"/>
+                <w:bdr w:val="single" w:sz="8" w:space="0" w:color="auto"/>
               </w:rPr>
               <w:t>＋</w:t>
             </w:r>
             <w:r>
               <w:rPr>
-                <w:b/>
                 <w:i/>
                 <w:szCs w:val="21"/>
-                <w:u w:val="thick"/>
-                <w:rFonts w:ascii="Times New Roman" w:hAnsi="Times New Roman" w:eastAsia="宋体" w:cs="Times New Roman"/>
-                <w:sz w:val="21"/>
+                <w:rFonts w:ascii="Times New Roman" w:hAnsi="Times New Roman" w:eastAsia="宋体" w:cs="Times New Roman"/>
+                <w:sz w:val="21"/>
+                <w:bdr w:val="single" w:sz="8" w:space="0" w:color="auto"/>
               </w:rPr>
               <w:t>I</w:t>
             </w:r>
             <w:r>
               <w:rPr>
-                <w:b/>
                 <w:i/>
                 <w:szCs w:val="21"/>
-                <w:u w:val="thick"/>
                 <w:vertAlign w:val="subscript"/>
                 <w:rFonts w:ascii="Times New Roman" w:hAnsi="Times New Roman" w:eastAsia="宋体" w:cs="Times New Roman"/>
                 <w:sz w:val="21"/>
+                <w:bdr w:val="single" w:sz="8" w:space="0" w:color="auto"/>
               </w:rPr>
               <w:t>2</w:t>
             </w:r>
             <w:r>
               <w:rPr>
-                <w:b/>
-                <w:szCs w:val="21"/>
-                <w:u w:val="thick"/>
-                <w:rFonts w:ascii="Times New Roman" w:hAnsi="Times New Roman" w:eastAsia="宋体" w:cs="Times New Roman"/>
-                <w:sz w:val="21"/>
+                <w:szCs w:val="21"/>
+                <w:rFonts w:ascii="Times New Roman" w:hAnsi="Times New Roman" w:eastAsia="宋体" w:cs="Times New Roman"/>
+                <w:sz w:val="21"/>
+                <w:bdr w:val="single" w:sz="8" w:space="0" w:color="auto"/>
               </w:rPr>
               <w:t>＋</w:t>
             </w:r>
             <m:oMath>
               <m:r>
                 <m:rPr>
-                  <m:sty m:val="bi"/>
+                  <m:sty m:val="i"/>
                 </m:rPr>
                 <w:rPr>
                   <w:rFonts w:ascii="Times New Roman" w:hAnsi="Times New Roman" w:cs="Cambria Math"/>
-                  <w:u w:val="thick"/>
+                  <w:bdr w:val="single" w:sz="8" w:space="0" w:color="auto"/>
                 </w:rPr>
                 <m:t>⋅⋅⋅</m:t>
               </m:r>
             </m:oMath>
             <w:r>
               <w:rPr>
-                <w:b/>
-                <w:szCs w:val="21"/>
-                <w:u w:val="thick"/>
-                <w:rFonts w:ascii="Times New Roman" w:hAnsi="Times New Roman" w:eastAsia="宋体" w:cs="Times New Roman"/>
-                <w:sz w:val="21"/>
+                <w:szCs w:val="21"/>
+                <w:rFonts w:ascii="Times New Roman" w:hAnsi="Times New Roman" w:eastAsia="宋体" w:cs="Times New Roman"/>
+                <w:sz w:val="21"/>
+                <w:bdr w:val="single" w:sz="8" w:space="0" w:color="auto"/>
               </w:rPr>
               <w:t>＋</w:t>
             </w:r>
             <w:r>
               <w:rPr>
-                <w:b/>
                 <w:i/>
                 <w:szCs w:val="21"/>
-                <w:u w:val="thick"/>
-                <w:rFonts w:ascii="Times New Roman" w:hAnsi="Times New Roman" w:eastAsia="宋体" w:cs="Times New Roman"/>
-                <w:sz w:val="21"/>
+                <w:rFonts w:ascii="Times New Roman" w:hAnsi="Times New Roman" w:eastAsia="宋体" w:cs="Times New Roman"/>
+                <w:sz w:val="21"/>
+                <w:bdr w:val="single" w:sz="8" w:space="0" w:color="auto"/>
               </w:rPr>
               <w:t>I</w:t>
             </w:r>
             <w:r>
               <w:rPr>
-                <w:b/>
                 <w:i/>
                 <w:szCs w:val="21"/>
-                <w:u w:val="thick"/>
                 <w:vertAlign w:val="subscript"/>
                 <w:rFonts w:ascii="Times New Roman" w:hAnsi="Times New Roman" w:eastAsia="宋体" w:cs="Times New Roman"/>
                 <w:sz w:val="21"/>
+                <w:bdr w:val="single" w:sz="8" w:space="0" w:color="auto"/>
               </w:rPr>
               <w:t>n</w:t>
             </w:r>
@@ -3028,11 +2958,10 @@
             </w:r>
             <w:r>
               <w:rPr>
-                <w:b/>
-                <w:szCs w:val="21"/>
-                <w:u w:val="thick"/>
-                <w:rFonts w:ascii="Times New Roman" w:hAnsi="Times New Roman" w:eastAsia="宋体" w:cs="Times New Roman"/>
-                <w:sz w:val="21"/>
+                <w:szCs w:val="21"/>
+                <w:rFonts w:ascii="Times New Roman" w:hAnsi="Times New Roman" w:eastAsia="宋体" w:cs="Times New Roman"/>
+                <w:sz w:val="21"/>
+                <w:bdr w:val="single" w:sz="8" w:space="0" w:color="auto"/>
               </w:rPr>
               <w:t>之和</w:t>
             </w:r>
@@ -3063,112 +2992,103 @@
             </w:r>
             <w:r>
               <w:rPr>
-                <w:b/>
                 <w:i/>
                 <w:szCs w:val="21"/>
-                <w:u w:val="thick"/>
-                <w:rFonts w:ascii="Times New Roman" w:hAnsi="Times New Roman" w:eastAsia="宋体" w:cs="Times New Roman"/>
-                <w:sz w:val="21"/>
+                <w:rFonts w:ascii="Times New Roman" w:hAnsi="Times New Roman" w:eastAsia="宋体" w:cs="Times New Roman"/>
+                <w:sz w:val="21"/>
+                <w:bdr w:val="single" w:sz="8" w:space="0" w:color="auto"/>
               </w:rPr>
               <w:t>U</w:t>
             </w:r>
             <w:r>
               <w:rPr>
-                <w:b/>
                 <w:i/>
                 <w:szCs w:val="21"/>
-                <w:u w:val="thick"/>
                 <w:vertAlign w:val="subscript"/>
                 <w:rFonts w:ascii="Times New Roman" w:hAnsi="Times New Roman" w:eastAsia="宋体" w:cs="Times New Roman"/>
                 <w:sz w:val="21"/>
+                <w:bdr w:val="single" w:sz="8" w:space="0" w:color="auto"/>
               </w:rPr>
               <w:t>1</w:t>
             </w:r>
             <w:r>
               <w:rPr>
-                <w:b/>
-                <w:szCs w:val="21"/>
-                <w:u w:val="thick"/>
-                <w:rFonts w:ascii="Times New Roman" w:hAnsi="Times New Roman" w:eastAsia="宋体" w:cs="Times New Roman"/>
-                <w:sz w:val="21"/>
+                <w:szCs w:val="21"/>
+                <w:rFonts w:ascii="Times New Roman" w:hAnsi="Times New Roman" w:eastAsia="宋体" w:cs="Times New Roman"/>
+                <w:sz w:val="21"/>
+                <w:bdr w:val="single" w:sz="8" w:space="0" w:color="auto"/>
               </w:rPr>
               <w:t>＋</w:t>
             </w:r>
             <w:r>
               <w:rPr>
-                <w:b/>
                 <w:i/>
                 <w:szCs w:val="21"/>
-                <w:u w:val="thick"/>
-                <w:rFonts w:ascii="Times New Roman" w:hAnsi="Times New Roman" w:eastAsia="宋体" w:cs="Times New Roman"/>
-                <w:sz w:val="21"/>
+                <w:rFonts w:ascii="Times New Roman" w:hAnsi="Times New Roman" w:eastAsia="宋体" w:cs="Times New Roman"/>
+                <w:sz w:val="21"/>
+                <w:bdr w:val="single" w:sz="8" w:space="0" w:color="auto"/>
               </w:rPr>
               <w:t>U</w:t>
             </w:r>
             <w:r>
               <w:rPr>
-                <w:b/>
                 <w:i/>
                 <w:szCs w:val="21"/>
-                <w:u w:val="thick"/>
                 <w:vertAlign w:val="subscript"/>
                 <w:rFonts w:ascii="Times New Roman" w:hAnsi="Times New Roman" w:eastAsia="宋体" w:cs="Times New Roman"/>
                 <w:sz w:val="21"/>
+                <w:bdr w:val="single" w:sz="8" w:space="0" w:color="auto"/>
               </w:rPr>
               <w:t>2</w:t>
             </w:r>
             <w:r>
               <w:rPr>
-                <w:b/>
-                <w:szCs w:val="21"/>
-                <w:u w:val="thick"/>
-                <w:rFonts w:ascii="Times New Roman" w:hAnsi="Times New Roman" w:eastAsia="宋体" w:cs="Times New Roman"/>
-                <w:sz w:val="21"/>
+                <w:szCs w:val="21"/>
+                <w:rFonts w:ascii="Times New Roman" w:hAnsi="Times New Roman" w:eastAsia="宋体" w:cs="Times New Roman"/>
+                <w:sz w:val="21"/>
+                <w:bdr w:val="single" w:sz="8" w:space="0" w:color="auto"/>
               </w:rPr>
               <w:t>＋</w:t>
             </w:r>
             <m:oMath>
               <m:r>
                 <m:rPr>
-                  <m:sty m:val="bi"/>
+                  <m:sty m:val="i"/>
                 </m:rPr>
                 <w:rPr>
                   <w:rFonts w:ascii="Times New Roman" w:hAnsi="Times New Roman" w:cs="Cambria Math"/>
-                  <w:u w:val="thick"/>
+                  <w:bdr w:val="single" w:sz="8" w:space="0" w:color="auto"/>
                 </w:rPr>
                 <m:t>⋅⋅⋅</m:t>
               </m:r>
             </m:oMath>
             <w:r>
               <w:rPr>
-                <w:b/>
-                <w:szCs w:val="21"/>
-                <w:u w:val="thick"/>
-                <w:rFonts w:ascii="Times New Roman" w:hAnsi="Times New Roman" w:eastAsia="宋体" w:cs="Times New Roman"/>
-                <w:sz w:val="21"/>
+                <w:szCs w:val="21"/>
+                <w:rFonts w:ascii="Times New Roman" w:hAnsi="Times New Roman" w:eastAsia="宋体" w:cs="Times New Roman"/>
+                <w:sz w:val="21"/>
+                <w:bdr w:val="single" w:sz="8" w:space="0" w:color="auto"/>
               </w:rPr>
               <w:t>＋</w:t>
             </w:r>
             <w:r>
               <w:rPr>
-                <w:b/>
                 <w:i/>
                 <w:szCs w:val="21"/>
-                <w:u w:val="thick"/>
-                <w:rFonts w:ascii="Times New Roman" w:hAnsi="Times New Roman" w:eastAsia="宋体" w:cs="Times New Roman"/>
-                <w:sz w:val="21"/>
+                <w:rFonts w:ascii="Times New Roman" w:hAnsi="Times New Roman" w:eastAsia="宋体" w:cs="Times New Roman"/>
+                <w:sz w:val="21"/>
+                <w:bdr w:val="single" w:sz="8" w:space="0" w:color="auto"/>
               </w:rPr>
               <w:t>U</w:t>
             </w:r>
             <w:r>
               <w:rPr>
-                <w:b/>
                 <w:i/>
                 <w:szCs w:val="21"/>
-                <w:u w:val="thick"/>
                 <w:vertAlign w:val="subscript"/>
                 <w:rFonts w:ascii="Times New Roman" w:hAnsi="Times New Roman" w:eastAsia="宋体" w:cs="Times New Roman"/>
                 <w:sz w:val="21"/>
+                <w:bdr w:val="single" w:sz="8" w:space="0" w:color="auto"/>
               </w:rPr>
               <w:t>n</w:t>
             </w:r>
@@ -3209,11 +3129,10 @@
             </w:r>
             <w:r>
               <w:rPr>
-                <w:b/>
-                <w:szCs w:val="21"/>
-                <w:u w:val="thick"/>
-                <w:rFonts w:ascii="Times New Roman" w:hAnsi="Times New Roman" w:eastAsia="宋体" w:cs="Times New Roman"/>
-                <w:sz w:val="21"/>
+                <w:szCs w:val="21"/>
+                <w:rFonts w:ascii="Times New Roman" w:hAnsi="Times New Roman" w:eastAsia="宋体" w:cs="Times New Roman"/>
+                <w:sz w:val="21"/>
+                <w:bdr w:val="single" w:sz="8" w:space="0" w:color="auto"/>
               </w:rPr>
               <w:t>相等</w:t>
             </w:r>
@@ -3244,112 +3163,103 @@
             </w:r>
             <w:r>
               <w:rPr>
-                <w:b/>
                 <w:i/>
                 <w:szCs w:val="21"/>
-                <w:u w:val="thick"/>
-                <w:rFonts w:ascii="Times New Roman" w:hAnsi="Times New Roman" w:eastAsia="宋体" w:cs="Times New Roman"/>
-                <w:sz w:val="21"/>
+                <w:rFonts w:ascii="Times New Roman" w:hAnsi="Times New Roman" w:eastAsia="宋体" w:cs="Times New Roman"/>
+                <w:sz w:val="21"/>
+                <w:bdr w:val="single" w:sz="8" w:space="0" w:color="auto"/>
               </w:rPr>
               <w:t>U</w:t>
             </w:r>
             <w:r>
               <w:rPr>
-                <w:b/>
                 <w:i/>
                 <w:szCs w:val="21"/>
-                <w:u w:val="thick"/>
                 <w:vertAlign w:val="subscript"/>
                 <w:rFonts w:ascii="Times New Roman" w:hAnsi="Times New Roman" w:eastAsia="宋体" w:cs="Times New Roman"/>
                 <w:sz w:val="21"/>
+                <w:bdr w:val="single" w:sz="8" w:space="0" w:color="auto"/>
               </w:rPr>
               <w:t>1</w:t>
             </w:r>
             <w:r>
               <w:rPr>
-                <w:b/>
-                <w:szCs w:val="21"/>
-                <w:u w:val="thick"/>
-                <w:rFonts w:ascii="Times New Roman" w:hAnsi="Times New Roman" w:eastAsia="宋体" w:cs="Times New Roman"/>
-                <w:sz w:val="21"/>
+                <w:szCs w:val="21"/>
+                <w:rFonts w:ascii="Times New Roman" w:hAnsi="Times New Roman" w:eastAsia="宋体" w:cs="Times New Roman"/>
+                <w:sz w:val="21"/>
+                <w:bdr w:val="single" w:sz="8" w:space="0" w:color="auto"/>
               </w:rPr>
               <w:t>＝</w:t>
             </w:r>
             <w:r>
               <w:rPr>
-                <w:b/>
                 <w:i/>
                 <w:szCs w:val="21"/>
-                <w:u w:val="thick"/>
-                <w:rFonts w:ascii="Times New Roman" w:hAnsi="Times New Roman" w:eastAsia="宋体" w:cs="Times New Roman"/>
-                <w:sz w:val="21"/>
+                <w:rFonts w:ascii="Times New Roman" w:hAnsi="Times New Roman" w:eastAsia="宋体" w:cs="Times New Roman"/>
+                <w:sz w:val="21"/>
+                <w:bdr w:val="single" w:sz="8" w:space="0" w:color="auto"/>
               </w:rPr>
               <w:t>U</w:t>
             </w:r>
             <w:r>
               <w:rPr>
-                <w:b/>
                 <w:i/>
                 <w:szCs w:val="21"/>
-                <w:u w:val="thick"/>
                 <w:vertAlign w:val="subscript"/>
                 <w:rFonts w:ascii="Times New Roman" w:hAnsi="Times New Roman" w:eastAsia="宋体" w:cs="Times New Roman"/>
                 <w:sz w:val="21"/>
+                <w:bdr w:val="single" w:sz="8" w:space="0" w:color="auto"/>
               </w:rPr>
               <w:t>2</w:t>
             </w:r>
             <w:r>
               <w:rPr>
-                <w:b/>
-                <w:szCs w:val="21"/>
-                <w:u w:val="thick"/>
-                <w:rFonts w:ascii="Times New Roman" w:hAnsi="Times New Roman" w:eastAsia="宋体" w:cs="Times New Roman"/>
-                <w:sz w:val="21"/>
+                <w:szCs w:val="21"/>
+                <w:rFonts w:ascii="Times New Roman" w:hAnsi="Times New Roman" w:eastAsia="宋体" w:cs="Times New Roman"/>
+                <w:sz w:val="21"/>
+                <w:bdr w:val="single" w:sz="8" w:space="0" w:color="auto"/>
               </w:rPr>
               <w:t>＝</w:t>
             </w:r>
             <m:oMath>
               <m:r>
                 <m:rPr>
-                  <m:sty m:val="bi"/>
+                  <m:sty m:val="i"/>
                 </m:rPr>
                 <w:rPr>
                   <w:rFonts w:ascii="Times New Roman" w:hAnsi="Times New Roman" w:cs="Cambria Math"/>
-                  <w:u w:val="thick"/>
+                  <w:bdr w:val="single" w:sz="8" w:space="0" w:color="auto"/>
                 </w:rPr>
                 <m:t>⋅⋅⋅</m:t>
               </m:r>
             </m:oMath>
             <w:r>
               <w:rPr>
-                <w:b/>
-                <w:szCs w:val="21"/>
-                <w:u w:val="thick"/>
-                <w:rFonts w:ascii="Times New Roman" w:hAnsi="Times New Roman" w:eastAsia="宋体" w:cs="Times New Roman"/>
-                <w:sz w:val="21"/>
+                <w:szCs w:val="21"/>
+                <w:rFonts w:ascii="Times New Roman" w:hAnsi="Times New Roman" w:eastAsia="宋体" w:cs="Times New Roman"/>
+                <w:sz w:val="21"/>
+                <w:bdr w:val="single" w:sz="8" w:space="0" w:color="auto"/>
               </w:rPr>
               <w:t>＝</w:t>
             </w:r>
             <w:r>
               <w:rPr>
-                <w:b/>
                 <w:i/>
                 <w:szCs w:val="21"/>
-                <w:u w:val="thick"/>
-                <w:rFonts w:ascii="Times New Roman" w:hAnsi="Times New Roman" w:eastAsia="宋体" w:cs="Times New Roman"/>
-                <w:sz w:val="21"/>
+                <w:rFonts w:ascii="Times New Roman" w:hAnsi="Times New Roman" w:eastAsia="宋体" w:cs="Times New Roman"/>
+                <w:sz w:val="21"/>
+                <w:bdr w:val="single" w:sz="8" w:space="0" w:color="auto"/>
               </w:rPr>
               <w:t>U</w:t>
             </w:r>
             <w:r>
               <w:rPr>
-                <w:b/>
                 <w:i/>
                 <w:szCs w:val="21"/>
-                <w:u w:val="thick"/>
                 <w:vertAlign w:val="subscript"/>
                 <w:rFonts w:ascii="Times New Roman" w:hAnsi="Times New Roman" w:eastAsia="宋体" w:cs="Times New Roman"/>
                 <w:sz w:val="21"/>
+                <w:bdr w:val="single" w:sz="8" w:space="0" w:color="auto"/>
               </w:rPr>
               <w:t>n</w:t>
             </w:r>
@@ -3430,11 +3340,10 @@
             </w:r>
             <w:r>
               <w:rPr>
-                <w:b/>
-                <w:szCs w:val="21"/>
-                <w:u w:val="thick"/>
-                <w:rFonts w:ascii="Times New Roman" w:hAnsi="Times New Roman" w:eastAsia="宋体" w:cs="Times New Roman"/>
-                <w:sz w:val="21"/>
+                <w:szCs w:val="21"/>
+                <w:rFonts w:ascii="Times New Roman" w:hAnsi="Times New Roman" w:eastAsia="宋体" w:cs="Times New Roman"/>
+                <w:sz w:val="21"/>
+                <w:bdr w:val="single" w:sz="8" w:space="0" w:color="auto"/>
               </w:rPr>
               <w:t>之和</w:t>
             </w:r>
@@ -3465,112 +3374,103 @@
             </w:r>
             <w:r>
               <w:rPr>
-                <w:b/>
                 <w:i/>
                 <w:szCs w:val="21"/>
-                <w:u w:val="thick"/>
-                <w:rFonts w:ascii="Times New Roman" w:hAnsi="Times New Roman" w:eastAsia="宋体" w:cs="Times New Roman"/>
-                <w:sz w:val="21"/>
+                <w:rFonts w:ascii="Times New Roman" w:hAnsi="Times New Roman" w:eastAsia="宋体" w:cs="Times New Roman"/>
+                <w:sz w:val="21"/>
+                <w:bdr w:val="single" w:sz="8" w:space="0" w:color="auto"/>
               </w:rPr>
               <w:t>R</w:t>
             </w:r>
             <w:r>
               <w:rPr>
-                <w:b/>
                 <w:i/>
                 <w:szCs w:val="21"/>
-                <w:u w:val="thick"/>
                 <w:vertAlign w:val="subscript"/>
                 <w:rFonts w:ascii="Times New Roman" w:hAnsi="Times New Roman" w:eastAsia="宋体" w:cs="Times New Roman"/>
                 <w:sz w:val="21"/>
+                <w:bdr w:val="single" w:sz="8" w:space="0" w:color="auto"/>
               </w:rPr>
               <w:t>1</w:t>
             </w:r>
             <w:r>
               <w:rPr>
-                <w:b/>
-                <w:szCs w:val="21"/>
-                <w:u w:val="thick"/>
-                <w:rFonts w:ascii="Times New Roman" w:hAnsi="Times New Roman" w:eastAsia="宋体" w:cs="Times New Roman"/>
-                <w:sz w:val="21"/>
+                <w:szCs w:val="21"/>
+                <w:rFonts w:ascii="Times New Roman" w:hAnsi="Times New Roman" w:eastAsia="宋体" w:cs="Times New Roman"/>
+                <w:sz w:val="21"/>
+                <w:bdr w:val="single" w:sz="8" w:space="0" w:color="auto"/>
               </w:rPr>
               <w:t>＋</w:t>
             </w:r>
             <w:r>
               <w:rPr>
-                <w:b/>
                 <w:i/>
                 <w:szCs w:val="21"/>
-                <w:u w:val="thick"/>
-                <w:rFonts w:ascii="Times New Roman" w:hAnsi="Times New Roman" w:eastAsia="宋体" w:cs="Times New Roman"/>
-                <w:sz w:val="21"/>
+                <w:rFonts w:ascii="Times New Roman" w:hAnsi="Times New Roman" w:eastAsia="宋体" w:cs="Times New Roman"/>
+                <w:sz w:val="21"/>
+                <w:bdr w:val="single" w:sz="8" w:space="0" w:color="auto"/>
               </w:rPr>
               <w:t>R</w:t>
             </w:r>
             <w:r>
               <w:rPr>
-                <w:b/>
                 <w:i/>
                 <w:szCs w:val="21"/>
-                <w:u w:val="thick"/>
                 <w:vertAlign w:val="subscript"/>
                 <w:rFonts w:ascii="Times New Roman" w:hAnsi="Times New Roman" w:eastAsia="宋体" w:cs="Times New Roman"/>
                 <w:sz w:val="21"/>
+                <w:bdr w:val="single" w:sz="8" w:space="0" w:color="auto"/>
               </w:rPr>
               <w:t>2</w:t>
             </w:r>
             <w:r>
               <w:rPr>
-                <w:b/>
-                <w:szCs w:val="21"/>
-                <w:u w:val="thick"/>
-                <w:rFonts w:ascii="Times New Roman" w:hAnsi="Times New Roman" w:eastAsia="宋体" w:cs="Times New Roman"/>
-                <w:sz w:val="21"/>
+                <w:szCs w:val="21"/>
+                <w:rFonts w:ascii="Times New Roman" w:hAnsi="Times New Roman" w:eastAsia="宋体" w:cs="Times New Roman"/>
+                <w:sz w:val="21"/>
+                <w:bdr w:val="single" w:sz="8" w:space="0" w:color="auto"/>
               </w:rPr>
               <w:t>＋</w:t>
             </w:r>
             <m:oMath>
               <m:r>
                 <m:rPr>
-                  <m:sty m:val="bi"/>
+                  <m:sty m:val="i"/>
                 </m:rPr>
                 <w:rPr>
                   <w:rFonts w:ascii="Times New Roman" w:hAnsi="Times New Roman" w:cs="Cambria Math"/>
-                  <w:u w:val="thick"/>
+                  <w:bdr w:val="single" w:sz="8" w:space="0" w:color="auto"/>
                 </w:rPr>
                 <m:t>⋅⋅⋅</m:t>
               </m:r>
             </m:oMath>
             <w:r>
               <w:rPr>
-                <w:b/>
-                <w:szCs w:val="21"/>
-                <w:u w:val="thick"/>
-                <w:rFonts w:ascii="Times New Roman" w:hAnsi="Times New Roman" w:eastAsia="宋体" w:cs="Times New Roman"/>
-                <w:sz w:val="21"/>
+                <w:szCs w:val="21"/>
+                <w:rFonts w:ascii="Times New Roman" w:hAnsi="Times New Roman" w:eastAsia="宋体" w:cs="Times New Roman"/>
+                <w:sz w:val="21"/>
+                <w:bdr w:val="single" w:sz="8" w:space="0" w:color="auto"/>
               </w:rPr>
               <w:t>＋</w:t>
             </w:r>
             <w:r>
               <w:rPr>
-                <w:b/>
                 <w:i/>
                 <w:szCs w:val="21"/>
-                <w:u w:val="thick"/>
-                <w:rFonts w:ascii="Times New Roman" w:hAnsi="Times New Roman" w:eastAsia="宋体" w:cs="Times New Roman"/>
-                <w:sz w:val="21"/>
+                <w:rFonts w:ascii="Times New Roman" w:hAnsi="Times New Roman" w:eastAsia="宋体" w:cs="Times New Roman"/>
+                <w:sz w:val="21"/>
+                <w:bdr w:val="single" w:sz="8" w:space="0" w:color="auto"/>
               </w:rPr>
               <w:t>R</w:t>
             </w:r>
             <w:r>
               <w:rPr>
-                <w:b/>
                 <w:i/>
                 <w:szCs w:val="21"/>
-                <w:u w:val="thick"/>
                 <w:vertAlign w:val="subscript"/>
                 <w:rFonts w:ascii="Times New Roman" w:hAnsi="Times New Roman" w:eastAsia="宋体" w:cs="Times New Roman"/>
                 <w:sz w:val="21"/>
+                <w:bdr w:val="single" w:sz="8" w:space="0" w:color="auto"/>
               </w:rPr>
               <w:t>n</w:t>
             </w:r>
@@ -3611,11 +3511,10 @@
             </w:r>
             <w:r>
               <w:rPr>
-                <w:b/>
-                <w:szCs w:val="21"/>
-                <w:u w:val="thick"/>
-                <w:rFonts w:ascii="Times New Roman" w:hAnsi="Times New Roman" w:eastAsia="宋体" w:cs="Times New Roman"/>
-                <w:sz w:val="21"/>
+                <w:szCs w:val="21"/>
+                <w:rFonts w:ascii="Times New Roman" w:hAnsi="Times New Roman" w:eastAsia="宋体" w:cs="Times New Roman"/>
+                <w:sz w:val="21"/>
+                <w:bdr w:val="single" w:sz="8" w:space="0" w:color="auto"/>
               </w:rPr>
               <w:t>倒数之和</w:t>
             </w:r>
@@ -3629,110 +3528,100 @@
             </w:r>
             <w:r>
               <w:rPr>
-                <w:b/>
-                <w:szCs w:val="21"/>
-                <w:u w:val="thick"/>
-                <w:rFonts w:ascii="Times New Roman" w:hAnsi="Times New Roman" w:eastAsia="宋体" w:cs="Times New Roman"/>
-                <w:sz w:val="21"/>
+                <w:szCs w:val="21"/>
+                <w:rFonts w:ascii="Times New Roman" w:hAnsi="Times New Roman" w:eastAsia="宋体" w:cs="Times New Roman"/>
+                <w:sz w:val="21"/>
+                <w:bdr w:val="single" w:sz="8" w:space="0" w:color="auto"/>
               </w:rPr>
               <w:t>1/R</w:t>
             </w:r>
             <w:r>
               <w:rPr>
-                <w:b/>
-                <w:szCs w:val="21"/>
-                <w:u w:val="thick"/>
-                <w:rFonts w:ascii="Times New Roman" w:hAnsi="Times New Roman" w:eastAsia="宋体" w:cs="Times New Roman"/>
-                <w:sz w:val="21"/>
+                <w:szCs w:val="21"/>
+                <w:rFonts w:ascii="Times New Roman" w:hAnsi="Times New Roman" w:eastAsia="宋体" w:cs="Times New Roman"/>
+                <w:sz w:val="21"/>
+                <w:bdr w:val="single" w:sz="8" w:space="0" w:color="auto"/>
               </w:rPr>
               <w:t>＝</w:t>
             </w:r>
             <w:r>
               <w:rPr>
-                <w:b/>
                 <w:i/>
                 <w:szCs w:val="21"/>
-                <w:u w:val="thick"/>
-                <w:rFonts w:ascii="Times New Roman" w:hAnsi="Times New Roman" w:eastAsia="宋体" w:cs="Times New Roman"/>
-                <w:sz w:val="21"/>
+                <w:rFonts w:ascii="Times New Roman" w:hAnsi="Times New Roman" w:eastAsia="宋体" w:cs="Times New Roman"/>
+                <w:sz w:val="21"/>
+                <w:bdr w:val="single" w:sz="8" w:space="0" w:color="auto"/>
               </w:rPr>
               <w:t>1/R</w:t>
             </w:r>
             <w:r>
               <w:rPr>
-                <w:b/>
                 <w:i/>
                 <w:szCs w:val="21"/>
-                <w:u w:val="thick"/>
                 <w:vertAlign w:val="subscript"/>
                 <w:rFonts w:ascii="Times New Roman" w:hAnsi="Times New Roman" w:eastAsia="宋体" w:cs="Times New Roman"/>
                 <w:sz w:val="21"/>
+                <w:bdr w:val="single" w:sz="8" w:space="0" w:color="auto"/>
               </w:rPr>
               <w:t>1</w:t>
             </w:r>
             <w:r>
               <w:rPr>
-                <w:b/>
-                <w:szCs w:val="21"/>
-                <w:u w:val="thick"/>
-                <w:rFonts w:ascii="Times New Roman" w:hAnsi="Times New Roman" w:eastAsia="宋体" w:cs="Times New Roman"/>
-                <w:sz w:val="21"/>
+                <w:szCs w:val="21"/>
+                <w:rFonts w:ascii="Times New Roman" w:hAnsi="Times New Roman" w:eastAsia="宋体" w:cs="Times New Roman"/>
+                <w:sz w:val="21"/>
+                <w:bdr w:val="single" w:sz="8" w:space="0" w:color="auto"/>
               </w:rPr>
               <w:t>+</w:t>
             </w:r>
             <w:r>
               <w:rPr>
-                <w:b/>
                 <w:i/>
                 <w:szCs w:val="21"/>
-                <w:u w:val="thick"/>
-                <w:rFonts w:ascii="Times New Roman" w:hAnsi="Times New Roman" w:eastAsia="宋体" w:cs="Times New Roman"/>
-                <w:sz w:val="21"/>
+                <w:rFonts w:ascii="Times New Roman" w:hAnsi="Times New Roman" w:eastAsia="宋体" w:cs="Times New Roman"/>
+                <w:sz w:val="21"/>
+                <w:bdr w:val="single" w:sz="8" w:space="0" w:color="auto"/>
               </w:rPr>
               <w:t>1/R</w:t>
             </w:r>
             <w:r>
               <w:rPr>
-                <w:b/>
                 <w:i/>
                 <w:szCs w:val="21"/>
-                <w:u w:val="thick"/>
                 <w:vertAlign w:val="subscript"/>
                 <w:rFonts w:ascii="Times New Roman" w:hAnsi="Times New Roman" w:eastAsia="宋体" w:cs="Times New Roman"/>
                 <w:sz w:val="21"/>
+                <w:bdr w:val="single" w:sz="8" w:space="0" w:color="auto"/>
               </w:rPr>
               <w:t>2</w:t>
             </w:r>
             <w:r>
               <w:rPr>
-                <w:b/>
-                <w:szCs w:val="21"/>
-                <w:u w:val="thick"/>
-                <w:rFonts w:ascii="Times New Roman" w:hAnsi="Times New Roman" w:eastAsia="宋体" w:cs="Times New Roman"/>
-                <w:sz w:val="21"/>
+                <w:szCs w:val="21"/>
+                <w:rFonts w:ascii="Times New Roman" w:hAnsi="Times New Roman" w:eastAsia="宋体" w:cs="Times New Roman"/>
+                <w:sz w:val="21"/>
+                <w:bdr w:val="single" w:sz="8" w:space="0" w:color="auto"/>
               </w:rPr>
               <w:t>+⋯+</w:t>
             </w:r>
             <w:r>
               <w:rPr>
-                <w:b/>
                 <w:i/>
                 <w:szCs w:val="21"/>
-                <w:u w:val="thick"/>
-                <w:rFonts w:ascii="Times New Roman" w:hAnsi="Times New Roman" w:eastAsia="宋体" w:cs="Times New Roman"/>
-                <w:sz w:val="21"/>
+                <w:rFonts w:ascii="Times New Roman" w:hAnsi="Times New Roman" w:eastAsia="宋体" w:cs="Times New Roman"/>
+                <w:sz w:val="21"/>
+                <w:bdr w:val="single" w:sz="8" w:space="0" w:color="auto"/>
               </w:rPr>
               <w:t>1/R</w:t>
             </w:r>
             <w:r>
               <w:rPr>
-                <w:b/>
                 <w:i/>
                 <w:szCs w:val="21"/>
-                <w:u w:val="thick"/>
                 <w:vertAlign w:val="subscript"/>
                 <w:rFonts w:ascii="Times New Roman" w:hAnsi="Times New Roman" w:eastAsia="宋体" w:cs="Times New Roman"/>
                 <w:sz w:val="21"/>
+                <w:bdr w:val="single" w:sz="8" w:space="0" w:color="auto"/>
               </w:rPr>
               <w:t>n</w:t>
             </w:r>
@@ -3873,24 +3762,22 @@
       </w:r>
       <w:r>
         <w:rPr>
-          <w:b/>
           <w:i/>
           <w:szCs w:val="21"/>
-          <w:u w:val="thick"/>
-          <w:rFonts w:ascii="Times New Roman" w:hAnsi="Times New Roman" w:eastAsia="宋体" w:cs="Times New Roman"/>
-          <w:sz w:val="21"/>
+          <w:rFonts w:ascii="Times New Roman" w:hAnsi="Times New Roman" w:eastAsia="宋体" w:cs="Times New Roman"/>
+          <w:sz w:val="21"/>
+          <w:bdr w:val="single" w:sz="8" w:space="0" w:color="auto"/>
         </w:rPr>
         <w:t>R</w:t>
       </w:r>
       <w:r>
         <w:rPr>
-          <w:b/>
           <w:i/>
           <w:szCs w:val="21"/>
-          <w:u w:val="thick"/>
           <w:vertAlign w:val="subscript"/>
           <w:rFonts w:ascii="Times New Roman" w:hAnsi="Times New Roman" w:eastAsia="宋体" w:cs="Times New Roman"/>
           <w:sz w:val="21"/>
+          <w:bdr w:val="single" w:sz="8" w:space="0" w:color="auto"/>
         </w:rPr>
         <w:t>g</w:t>
       </w:r>
@@ -3904,11 +3791,10 @@
       </w:r>
       <w:r>
         <w:rPr>
-          <w:b/>
-          <w:szCs w:val="21"/>
-          <w:u w:val="thick"/>
-          <w:rFonts w:ascii="Times New Roman" w:hAnsi="Times New Roman" w:eastAsia="宋体" w:cs="Times New Roman"/>
-          <w:sz w:val="21"/>
+          <w:szCs w:val="21"/>
+          <w:rFonts w:ascii="Times New Roman" w:hAnsi="Times New Roman" w:eastAsia="宋体" w:cs="Times New Roman"/>
+          <w:sz w:val="21"/>
+          <w:bdr w:val="single" w:sz="8" w:space="0" w:color="auto"/>
         </w:rPr>
         <w:t>表头</w:t>
       </w:r>
@@ -3922,24 +3808,22 @@
       </w:r>
       <w:r>
         <w:rPr>
-          <w:b/>
           <w:i/>
           <w:szCs w:val="21"/>
-          <w:u w:val="thick"/>
-          <w:rFonts w:ascii="Times New Roman" w:hAnsi="Times New Roman" w:eastAsia="宋体" w:cs="Times New Roman"/>
-          <w:sz w:val="21"/>
+          <w:rFonts w:ascii="Times New Roman" w:hAnsi="Times New Roman" w:eastAsia="宋体" w:cs="Times New Roman"/>
+          <w:sz w:val="21"/>
+          <w:bdr w:val="single" w:sz="8" w:space="0" w:color="auto"/>
         </w:rPr>
         <w:t>I</w:t>
       </w:r>
       <w:r>
         <w:rPr>
-          <w:b/>
           <w:i/>
           <w:szCs w:val="21"/>
-          <w:u w:val="thick"/>
           <w:vertAlign w:val="subscript"/>
           <w:rFonts w:ascii="Times New Roman" w:hAnsi="Times New Roman" w:eastAsia="宋体" w:cs="Times New Roman"/>
           <w:sz w:val="21"/>
+          <w:bdr w:val="single" w:sz="8" w:space="0" w:color="auto"/>
         </w:rPr>
         <w:t>g</w:t>
       </w:r>
@@ -3953,11 +3837,10 @@
       </w:r>
       <w:r>
         <w:rPr>
-          <w:b/>
-          <w:szCs w:val="21"/>
-          <w:u w:val="thick"/>
-          <w:rFonts w:ascii="Times New Roman" w:hAnsi="Times New Roman" w:eastAsia="宋体" w:cs="Times New Roman"/>
-          <w:sz w:val="21"/>
+          <w:szCs w:val="21"/>
+          <w:rFonts w:ascii="Times New Roman" w:hAnsi="Times New Roman" w:eastAsia="宋体" w:cs="Times New Roman"/>
+          <w:sz w:val="21"/>
+          <w:bdr w:val="single" w:sz="8" w:space="0" w:color="auto"/>
         </w:rPr>
         <w:t>最大刻度</w:t>
       </w:r>
@@ -3971,24 +3854,22 @@
       </w:r>
       <w:r>
         <w:rPr>
-          <w:b/>
           <w:i/>
           <w:szCs w:val="21"/>
-          <w:u w:val="thick"/>
-          <w:rFonts w:ascii="Times New Roman" w:hAnsi="Times New Roman" w:eastAsia="宋体" w:cs="Times New Roman"/>
-          <w:sz w:val="21"/>
+          <w:rFonts w:ascii="Times New Roman" w:hAnsi="Times New Roman" w:eastAsia="宋体" w:cs="Times New Roman"/>
+          <w:sz w:val="21"/>
+          <w:bdr w:val="single" w:sz="8" w:space="0" w:color="auto"/>
         </w:rPr>
         <w:t>U</w:t>
       </w:r>
       <w:r>
         <w:rPr>
-          <w:b/>
           <w:i/>
           <w:szCs w:val="21"/>
-          <w:u w:val="thick"/>
           <w:vertAlign w:val="subscript"/>
           <w:rFonts w:ascii="Times New Roman" w:hAnsi="Times New Roman" w:eastAsia="宋体" w:cs="Times New Roman"/>
           <w:sz w:val="21"/>
+          <w:bdr w:val="single" w:sz="8" w:space="0" w:color="auto"/>
         </w:rPr>
         <w:t>g</w:t>
       </w:r>
@@ -4002,11 +3883,10 @@
       </w:r>
       <w:r>
         <w:rPr>
-          <w:b/>
-          <w:szCs w:val="21"/>
-          <w:u w:val="thick"/>
-          <w:rFonts w:ascii="Times New Roman" w:hAnsi="Times New Roman" w:eastAsia="宋体" w:cs="Times New Roman"/>
-          <w:sz w:val="21"/>
+          <w:szCs w:val="21"/>
+          <w:rFonts w:ascii="Times New Roman" w:hAnsi="Times New Roman" w:eastAsia="宋体" w:cs="Times New Roman"/>
+          <w:sz w:val="21"/>
+          <w:bdr w:val="single" w:sz="8" w:space="0" w:color="auto"/>
         </w:rPr>
         <w:t>满偏电流</w:t>
       </w:r>
@@ -4020,142 +3900,129 @@
       </w:r>
       <w:r>
         <w:rPr>
-          <w:b/>
           <w:i/>
           <w:szCs w:val="21"/>
-          <w:u w:val="thick"/>
-          <w:rFonts w:ascii="Times New Roman" w:hAnsi="Times New Roman" w:eastAsia="宋体" w:cs="Times New Roman"/>
-          <w:sz w:val="21"/>
+          <w:rFonts w:ascii="Times New Roman" w:hAnsi="Times New Roman" w:eastAsia="宋体" w:cs="Times New Roman"/>
+          <w:sz w:val="21"/>
+          <w:bdr w:val="single" w:sz="8" w:space="0" w:color="auto"/>
         </w:rPr>
         <w:t>U</w:t>
       </w:r>
       <w:r>
         <w:rPr>
-          <w:b/>
           <w:i/>
           <w:szCs w:val="21"/>
-          <w:u w:val="thick"/>
           <w:vertAlign w:val="subscript"/>
           <w:rFonts w:ascii="Times New Roman" w:hAnsi="Times New Roman" w:eastAsia="宋体" w:cs="Times New Roman"/>
           <w:sz w:val="21"/>
+          <w:bdr w:val="single" w:sz="8" w:space="0" w:color="auto"/>
         </w:rPr>
         <w:t>g</w:t>
       </w:r>
       <w:r>
         <w:rPr>
-          <w:b/>
-          <w:szCs w:val="21"/>
-          <w:u w:val="thick"/>
-          <w:rFonts w:ascii="Times New Roman" w:hAnsi="Times New Roman" w:eastAsia="宋体" w:cs="Times New Roman"/>
-          <w:sz w:val="21"/>
+          <w:szCs w:val="21"/>
+          <w:rFonts w:ascii="Times New Roman" w:hAnsi="Times New Roman" w:eastAsia="宋体" w:cs="Times New Roman"/>
+          <w:sz w:val="21"/>
+          <w:bdr w:val="single" w:sz="8" w:space="0" w:color="auto"/>
         </w:rPr>
         <w:t>=</w:t>
       </w:r>
       <w:r>
         <w:rPr>
-          <w:b/>
           <w:i/>
           <w:szCs w:val="21"/>
-          <w:u w:val="thick"/>
-          <w:rFonts w:ascii="Times New Roman" w:hAnsi="Times New Roman" w:eastAsia="宋体" w:cs="Times New Roman"/>
-          <w:sz w:val="21"/>
+          <w:rFonts w:ascii="Times New Roman" w:hAnsi="Times New Roman" w:eastAsia="宋体" w:cs="Times New Roman"/>
+          <w:sz w:val="21"/>
+          <w:bdr w:val="single" w:sz="8" w:space="0" w:color="auto"/>
         </w:rPr>
         <w:t>R</w:t>
       </w:r>
       <w:r>
         <w:rPr>
-          <w:b/>
-          <w:szCs w:val="21"/>
-          <w:u w:val="thick"/>
+          <w:szCs w:val="21"/>
           <w:vertAlign w:val="subscript"/>
           <w:rFonts w:ascii="Times New Roman" w:hAnsi="Times New Roman" w:eastAsia="宋体" w:cs="Times New Roman"/>
           <w:sz w:val="21"/>
+          <w:bdr w:val="single" w:sz="8" w:space="0" w:color="auto"/>
         </w:rPr>
         <w:t>g</w:t>
       </w:r>
       <w:r>
         <w:rPr>
-          <w:b/>
           <w:i/>
           <w:szCs w:val="21"/>
-          <w:u w:val="thick"/>
-          <w:rFonts w:ascii="Times New Roman" w:hAnsi="Times New Roman" w:eastAsia="宋体" w:cs="Times New Roman"/>
-          <w:sz w:val="21"/>
+          <w:rFonts w:ascii="Times New Roman" w:hAnsi="Times New Roman" w:eastAsia="宋体" w:cs="Times New Roman"/>
+          <w:sz w:val="21"/>
+          <w:bdr w:val="single" w:sz="8" w:space="0" w:color="auto"/>
         </w:rPr>
         <w:t>I</w:t>
       </w:r>
       <w:r>
         <w:rPr>
-          <w:b/>
-          <w:szCs w:val="21"/>
-          <w:u w:val="thick"/>
+          <w:szCs w:val="21"/>
           <w:vertAlign w:val="subscript"/>
           <w:rFonts w:ascii="Times New Roman" w:hAnsi="Times New Roman" w:eastAsia="宋体" w:cs="Times New Roman"/>
           <w:sz w:val="21"/>
+          <w:bdr w:val="single" w:sz="8" w:space="0" w:color="auto"/>
         </w:rPr>
         <w:t>g</w:t>
       </w:r>
       <w:r>
         <w:rPr>
-          <w:b/>
-          <w:szCs w:val="21"/>
-          <w:u w:val="thick"/>
-          <w:rFonts w:ascii="Times New Roman" w:hAnsi="Times New Roman" w:eastAsia="宋体" w:cs="Times New Roman"/>
-          <w:sz w:val="21"/>
+          <w:szCs w:val="21"/>
+          <w:rFonts w:ascii="Times New Roman" w:hAnsi="Times New Roman" w:eastAsia="宋体" w:cs="Times New Roman"/>
+          <w:sz w:val="21"/>
+          <w:bdr w:val="single" w:sz="8" w:space="0" w:color="auto"/>
         </w:rPr>
         <w:t>（或</w:t>
       </w:r>
       <w:r>
         <w:rPr>
-          <w:b/>
           <w:i/>
           <w:szCs w:val="21"/>
-          <w:u w:val="thick"/>
-          <w:rFonts w:ascii="Times New Roman" w:hAnsi="Times New Roman" w:eastAsia="宋体" w:cs="Times New Roman"/>
-          <w:sz w:val="21"/>
+          <w:rFonts w:ascii="Times New Roman" w:hAnsi="Times New Roman" w:eastAsia="宋体" w:cs="Times New Roman"/>
+          <w:sz w:val="21"/>
+          <w:bdr w:val="single" w:sz="8" w:space="0" w:color="auto"/>
         </w:rPr>
         <w:t>I</w:t>
       </w:r>
       <w:r>
         <w:rPr>
-          <w:b/>
-          <w:szCs w:val="21"/>
-          <w:u w:val="thick"/>
+          <w:szCs w:val="21"/>
           <w:vertAlign w:val="subscript"/>
           <w:rFonts w:ascii="Times New Roman" w:hAnsi="Times New Roman" w:eastAsia="宋体" w:cs="Times New Roman"/>
           <w:sz w:val="21"/>
+          <w:bdr w:val="single" w:sz="8" w:space="0" w:color="auto"/>
         </w:rPr>
         <w:t>g</w:t>
       </w:r>
       <w:r>
         <w:rPr>
-          <w:b/>
           <w:i/>
           <w:szCs w:val="21"/>
-          <w:u w:val="thick"/>
-          <w:rFonts w:ascii="Times New Roman" w:hAnsi="Times New Roman" w:eastAsia="宋体" w:cs="Times New Roman"/>
-          <w:sz w:val="21"/>
+          <w:rFonts w:ascii="Times New Roman" w:hAnsi="Times New Roman" w:eastAsia="宋体" w:cs="Times New Roman"/>
+          <w:sz w:val="21"/>
+          <w:bdr w:val="single" w:sz="8" w:space="0" w:color="auto"/>
         </w:rPr>
         <w:t>R</w:t>
       </w:r>
       <w:r>
         <w:rPr>
-          <w:b/>
-          <w:szCs w:val="21"/>
-          <w:u w:val="thick"/>
+          <w:szCs w:val="21"/>
           <w:vertAlign w:val="subscript"/>
           <w:rFonts w:ascii="Times New Roman" w:hAnsi="Times New Roman" w:eastAsia="宋体" w:cs="Times New Roman"/>
           <w:sz w:val="21"/>
+          <w:bdr w:val="single" w:sz="8" w:space="0" w:color="auto"/>
         </w:rPr>
         <w:t>g</w:t>
       </w:r>
       <w:r>
         <w:rPr>
-          <w:b/>
-          <w:szCs w:val="21"/>
-          <w:u w:val="thick"/>
-          <w:rFonts w:ascii="Times New Roman" w:hAnsi="Times New Roman" w:eastAsia="宋体" w:cs="Times New Roman"/>
-          <w:sz w:val="21"/>
+          <w:szCs w:val="21"/>
+          <w:rFonts w:ascii="Times New Roman" w:hAnsi="Times New Roman" w:eastAsia="宋体" w:cs="Times New Roman"/>
+          <w:sz w:val="21"/>
+          <w:bdr w:val="single" w:sz="8" w:space="0" w:color="auto"/>
         </w:rPr>
         <w:t>）</w:t>
       </w:r>
@@ -4235,11 +4102,10 @@
       </w:r>
       <w:r>
         <w:rPr>
-          <w:b/>
-          <w:szCs w:val="21"/>
-          <w:u w:val="thick"/>
-          <w:rFonts w:ascii="Times New Roman" w:hAnsi="Times New Roman" w:eastAsia="宋体" w:cs="Times New Roman"/>
-          <w:sz w:val="21"/>
+          <w:szCs w:val="21"/>
+          <w:rFonts w:ascii="Times New Roman" w:hAnsi="Times New Roman" w:eastAsia="宋体" w:cs="Times New Roman"/>
+          <w:sz w:val="21"/>
+          <w:bdr w:val="single" w:sz="8" w:space="0" w:color="auto"/>
         </w:rPr>
         <w:t>串联</w:t>
       </w:r>
@@ -4253,11 +4119,10 @@
       </w:r>
       <w:r>
         <w:rPr>
-          <w:b/>
-          <w:szCs w:val="21"/>
-          <w:u w:val="thick"/>
-          <w:rFonts w:ascii="Times New Roman" w:hAnsi="Times New Roman" w:eastAsia="宋体" w:cs="Times New Roman"/>
-          <w:sz w:val="21"/>
+          <w:szCs w:val="21"/>
+          <w:rFonts w:ascii="Times New Roman" w:hAnsi="Times New Roman" w:eastAsia="宋体" w:cs="Times New Roman"/>
+          <w:sz w:val="21"/>
+          <w:bdr w:val="single" w:sz="8" w:space="0" w:color="auto"/>
         </w:rPr>
         <w:t>大</w:t>
       </w:r>
@@ -4358,11 +4223,10 @@
       </w:r>
       <w:r>
         <w:rPr>
-          <w:b/>
-          <w:szCs w:val="21"/>
-          <w:u w:val="thick"/>
-          <w:rFonts w:ascii="Times New Roman" w:hAnsi="Times New Roman" w:eastAsia="宋体" w:cs="Times New Roman"/>
-          <w:sz w:val="21"/>
+          <w:szCs w:val="21"/>
+          <w:rFonts w:ascii="Times New Roman" w:hAnsi="Times New Roman" w:eastAsia="宋体" w:cs="Times New Roman"/>
+          <w:sz w:val="21"/>
+          <w:bdr w:val="single" w:sz="8" w:space="0" w:color="auto"/>
         </w:rPr>
         <w:t>并联</w:t>
       </w:r>
@@ -4376,11 +4240,10 @@
       </w:r>
       <w:r>
         <w:rPr>
-          <w:b/>
-          <w:szCs w:val="21"/>
-          <w:u w:val="thick"/>
-          <w:rFonts w:ascii="Times New Roman" w:hAnsi="Times New Roman" w:eastAsia="宋体" w:cs="Times New Roman"/>
-          <w:sz w:val="21"/>
+          <w:szCs w:val="21"/>
+          <w:rFonts w:ascii="Times New Roman" w:hAnsi="Times New Roman" w:eastAsia="宋体" w:cs="Times New Roman"/>
+          <w:sz w:val="21"/>
+          <w:bdr w:val="single" w:sz="8" w:space="0" w:color="auto"/>
         </w:rPr>
         <w:t>小</w:t>
       </w:r>
@@ -4961,11 +4824,10 @@
       </w:r>
       <w:r>
         <w:rPr>
-          <w:b/>
-          <w:szCs w:val="21"/>
-          <w:u w:val="thick"/>
-          <w:rFonts w:ascii="Times New Roman" w:hAnsi="Times New Roman" w:eastAsia="宋体" w:cs="Times New Roman"/>
-          <w:sz w:val="21"/>
+          <w:szCs w:val="21"/>
+          <w:rFonts w:ascii="Times New Roman" w:hAnsi="Times New Roman" w:eastAsia="宋体" w:cs="Times New Roman"/>
+          <w:sz w:val="21"/>
+          <w:bdr w:val="single" w:sz="8" w:space="0" w:color="auto"/>
         </w:rPr>
         <w:t>指针定位螺丝</w:t>
       </w:r>
@@ -4979,11 +4841,10 @@
       </w:r>
       <w:r>
         <w:rPr>
-          <w:b/>
-          <w:szCs w:val="21"/>
-          <w:u w:val="thick"/>
-          <w:rFonts w:ascii="Times New Roman" w:hAnsi="Times New Roman" w:eastAsia="宋体" w:cs="Times New Roman"/>
-          <w:sz w:val="21"/>
+          <w:szCs w:val="21"/>
+          <w:rFonts w:ascii="Times New Roman" w:hAnsi="Times New Roman" w:eastAsia="宋体" w:cs="Times New Roman"/>
+          <w:sz w:val="21"/>
+          <w:bdr w:val="single" w:sz="8" w:space="0" w:color="auto"/>
         </w:rPr>
         <w:t>左端</w:t>
       </w:r>
@@ -5057,11 +4918,10 @@
       </w:r>
       <w:r>
         <w:rPr>
-          <w:b/>
-          <w:szCs w:val="21"/>
-          <w:u w:val="thick"/>
-          <w:rFonts w:ascii="Times New Roman" w:hAnsi="Times New Roman" w:eastAsia="宋体" w:cs="Times New Roman"/>
-          <w:sz w:val="21"/>
+          <w:szCs w:val="21"/>
+          <w:rFonts w:ascii="Times New Roman" w:hAnsi="Times New Roman" w:eastAsia="宋体" w:cs="Times New Roman"/>
+          <w:sz w:val="21"/>
+          <w:bdr w:val="single" w:sz="8" w:space="0" w:color="auto"/>
         </w:rPr>
         <w:t>选择开关</w:t>
       </w:r>
@@ -5091,11 +4951,10 @@
       </w:r>
       <w:r>
         <w:rPr>
-          <w:b/>
-          <w:szCs w:val="21"/>
-          <w:u w:val="thick"/>
-          <w:rFonts w:ascii="Times New Roman" w:hAnsi="Times New Roman" w:eastAsia="宋体" w:cs="Times New Roman"/>
-          <w:sz w:val="21"/>
+          <w:szCs w:val="21"/>
+          <w:rFonts w:ascii="Times New Roman" w:hAnsi="Times New Roman" w:eastAsia="宋体" w:cs="Times New Roman"/>
+          <w:sz w:val="21"/>
+          <w:bdr w:val="single" w:sz="8" w:space="0" w:color="auto"/>
         </w:rPr>
         <w:t>OFF</w:t>
       </w:r>
@@ -5261,11 +5120,10 @@
       </w:r>
       <w:r>
         <w:rPr>
-          <w:b/>
-          <w:szCs w:val="21"/>
-          <w:u w:val="thick"/>
-          <w:rFonts w:ascii="Times New Roman" w:hAnsi="Times New Roman" w:eastAsia="宋体" w:cs="Times New Roman"/>
-          <w:sz w:val="21"/>
+          <w:szCs w:val="21"/>
+          <w:rFonts w:ascii="Times New Roman" w:hAnsi="Times New Roman" w:eastAsia="宋体" w:cs="Times New Roman"/>
+          <w:sz w:val="21"/>
+          <w:bdr w:val="single" w:sz="8" w:space="0" w:color="auto"/>
         </w:rPr>
         <w:t>直流电压</w:t>
       </w:r>
@@ -5307,11 +5165,10 @@
       </w:r>
       <w:r>
         <w:rPr>
-          <w:b/>
-          <w:szCs w:val="21"/>
-          <w:u w:val="thick"/>
-          <w:rFonts w:ascii="Times New Roman" w:hAnsi="Times New Roman" w:eastAsia="宋体" w:cs="Times New Roman"/>
-          <w:sz w:val="21"/>
+          <w:szCs w:val="21"/>
+          <w:rFonts w:ascii="Times New Roman" w:hAnsi="Times New Roman" w:eastAsia="宋体" w:cs="Times New Roman"/>
+          <w:sz w:val="21"/>
+          <w:bdr w:val="single" w:sz="8" w:space="0" w:color="auto"/>
         </w:rPr>
         <w:t>并联</w:t>
       </w:r>
@@ -5325,11 +5182,10 @@
       </w:r>
       <w:r>
         <w:rPr>
-          <w:b/>
-          <w:szCs w:val="21"/>
-          <w:u w:val="thick"/>
-          <w:rFonts w:ascii="Times New Roman" w:hAnsi="Times New Roman" w:eastAsia="宋体" w:cs="Times New Roman"/>
-          <w:sz w:val="21"/>
+          <w:szCs w:val="21"/>
+          <w:rFonts w:ascii="Times New Roman" w:hAnsi="Times New Roman" w:eastAsia="宋体" w:cs="Times New Roman"/>
+          <w:sz w:val="21"/>
+          <w:bdr w:val="single" w:sz="8" w:space="0" w:color="auto"/>
         </w:rPr>
         <w:t>高</w:t>
       </w:r>
@@ -5371,11 +5227,10 @@
       </w:r>
       <w:r>
         <w:rPr>
-          <w:b/>
-          <w:szCs w:val="21"/>
-          <w:u w:val="thick"/>
-          <w:rFonts w:ascii="Times New Roman" w:hAnsi="Times New Roman" w:eastAsia="宋体" w:cs="Times New Roman"/>
-          <w:sz w:val="21"/>
+          <w:szCs w:val="21"/>
+          <w:rFonts w:ascii="Times New Roman" w:hAnsi="Times New Roman" w:eastAsia="宋体" w:cs="Times New Roman"/>
+          <w:sz w:val="21"/>
+          <w:bdr w:val="single" w:sz="8" w:space="0" w:color="auto"/>
         </w:rPr>
         <w:t>最小</w:t>
       </w:r>
@@ -5504,11 +5359,10 @@
       </w:r>
       <w:r>
         <w:rPr>
-          <w:b/>
-          <w:szCs w:val="21"/>
-          <w:u w:val="thick"/>
-          <w:rFonts w:ascii="Times New Roman" w:hAnsi="Times New Roman" w:eastAsia="宋体" w:cs="Times New Roman"/>
-          <w:sz w:val="21"/>
+          <w:szCs w:val="21"/>
+          <w:rFonts w:ascii="Times New Roman" w:hAnsi="Times New Roman" w:eastAsia="宋体" w:cs="Times New Roman"/>
+          <w:sz w:val="21"/>
+          <w:bdr w:val="single" w:sz="8" w:space="0" w:color="auto"/>
         </w:rPr>
         <w:t>直流电流</w:t>
       </w:r>
@@ -5550,11 +5404,10 @@
       </w:r>
       <w:r>
         <w:rPr>
-          <w:b/>
-          <w:szCs w:val="21"/>
-          <w:u w:val="thick"/>
-          <w:rFonts w:ascii="Times New Roman" w:hAnsi="Times New Roman" w:eastAsia="宋体" w:cs="Times New Roman"/>
-          <w:sz w:val="21"/>
+          <w:szCs w:val="21"/>
+          <w:rFonts w:ascii="Times New Roman" w:hAnsi="Times New Roman" w:eastAsia="宋体" w:cs="Times New Roman"/>
+          <w:sz w:val="21"/>
+          <w:bdr w:val="single" w:sz="8" w:space="0" w:color="auto"/>
         </w:rPr>
         <w:t>串联</w:t>
       </w:r>
@@ -5568,11 +5421,10 @@
       </w:r>
       <w:r>
         <w:rPr>
-          <w:b/>
-          <w:szCs w:val="21"/>
-          <w:u w:val="thick"/>
-          <w:rFonts w:ascii="Times New Roman" w:hAnsi="Times New Roman" w:eastAsia="宋体" w:cs="Times New Roman"/>
-          <w:sz w:val="21"/>
+          <w:szCs w:val="21"/>
+          <w:rFonts w:ascii="Times New Roman" w:hAnsi="Times New Roman" w:eastAsia="宋体" w:cs="Times New Roman"/>
+          <w:sz w:val="21"/>
+          <w:bdr w:val="single" w:sz="8" w:space="0" w:color="auto"/>
         </w:rPr>
         <w:t>红</w:t>
       </w:r>
@@ -6322,7 +6174,7 @@
     <w:sectPr>
       <w:footerReference w:type="default" r:id="rId18"/>
       <w:pgSz w:w="11906" w:h="16838"/>
-      <w:pgMar w:top="720" w:right="720" w:bottom="720" w:left="720" w:header="720" w:footer="720" w:gutter="0"/>
+      <w:pgMar w:top="850" w:right="850" w:bottom="850" w:left="850" w:header="850" w:footer="850" w:gutter="0"/>
       <w:pgNumType w:start="1"/>
       <w:cols w:sep="1" w:space="425"/>
       <w:docGrid w:type="lines" w:linePitch="312"/>
@@ -6356,6 +6208,14 @@
     <w:pPr>
       <w:jc w:val="center"/>
     </w:pPr>
+    <w:r>
+      <w:rPr>
+        <w:rFonts w:ascii="Times New Roman" w:hAnsi="Times New Roman" w:eastAsia="宋体"/>
+        <w:sz w:val="21"/>
+        <w:szCs w:val="21"/>
+      </w:rPr>
+      <w:t xml:space="preserve">第11章·清单　</w:t>
+    </w:r>
     <w:r>
       <w:rPr>
         <w:rFonts w:ascii="Times New Roman" w:hAnsi="Times New Roman" w:eastAsia="宋体"/>

--- a/高中物理/高中物理同步/人教版必修3 第11章 电路及其应用·知识清单（完成）.docx
+++ b/高中物理/高中物理同步/人教版必修3 第11章 电路及其应用·知识清单（完成）.docx
@@ -6291,7 +6291,7 @@
         <w:rFonts w:ascii="Times New Roman" w:eastAsia="宋体" w:hAnsi="Times New Roman" w:cs="Times New Roman"/>
         <w:kern w:val="2"/>
         <w:sz w:val="21"/>
-        <w:szCs w:val="22"/>
+        <w:szCs w:val="21"/>
         <w:lang w:val="en-US" w:eastAsia="zh-CN" w:bidi="ar-SA"/>
       </w:rPr>
     </w:rPrDefault>

--- a/高中物理/高中物理同步/人教版必修3 第11章 电路及其应用·知识清单（完成）.docx
+++ b/高中物理/高中物理同步/人教版必修3 第11章 电路及其应用·知识清单（完成）.docx
@@ -1167,15 +1167,15 @@
           <w:rFonts w:ascii="Times New Roman" w:hAnsi="Times New Roman" w:eastAsia="宋体" w:cs="Times New Roman"/>
           <w:sz w:val="21"/>
         </w:rPr>
-        <w:t>1</w:t>
-      </w:r>
-      <w:r>
-        <w:rPr>
-          <w:szCs w:val="21"/>
-          <w:rFonts w:ascii="Times New Roman" w:hAnsi="Times New Roman" w:eastAsia="宋体" w:cs="Times New Roman"/>
-          <w:sz w:val="21"/>
-        </w:rPr>
-        <w:t>．实验装置：如图所示，</w:t>
+        <w:t/>
+      </w:r>
+      <w:r>
+        <w:rPr>
+          <w:szCs w:val="21"/>
+          <w:rFonts w:ascii="Times New Roman" w:hAnsi="Times New Roman" w:eastAsia="宋体" w:cs="Times New Roman"/>
+          <w:sz w:val="21"/>
+        </w:rPr>
+        <w:t>（1）实验装置：如图所示，</w:t>
       </w:r>
       <w:r>
         <w:rPr>
@@ -1397,15 +1397,15 @@
           <w:rFonts w:ascii="Times New Roman" w:hAnsi="Times New Roman" w:eastAsia="宋体" w:cs="Times New Roman"/>
           <w:sz w:val="21"/>
         </w:rPr>
-        <w:t>2</w:t>
-      </w:r>
-      <w:r>
-        <w:rPr>
-          <w:szCs w:val="21"/>
-          <w:rFonts w:ascii="Times New Roman" w:hAnsi="Times New Roman" w:eastAsia="宋体" w:cs="Times New Roman"/>
-          <w:sz w:val="21"/>
-        </w:rPr>
-        <w:t>．实验原理</w:t>
+        <w:t/>
+      </w:r>
+      <w:r>
+        <w:rPr>
+          <w:szCs w:val="21"/>
+          <w:rFonts w:ascii="Times New Roman" w:hAnsi="Times New Roman" w:eastAsia="宋体" w:cs="Times New Roman"/>
+          <w:sz w:val="21"/>
+        </w:rPr>
+        <w:t>（2）实验原理</w:t>
       </w:r>
     </w:p>
     <w:p>
@@ -4380,15 +4380,15 @@
           <w:rFonts w:ascii="Times New Roman" w:hAnsi="Times New Roman" w:eastAsia="宋体" w:cs="Times New Roman"/>
           <w:sz w:val="21"/>
         </w:rPr>
-        <w:t>1</w:t>
-      </w:r>
-      <w:r>
-        <w:rPr>
-          <w:szCs w:val="21"/>
-          <w:rFonts w:ascii="Times New Roman" w:hAnsi="Times New Roman" w:eastAsia="宋体" w:cs="Times New Roman"/>
-          <w:sz w:val="21"/>
-        </w:rPr>
-        <w:t>．指针式多用电表</w:t>
+        <w:t/>
+      </w:r>
+      <w:r>
+        <w:rPr>
+          <w:szCs w:val="21"/>
+          <w:rFonts w:ascii="Times New Roman" w:hAnsi="Times New Roman" w:eastAsia="宋体" w:cs="Times New Roman"/>
+          <w:sz w:val="21"/>
+        </w:rPr>
+        <w:t>（1）指针式多用电表</w:t>
       </w:r>
     </w:p>
     <w:p>
@@ -4632,15 +4632,15 @@
           <w:rFonts w:ascii="Times New Roman" w:hAnsi="Times New Roman" w:eastAsia="宋体" w:cs="Times New Roman"/>
           <w:sz w:val="21"/>
         </w:rPr>
-        <w:t>2</w:t>
-      </w:r>
-      <w:r>
-        <w:rPr>
-          <w:szCs w:val="21"/>
-          <w:rFonts w:ascii="Times New Roman" w:hAnsi="Times New Roman" w:eastAsia="宋体" w:cs="Times New Roman"/>
-          <w:sz w:val="21"/>
-        </w:rPr>
-        <w:t>．数字式多用电表</w:t>
+        <w:t/>
+      </w:r>
+      <w:r>
+        <w:rPr>
+          <w:szCs w:val="21"/>
+          <w:rFonts w:ascii="Times New Roman" w:hAnsi="Times New Roman" w:eastAsia="宋体" w:cs="Times New Roman"/>
+          <w:sz w:val="21"/>
+        </w:rPr>
+        <w:t>（2）数字式多用电表</w:t>
       </w:r>
     </w:p>
     <w:p>
@@ -4784,15 +4784,15 @@
           <w:rFonts w:ascii="Times New Roman" w:hAnsi="Times New Roman" w:eastAsia="宋体" w:cs="Times New Roman"/>
           <w:sz w:val="21"/>
         </w:rPr>
-        <w:t>1</w:t>
-      </w:r>
-      <w:r>
-        <w:rPr>
-          <w:szCs w:val="21"/>
-          <w:rFonts w:ascii="Times New Roman" w:hAnsi="Times New Roman" w:eastAsia="宋体" w:cs="Times New Roman"/>
-          <w:sz w:val="21"/>
-        </w:rPr>
-        <w:t>．使用步骤</w:t>
+        <w:t/>
+      </w:r>
+      <w:r>
+        <w:rPr>
+          <w:szCs w:val="21"/>
+          <w:rFonts w:ascii="Times New Roman" w:hAnsi="Times New Roman" w:eastAsia="宋体" w:cs="Times New Roman"/>
+          <w:sz w:val="21"/>
+        </w:rPr>
+        <w:t>（1）使用步骤</w:t>
       </w:r>
     </w:p>
     <w:p>
@@ -4994,15 +4994,15 @@
           <w:rFonts w:ascii="Times New Roman" w:hAnsi="Times New Roman" w:eastAsia="宋体" w:cs="Times New Roman"/>
           <w:sz w:val="21"/>
         </w:rPr>
-        <w:t>2</w:t>
-      </w:r>
-      <w:r>
-        <w:rPr>
-          <w:szCs w:val="21"/>
-          <w:rFonts w:ascii="Times New Roman" w:hAnsi="Times New Roman" w:eastAsia="宋体" w:cs="Times New Roman"/>
-          <w:sz w:val="21"/>
-        </w:rPr>
-        <w:t>．使用多用电表测量电压、电流和电阻</w:t>
+        <w:t/>
+      </w:r>
+      <w:r>
+        <w:rPr>
+          <w:szCs w:val="21"/>
+          <w:rFonts w:ascii="Times New Roman" w:hAnsi="Times New Roman" w:eastAsia="宋体" w:cs="Times New Roman"/>
+          <w:sz w:val="21"/>
+        </w:rPr>
+        <w:t>（2）使用多用电表测量电压、电流和电阻</w:t>
       </w:r>
     </w:p>
     <w:p>
@@ -5828,15 +5828,15 @@
           <w:rFonts w:ascii="Times New Roman" w:hAnsi="Times New Roman" w:eastAsia="宋体" w:cs="Times New Roman"/>
           <w:sz w:val="21"/>
         </w:rPr>
-        <w:t>3</w:t>
-      </w:r>
-      <w:r>
-        <w:rPr>
-          <w:szCs w:val="21"/>
-          <w:rFonts w:ascii="Times New Roman" w:hAnsi="Times New Roman" w:eastAsia="宋体" w:cs="Times New Roman"/>
-          <w:sz w:val="21"/>
-        </w:rPr>
-        <w:t>．注意事项</w:t>
+        <w:t/>
+      </w:r>
+      <w:r>
+        <w:rPr>
+          <w:szCs w:val="21"/>
+          <w:rFonts w:ascii="Times New Roman" w:hAnsi="Times New Roman" w:eastAsia="宋体" w:cs="Times New Roman"/>
+          <w:sz w:val="21"/>
+        </w:rPr>
+        <w:t>（3）注意事项</w:t>
       </w:r>
     </w:p>
     <w:p>

--- a/高中物理/高中物理同步/人教版必修3 第11章 电路及其应用·知识清单（完成）.docx
+++ b/高中物理/高中物理同步/人教版必修3 第11章 电路及其应用·知识清单（完成）.docx
@@ -5,7 +5,7 @@
     <w:p>
       <w:pPr>
         <w:jc w:val="left"/>
-        <w:spacing w:before="0" w:after="0" w:line="300" w:lineRule="multiple"/>
+        <w:spacing w:before="0" w:after="0" w:line="300" w:lineRule="auto"/>
         <w:rPr>
           <w:b/>
           <w:bCs/>
@@ -27,17 +27,17 @@
     <w:p>
       <w:pPr>
         <w:jc w:val="left"/>
-        <w:spacing w:before="0" w:after="0" w:line="300" w:lineRule="multiple"/>
-        <w:rPr>
-          <w:sz w:val="21"/>
-          <w:szCs w:val="21"/>
-        </w:rPr>
-      </w:pPr>
-    </w:p>
-    <w:p>
-      <w:pPr>
-        <w:jc w:val="left"/>
-        <w:spacing w:before="0" w:after="0" w:line="300" w:lineRule="multiple"/>
+        <w:spacing w:before="0" w:after="0" w:line="300" w:lineRule="auto"/>
+        <w:rPr>
+          <w:sz w:val="21"/>
+          <w:szCs w:val="21"/>
+        </w:rPr>
+      </w:pPr>
+    </w:p>
+    <w:p>
+      <w:pPr>
+        <w:jc w:val="left"/>
+        <w:spacing w:before="0" w:after="0" w:line="300" w:lineRule="auto"/>
         <w:rPr>
           <w:b/>
           <w:bCs/>
@@ -60,7 +60,7 @@
       <w:pPr>
         <w:widowControl/>
         <w:snapToGrid w:val="0"/>
-        <w:spacing w:before="0" w:after="0" w:line="300" w:lineRule="multiple"/>
+        <w:spacing w:before="0" w:after="0" w:line="300" w:lineRule="auto"/>
         <w:jc w:val="left"/>
         <w:rPr>
           <w:sz w:val="21"/>
@@ -120,7 +120,7 @@
     </w:p>
     <w:p>
       <w:pPr>
-        <w:spacing w:before="0" w:after="0" w:line="300" w:lineRule="multiple"/>
+        <w:spacing w:before="0" w:after="0" w:line="300" w:lineRule="auto"/>
         <w:jc w:val="left"/>
         <w:rPr>
           <w:sz w:val="21"/>
@@ -132,7 +132,7 @@
       <w:pPr>
         <w:widowControl/>
         <w:snapToGrid w:val="0"/>
-        <w:spacing w:before="0" w:after="0" w:line="300" w:lineRule="multiple"/>
+        <w:spacing w:before="0" w:after="0" w:line="300" w:lineRule="auto"/>
         <w:jc w:val="left"/>
         <w:rPr>
           <w:sz w:val="21"/>
@@ -175,7 +175,7 @@
     </w:p>
     <w:p>
       <w:pPr>
-        <w:spacing w:before="0" w:after="0" w:line="300" w:lineRule="multiple"/>
+        <w:spacing w:before="0" w:after="0" w:line="300" w:lineRule="auto"/>
         <w:jc w:val="left"/>
         <w:rPr>
           <w:sz w:val="21"/>
@@ -187,7 +187,7 @@
       <w:pPr>
         <w:widowControl/>
         <w:snapToGrid w:val="0"/>
-        <w:spacing w:before="0" w:after="0" w:line="300" w:lineRule="multiple"/>
+        <w:spacing w:before="0" w:after="0" w:line="300" w:lineRule="auto"/>
         <w:jc w:val="left"/>
         <w:rPr>
           <w:sz w:val="21"/>
@@ -247,7 +247,7 @@
     </w:p>
     <w:p>
       <w:pPr>
-        <w:spacing w:before="0" w:after="0" w:line="300" w:lineRule="multiple"/>
+        <w:spacing w:before="0" w:after="0" w:line="300" w:lineRule="auto"/>
         <w:jc w:val="left"/>
         <w:rPr>
           <w:sz w:val="21"/>
@@ -259,7 +259,7 @@
       <w:pPr>
         <w:widowControl/>
         <w:snapToGrid w:val="0"/>
-        <w:spacing w:before="0" w:after="0" w:line="300" w:lineRule="multiple"/>
+        <w:spacing w:before="0" w:after="0" w:line="300" w:lineRule="auto"/>
         <w:jc w:val="left"/>
         <w:rPr>
           <w:sz w:val="21"/>
@@ -383,7 +383,7 @@
       <w:pPr>
         <w:widowControl/>
         <w:snapToGrid w:val="0"/>
-        <w:spacing w:before="0" w:after="0" w:line="300" w:lineRule="multiple"/>
+        <w:spacing w:before="0" w:after="0" w:line="300" w:lineRule="auto"/>
         <w:jc w:val="left"/>
         <w:rPr>
           <w:sz w:val="21"/>
@@ -418,7 +418,7 @@
     </w:p>
     <w:p>
       <w:pPr>
-        <w:spacing w:before="0" w:after="0" w:line="300" w:lineRule="multiple"/>
+        <w:spacing w:before="0" w:after="0" w:line="300" w:lineRule="auto"/>
         <w:jc w:val="left"/>
         <w:rPr>
           <w:sz w:val="21"/>
@@ -430,7 +430,7 @@
       <w:pPr>
         <w:widowControl/>
         <w:snapToGrid w:val="0"/>
-        <w:spacing w:before="0" w:after="0" w:line="300" w:lineRule="multiple"/>
+        <w:spacing w:before="0" w:after="0" w:line="300" w:lineRule="auto"/>
         <w:jc w:val="left"/>
         <w:rPr>
           <w:sz w:val="21"/>
@@ -579,7 +579,7 @@
     </w:p>
     <w:p>
       <w:pPr>
-        <w:spacing w:before="0" w:after="0" w:line="300" w:lineRule="multiple"/>
+        <w:spacing w:before="0" w:after="0" w:line="300" w:lineRule="auto"/>
         <w:jc w:val="left"/>
         <w:rPr>
           <w:sz w:val="21"/>
@@ -591,7 +591,7 @@
       <w:pPr>
         <w:widowControl/>
         <w:snapToGrid w:val="0"/>
-        <w:spacing w:before="0" w:after="0" w:line="300" w:lineRule="multiple"/>
+        <w:spacing w:before="0" w:after="0" w:line="300" w:lineRule="auto"/>
         <w:jc w:val="left"/>
         <w:rPr>
           <w:sz w:val="21"/>
@@ -653,7 +653,7 @@
       <w:pPr>
         <w:widowControl/>
         <w:snapToGrid w:val="0"/>
-        <w:spacing w:before="0" w:after="0" w:line="300" w:lineRule="multiple"/>
+        <w:spacing w:before="0" w:after="0" w:line="300" w:lineRule="auto"/>
         <w:jc w:val="left"/>
         <w:rPr>
           <w:sz w:val="21"/>
@@ -689,7 +689,7 @@
       <w:pPr>
         <w:widowControl/>
         <w:snapToGrid w:val="0"/>
-        <w:spacing w:before="0" w:after="0" w:line="300" w:lineRule="multiple"/>
+        <w:spacing w:before="0" w:after="0" w:line="300" w:lineRule="auto"/>
         <w:jc w:val="left"/>
         <w:rPr>
           <w:sz w:val="21"/>
@@ -715,18 +715,18 @@
     </w:p>
     <w:p>
       <w:pPr>
-        <w:spacing w:before="0" w:after="0" w:line="300" w:lineRule="multiple"/>
-        <w:jc w:val="left"/>
-        <w:rPr>
-          <w:sz w:val="21"/>
-          <w:szCs w:val="21"/>
-        </w:rPr>
-      </w:pPr>
-    </w:p>
-    <w:p>
-      <w:pPr>
-        <w:jc w:val="left"/>
-        <w:spacing w:before="0" w:after="0" w:line="300" w:lineRule="multiple"/>
+        <w:spacing w:before="0" w:after="0" w:line="300" w:lineRule="auto"/>
+        <w:jc w:val="left"/>
+        <w:rPr>
+          <w:sz w:val="21"/>
+          <w:szCs w:val="21"/>
+        </w:rPr>
+      </w:pPr>
+    </w:p>
+    <w:p>
+      <w:pPr>
+        <w:jc w:val="left"/>
+        <w:spacing w:before="0" w:after="0" w:line="300" w:lineRule="auto"/>
         <w:rPr>
           <w:b/>
           <w:bCs/>
@@ -749,7 +749,7 @@
       <w:pPr>
         <w:widowControl/>
         <w:snapToGrid w:val="0"/>
-        <w:spacing w:before="0" w:after="0" w:line="300" w:lineRule="multiple"/>
+        <w:spacing w:before="0" w:after="0" w:line="300" w:lineRule="auto"/>
         <w:jc w:val="left"/>
         <w:rPr>
           <w:sz w:val="21"/>
@@ -792,7 +792,7 @@
     </w:p>
     <w:p>
       <w:pPr>
-        <w:spacing w:before="0" w:after="0" w:line="300" w:lineRule="multiple"/>
+        <w:spacing w:before="0" w:after="0" w:line="300" w:lineRule="auto"/>
         <w:jc w:val="left"/>
         <w:rPr>
           <w:sz w:val="21"/>
@@ -804,7 +804,7 @@
       <w:pPr>
         <w:widowControl/>
         <w:snapToGrid w:val="0"/>
-        <w:spacing w:before="0" w:after="0" w:line="300" w:lineRule="multiple"/>
+        <w:spacing w:before="0" w:after="0" w:line="300" w:lineRule="auto"/>
         <w:jc w:val="left"/>
         <w:rPr>
           <w:sz w:val="21"/>
@@ -881,7 +881,7 @@
     </w:p>
     <w:p>
       <w:pPr>
-        <w:spacing w:before="0" w:after="0" w:line="300" w:lineRule="multiple"/>
+        <w:spacing w:before="0" w:after="0" w:line="300" w:lineRule="auto"/>
         <w:jc w:val="left"/>
         <w:rPr>
           <w:sz w:val="21"/>
@@ -893,7 +893,7 @@
       <w:pPr>
         <w:widowControl/>
         <w:snapToGrid w:val="0"/>
-        <w:spacing w:before="0" w:after="0" w:line="300" w:lineRule="multiple"/>
+        <w:spacing w:before="0" w:after="0" w:line="300" w:lineRule="auto"/>
         <w:jc w:val="left"/>
         <w:rPr>
           <w:sz w:val="21"/>
@@ -998,7 +998,7 @@
     </w:p>
     <w:p>
       <w:pPr>
-        <w:spacing w:before="0" w:after="0" w:line="300" w:lineRule="multiple"/>
+        <w:spacing w:before="0" w:after="0" w:line="300" w:lineRule="auto"/>
         <w:jc w:val="left"/>
         <w:rPr>
           <w:sz w:val="21"/>
@@ -1010,7 +1010,7 @@
       <w:pPr>
         <w:widowControl/>
         <w:snapToGrid w:val="0"/>
-        <w:spacing w:before="0" w:after="0" w:line="300" w:lineRule="multiple"/>
+        <w:spacing w:before="0" w:after="0" w:line="300" w:lineRule="auto"/>
         <w:jc w:val="left"/>
         <w:rPr>
           <w:sz w:val="21"/>
@@ -1125,18 +1125,18 @@
     </w:p>
     <w:p>
       <w:pPr>
-        <w:spacing w:before="0" w:after="0" w:line="300" w:lineRule="multiple"/>
-        <w:jc w:val="left"/>
-        <w:rPr>
-          <w:sz w:val="21"/>
-          <w:szCs w:val="21"/>
-        </w:rPr>
-      </w:pPr>
-    </w:p>
-    <w:p>
-      <w:pPr>
-        <w:jc w:val="left"/>
-        <w:spacing w:before="0" w:after="0" w:line="300" w:lineRule="multiple"/>
+        <w:spacing w:before="0" w:after="0" w:line="300" w:lineRule="auto"/>
+        <w:jc w:val="left"/>
+        <w:rPr>
+          <w:sz w:val="21"/>
+          <w:szCs w:val="21"/>
+        </w:rPr>
+      </w:pPr>
+    </w:p>
+    <w:p>
+      <w:pPr>
+        <w:jc w:val="left"/>
+        <w:spacing w:before="0" w:after="0" w:line="300" w:lineRule="auto"/>
         <w:rPr>
           <w:sz w:val="21"/>
           <w:szCs w:val="21"/>
@@ -1154,7 +1154,7 @@
     <w:p>
       <w:pPr>
         <w:snapToGrid w:val="0"/>
-        <w:spacing w:before="0" w:after="0" w:line="300" w:lineRule="multiple"/>
+        <w:spacing w:before="0" w:after="0" w:line="300" w:lineRule="auto"/>
         <w:jc w:val="left"/>
         <w:rPr>
           <w:sz w:val="21"/>
@@ -1317,7 +1317,7 @@
     <w:p>
       <w:pPr>
         <w:snapToGrid w:val="0"/>
-        <w:spacing w:before="0" w:after="0" w:line="300" w:lineRule="multiple"/>
+        <w:spacing w:before="0" w:after="0" w:line="300" w:lineRule="auto"/>
         <w:jc w:val="left"/>
         <w:rPr>
           <w:sz w:val="21"/>
@@ -1373,18 +1373,18 @@
     </w:p>
     <w:p>
       <w:pPr>
-        <w:spacing w:before="0" w:after="0" w:line="300" w:lineRule="multiple"/>
-        <w:jc w:val="left"/>
-        <w:rPr>
-          <w:sz w:val="21"/>
-          <w:szCs w:val="21"/>
-        </w:rPr>
-      </w:pPr>
-    </w:p>
-    <w:p>
-      <w:pPr>
-        <w:snapToGrid w:val="0"/>
-        <w:spacing w:before="0" w:after="0" w:line="300" w:lineRule="multiple"/>
+        <w:spacing w:before="0" w:after="0" w:line="300" w:lineRule="auto"/>
+        <w:jc w:val="left"/>
+        <w:rPr>
+          <w:sz w:val="21"/>
+          <w:szCs w:val="21"/>
+        </w:rPr>
+      </w:pPr>
+    </w:p>
+    <w:p>
+      <w:pPr>
+        <w:snapToGrid w:val="0"/>
+        <w:spacing w:before="0" w:after="0" w:line="300" w:lineRule="auto"/>
         <w:jc w:val="left"/>
         <w:rPr>
           <w:sz w:val="21"/>
@@ -1411,7 +1411,7 @@
     <w:p>
       <w:pPr>
         <w:snapToGrid w:val="0"/>
-        <w:spacing w:before="0" w:after="0" w:line="300" w:lineRule="multiple"/>
+        <w:spacing w:before="0" w:after="0" w:line="300" w:lineRule="auto"/>
         <w:jc w:val="left"/>
         <w:rPr>
           <w:sz w:val="21"/>
@@ -1438,7 +1438,7 @@
     <w:p>
       <w:pPr>
         <w:snapToGrid w:val="0"/>
-        <w:spacing w:before="0" w:after="0" w:line="300" w:lineRule="multiple"/>
+        <w:spacing w:before="0" w:after="0" w:line="300" w:lineRule="auto"/>
         <w:jc w:val="left"/>
         <w:rPr>
           <w:sz w:val="21"/>
@@ -1472,7 +1472,7 @@
     </w:p>
     <w:p>
       <w:pPr>
-        <w:spacing w:before="0" w:after="0" w:line="300" w:lineRule="multiple"/>
+        <w:spacing w:before="0" w:after="0" w:line="300" w:lineRule="auto"/>
         <w:jc w:val="left"/>
         <w:rPr>
           <w:sz w:val="21"/>
@@ -1484,7 +1484,7 @@
       <w:pPr>
         <w:widowControl/>
         <w:snapToGrid w:val="0"/>
-        <w:spacing w:before="0" w:after="0" w:line="300" w:lineRule="multiple"/>
+        <w:spacing w:before="0" w:after="0" w:line="300" w:lineRule="auto"/>
         <w:jc w:val="left"/>
         <w:rPr>
           <w:sz w:val="21"/>
@@ -1512,7 +1512,7 @@
       <w:pPr>
         <w:widowControl/>
         <w:snapToGrid w:val="0"/>
-        <w:spacing w:before="0" w:after="0" w:line="300" w:lineRule="multiple"/>
+        <w:spacing w:before="0" w:after="0" w:line="300" w:lineRule="auto"/>
         <w:jc w:val="left"/>
         <w:rPr>
           <w:sz w:val="21"/>
@@ -1627,7 +1627,7 @@
       <w:pPr>
         <w:widowControl/>
         <w:snapToGrid w:val="0"/>
-        <w:spacing w:before="0" w:after="0" w:line="300" w:lineRule="multiple"/>
+        <w:spacing w:before="0" w:after="0" w:line="300" w:lineRule="auto"/>
         <w:jc w:val="left"/>
         <w:rPr>
           <w:sz w:val="21"/>
@@ -1776,7 +1776,7 @@
     </w:p>
     <w:p>
       <w:pPr>
-        <w:spacing w:before="0" w:after="0" w:line="300" w:lineRule="multiple"/>
+        <w:spacing w:before="0" w:after="0" w:line="300" w:lineRule="auto"/>
         <w:jc w:val="left"/>
         <w:rPr>
           <w:sz w:val="21"/>
@@ -1788,7 +1788,7 @@
       <w:pPr>
         <w:widowControl/>
         <w:snapToGrid w:val="0"/>
-        <w:spacing w:before="0" w:after="0" w:line="300" w:lineRule="multiple"/>
+        <w:spacing w:before="0" w:after="0" w:line="300" w:lineRule="auto"/>
         <w:jc w:val="left"/>
         <w:rPr>
           <w:sz w:val="21"/>
@@ -1816,7 +1816,7 @@
       <w:pPr>
         <w:widowControl/>
         <w:snapToGrid w:val="0"/>
-        <w:spacing w:before="0" w:after="0" w:line="300" w:lineRule="multiple"/>
+        <w:spacing w:before="0" w:after="0" w:line="300" w:lineRule="auto"/>
         <w:jc w:val="left"/>
         <w:rPr>
           <w:sz w:val="21"/>
@@ -1861,7 +1861,7 @@
       <w:pPr>
         <w:widowControl/>
         <w:snapToGrid w:val="0"/>
-        <w:spacing w:before="0" w:after="0" w:line="300" w:lineRule="multiple"/>
+        <w:spacing w:before="0" w:after="0" w:line="300" w:lineRule="auto"/>
         <w:jc w:val="left"/>
         <w:rPr>
           <w:sz w:val="21"/>
@@ -1889,7 +1889,7 @@
       <w:pPr>
         <w:widowControl/>
         <w:snapToGrid w:val="0"/>
-        <w:spacing w:before="0" w:after="0" w:line="300" w:lineRule="multiple"/>
+        <w:spacing w:before="0" w:after="0" w:line="300" w:lineRule="auto"/>
         <w:jc w:val="left"/>
         <w:rPr>
           <w:sz w:val="21"/>
@@ -1951,7 +1951,7 @@
       <w:pPr>
         <w:widowControl/>
         <w:snapToGrid w:val="0"/>
-        <w:spacing w:before="0" w:after="0" w:line="300" w:lineRule="multiple"/>
+        <w:spacing w:before="0" w:after="0" w:line="300" w:lineRule="auto"/>
         <w:jc w:val="left"/>
         <w:rPr>
           <w:sz w:val="21"/>
@@ -2013,7 +2013,7 @@
       <w:pPr>
         <w:widowControl/>
         <w:snapToGrid w:val="0"/>
-        <w:spacing w:before="0" w:after="0" w:line="300" w:lineRule="multiple"/>
+        <w:spacing w:before="0" w:after="0" w:line="300" w:lineRule="auto"/>
         <w:jc w:val="left"/>
         <w:rPr>
           <w:sz w:val="21"/>
@@ -2058,7 +2058,7 @@
       <w:pPr>
         <w:widowControl/>
         <w:snapToGrid w:val="0"/>
-        <w:spacing w:before="0" w:after="0" w:line="300" w:lineRule="multiple"/>
+        <w:spacing w:before="0" w:after="0" w:line="300" w:lineRule="auto"/>
         <w:jc w:val="left"/>
         <w:rPr>
           <w:sz w:val="21"/>
@@ -2101,18 +2101,18 @@
     </w:p>
     <w:p>
       <w:pPr>
-        <w:spacing w:before="0" w:after="0" w:line="300" w:lineRule="multiple"/>
-        <w:jc w:val="left"/>
-        <w:rPr>
-          <w:sz w:val="21"/>
-          <w:szCs w:val="21"/>
-        </w:rPr>
-      </w:pPr>
-    </w:p>
-    <w:p>
-      <w:pPr>
-        <w:jc w:val="left"/>
-        <w:spacing w:before="0" w:after="0" w:line="300" w:lineRule="multiple"/>
+        <w:spacing w:before="0" w:after="0" w:line="300" w:lineRule="auto"/>
+        <w:jc w:val="left"/>
+        <w:rPr>
+          <w:sz w:val="21"/>
+          <w:szCs w:val="21"/>
+        </w:rPr>
+      </w:pPr>
+    </w:p>
+    <w:p>
+      <w:pPr>
+        <w:jc w:val="left"/>
+        <w:spacing w:before="0" w:after="0" w:line="300" w:lineRule="auto"/>
         <w:rPr>
           <w:b/>
           <w:bCs/>
@@ -2134,17 +2134,17 @@
     <w:p>
       <w:pPr>
         <w:jc w:val="left"/>
-        <w:spacing w:before="0" w:after="0" w:line="300" w:lineRule="multiple"/>
-        <w:rPr>
-          <w:sz w:val="21"/>
-          <w:szCs w:val="21"/>
-        </w:rPr>
-      </w:pPr>
-    </w:p>
-    <w:p>
-      <w:pPr>
-        <w:jc w:val="left"/>
-        <w:spacing w:before="0" w:after="0" w:line="300" w:lineRule="multiple"/>
+        <w:spacing w:before="0" w:after="0" w:line="300" w:lineRule="auto"/>
+        <w:rPr>
+          <w:sz w:val="21"/>
+          <w:szCs w:val="21"/>
+        </w:rPr>
+      </w:pPr>
+    </w:p>
+    <w:p>
+      <w:pPr>
+        <w:jc w:val="left"/>
+        <w:spacing w:before="0" w:after="0" w:line="300" w:lineRule="auto"/>
         <w:rPr>
           <w:b/>
           <w:bCs/>
@@ -2167,7 +2167,7 @@
       <w:pPr>
         <w:widowControl/>
         <w:snapToGrid w:val="0"/>
-        <w:spacing w:before="0" w:after="0" w:line="300" w:lineRule="multiple"/>
+        <w:spacing w:before="0" w:after="0" w:line="300" w:lineRule="auto"/>
         <w:jc w:val="left"/>
         <w:rPr>
           <w:sz w:val="21"/>
@@ -2212,7 +2212,7 @@
       <w:pPr>
         <w:widowControl/>
         <w:snapToGrid w:val="0"/>
-        <w:spacing w:before="0" w:after="0" w:line="300" w:lineRule="multiple"/>
+        <w:spacing w:before="0" w:after="0" w:line="300" w:lineRule="auto"/>
         <w:jc w:val="left"/>
         <w:rPr>
           <w:sz w:val="21"/>
@@ -2268,7 +2268,7 @@
     </w:p>
     <w:p>
       <w:pPr>
-        <w:spacing w:before="0" w:after="0" w:line="300" w:lineRule="multiple"/>
+        <w:spacing w:before="0" w:after="0" w:line="300" w:lineRule="auto"/>
         <w:jc w:val="left"/>
         <w:rPr>
           <w:sz w:val="21"/>
@@ -2280,7 +2280,7 @@
       <w:pPr>
         <w:widowControl/>
         <w:snapToGrid w:val="0"/>
-        <w:spacing w:before="0" w:after="0" w:line="300" w:lineRule="multiple"/>
+        <w:spacing w:before="0" w:after="0" w:line="300" w:lineRule="auto"/>
         <w:jc w:val="left"/>
         <w:rPr>
           <w:sz w:val="21"/>
@@ -2340,7 +2340,7 @@
     </w:p>
     <w:p>
       <w:pPr>
-        <w:spacing w:before="0" w:after="0" w:line="300" w:lineRule="multiple"/>
+        <w:spacing w:before="0" w:after="0" w:line="300" w:lineRule="auto"/>
         <w:jc w:val="left"/>
         <w:rPr>
           <w:sz w:val="21"/>
@@ -2352,7 +2352,7 @@
       <w:pPr>
         <w:widowControl/>
         <w:snapToGrid w:val="0"/>
-        <w:spacing w:before="0" w:after="0" w:line="300" w:lineRule="multiple"/>
+        <w:spacing w:before="0" w:after="0" w:line="300" w:lineRule="auto"/>
         <w:jc w:val="left"/>
         <w:rPr>
           <w:sz w:val="21"/>
@@ -2422,7 +2422,7 @@
           <w:p>
             <w:pPr>
               <w:snapToGrid w:val="0"/>
-              <w:spacing w:before="0" w:after="0" w:line="300" w:lineRule="multiple"/>
+              <w:spacing w:before="0" w:after="0" w:line="300" w:lineRule="auto"/>
               <w:jc w:val="left"/>
               <w:rPr>
                 <w:sz w:val="21"/>
@@ -2449,7 +2449,7 @@
           <w:p>
             <w:pPr>
               <w:snapToGrid w:val="0"/>
-              <w:spacing w:before="0" w:after="0" w:line="300" w:lineRule="multiple"/>
+              <w:spacing w:before="0" w:after="0" w:line="300" w:lineRule="auto"/>
               <w:jc w:val="left"/>
               <w:rPr>
                 <w:sz w:val="21"/>
@@ -2484,7 +2484,7 @@
           <w:p>
             <w:pPr>
               <w:snapToGrid w:val="0"/>
-              <w:spacing w:before="0" w:after="0" w:line="300" w:lineRule="multiple"/>
+              <w:spacing w:before="0" w:after="0" w:line="300" w:lineRule="auto"/>
               <w:jc w:val="left"/>
               <w:rPr>
                 <w:sz w:val="21"/>
@@ -2524,7 +2524,7 @@
           <w:p>
             <w:pPr>
               <w:snapToGrid w:val="0"/>
-              <w:spacing w:before="0" w:after="0" w:line="300" w:lineRule="multiple"/>
+              <w:spacing w:before="0" w:after="0" w:line="300" w:lineRule="auto"/>
               <w:jc w:val="left"/>
               <w:rPr>
                 <w:sz w:val="21"/>
@@ -2559,7 +2559,7 @@
           <w:p>
             <w:pPr>
               <w:snapToGrid w:val="0"/>
-              <w:spacing w:before="0" w:after="0" w:line="300" w:lineRule="multiple"/>
+              <w:spacing w:before="0" w:after="0" w:line="300" w:lineRule="auto"/>
               <w:jc w:val="left"/>
               <w:rPr>
                 <w:sz w:val="21"/>
@@ -2730,7 +2730,7 @@
           <w:p>
             <w:pPr>
               <w:snapToGrid w:val="0"/>
-              <w:spacing w:before="0" w:after="0" w:line="300" w:lineRule="multiple"/>
+              <w:spacing w:before="0" w:after="0" w:line="300" w:lineRule="auto"/>
               <w:jc w:val="left"/>
               <w:rPr>
                 <w:sz w:val="21"/>
@@ -2906,7 +2906,7 @@
           <w:p>
             <w:pPr>
               <w:snapToGrid w:val="0"/>
-              <w:spacing w:before="0" w:after="0" w:line="300" w:lineRule="multiple"/>
+              <w:spacing w:before="0" w:after="0" w:line="300" w:lineRule="auto"/>
               <w:jc w:val="left"/>
               <w:rPr>
                 <w:sz w:val="21"/>
@@ -2941,7 +2941,7 @@
           <w:p>
             <w:pPr>
               <w:snapToGrid w:val="0"/>
-              <w:spacing w:before="0" w:after="0" w:line="300" w:lineRule="multiple"/>
+              <w:spacing w:before="0" w:after="0" w:line="300" w:lineRule="auto"/>
               <w:jc w:val="left"/>
               <w:rPr>
                 <w:sz w:val="21"/>
@@ -3112,7 +3112,7 @@
           <w:p>
             <w:pPr>
               <w:snapToGrid w:val="0"/>
-              <w:spacing w:before="0" w:after="0" w:line="300" w:lineRule="multiple"/>
+              <w:spacing w:before="0" w:after="0" w:line="300" w:lineRule="auto"/>
               <w:jc w:val="left"/>
               <w:rPr>
                 <w:sz w:val="21"/>
@@ -3288,7 +3288,7 @@
           <w:p>
             <w:pPr>
               <w:snapToGrid w:val="0"/>
-              <w:spacing w:before="0" w:after="0" w:line="300" w:lineRule="multiple"/>
+              <w:spacing w:before="0" w:after="0" w:line="300" w:lineRule="auto"/>
               <w:jc w:val="left"/>
               <w:rPr>
                 <w:sz w:val="21"/>
@@ -3323,7 +3323,7 @@
           <w:p>
             <w:pPr>
               <w:snapToGrid w:val="0"/>
-              <w:spacing w:before="0" w:after="0" w:line="300" w:lineRule="multiple"/>
+              <w:spacing w:before="0" w:after="0" w:line="300" w:lineRule="auto"/>
               <w:jc w:val="left"/>
               <w:rPr>
                 <w:sz w:val="21"/>
@@ -3494,7 +3494,7 @@
           <w:p>
             <w:pPr>
               <w:snapToGrid w:val="0"/>
-              <w:spacing w:before="0" w:after="0" w:line="300" w:lineRule="multiple"/>
+              <w:spacing w:before="0" w:after="0" w:line="300" w:lineRule="auto"/>
               <w:jc w:val="left"/>
               <w:rPr>
                 <w:sz w:val="21"/>
@@ -3631,7 +3631,7 @@
     </w:tbl>
     <w:p>
       <w:pPr>
-        <w:spacing w:before="0" w:after="0" w:line="300" w:lineRule="multiple"/>
+        <w:spacing w:before="0" w:after="0" w:line="300" w:lineRule="auto"/>
         <w:jc w:val="left"/>
         <w:rPr>
           <w:sz w:val="21"/>
@@ -3643,7 +3643,7 @@
       <w:pPr>
         <w:widowControl/>
         <w:snapToGrid w:val="0"/>
-        <w:spacing w:before="0" w:after="0" w:line="300" w:lineRule="multiple"/>
+        <w:spacing w:before="0" w:after="0" w:line="300" w:lineRule="auto"/>
         <w:jc w:val="left"/>
         <w:rPr>
           <w:sz w:val="21"/>
@@ -3687,7 +3687,7 @@
       <w:pPr>
         <w:widowControl/>
         <w:snapToGrid w:val="0"/>
-        <w:spacing w:before="0" w:after="0" w:line="300" w:lineRule="multiple"/>
+        <w:spacing w:before="0" w:after="0" w:line="300" w:lineRule="auto"/>
         <w:jc w:val="left"/>
         <w:rPr>
           <w:sz w:val="21"/>
@@ -3745,7 +3745,7 @@
       <w:pPr>
         <w:widowControl/>
         <w:snapToGrid w:val="0"/>
-        <w:spacing w:before="0" w:after="0" w:line="300" w:lineRule="multiple"/>
+        <w:spacing w:before="0" w:after="0" w:line="300" w:lineRule="auto"/>
         <w:jc w:val="left"/>
         <w:rPr>
           <w:sz w:val="21"/>
@@ -4037,7 +4037,7 @@
     </w:p>
     <w:p>
       <w:pPr>
-        <w:spacing w:before="0" w:after="0" w:line="300" w:lineRule="multiple"/>
+        <w:spacing w:before="0" w:after="0" w:line="300" w:lineRule="auto"/>
         <w:jc w:val="left"/>
         <w:rPr>
           <w:sz w:val="21"/>
@@ -4049,7 +4049,7 @@
       <w:pPr>
         <w:widowControl/>
         <w:snapToGrid w:val="0"/>
-        <w:spacing w:before="0" w:after="0" w:line="300" w:lineRule="multiple"/>
+        <w:spacing w:before="0" w:after="0" w:line="300" w:lineRule="auto"/>
         <w:jc w:val="left"/>
         <w:rPr>
           <w:sz w:val="21"/>
@@ -4077,7 +4077,7 @@
       <w:pPr>
         <w:widowControl/>
         <w:snapToGrid w:val="0"/>
-        <w:spacing w:before="0" w:after="0" w:line="300" w:lineRule="multiple"/>
+        <w:spacing w:before="0" w:after="0" w:line="300" w:lineRule="auto"/>
         <w:jc w:val="left"/>
         <w:rPr>
           <w:sz w:val="21"/>
@@ -4139,7 +4139,7 @@
       <w:pPr>
         <w:widowControl/>
         <w:snapToGrid w:val="0"/>
-        <w:spacing w:before="0" w:after="0" w:line="300" w:lineRule="multiple"/>
+        <w:spacing w:before="0" w:after="0" w:line="300" w:lineRule="auto"/>
         <w:jc w:val="left"/>
         <w:rPr>
           <w:sz w:val="21"/>
@@ -4198,7 +4198,7 @@
       <w:pPr>
         <w:widowControl/>
         <w:snapToGrid w:val="0"/>
-        <w:spacing w:before="0" w:after="0" w:line="300" w:lineRule="multiple"/>
+        <w:spacing w:before="0" w:after="0" w:line="300" w:lineRule="auto"/>
         <w:jc w:val="left"/>
         <w:rPr>
           <w:sz w:val="21"/>
@@ -4260,7 +4260,7 @@
       <w:pPr>
         <w:widowControl/>
         <w:snapToGrid w:val="0"/>
-        <w:spacing w:before="0" w:after="0" w:line="300" w:lineRule="multiple"/>
+        <w:spacing w:before="0" w:after="0" w:line="300" w:lineRule="auto"/>
         <w:jc w:val="left"/>
         <w:rPr>
           <w:sz w:val="21"/>
@@ -4316,18 +4316,18 @@
     </w:p>
     <w:p>
       <w:pPr>
-        <w:spacing w:before="0" w:after="0" w:line="300" w:lineRule="multiple"/>
-        <w:jc w:val="left"/>
-        <w:rPr>
-          <w:sz w:val="21"/>
-          <w:szCs w:val="21"/>
-        </w:rPr>
-      </w:pPr>
-    </w:p>
-    <w:p>
-      <w:pPr>
-        <w:jc w:val="left"/>
-        <w:spacing w:before="0" w:after="0" w:line="300" w:lineRule="multiple"/>
+        <w:spacing w:before="0" w:after="0" w:line="300" w:lineRule="auto"/>
+        <w:jc w:val="left"/>
+        <w:rPr>
+          <w:sz w:val="21"/>
+          <w:szCs w:val="21"/>
+        </w:rPr>
+      </w:pPr>
+    </w:p>
+    <w:p>
+      <w:pPr>
+        <w:jc w:val="left"/>
+        <w:spacing w:before="0" w:after="0" w:line="300" w:lineRule="auto"/>
         <w:rPr>
           <w:b/>
           <w:bCs/>
@@ -4349,7 +4349,7 @@
     <w:p>
       <w:pPr>
         <w:jc w:val="left"/>
-        <w:spacing w:before="0" w:after="0" w:line="300" w:lineRule="multiple"/>
+        <w:spacing w:before="0" w:after="0" w:line="300" w:lineRule="auto"/>
         <w:rPr>
           <w:sz w:val="21"/>
           <w:szCs w:val="21"/>
@@ -4367,7 +4367,7 @@
     <w:p>
       <w:pPr>
         <w:snapToGrid w:val="0"/>
-        <w:spacing w:before="0" w:after="0" w:line="300" w:lineRule="multiple"/>
+        <w:spacing w:before="0" w:after="0" w:line="300" w:lineRule="auto"/>
         <w:jc w:val="left"/>
         <w:rPr>
           <w:sz w:val="21"/>
@@ -4394,7 +4394,7 @@
     <w:p>
       <w:pPr>
         <w:snapToGrid w:val="0"/>
-        <w:spacing w:before="0" w:after="0" w:line="300" w:lineRule="multiple"/>
+        <w:spacing w:before="0" w:after="0" w:line="300" w:lineRule="auto"/>
         <w:jc w:val="left"/>
         <w:rPr>
           <w:sz w:val="21"/>
@@ -4421,7 +4421,7 @@
     <w:p>
       <w:pPr>
         <w:snapToGrid w:val="0"/>
-        <w:spacing w:before="0" w:after="0" w:line="300" w:lineRule="multiple"/>
+        <w:spacing w:before="0" w:after="0" w:line="300" w:lineRule="auto"/>
         <w:jc w:val="left"/>
         <w:rPr>
           <w:sz w:val="21"/>
@@ -4524,7 +4524,7 @@
     <w:p>
       <w:pPr>
         <w:snapToGrid w:val="0"/>
-        <w:spacing w:before="0" w:after="0" w:line="300" w:lineRule="multiple"/>
+        <w:spacing w:before="0" w:after="0" w:line="300" w:lineRule="auto"/>
         <w:jc w:val="left"/>
         <w:rPr>
           <w:sz w:val="21"/>
@@ -4551,7 +4551,7 @@
     <w:p>
       <w:pPr>
         <w:snapToGrid w:val="0"/>
-        <w:spacing w:before="0" w:after="0" w:line="300" w:lineRule="multiple"/>
+        <w:spacing w:before="0" w:after="0" w:line="300" w:lineRule="auto"/>
         <w:jc w:val="left"/>
         <w:rPr>
           <w:sz w:val="21"/>
@@ -4607,7 +4607,7 @@
     </w:p>
     <w:p>
       <w:pPr>
-        <w:spacing w:before="0" w:after="0" w:line="300" w:lineRule="multiple"/>
+        <w:spacing w:before="0" w:after="0" w:line="300" w:lineRule="auto"/>
         <w:jc w:val="left"/>
         <w:rPr>
           <w:sz w:val="21"/>
@@ -4619,7 +4619,7 @@
       <w:pPr>
         <w:widowControl/>
         <w:snapToGrid w:val="0"/>
-        <w:spacing w:before="0" w:after="0" w:line="300" w:lineRule="multiple"/>
+        <w:spacing w:before="0" w:after="0" w:line="300" w:lineRule="auto"/>
         <w:jc w:val="left"/>
         <w:rPr>
           <w:sz w:val="21"/>
@@ -4647,7 +4647,7 @@
       <w:pPr>
         <w:widowControl/>
         <w:snapToGrid w:val="0"/>
-        <w:spacing w:before="0" w:after="0" w:line="300" w:lineRule="multiple"/>
+        <w:spacing w:before="0" w:after="0" w:line="300" w:lineRule="auto"/>
         <w:jc w:val="left"/>
         <w:rPr>
           <w:sz w:val="21"/>
@@ -4667,7 +4667,7 @@
       <w:pPr>
         <w:widowControl/>
         <w:snapToGrid w:val="0"/>
-        <w:spacing w:before="0" w:after="0" w:line="300" w:lineRule="multiple"/>
+        <w:spacing w:before="0" w:after="0" w:line="300" w:lineRule="auto"/>
         <w:jc w:val="left"/>
         <w:rPr>
           <w:sz w:val="21"/>
@@ -4731,7 +4731,7 @@
     </w:p>
     <w:p>
       <w:pPr>
-        <w:spacing w:before="0" w:after="0" w:line="300" w:lineRule="multiple"/>
+        <w:spacing w:before="0" w:after="0" w:line="300" w:lineRule="auto"/>
         <w:jc w:val="left"/>
         <w:rPr>
           <w:sz w:val="21"/>
@@ -4743,7 +4743,7 @@
       <w:pPr>
         <w:widowControl/>
         <w:snapToGrid w:val="0"/>
-        <w:spacing w:before="0" w:after="0" w:line="300" w:lineRule="multiple"/>
+        <w:spacing w:before="0" w:after="0" w:line="300" w:lineRule="auto"/>
         <w:jc w:val="left"/>
         <w:rPr>
           <w:sz w:val="21"/>
@@ -4771,7 +4771,7 @@
       <w:pPr>
         <w:widowControl/>
         <w:snapToGrid w:val="0"/>
-        <w:spacing w:before="0" w:after="0" w:line="300" w:lineRule="multiple"/>
+        <w:spacing w:before="0" w:after="0" w:line="300" w:lineRule="auto"/>
         <w:jc w:val="left"/>
         <w:rPr>
           <w:sz w:val="21"/>
@@ -4799,7 +4799,7 @@
       <w:pPr>
         <w:widowControl/>
         <w:snapToGrid w:val="0"/>
-        <w:spacing w:before="0" w:after="0" w:line="300" w:lineRule="multiple"/>
+        <w:spacing w:before="0" w:after="0" w:line="300" w:lineRule="auto"/>
         <w:jc w:val="left"/>
         <w:rPr>
           <w:sz w:val="21"/>
@@ -4893,7 +4893,7 @@
       <w:pPr>
         <w:widowControl/>
         <w:snapToGrid w:val="0"/>
-        <w:spacing w:before="0" w:after="0" w:line="300" w:lineRule="multiple"/>
+        <w:spacing w:before="0" w:after="0" w:line="300" w:lineRule="auto"/>
         <w:jc w:val="left"/>
         <w:rPr>
           <w:sz w:val="21"/>
@@ -4969,7 +4969,7 @@
     </w:p>
     <w:p>
       <w:pPr>
-        <w:spacing w:before="0" w:after="0" w:line="300" w:lineRule="multiple"/>
+        <w:spacing w:before="0" w:after="0" w:line="300" w:lineRule="auto"/>
         <w:jc w:val="left"/>
         <w:rPr>
           <w:sz w:val="21"/>
@@ -4981,7 +4981,7 @@
       <w:pPr>
         <w:widowControl/>
         <w:snapToGrid w:val="0"/>
-        <w:spacing w:before="0" w:after="0" w:line="300" w:lineRule="multiple"/>
+        <w:spacing w:before="0" w:after="0" w:line="300" w:lineRule="auto"/>
         <w:jc w:val="left"/>
         <w:rPr>
           <w:sz w:val="21"/>
@@ -5009,7 +5009,7 @@
       <w:pPr>
         <w:widowControl/>
         <w:snapToGrid w:val="0"/>
-        <w:spacing w:before="0" w:after="0" w:line="300" w:lineRule="multiple"/>
+        <w:spacing w:before="0" w:after="0" w:line="300" w:lineRule="auto"/>
         <w:jc w:val="left"/>
         <w:rPr>
           <w:sz w:val="21"/>
@@ -5037,7 +5037,7 @@
       <w:pPr>
         <w:widowControl/>
         <w:snapToGrid w:val="0"/>
-        <w:spacing w:before="0" w:after="0" w:line="300" w:lineRule="multiple"/>
+        <w:spacing w:before="0" w:after="0" w:line="300" w:lineRule="auto"/>
         <w:jc w:val="left"/>
         <w:rPr>
           <w:sz w:val="21"/>
@@ -5095,7 +5095,7 @@
       <w:pPr>
         <w:widowControl/>
         <w:snapToGrid w:val="0"/>
-        <w:spacing w:before="0" w:after="0" w:line="300" w:lineRule="multiple"/>
+        <w:spacing w:before="0" w:after="0" w:line="300" w:lineRule="auto"/>
         <w:jc w:val="left"/>
         <w:rPr>
           <w:sz w:val="21"/>
@@ -5140,7 +5140,7 @@
       <w:pPr>
         <w:widowControl/>
         <w:snapToGrid w:val="0"/>
-        <w:spacing w:before="0" w:after="0" w:line="300" w:lineRule="multiple"/>
+        <w:spacing w:before="0" w:after="0" w:line="300" w:lineRule="auto"/>
         <w:jc w:val="left"/>
         <w:rPr>
           <w:sz w:val="21"/>
@@ -5202,7 +5202,7 @@
       <w:pPr>
         <w:widowControl/>
         <w:snapToGrid w:val="0"/>
-        <w:spacing w:before="0" w:after="0" w:line="300" w:lineRule="multiple"/>
+        <w:spacing w:before="0" w:after="0" w:line="300" w:lineRule="auto"/>
         <w:jc w:val="left"/>
         <w:rPr>
           <w:sz w:val="21"/>
@@ -5247,7 +5247,7 @@
       <w:pPr>
         <w:widowControl/>
         <w:snapToGrid w:val="0"/>
-        <w:spacing w:before="0" w:after="0" w:line="300" w:lineRule="multiple"/>
+        <w:spacing w:before="0" w:after="0" w:line="300" w:lineRule="auto"/>
         <w:jc w:val="left"/>
         <w:rPr>
           <w:sz w:val="21"/>
@@ -5275,7 +5275,7 @@
       <w:pPr>
         <w:widowControl/>
         <w:snapToGrid w:val="0"/>
-        <w:spacing w:before="0" w:after="0" w:line="300" w:lineRule="multiple"/>
+        <w:spacing w:before="0" w:after="0" w:line="300" w:lineRule="auto"/>
         <w:jc w:val="left"/>
         <w:rPr>
           <w:sz w:val="21"/>
@@ -5334,7 +5334,7 @@
       <w:pPr>
         <w:widowControl/>
         <w:snapToGrid w:val="0"/>
-        <w:spacing w:before="0" w:after="0" w:line="300" w:lineRule="multiple"/>
+        <w:spacing w:before="0" w:after="0" w:line="300" w:lineRule="auto"/>
         <w:jc w:val="left"/>
         <w:rPr>
           <w:sz w:val="21"/>
@@ -5379,7 +5379,7 @@
       <w:pPr>
         <w:widowControl/>
         <w:snapToGrid w:val="0"/>
-        <w:spacing w:before="0" w:after="0" w:line="300" w:lineRule="multiple"/>
+        <w:spacing w:before="0" w:after="0" w:line="300" w:lineRule="auto"/>
         <w:jc w:val="left"/>
         <w:rPr>
           <w:sz w:val="21"/>
@@ -5441,7 +5441,7 @@
       <w:pPr>
         <w:widowControl/>
         <w:snapToGrid w:val="0"/>
-        <w:spacing w:before="0" w:after="0" w:line="300" w:lineRule="multiple"/>
+        <w:spacing w:before="0" w:after="0" w:line="300" w:lineRule="auto"/>
         <w:jc w:val="left"/>
         <w:rPr>
           <w:sz w:val="21"/>
@@ -5469,7 +5469,7 @@
       <w:pPr>
         <w:widowControl/>
         <w:snapToGrid w:val="0"/>
-        <w:spacing w:before="0" w:after="0" w:line="300" w:lineRule="multiple"/>
+        <w:spacing w:before="0" w:after="0" w:line="300" w:lineRule="auto"/>
         <w:jc w:val="left"/>
         <w:rPr>
           <w:sz w:val="21"/>
@@ -5497,7 +5497,7 @@
       <w:pPr>
         <w:widowControl/>
         <w:snapToGrid w:val="0"/>
-        <w:spacing w:before="0" w:after="0" w:line="300" w:lineRule="multiple"/>
+        <w:spacing w:before="0" w:after="0" w:line="300" w:lineRule="auto"/>
         <w:jc w:val="left"/>
         <w:rPr>
           <w:sz w:val="21"/>
@@ -5629,7 +5629,7 @@
       <w:pPr>
         <w:widowControl/>
         <w:snapToGrid w:val="0"/>
-        <w:spacing w:before="0" w:after="0" w:line="300" w:lineRule="multiple"/>
+        <w:spacing w:before="0" w:after="0" w:line="300" w:lineRule="auto"/>
         <w:jc w:val="left"/>
         <w:rPr>
           <w:sz w:val="21"/>
@@ -5673,7 +5673,7 @@
       <w:pPr>
         <w:widowControl/>
         <w:snapToGrid w:val="0"/>
-        <w:spacing w:before="0" w:after="0" w:line="300" w:lineRule="multiple"/>
+        <w:spacing w:before="0" w:after="0" w:line="300" w:lineRule="auto"/>
         <w:jc w:val="left"/>
         <w:rPr>
           <w:sz w:val="21"/>
@@ -5701,7 +5701,7 @@
       <w:pPr>
         <w:widowControl/>
         <w:snapToGrid w:val="0"/>
-        <w:spacing w:before="0" w:after="0" w:line="300" w:lineRule="multiple"/>
+        <w:spacing w:before="0" w:after="0" w:line="300" w:lineRule="auto"/>
         <w:jc w:val="left"/>
         <w:rPr>
           <w:sz w:val="21"/>
@@ -5745,7 +5745,7 @@
       <w:pPr>
         <w:widowControl/>
         <w:snapToGrid w:val="0"/>
-        <w:spacing w:before="0" w:after="0" w:line="300" w:lineRule="multiple"/>
+        <w:spacing w:before="0" w:after="0" w:line="300" w:lineRule="auto"/>
         <w:jc w:val="left"/>
         <w:rPr>
           <w:sz w:val="21"/>
@@ -5803,7 +5803,7 @@
     </w:p>
     <w:p>
       <w:pPr>
-        <w:spacing w:before="0" w:after="0" w:line="300" w:lineRule="multiple"/>
+        <w:spacing w:before="0" w:after="0" w:line="300" w:lineRule="auto"/>
         <w:jc w:val="left"/>
         <w:rPr>
           <w:sz w:val="21"/>
@@ -5815,7 +5815,7 @@
       <w:pPr>
         <w:widowControl/>
         <w:snapToGrid w:val="0"/>
-        <w:spacing w:before="0" w:after="0" w:line="300" w:lineRule="multiple"/>
+        <w:spacing w:before="0" w:after="0" w:line="300" w:lineRule="auto"/>
         <w:jc w:val="left"/>
         <w:rPr>
           <w:sz w:val="21"/>
@@ -5843,7 +5843,7 @@
       <w:pPr>
         <w:widowControl/>
         <w:snapToGrid w:val="0"/>
-        <w:spacing w:before="0" w:after="0" w:line="300" w:lineRule="multiple"/>
+        <w:spacing w:before="0" w:after="0" w:line="300" w:lineRule="auto"/>
         <w:jc w:val="left"/>
         <w:rPr>
           <w:sz w:val="21"/>
@@ -5879,7 +5879,7 @@
       <w:pPr>
         <w:widowControl/>
         <w:snapToGrid w:val="0"/>
-        <w:spacing w:before="0" w:after="0" w:line="300" w:lineRule="multiple"/>
+        <w:spacing w:before="0" w:after="0" w:line="300" w:lineRule="auto"/>
         <w:jc w:val="left"/>
         <w:rPr>
           <w:sz w:val="21"/>
@@ -6003,7 +6003,7 @@
       <w:pPr>
         <w:widowControl/>
         <w:snapToGrid w:val="0"/>
-        <w:spacing w:before="0" w:after="0" w:line="300" w:lineRule="multiple"/>
+        <w:spacing w:before="0" w:after="0" w:line="300" w:lineRule="auto"/>
         <w:jc w:val="left"/>
         <w:rPr>
           <w:sz w:val="21"/>
@@ -6031,7 +6031,7 @@
       <w:pPr>
         <w:widowControl/>
         <w:snapToGrid w:val="0"/>
-        <w:spacing w:before="0" w:after="0" w:line="300" w:lineRule="multiple"/>
+        <w:spacing w:before="0" w:after="0" w:line="300" w:lineRule="auto"/>
         <w:jc w:val="left"/>
         <w:rPr>
           <w:sz w:val="21"/>
@@ -6059,7 +6059,7 @@
       <w:pPr>
         <w:widowControl/>
         <w:snapToGrid w:val="0"/>
-        <w:spacing w:before="0" w:after="0" w:line="300" w:lineRule="multiple"/>
+        <w:spacing w:before="0" w:after="0" w:line="300" w:lineRule="auto"/>
         <w:jc w:val="left"/>
         <w:rPr>
           <w:sz w:val="21"/>
@@ -6103,7 +6103,7 @@
       <w:pPr>
         <w:widowControl/>
         <w:snapToGrid w:val="0"/>
-        <w:spacing w:before="0" w:after="0" w:line="300" w:lineRule="multiple"/>
+        <w:spacing w:before="0" w:after="0" w:line="300" w:lineRule="auto"/>
         <w:jc w:val="left"/>
         <w:rPr>
           <w:sz w:val="21"/>
@@ -6131,7 +6131,7 @@
       <w:pPr>
         <w:widowControl/>
         <w:snapToGrid w:val="0"/>
-        <w:spacing w:before="0" w:after="0" w:line="300" w:lineRule="multiple"/>
+        <w:spacing w:before="0" w:after="0" w:line="300" w:lineRule="auto"/>
         <w:jc w:val="left"/>
         <w:rPr>
           <w:sz w:val="21"/>
@@ -6203,14 +6203,14 @@
 </file>
 
 <file path=word/footer1.xml><?xml version="1.0" encoding="utf-8"?>
-<w:ftr xmlns:w="http://schemas.openxmlformats.org/wordprocessingml/2006/main" xmlns:r="http://schemas.openxmlformats.org/officeDocument/2006/relationships">
-  <w:p>
+<w:ftr xmlns:w="http://schemas.openxmlformats.org/wordprocessingml/2006/main">
+  <w:p xmlns:w="http://schemas.openxmlformats.org/wordprocessingml/2006/main">
     <w:pPr>
       <w:jc w:val="center"/>
     </w:pPr>
     <w:r>
       <w:rPr>
-        <w:rFonts w:ascii="Times New Roman" w:hAnsi="Times New Roman" w:eastAsia="宋体"/>
+        <w:rFonts w:ascii="Times New Roman" w:hAnsi="Times New Roman" w:eastAsia="宋体" w:cs="Times New Roman"/>
         <w:sz w:val="21"/>
         <w:szCs w:val="21"/>
       </w:rPr>
@@ -6218,47 +6218,107 @@
     </w:r>
     <w:r>
       <w:rPr>
-        <w:rFonts w:ascii="Times New Roman" w:hAnsi="Times New Roman" w:eastAsia="宋体"/>
+        <w:rFonts w:ascii="Times New Roman" w:hAnsi="Times New Roman" w:eastAsia="宋体" w:cs="Times New Roman"/>
         <w:sz w:val="21"/>
         <w:szCs w:val="21"/>
       </w:rPr>
-      <w:t xml:space="preserve">第</w:t>
+      <w:t>第</w:t>
     </w:r>
-    <w:fldSimple w:instr=" PAGE ">
-      <w:r>
-        <w:rPr>
-          <w:rFonts w:ascii="Times New Roman" w:hAnsi="Times New Roman" w:eastAsia="宋体"/>
-          <w:sz w:val="21"/>
-          <w:szCs w:val="21"/>
-        </w:rPr>
-        <w:t xml:space="preserve">1</w:t>
-      </w:r>
-    </w:fldSimple>
     <w:r>
       <w:rPr>
-        <w:rFonts w:ascii="Times New Roman" w:hAnsi="Times New Roman" w:eastAsia="宋体"/>
+        <w:rFonts w:ascii="Times New Roman" w:hAnsi="Times New Roman" w:eastAsia="宋体" w:cs="Times New Roman"/>
         <w:sz w:val="21"/>
         <w:szCs w:val="21"/>
       </w:rPr>
-      <w:t xml:space="preserve">页（共</w:t>
+      <w:fldChar w:fldCharType="begin"/>
     </w:r>
-    <w:fldSimple w:instr=" NUMPAGES ">
-      <w:r>
-        <w:rPr>
-          <w:rFonts w:ascii="Times New Roman" w:hAnsi="Times New Roman" w:eastAsia="宋体"/>
-          <w:sz w:val="21"/>
-          <w:szCs w:val="21"/>
-        </w:rPr>
-        <w:t xml:space="preserve">1</w:t>
-      </w:r>
-    </w:fldSimple>
     <w:r>
       <w:rPr>
-        <w:rFonts w:ascii="Times New Roman" w:hAnsi="Times New Roman" w:eastAsia="宋体"/>
+        <w:rFonts w:ascii="Times New Roman" w:hAnsi="Times New Roman" w:eastAsia="宋体" w:cs="Times New Roman"/>
         <w:sz w:val="21"/>
         <w:szCs w:val="21"/>
       </w:rPr>
-      <w:t xml:space="preserve">页）</w:t>
+      <w:instrText xml:space="preserve"> PAGE </w:instrText>
+    </w:r>
+    <w:r>
+      <w:rPr>
+        <w:rFonts w:ascii="Times New Roman" w:hAnsi="Times New Roman" w:eastAsia="宋体" w:cs="Times New Roman"/>
+        <w:sz w:val="21"/>
+        <w:szCs w:val="21"/>
+      </w:rPr>
+      <w:fldChar w:fldCharType="separate"/>
+    </w:r>
+    <w:r>
+      <w:rPr>
+        <w:rFonts w:ascii="Times New Roman" w:hAnsi="Times New Roman" w:eastAsia="宋体" w:cs="Times New Roman"/>
+        <w:sz w:val="21"/>
+        <w:szCs w:val="21"/>
+      </w:rPr>
+      <w:t>1</w:t>
+    </w:r>
+    <w:r>
+      <w:rPr>
+        <w:rFonts w:ascii="Times New Roman" w:hAnsi="Times New Roman" w:eastAsia="宋体" w:cs="Times New Roman"/>
+        <w:sz w:val="21"/>
+        <w:szCs w:val="21"/>
+      </w:rPr>
+      <w:fldChar w:fldCharType="end"/>
+    </w:r>
+    <w:r>
+      <w:rPr>
+        <w:rFonts w:ascii="Times New Roman" w:hAnsi="Times New Roman" w:eastAsia="宋体" w:cs="Times New Roman"/>
+        <w:sz w:val="21"/>
+        <w:szCs w:val="21"/>
+      </w:rPr>
+      <w:t>页（共</w:t>
+    </w:r>
+    <w:r>
+      <w:rPr>
+        <w:rFonts w:ascii="Times New Roman" w:hAnsi="Times New Roman" w:eastAsia="宋体" w:cs="Times New Roman"/>
+        <w:sz w:val="21"/>
+        <w:szCs w:val="21"/>
+      </w:rPr>
+      <w:fldChar w:fldCharType="begin"/>
+    </w:r>
+    <w:r>
+      <w:rPr>
+        <w:rFonts w:ascii="Times New Roman" w:hAnsi="Times New Roman" w:eastAsia="宋体" w:cs="Times New Roman"/>
+        <w:sz w:val="21"/>
+        <w:szCs w:val="21"/>
+      </w:rPr>
+      <w:instrText xml:space="preserve"> NUMPAGES </w:instrText>
+    </w:r>
+    <w:r>
+      <w:rPr>
+        <w:rFonts w:ascii="Times New Roman" w:hAnsi="Times New Roman" w:eastAsia="宋体" w:cs="Times New Roman"/>
+        <w:sz w:val="21"/>
+        <w:szCs w:val="21"/>
+      </w:rPr>
+      <w:fldChar w:fldCharType="separate"/>
+    </w:r>
+    <w:r>
+      <w:rPr>
+        <w:rFonts w:ascii="Times New Roman" w:hAnsi="Times New Roman" w:eastAsia="宋体" w:cs="Times New Roman"/>
+        <w:sz w:val="21"/>
+        <w:szCs w:val="21"/>
+      </w:rPr>
+      <w:t>6</w:t>
+    </w:r>
+    <w:r>
+      <w:rPr>
+        <w:rFonts w:ascii="Times New Roman" w:hAnsi="Times New Roman" w:eastAsia="宋体" w:cs="Times New Roman"/>
+        <w:sz w:val="21"/>
+        <w:szCs w:val="21"/>
+      </w:rPr>
+      <w:fldChar w:fldCharType="end"/>
+    </w:r>
+    <w:r>
+      <w:rPr>
+        <w:rFonts w:ascii="Times New Roman" w:hAnsi="Times New Roman" w:eastAsia="宋体" w:cs="Times New Roman"/>
+        <w:sz w:val="21"/>
+        <w:szCs w:val="21"/>
+      </w:rPr>
+      <w:t>页）</w:t>
     </w:r>
   </w:p>
 </w:ftr>
@@ -6288,14 +6348,16 @@
   <w:docDefaults>
     <w:rPrDefault>
       <w:rPr>
-        <w:rFonts w:ascii="Times New Roman" w:eastAsia="宋体" w:hAnsi="Times New Roman" w:cs="Times New Roman"/>
-        <w:kern w:val="2"/>
+        <w:rFonts w:ascii="Times New Roman" w:hAnsi="Times New Roman" w:eastAsia="宋体" w:cs="Times New Roman"/>
         <w:sz w:val="21"/>
         <w:szCs w:val="21"/>
-        <w:lang w:val="en-US" w:eastAsia="zh-CN" w:bidi="ar-SA"/>
       </w:rPr>
     </w:rPrDefault>
-    <w:pPrDefault/>
+    <w:pPrDefault>
+      <w:pPr>
+        <w:spacing w:before="0" w:after="0" w:line="300" w:lineRule="auto"/>
+      </w:pPr>
+    </w:pPrDefault>
   </w:docDefaults>
   <w:latentStyles w:defLockedState="0" w:defUIPriority="99" w:defSemiHidden="0" w:defUnhideWhenUsed="0" w:defQFormat="0" w:count="376">
     <w:lsdException w:name="Normal" w:uiPriority="0" w:qFormat="1"/>

--- a/高中物理/高中物理同步/人教版必修3 第11章 电路及其应用·知识清单（完成）.docx
+++ b/高中物理/高中物理同步/人教版必修3 第11章 电路及其应用·知识清单（完成）.docx
@@ -88,7 +88,7 @@
           <w:szCs w:val="21"/>
           <w:rFonts w:ascii="Times New Roman" w:hAnsi="Times New Roman" w:eastAsia="宋体" w:cs="Times New Roman"/>
           <w:sz w:val="21"/>
-          <w:bdr w:val="single" w:sz="8" w:space="0" w:color="auto"/>
+          <w:shd w:val="clear" w:color="auto" w:fill="D9D9D9"/>
         </w:rPr>
         <w:t>正极</w:t>
       </w:r>
@@ -105,7 +105,7 @@
           <w:szCs w:val="21"/>
           <w:rFonts w:ascii="Times New Roman" w:hAnsi="Times New Roman" w:eastAsia="宋体" w:cs="Times New Roman"/>
           <w:sz w:val="21"/>
-          <w:bdr w:val="single" w:sz="8" w:space="0" w:color="auto"/>
+          <w:shd w:val="clear" w:color="auto" w:fill="D9D9D9"/>
         </w:rPr>
         <w:t>负极</w:t>
       </w:r>
@@ -160,7 +160,7 @@
           <w:szCs w:val="21"/>
           <w:rFonts w:ascii="Times New Roman" w:hAnsi="Times New Roman" w:eastAsia="宋体" w:cs="Times New Roman"/>
           <w:sz w:val="21"/>
-          <w:bdr w:val="single" w:sz="8" w:space="0" w:color="auto"/>
+          <w:shd w:val="clear" w:color="auto" w:fill="D9D9D9"/>
         </w:rPr>
         <w:t>电势差</w:t>
       </w:r>
@@ -215,7 +215,7 @@
           <w:szCs w:val="21"/>
           <w:rFonts w:ascii="Times New Roman" w:hAnsi="Times New Roman" w:eastAsia="宋体" w:cs="Times New Roman"/>
           <w:sz w:val="21"/>
-          <w:bdr w:val="single" w:sz="8" w:space="0" w:color="auto"/>
+          <w:shd w:val="clear" w:color="auto" w:fill="D9D9D9"/>
         </w:rPr>
         <w:t>大小</w:t>
       </w:r>
@@ -232,7 +232,7 @@
           <w:szCs w:val="21"/>
           <w:rFonts w:ascii="Times New Roman" w:hAnsi="Times New Roman" w:eastAsia="宋体" w:cs="Times New Roman"/>
           <w:sz w:val="21"/>
-          <w:bdr w:val="single" w:sz="8" w:space="0" w:color="auto"/>
+          <w:shd w:val="clear" w:color="auto" w:fill="D9D9D9"/>
         </w:rPr>
         <w:t>方向</w:t>
       </w:r>
@@ -289,7 +289,7 @@
           </m:rPr>
           <w:rPr>
             <w:rFonts w:ascii="Times New Roman" w:hAnsi="Times New Roman" w:cs="Cambria Math"/>
-            <w:bdr w:val="single" w:sz="8" w:space="0" w:color="auto"/>
+            <w:shd w:val="clear" w:color="auto" w:fill="D9D9D9"/>
           </w:rPr>
           <m:t>I</m:t>
         </m:r>
@@ -299,7 +299,7 @@
           </m:rPr>
           <w:rPr>
             <w:rFonts w:ascii="Times New Roman" w:hAnsi="Times New Roman" w:cs="Cambria Math"/>
-            <w:bdr w:val="single" w:sz="8" w:space="0" w:color="auto"/>
+            <w:shd w:val="clear" w:color="auto" w:fill="D9D9D9"/>
           </w:rPr>
           <m:t>=</m:t>
         </m:r>
@@ -308,7 +308,7 @@
             <m:ctrlPr>
               <w:rPr>
                 <w:rFonts w:ascii="Times New Roman" w:hAnsi="Times New Roman"/>
-                <w:bdr w:val="single" w:sz="8" w:space="0" w:color="auto"/>
+                <w:shd w:val="clear" w:color="auto" w:fill="D9D9D9"/>
               </w:rPr>
             </m:ctrlPr>
           </m:fPr>
@@ -349,7 +349,7 @@
           <w:szCs w:val="21"/>
           <w:rFonts w:ascii="Times New Roman" w:hAnsi="Times New Roman" w:eastAsia="宋体" w:cs="Times New Roman"/>
           <w:sz w:val="21"/>
-          <w:bdr w:val="single" w:sz="8" w:space="0" w:color="auto"/>
+          <w:shd w:val="clear" w:color="auto" w:fill="D9D9D9"/>
         </w:rPr>
         <w:t>单位</w:t>
       </w:r>
@@ -366,7 +366,7 @@
           <w:szCs w:val="21"/>
           <w:rFonts w:ascii="Times New Roman" w:hAnsi="Times New Roman" w:eastAsia="宋体" w:cs="Times New Roman"/>
           <w:sz w:val="21"/>
-          <w:bdr w:val="single" w:sz="8" w:space="0" w:color="auto"/>
+          <w:shd w:val="clear" w:color="auto" w:fill="D9D9D9"/>
         </w:rPr>
         <w:t>电荷量</w:t>
       </w:r>
@@ -458,7 +458,7 @@
           <w:szCs w:val="21"/>
           <w:rFonts w:ascii="Times New Roman" w:hAnsi="Times New Roman" w:eastAsia="宋体" w:cs="Times New Roman"/>
           <w:sz w:val="21"/>
-          <w:bdr w:val="single" w:sz="8" w:space="0" w:color="auto"/>
+          <w:shd w:val="clear" w:color="auto" w:fill="D9D9D9"/>
         </w:rPr>
         <w:t>安培</w:t>
       </w:r>
@@ -475,7 +475,7 @@
           <w:szCs w:val="21"/>
           <w:rFonts w:ascii="Times New Roman" w:hAnsi="Times New Roman" w:eastAsia="宋体" w:cs="Times New Roman"/>
           <w:sz w:val="21"/>
-          <w:bdr w:val="single" w:sz="8" w:space="0" w:color="auto"/>
+          <w:shd w:val="clear" w:color="auto" w:fill="D9D9D9"/>
         </w:rPr>
         <w:t>A</w:t>
       </w:r>
@@ -484,7 +484,7 @@
           <w:szCs w:val="21"/>
           <w:rFonts w:ascii="Times New Roman" w:hAnsi="Times New Roman" w:eastAsia="宋体" w:cs="Times New Roman"/>
           <w:sz w:val="21"/>
-          <w:bdr w:val="single" w:sz="8" w:space="0" w:color="auto"/>
+          <w:shd w:val="clear" w:color="auto" w:fill="D9D9D9"/>
         </w:rPr>
         <w:t>。常用单位：毫安（</w:t>
       </w:r>
@@ -493,7 +493,7 @@
           <w:szCs w:val="21"/>
           <w:rFonts w:ascii="Times New Roman" w:hAnsi="Times New Roman" w:eastAsia="宋体" w:cs="Times New Roman"/>
           <w:sz w:val="21"/>
-          <w:bdr w:val="single" w:sz="8" w:space="0" w:color="auto"/>
+          <w:shd w:val="clear" w:color="auto" w:fill="D9D9D9"/>
         </w:rPr>
         <w:t>mA</w:t>
       </w:r>
@@ -502,7 +502,7 @@
           <w:szCs w:val="21"/>
           <w:rFonts w:ascii="Times New Roman" w:hAnsi="Times New Roman" w:eastAsia="宋体" w:cs="Times New Roman"/>
           <w:sz w:val="21"/>
-          <w:bdr w:val="single" w:sz="8" w:space="0" w:color="auto"/>
+          <w:shd w:val="clear" w:color="auto" w:fill="D9D9D9"/>
         </w:rPr>
         <w:t>）、微安（</w:t>
       </w:r>
@@ -511,7 +511,7 @@
           <w:szCs w:val="21"/>
           <w:rFonts w:ascii="Times New Roman" w:hAnsi="Times New Roman" w:eastAsia="宋体" w:cs="Times New Roman"/>
           <w:sz w:val="21"/>
-          <w:bdr w:val="single" w:sz="8" w:space="0" w:color="auto"/>
+          <w:shd w:val="clear" w:color="auto" w:fill="D9D9D9"/>
         </w:rPr>
         <w:t>μA</w:t>
       </w:r>
@@ -528,7 +528,7 @@
           <w:szCs w:val="21"/>
           <w:rFonts w:ascii="Times New Roman" w:hAnsi="Times New Roman" w:eastAsia="宋体" w:cs="Times New Roman"/>
           <w:sz w:val="21"/>
-          <w:bdr w:val="single" w:sz="8" w:space="0" w:color="auto"/>
+          <w:shd w:val="clear" w:color="auto" w:fill="D9D9D9"/>
         </w:rPr>
         <w:t>1A</w:t>
       </w:r>
@@ -537,7 +537,7 @@
           <w:szCs w:val="21"/>
           <w:rFonts w:ascii="Times New Roman" w:hAnsi="Times New Roman" w:eastAsia="宋体" w:cs="Times New Roman"/>
           <w:sz w:val="21"/>
-          <w:bdr w:val="single" w:sz="8" w:space="0" w:color="auto"/>
+          <w:shd w:val="clear" w:color="auto" w:fill="D9D9D9"/>
         </w:rPr>
         <w:t>＝</w:t>
       </w:r>
@@ -546,7 +546,7 @@
           <w:szCs w:val="21"/>
           <w:rFonts w:ascii="Times New Roman" w:hAnsi="Times New Roman" w:eastAsia="宋体" w:cs="Times New Roman"/>
           <w:sz w:val="21"/>
-          <w:bdr w:val="single" w:sz="8" w:space="0" w:color="auto"/>
+          <w:shd w:val="clear" w:color="auto" w:fill="D9D9D9"/>
         </w:rPr>
         <w:t>10³mA</w:t>
       </w:r>
@@ -555,7 +555,7 @@
           <w:szCs w:val="21"/>
           <w:rFonts w:ascii="Times New Roman" w:hAnsi="Times New Roman" w:eastAsia="宋体" w:cs="Times New Roman"/>
           <w:sz w:val="21"/>
-          <w:bdr w:val="single" w:sz="8" w:space="0" w:color="auto"/>
+          <w:shd w:val="clear" w:color="auto" w:fill="D9D9D9"/>
         </w:rPr>
         <w:t>＝</w:t>
       </w:r>
@@ -564,7 +564,7 @@
           <w:szCs w:val="21"/>
           <w:rFonts w:ascii="Times New Roman" w:hAnsi="Times New Roman" w:eastAsia="宋体" w:cs="Times New Roman"/>
           <w:sz w:val="21"/>
-          <w:bdr w:val="single" w:sz="8" w:space="0" w:color="auto"/>
+          <w:shd w:val="clear" w:color="auto" w:fill="D9D9D9"/>
         </w:rPr>
         <w:t>10⁶μA</w:t>
       </w:r>
@@ -619,7 +619,7 @@
           <w:szCs w:val="21"/>
           <w:rFonts w:ascii="Times New Roman" w:hAnsi="Times New Roman" w:eastAsia="宋体" w:cs="Times New Roman"/>
           <w:sz w:val="21"/>
-          <w:bdr w:val="single" w:sz="8" w:space="0" w:color="auto"/>
+          <w:shd w:val="clear" w:color="auto" w:fill="D9D9D9"/>
         </w:rPr>
         <w:t>正电荷</w:t>
       </w:r>
@@ -636,7 +636,7 @@
           <w:szCs w:val="21"/>
           <w:rFonts w:ascii="Times New Roman" w:hAnsi="Times New Roman" w:eastAsia="宋体" w:cs="Times New Roman"/>
           <w:sz w:val="21"/>
-          <w:bdr w:val="single" w:sz="8" w:space="0" w:color="auto"/>
+          <w:shd w:val="clear" w:color="auto" w:fill="D9D9D9"/>
         </w:rPr>
         <w:t>相反</w:t>
       </w:r>
@@ -777,7 +777,7 @@
           <w:szCs w:val="21"/>
           <w:rFonts w:ascii="Times New Roman" w:hAnsi="Times New Roman" w:eastAsia="宋体" w:cs="Times New Roman"/>
           <w:sz w:val="21"/>
-          <w:bdr w:val="single" w:sz="8" w:space="0" w:color="auto"/>
+          <w:shd w:val="clear" w:color="auto" w:fill="D9D9D9"/>
         </w:rPr>
         <w:t>阻碍</w:t>
       </w:r>
@@ -866,7 +866,7 @@
           <w:szCs w:val="21"/>
           <w:rFonts w:ascii="Times New Roman" w:hAnsi="Times New Roman" w:eastAsia="宋体" w:cs="Times New Roman"/>
           <w:sz w:val="21"/>
-          <w:bdr w:val="single" w:sz="8" w:space="0" w:color="auto"/>
+          <w:shd w:val="clear" w:color="auto" w:fill="D9D9D9"/>
         </w:rPr>
         <w:t>比值</w:t>
       </w:r>
@@ -923,7 +923,7 @@
           </m:rPr>
           <w:rPr>
             <w:rFonts w:ascii="Times New Roman" w:hAnsi="Times New Roman" w:cs="Cambria Math"/>
-            <w:bdr w:val="single" w:sz="8" w:space="0" w:color="auto"/>
+            <w:shd w:val="clear" w:color="auto" w:fill="D9D9D9"/>
           </w:rPr>
           <m:t>R</m:t>
         </m:r>
@@ -933,7 +933,7 @@
           </m:rPr>
           <w:rPr>
             <w:rFonts w:ascii="Times New Roman" w:hAnsi="Times New Roman" w:cs="Cambria Math"/>
-            <w:bdr w:val="single" w:sz="8" w:space="0" w:color="auto"/>
+            <w:shd w:val="clear" w:color="auto" w:fill="D9D9D9"/>
           </w:rPr>
           <m:t>＝</m:t>
         </m:r>
@@ -942,7 +942,7 @@
             <m:ctrlPr>
               <w:rPr>
                 <w:rFonts w:ascii="Times New Roman" w:hAnsi="Times New Roman"/>
-                <w:bdr w:val="single" w:sz="8" w:space="0" w:color="auto"/>
+                <w:shd w:val="clear" w:color="auto" w:fill="D9D9D9"/>
               </w:rPr>
             </m:ctrlPr>
           </m:fPr>
@@ -1038,7 +1038,7 @@
           <w:szCs w:val="21"/>
           <w:rFonts w:ascii="Times New Roman" w:hAnsi="Times New Roman" w:eastAsia="宋体" w:cs="Times New Roman"/>
           <w:sz w:val="21"/>
-          <w:bdr w:val="single" w:sz="8" w:space="0" w:color="auto"/>
+          <w:shd w:val="clear" w:color="auto" w:fill="D9D9D9"/>
         </w:rPr>
         <w:t>Ω</w:t>
       </w:r>
@@ -1047,7 +1047,7 @@
           <w:szCs w:val="21"/>
           <w:rFonts w:ascii="Times New Roman" w:hAnsi="Times New Roman" w:eastAsia="宋体" w:cs="Times New Roman"/>
           <w:sz w:val="21"/>
-          <w:bdr w:val="single" w:sz="8" w:space="0" w:color="auto"/>
+          <w:shd w:val="clear" w:color="auto" w:fill="D9D9D9"/>
         </w:rPr>
         <w:t>），常用单位还有千欧（</w:t>
       </w:r>
@@ -1056,7 +1056,7 @@
           <w:szCs w:val="21"/>
           <w:rFonts w:ascii="Times New Roman" w:hAnsi="Times New Roman" w:eastAsia="宋体" w:cs="Times New Roman"/>
           <w:sz w:val="21"/>
-          <w:bdr w:val="single" w:sz="8" w:space="0" w:color="auto"/>
+          <w:shd w:val="clear" w:color="auto" w:fill="D9D9D9"/>
         </w:rPr>
         <w:t>kΩ</w:t>
       </w:r>
@@ -1065,7 +1065,7 @@
           <w:szCs w:val="21"/>
           <w:rFonts w:ascii="Times New Roman" w:hAnsi="Times New Roman" w:eastAsia="宋体" w:cs="Times New Roman"/>
           <w:sz w:val="21"/>
-          <w:bdr w:val="single" w:sz="8" w:space="0" w:color="auto"/>
+          <w:shd w:val="clear" w:color="auto" w:fill="D9D9D9"/>
         </w:rPr>
         <w:t>）、兆欧（</w:t>
       </w:r>
@@ -1074,7 +1074,7 @@
           <w:szCs w:val="21"/>
           <w:rFonts w:ascii="Times New Roman" w:hAnsi="Times New Roman" w:eastAsia="宋体" w:cs="Times New Roman"/>
           <w:sz w:val="21"/>
-          <w:bdr w:val="single" w:sz="8" w:space="0" w:color="auto"/>
+          <w:shd w:val="clear" w:color="auto" w:fill="D9D9D9"/>
         </w:rPr>
         <w:t>MΩ</w:t>
       </w:r>
@@ -1083,7 +1083,7 @@
           <w:szCs w:val="21"/>
           <w:rFonts w:ascii="Times New Roman" w:hAnsi="Times New Roman" w:eastAsia="宋体" w:cs="Times New Roman"/>
           <w:sz w:val="21"/>
-          <w:bdr w:val="single" w:sz="8" w:space="0" w:color="auto"/>
+          <w:shd w:val="clear" w:color="auto" w:fill="D9D9D9"/>
         </w:rPr>
         <w:t>）；</w:t>
       </w:r>
@@ -1092,7 +1092,7 @@
           <w:szCs w:val="21"/>
           <w:rFonts w:ascii="Times New Roman" w:hAnsi="Times New Roman" w:eastAsia="宋体" w:cs="Times New Roman"/>
           <w:sz w:val="21"/>
-          <w:bdr w:val="single" w:sz="8" w:space="0" w:color="auto"/>
+          <w:shd w:val="clear" w:color="auto" w:fill="D9D9D9"/>
         </w:rPr>
         <w:t>1kΩ=10³Ω</w:t>
       </w:r>
@@ -1101,7 +1101,7 @@
           <w:szCs w:val="21"/>
           <w:rFonts w:ascii="Times New Roman" w:hAnsi="Times New Roman" w:eastAsia="宋体" w:cs="Times New Roman"/>
           <w:sz w:val="21"/>
-          <w:bdr w:val="single" w:sz="8" w:space="0" w:color="auto"/>
+          <w:shd w:val="clear" w:color="auto" w:fill="D9D9D9"/>
         </w:rPr>
         <w:t>；</w:t>
       </w:r>
@@ -1110,7 +1110,7 @@
           <w:szCs w:val="21"/>
           <w:rFonts w:ascii="Times New Roman" w:hAnsi="Times New Roman" w:eastAsia="宋体" w:cs="Times New Roman"/>
           <w:sz w:val="21"/>
-          <w:bdr w:val="single" w:sz="8" w:space="0" w:color="auto"/>
+          <w:shd w:val="clear" w:color="auto" w:fill="D9D9D9"/>
         </w:rPr>
         <w:t>1MΩ=10⁶Ω</w:t>
       </w:r>
@@ -1558,7 +1558,7 @@
           <w:szCs w:val="21"/>
           <w:rFonts w:ascii="Times New Roman" w:hAnsi="Times New Roman" w:eastAsia="宋体" w:cs="Times New Roman"/>
           <w:sz w:val="21"/>
-          <w:bdr w:val="single" w:sz="8" w:space="0" w:color="auto"/>
+          <w:shd w:val="clear" w:color="auto" w:fill="D9D9D9"/>
         </w:rPr>
         <w:t>长度</w:t>
       </w:r>
@@ -1567,7 +1567,7 @@
           <w:szCs w:val="21"/>
           <w:rFonts w:ascii="Times New Roman" w:hAnsi="Times New Roman" w:eastAsia="宋体" w:cs="Times New Roman"/>
           <w:sz w:val="21"/>
-          <w:bdr w:val="single" w:sz="8" w:space="0" w:color="auto"/>
+          <w:shd w:val="clear" w:color="auto" w:fill="D9D9D9"/>
         </w:rPr>
         <w:t>l</w:t>
       </w:r>
@@ -1584,7 +1584,7 @@
           <w:szCs w:val="21"/>
           <w:rFonts w:ascii="Times New Roman" w:hAnsi="Times New Roman" w:eastAsia="宋体" w:cs="Times New Roman"/>
           <w:sz w:val="21"/>
-          <w:bdr w:val="single" w:sz="8" w:space="0" w:color="auto"/>
+          <w:shd w:val="clear" w:color="auto" w:fill="D9D9D9"/>
         </w:rPr>
         <w:t>横截面积</w:t>
       </w:r>
@@ -1593,7 +1593,7 @@
           <w:szCs w:val="21"/>
           <w:rFonts w:ascii="Times New Roman" w:hAnsi="Times New Roman" w:eastAsia="宋体" w:cs="Times New Roman"/>
           <w:sz w:val="21"/>
-          <w:bdr w:val="single" w:sz="8" w:space="0" w:color="auto"/>
+          <w:shd w:val="clear" w:color="auto" w:fill="D9D9D9"/>
         </w:rPr>
         <w:t>S</w:t>
       </w:r>
@@ -1610,7 +1610,7 @@
           <w:szCs w:val="21"/>
           <w:rFonts w:ascii="Times New Roman" w:hAnsi="Times New Roman" w:eastAsia="宋体" w:cs="Times New Roman"/>
           <w:sz w:val="21"/>
-          <w:bdr w:val="single" w:sz="8" w:space="0" w:color="auto"/>
+          <w:shd w:val="clear" w:color="auto" w:fill="D9D9D9"/>
         </w:rPr>
         <w:t>材料</w:t>
       </w:r>
@@ -1657,7 +1657,7 @@
           </m:rPr>
           <w:rPr>
             <w:rFonts w:ascii="Times New Roman" w:hAnsi="Times New Roman" w:cs="Cambria Math"/>
-            <w:bdr w:val="single" w:sz="8" w:space="0" w:color="auto"/>
+            <w:shd w:val="clear" w:color="auto" w:fill="D9D9D9"/>
           </w:rPr>
           <m:t>R</m:t>
         </m:r>
@@ -1667,7 +1667,7 @@
           </m:rPr>
           <w:rPr>
             <w:rFonts w:ascii="Times New Roman" w:hAnsi="Times New Roman" w:cs="Cambria Math"/>
-            <w:bdr w:val="single" w:sz="8" w:space="0" w:color="auto"/>
+            <w:shd w:val="clear" w:color="auto" w:fill="D9D9D9"/>
           </w:rPr>
           <m:t>=</m:t>
         </m:r>
@@ -1677,7 +1677,7 @@
           </m:rPr>
           <w:rPr>
             <w:rFonts w:ascii="Times New Roman" w:hAnsi="Times New Roman" w:cs="Cambria Math"/>
-            <w:bdr w:val="single" w:sz="8" w:space="0" w:color="auto"/>
+            <w:shd w:val="clear" w:color="auto" w:fill="D9D9D9"/>
           </w:rPr>
           <m:t>ρ</m:t>
         </m:r>
@@ -1686,7 +1686,7 @@
             <m:ctrlPr>
               <w:rPr>
                 <w:rFonts w:ascii="Times New Roman" w:hAnsi="Times New Roman"/>
-                <w:bdr w:val="single" w:sz="8" w:space="0" w:color="auto"/>
+                <w:shd w:val="clear" w:color="auto" w:fill="D9D9D9"/>
               </w:rPr>
             </m:ctrlPr>
           </m:fPr>
@@ -1761,7 +1761,7 @@
           <w:szCs w:val="21"/>
           <w:rFonts w:ascii="Times New Roman" w:hAnsi="Times New Roman" w:eastAsia="宋体" w:cs="Times New Roman"/>
           <w:sz w:val="21"/>
-          <w:bdr w:val="single" w:sz="8" w:space="0" w:color="auto"/>
+          <w:shd w:val="clear" w:color="auto" w:fill="D9D9D9"/>
         </w:rPr>
         <w:t>电阻率</w:t>
       </w:r>
@@ -1844,7 +1844,7 @@
           <w:szCs w:val="21"/>
           <w:rFonts w:ascii="Times New Roman" w:hAnsi="Times New Roman" w:eastAsia="宋体" w:cs="Times New Roman"/>
           <w:sz w:val="21"/>
-          <w:bdr w:val="single" w:sz="8" w:space="0" w:color="auto"/>
+          <w:shd w:val="clear" w:color="auto" w:fill="D9D9D9"/>
         </w:rPr>
         <w:t>导电</w:t>
       </w:r>
@@ -1917,7 +1917,7 @@
           <w:szCs w:val="21"/>
           <w:rFonts w:ascii="Times New Roman" w:hAnsi="Times New Roman" w:eastAsia="宋体" w:cs="Times New Roman"/>
           <w:sz w:val="21"/>
-          <w:bdr w:val="single" w:sz="8" w:space="0" w:color="auto"/>
+          <w:shd w:val="clear" w:color="auto" w:fill="D9D9D9"/>
         </w:rPr>
         <w:t>增大</w:t>
       </w:r>
@@ -1934,7 +1934,7 @@
           <w:szCs w:val="21"/>
           <w:rFonts w:ascii="Times New Roman" w:hAnsi="Times New Roman" w:eastAsia="宋体" w:cs="Times New Roman"/>
           <w:sz w:val="21"/>
-          <w:bdr w:val="single" w:sz="8" w:space="0" w:color="auto"/>
+          <w:shd w:val="clear" w:color="auto" w:fill="D9D9D9"/>
         </w:rPr>
         <w:t>电阻温度计</w:t>
       </w:r>
@@ -1979,7 +1979,7 @@
           <w:szCs w:val="21"/>
           <w:rFonts w:ascii="Times New Roman" w:hAnsi="Times New Roman" w:eastAsia="宋体" w:cs="Times New Roman"/>
           <w:sz w:val="21"/>
-          <w:bdr w:val="single" w:sz="8" w:space="0" w:color="auto"/>
+          <w:shd w:val="clear" w:color="auto" w:fill="D9D9D9"/>
         </w:rPr>
         <w:t>减小</w:t>
       </w:r>
@@ -1996,7 +1996,7 @@
           <w:szCs w:val="21"/>
           <w:rFonts w:ascii="Times New Roman" w:hAnsi="Times New Roman" w:eastAsia="宋体" w:cs="Times New Roman"/>
           <w:sz w:val="21"/>
-          <w:bdr w:val="single" w:sz="8" w:space="0" w:color="auto"/>
+          <w:shd w:val="clear" w:color="auto" w:fill="D9D9D9"/>
         </w:rPr>
         <w:t>热敏电阻</w:t>
       </w:r>
@@ -2041,7 +2041,7 @@
           <w:szCs w:val="21"/>
           <w:rFonts w:ascii="Times New Roman" w:hAnsi="Times New Roman" w:eastAsia="宋体" w:cs="Times New Roman"/>
           <w:sz w:val="21"/>
-          <w:bdr w:val="single" w:sz="8" w:space="0" w:color="auto"/>
+          <w:shd w:val="clear" w:color="auto" w:fill="D9D9D9"/>
         </w:rPr>
         <w:t>标准电阻</w:t>
       </w:r>
@@ -2086,7 +2086,7 @@
           <w:szCs w:val="21"/>
           <w:rFonts w:ascii="Times New Roman" w:hAnsi="Times New Roman" w:eastAsia="宋体" w:cs="Times New Roman"/>
           <w:sz w:val="21"/>
-          <w:bdr w:val="single" w:sz="8" w:space="0" w:color="auto"/>
+          <w:shd w:val="clear" w:color="auto" w:fill="D9D9D9"/>
         </w:rPr>
         <w:t>超导现象</w:t>
       </w:r>
@@ -2195,7 +2195,7 @@
           <w:szCs w:val="21"/>
           <w:rFonts w:ascii="Times New Roman" w:hAnsi="Times New Roman" w:eastAsia="宋体" w:cs="Times New Roman"/>
           <w:sz w:val="21"/>
-          <w:bdr w:val="single" w:sz="8" w:space="0" w:color="auto"/>
+          <w:shd w:val="clear" w:color="auto" w:fill="D9D9D9"/>
         </w:rPr>
         <w:t>依次首尾</w:t>
       </w:r>
@@ -2308,7 +2308,7 @@
           <w:szCs w:val="21"/>
           <w:rFonts w:ascii="Times New Roman" w:hAnsi="Times New Roman" w:eastAsia="宋体" w:cs="Times New Roman"/>
           <w:sz w:val="21"/>
-          <w:bdr w:val="single" w:sz="8" w:space="0" w:color="auto"/>
+          <w:shd w:val="clear" w:color="auto" w:fill="D9D9D9"/>
         </w:rPr>
         <w:t>连在一起</w:t>
       </w:r>
@@ -2325,7 +2325,7 @@
           <w:szCs w:val="21"/>
           <w:rFonts w:ascii="Times New Roman" w:hAnsi="Times New Roman" w:eastAsia="宋体" w:cs="Times New Roman"/>
           <w:sz w:val="21"/>
-          <w:bdr w:val="single" w:sz="8" w:space="0" w:color="auto"/>
+          <w:shd w:val="clear" w:color="auto" w:fill="D9D9D9"/>
         </w:rPr>
         <w:t>连在一起</w:t>
       </w:r>
@@ -2579,7 +2579,7 @@
                 <w:szCs w:val="21"/>
                 <w:rFonts w:ascii="Times New Roman" w:hAnsi="Times New Roman" w:eastAsia="宋体" w:cs="Times New Roman"/>
                 <w:sz w:val="21"/>
-                <w:bdr w:val="single" w:sz="8" w:space="0" w:color="auto"/>
+                <w:shd w:val="clear" w:color="auto" w:fill="D9D9D9"/>
               </w:rPr>
               <w:t>相等</w:t>
             </w:r>
@@ -2614,7 +2614,7 @@
                 <w:szCs w:val="21"/>
                 <w:rFonts w:ascii="Times New Roman" w:hAnsi="Times New Roman" w:eastAsia="宋体" w:cs="Times New Roman"/>
                 <w:sz w:val="21"/>
-                <w:bdr w:val="single" w:sz="8" w:space="0" w:color="auto"/>
+                <w:shd w:val="clear" w:color="auto" w:fill="D9D9D9"/>
               </w:rPr>
               <w:t>I</w:t>
             </w:r>
@@ -2625,7 +2625,7 @@
                 <w:vertAlign w:val="subscript"/>
                 <w:rFonts w:ascii="Times New Roman" w:hAnsi="Times New Roman" w:eastAsia="宋体" w:cs="Times New Roman"/>
                 <w:sz w:val="21"/>
-                <w:bdr w:val="single" w:sz="8" w:space="0" w:color="auto"/>
+                <w:shd w:val="clear" w:color="auto" w:fill="D9D9D9"/>
               </w:rPr>
               <w:t>1</w:t>
             </w:r>
@@ -2634,7 +2634,7 @@
                 <w:szCs w:val="21"/>
                 <w:rFonts w:ascii="Times New Roman" w:hAnsi="Times New Roman" w:eastAsia="宋体" w:cs="Times New Roman"/>
                 <w:sz w:val="21"/>
-                <w:bdr w:val="single" w:sz="8" w:space="0" w:color="auto"/>
+                <w:shd w:val="clear" w:color="auto" w:fill="D9D9D9"/>
               </w:rPr>
               <w:t>＝</w:t>
             </w:r>
@@ -2644,7 +2644,7 @@
                 <w:szCs w:val="21"/>
                 <w:rFonts w:ascii="Times New Roman" w:hAnsi="Times New Roman" w:eastAsia="宋体" w:cs="Times New Roman"/>
                 <w:sz w:val="21"/>
-                <w:bdr w:val="single" w:sz="8" w:space="0" w:color="auto"/>
+                <w:shd w:val="clear" w:color="auto" w:fill="D9D9D9"/>
               </w:rPr>
               <w:t>I</w:t>
             </w:r>
@@ -2655,7 +2655,7 @@
                 <w:vertAlign w:val="subscript"/>
                 <w:rFonts w:ascii="Times New Roman" w:hAnsi="Times New Roman" w:eastAsia="宋体" w:cs="Times New Roman"/>
                 <w:sz w:val="21"/>
-                <w:bdr w:val="single" w:sz="8" w:space="0" w:color="auto"/>
+                <w:shd w:val="clear" w:color="auto" w:fill="D9D9D9"/>
               </w:rPr>
               <w:t>2</w:t>
             </w:r>
@@ -2664,7 +2664,7 @@
                 <w:szCs w:val="21"/>
                 <w:rFonts w:ascii="Times New Roman" w:hAnsi="Times New Roman" w:eastAsia="宋体" w:cs="Times New Roman"/>
                 <w:sz w:val="21"/>
-                <w:bdr w:val="single" w:sz="8" w:space="0" w:color="auto"/>
+                <w:shd w:val="clear" w:color="auto" w:fill="D9D9D9"/>
               </w:rPr>
               <w:t>＝</w:t>
             </w:r>
@@ -2675,7 +2675,7 @@
                 </m:rPr>
                 <w:rPr>
                   <w:rFonts w:ascii="Times New Roman" w:hAnsi="Times New Roman" w:cs="Cambria Math"/>
-                  <w:bdr w:val="single" w:sz="8" w:space="0" w:color="auto"/>
+                  <w:shd w:val="clear" w:color="auto" w:fill="D9D9D9"/>
                 </w:rPr>
                 <m:t>⋅⋅⋅</m:t>
               </m:r>
@@ -2685,7 +2685,7 @@
                 <w:szCs w:val="21"/>
                 <w:rFonts w:ascii="Times New Roman" w:hAnsi="Times New Roman" w:eastAsia="宋体" w:cs="Times New Roman"/>
                 <w:sz w:val="21"/>
-                <w:bdr w:val="single" w:sz="8" w:space="0" w:color="auto"/>
+                <w:shd w:val="clear" w:color="auto" w:fill="D9D9D9"/>
               </w:rPr>
               <w:t>＝</w:t>
             </w:r>
@@ -2695,7 +2695,7 @@
                 <w:szCs w:val="21"/>
                 <w:rFonts w:ascii="Times New Roman" w:hAnsi="Times New Roman" w:eastAsia="宋体" w:cs="Times New Roman"/>
                 <w:sz w:val="21"/>
-                <w:bdr w:val="single" w:sz="8" w:space="0" w:color="auto"/>
+                <w:shd w:val="clear" w:color="auto" w:fill="D9D9D9"/>
               </w:rPr>
               <w:t>I</w:t>
             </w:r>
@@ -2706,7 +2706,7 @@
                 <w:vertAlign w:val="subscript"/>
                 <w:rFonts w:ascii="Times New Roman" w:hAnsi="Times New Roman" w:eastAsia="宋体" w:cs="Times New Roman"/>
                 <w:sz w:val="21"/>
-                <w:bdr w:val="single" w:sz="8" w:space="0" w:color="auto"/>
+                <w:shd w:val="clear" w:color="auto" w:fill="D9D9D9"/>
               </w:rPr>
               <w:t>n</w:t>
             </w:r>
@@ -2750,7 +2750,7 @@
                 <w:szCs w:val="21"/>
                 <w:rFonts w:ascii="Times New Roman" w:hAnsi="Times New Roman" w:eastAsia="宋体" w:cs="Times New Roman"/>
                 <w:sz w:val="21"/>
-                <w:bdr w:val="single" w:sz="8" w:space="0" w:color="auto"/>
+                <w:shd w:val="clear" w:color="auto" w:fill="D9D9D9"/>
               </w:rPr>
               <w:t>之和</w:t>
             </w:r>
@@ -2785,7 +2785,7 @@
                 <w:szCs w:val="21"/>
                 <w:rFonts w:ascii="Times New Roman" w:hAnsi="Times New Roman" w:eastAsia="宋体" w:cs="Times New Roman"/>
                 <w:sz w:val="21"/>
-                <w:bdr w:val="single" w:sz="8" w:space="0" w:color="auto"/>
+                <w:shd w:val="clear" w:color="auto" w:fill="D9D9D9"/>
               </w:rPr>
               <w:t>I</w:t>
             </w:r>
@@ -2796,7 +2796,7 @@
                 <w:vertAlign w:val="subscript"/>
                 <w:rFonts w:ascii="Times New Roman" w:hAnsi="Times New Roman" w:eastAsia="宋体" w:cs="Times New Roman"/>
                 <w:sz w:val="21"/>
-                <w:bdr w:val="single" w:sz="8" w:space="0" w:color="auto"/>
+                <w:shd w:val="clear" w:color="auto" w:fill="D9D9D9"/>
               </w:rPr>
               <w:t>1</w:t>
             </w:r>
@@ -2805,7 +2805,7 @@
                 <w:szCs w:val="21"/>
                 <w:rFonts w:ascii="Times New Roman" w:hAnsi="Times New Roman" w:eastAsia="宋体" w:cs="Times New Roman"/>
                 <w:sz w:val="21"/>
-                <w:bdr w:val="single" w:sz="8" w:space="0" w:color="auto"/>
+                <w:shd w:val="clear" w:color="auto" w:fill="D9D9D9"/>
               </w:rPr>
               <w:t>＋</w:t>
             </w:r>
@@ -2815,7 +2815,7 @@
                 <w:szCs w:val="21"/>
                 <w:rFonts w:ascii="Times New Roman" w:hAnsi="Times New Roman" w:eastAsia="宋体" w:cs="Times New Roman"/>
                 <w:sz w:val="21"/>
-                <w:bdr w:val="single" w:sz="8" w:space="0" w:color="auto"/>
+                <w:shd w:val="clear" w:color="auto" w:fill="D9D9D9"/>
               </w:rPr>
               <w:t>I</w:t>
             </w:r>
@@ -2826,7 +2826,7 @@
                 <w:vertAlign w:val="subscript"/>
                 <w:rFonts w:ascii="Times New Roman" w:hAnsi="Times New Roman" w:eastAsia="宋体" w:cs="Times New Roman"/>
                 <w:sz w:val="21"/>
-                <w:bdr w:val="single" w:sz="8" w:space="0" w:color="auto"/>
+                <w:shd w:val="clear" w:color="auto" w:fill="D9D9D9"/>
               </w:rPr>
               <w:t>2</w:t>
             </w:r>
@@ -2835,7 +2835,7 @@
                 <w:szCs w:val="21"/>
                 <w:rFonts w:ascii="Times New Roman" w:hAnsi="Times New Roman" w:eastAsia="宋体" w:cs="Times New Roman"/>
                 <w:sz w:val="21"/>
-                <w:bdr w:val="single" w:sz="8" w:space="0" w:color="auto"/>
+                <w:shd w:val="clear" w:color="auto" w:fill="D9D9D9"/>
               </w:rPr>
               <w:t>＋</w:t>
             </w:r>
@@ -2846,7 +2846,7 @@
                 </m:rPr>
                 <w:rPr>
                   <w:rFonts w:ascii="Times New Roman" w:hAnsi="Times New Roman" w:cs="Cambria Math"/>
-                  <w:bdr w:val="single" w:sz="8" w:space="0" w:color="auto"/>
+                  <w:shd w:val="clear" w:color="auto" w:fill="D9D9D9"/>
                 </w:rPr>
                 <m:t>⋅⋅⋅</m:t>
               </m:r>
@@ -2856,7 +2856,7 @@
                 <w:szCs w:val="21"/>
                 <w:rFonts w:ascii="Times New Roman" w:hAnsi="Times New Roman" w:eastAsia="宋体" w:cs="Times New Roman"/>
                 <w:sz w:val="21"/>
-                <w:bdr w:val="single" w:sz="8" w:space="0" w:color="auto"/>
+                <w:shd w:val="clear" w:color="auto" w:fill="D9D9D9"/>
               </w:rPr>
               <w:t>＋</w:t>
             </w:r>
@@ -2866,7 +2866,7 @@
                 <w:szCs w:val="21"/>
                 <w:rFonts w:ascii="Times New Roman" w:hAnsi="Times New Roman" w:eastAsia="宋体" w:cs="Times New Roman"/>
                 <w:sz w:val="21"/>
-                <w:bdr w:val="single" w:sz="8" w:space="0" w:color="auto"/>
+                <w:shd w:val="clear" w:color="auto" w:fill="D9D9D9"/>
               </w:rPr>
               <w:t>I</w:t>
             </w:r>
@@ -2877,7 +2877,7 @@
                 <w:vertAlign w:val="subscript"/>
                 <w:rFonts w:ascii="Times New Roman" w:hAnsi="Times New Roman" w:eastAsia="宋体" w:cs="Times New Roman"/>
                 <w:sz w:val="21"/>
-                <w:bdr w:val="single" w:sz="8" w:space="0" w:color="auto"/>
+                <w:shd w:val="clear" w:color="auto" w:fill="D9D9D9"/>
               </w:rPr>
               <w:t>n</w:t>
             </w:r>
@@ -2961,7 +2961,7 @@
                 <w:szCs w:val="21"/>
                 <w:rFonts w:ascii="Times New Roman" w:hAnsi="Times New Roman" w:eastAsia="宋体" w:cs="Times New Roman"/>
                 <w:sz w:val="21"/>
-                <w:bdr w:val="single" w:sz="8" w:space="0" w:color="auto"/>
+                <w:shd w:val="clear" w:color="auto" w:fill="D9D9D9"/>
               </w:rPr>
               <w:t>之和</w:t>
             </w:r>
@@ -2996,7 +2996,7 @@
                 <w:szCs w:val="21"/>
                 <w:rFonts w:ascii="Times New Roman" w:hAnsi="Times New Roman" w:eastAsia="宋体" w:cs="Times New Roman"/>
                 <w:sz w:val="21"/>
-                <w:bdr w:val="single" w:sz="8" w:space="0" w:color="auto"/>
+                <w:shd w:val="clear" w:color="auto" w:fill="D9D9D9"/>
               </w:rPr>
               <w:t>U</w:t>
             </w:r>
@@ -3007,7 +3007,7 @@
                 <w:vertAlign w:val="subscript"/>
                 <w:rFonts w:ascii="Times New Roman" w:hAnsi="Times New Roman" w:eastAsia="宋体" w:cs="Times New Roman"/>
                 <w:sz w:val="21"/>
-                <w:bdr w:val="single" w:sz="8" w:space="0" w:color="auto"/>
+                <w:shd w:val="clear" w:color="auto" w:fill="D9D9D9"/>
               </w:rPr>
               <w:t>1</w:t>
             </w:r>
@@ -3016,7 +3016,7 @@
                 <w:szCs w:val="21"/>
                 <w:rFonts w:ascii="Times New Roman" w:hAnsi="Times New Roman" w:eastAsia="宋体" w:cs="Times New Roman"/>
                 <w:sz w:val="21"/>
-                <w:bdr w:val="single" w:sz="8" w:space="0" w:color="auto"/>
+                <w:shd w:val="clear" w:color="auto" w:fill="D9D9D9"/>
               </w:rPr>
               <w:t>＋</w:t>
             </w:r>
@@ -3026,7 +3026,7 @@
                 <w:szCs w:val="21"/>
                 <w:rFonts w:ascii="Times New Roman" w:hAnsi="Times New Roman" w:eastAsia="宋体" w:cs="Times New Roman"/>
                 <w:sz w:val="21"/>
-                <w:bdr w:val="single" w:sz="8" w:space="0" w:color="auto"/>
+                <w:shd w:val="clear" w:color="auto" w:fill="D9D9D9"/>
               </w:rPr>
               <w:t>U</w:t>
             </w:r>
@@ -3037,7 +3037,7 @@
                 <w:vertAlign w:val="subscript"/>
                 <w:rFonts w:ascii="Times New Roman" w:hAnsi="Times New Roman" w:eastAsia="宋体" w:cs="Times New Roman"/>
                 <w:sz w:val="21"/>
-                <w:bdr w:val="single" w:sz="8" w:space="0" w:color="auto"/>
+                <w:shd w:val="clear" w:color="auto" w:fill="D9D9D9"/>
               </w:rPr>
               <w:t>2</w:t>
             </w:r>
@@ -3046,7 +3046,7 @@
                 <w:szCs w:val="21"/>
                 <w:rFonts w:ascii="Times New Roman" w:hAnsi="Times New Roman" w:eastAsia="宋体" w:cs="Times New Roman"/>
                 <w:sz w:val="21"/>
-                <w:bdr w:val="single" w:sz="8" w:space="0" w:color="auto"/>
+                <w:shd w:val="clear" w:color="auto" w:fill="D9D9D9"/>
               </w:rPr>
               <w:t>＋</w:t>
             </w:r>
@@ -3057,7 +3057,7 @@
                 </m:rPr>
                 <w:rPr>
                   <w:rFonts w:ascii="Times New Roman" w:hAnsi="Times New Roman" w:cs="Cambria Math"/>
-                  <w:bdr w:val="single" w:sz="8" w:space="0" w:color="auto"/>
+                  <w:shd w:val="clear" w:color="auto" w:fill="D9D9D9"/>
                 </w:rPr>
                 <m:t>⋅⋅⋅</m:t>
               </m:r>
@@ -3067,7 +3067,7 @@
                 <w:szCs w:val="21"/>
                 <w:rFonts w:ascii="Times New Roman" w:hAnsi="Times New Roman" w:eastAsia="宋体" w:cs="Times New Roman"/>
                 <w:sz w:val="21"/>
-                <w:bdr w:val="single" w:sz="8" w:space="0" w:color="auto"/>
+                <w:shd w:val="clear" w:color="auto" w:fill="D9D9D9"/>
               </w:rPr>
               <w:t>＋</w:t>
             </w:r>
@@ -3077,7 +3077,7 @@
                 <w:szCs w:val="21"/>
                 <w:rFonts w:ascii="Times New Roman" w:hAnsi="Times New Roman" w:eastAsia="宋体" w:cs="Times New Roman"/>
                 <w:sz w:val="21"/>
-                <w:bdr w:val="single" w:sz="8" w:space="0" w:color="auto"/>
+                <w:shd w:val="clear" w:color="auto" w:fill="D9D9D9"/>
               </w:rPr>
               <w:t>U</w:t>
             </w:r>
@@ -3088,7 +3088,7 @@
                 <w:vertAlign w:val="subscript"/>
                 <w:rFonts w:ascii="Times New Roman" w:hAnsi="Times New Roman" w:eastAsia="宋体" w:cs="Times New Roman"/>
                 <w:sz w:val="21"/>
-                <w:bdr w:val="single" w:sz="8" w:space="0" w:color="auto"/>
+                <w:shd w:val="clear" w:color="auto" w:fill="D9D9D9"/>
               </w:rPr>
               <w:t>n</w:t>
             </w:r>
@@ -3132,7 +3132,7 @@
                 <w:szCs w:val="21"/>
                 <w:rFonts w:ascii="Times New Roman" w:hAnsi="Times New Roman" w:eastAsia="宋体" w:cs="Times New Roman"/>
                 <w:sz w:val="21"/>
-                <w:bdr w:val="single" w:sz="8" w:space="0" w:color="auto"/>
+                <w:shd w:val="clear" w:color="auto" w:fill="D9D9D9"/>
               </w:rPr>
               <w:t>相等</w:t>
             </w:r>
@@ -3167,7 +3167,7 @@
                 <w:szCs w:val="21"/>
                 <w:rFonts w:ascii="Times New Roman" w:hAnsi="Times New Roman" w:eastAsia="宋体" w:cs="Times New Roman"/>
                 <w:sz w:val="21"/>
-                <w:bdr w:val="single" w:sz="8" w:space="0" w:color="auto"/>
+                <w:shd w:val="clear" w:color="auto" w:fill="D9D9D9"/>
               </w:rPr>
               <w:t>U</w:t>
             </w:r>
@@ -3178,7 +3178,7 @@
                 <w:vertAlign w:val="subscript"/>
                 <w:rFonts w:ascii="Times New Roman" w:hAnsi="Times New Roman" w:eastAsia="宋体" w:cs="Times New Roman"/>
                 <w:sz w:val="21"/>
-                <w:bdr w:val="single" w:sz="8" w:space="0" w:color="auto"/>
+                <w:shd w:val="clear" w:color="auto" w:fill="D9D9D9"/>
               </w:rPr>
               <w:t>1</w:t>
             </w:r>
@@ -3187,7 +3187,7 @@
                 <w:szCs w:val="21"/>
                 <w:rFonts w:ascii="Times New Roman" w:hAnsi="Times New Roman" w:eastAsia="宋体" w:cs="Times New Roman"/>
                 <w:sz w:val="21"/>
-                <w:bdr w:val="single" w:sz="8" w:space="0" w:color="auto"/>
+                <w:shd w:val="clear" w:color="auto" w:fill="D9D9D9"/>
               </w:rPr>
               <w:t>＝</w:t>
             </w:r>
@@ -3197,7 +3197,7 @@
                 <w:szCs w:val="21"/>
                 <w:rFonts w:ascii="Times New Roman" w:hAnsi="Times New Roman" w:eastAsia="宋体" w:cs="Times New Roman"/>
                 <w:sz w:val="21"/>
-                <w:bdr w:val="single" w:sz="8" w:space="0" w:color="auto"/>
+                <w:shd w:val="clear" w:color="auto" w:fill="D9D9D9"/>
               </w:rPr>
               <w:t>U</w:t>
             </w:r>
@@ -3208,7 +3208,7 @@
                 <w:vertAlign w:val="subscript"/>
                 <w:rFonts w:ascii="Times New Roman" w:hAnsi="Times New Roman" w:eastAsia="宋体" w:cs="Times New Roman"/>
                 <w:sz w:val="21"/>
-                <w:bdr w:val="single" w:sz="8" w:space="0" w:color="auto"/>
+                <w:shd w:val="clear" w:color="auto" w:fill="D9D9D9"/>
               </w:rPr>
               <w:t>2</w:t>
             </w:r>
@@ -3217,7 +3217,7 @@
                 <w:szCs w:val="21"/>
                 <w:rFonts w:ascii="Times New Roman" w:hAnsi="Times New Roman" w:eastAsia="宋体" w:cs="Times New Roman"/>
                 <w:sz w:val="21"/>
-                <w:bdr w:val="single" w:sz="8" w:space="0" w:color="auto"/>
+                <w:shd w:val="clear" w:color="auto" w:fill="D9D9D9"/>
               </w:rPr>
               <w:t>＝</w:t>
             </w:r>
@@ -3228,7 +3228,7 @@
                 </m:rPr>
                 <w:rPr>
                   <w:rFonts w:ascii="Times New Roman" w:hAnsi="Times New Roman" w:cs="Cambria Math"/>
-                  <w:bdr w:val="single" w:sz="8" w:space="0" w:color="auto"/>
+                  <w:shd w:val="clear" w:color="auto" w:fill="D9D9D9"/>
                 </w:rPr>
                 <m:t>⋅⋅⋅</m:t>
               </m:r>
@@ -3238,7 +3238,7 @@
                 <w:szCs w:val="21"/>
                 <w:rFonts w:ascii="Times New Roman" w:hAnsi="Times New Roman" w:eastAsia="宋体" w:cs="Times New Roman"/>
                 <w:sz w:val="21"/>
-                <w:bdr w:val="single" w:sz="8" w:space="0" w:color="auto"/>
+                <w:shd w:val="clear" w:color="auto" w:fill="D9D9D9"/>
               </w:rPr>
               <w:t>＝</w:t>
             </w:r>
@@ -3248,7 +3248,7 @@
                 <w:szCs w:val="21"/>
                 <w:rFonts w:ascii="Times New Roman" w:hAnsi="Times New Roman" w:eastAsia="宋体" w:cs="Times New Roman"/>
                 <w:sz w:val="21"/>
-                <w:bdr w:val="single" w:sz="8" w:space="0" w:color="auto"/>
+                <w:shd w:val="clear" w:color="auto" w:fill="D9D9D9"/>
               </w:rPr>
               <w:t>U</w:t>
             </w:r>
@@ -3259,7 +3259,7 @@
                 <w:vertAlign w:val="subscript"/>
                 <w:rFonts w:ascii="Times New Roman" w:hAnsi="Times New Roman" w:eastAsia="宋体" w:cs="Times New Roman"/>
                 <w:sz w:val="21"/>
-                <w:bdr w:val="single" w:sz="8" w:space="0" w:color="auto"/>
+                <w:shd w:val="clear" w:color="auto" w:fill="D9D9D9"/>
               </w:rPr>
               <w:t>n</w:t>
             </w:r>
@@ -3343,7 +3343,7 @@
                 <w:szCs w:val="21"/>
                 <w:rFonts w:ascii="Times New Roman" w:hAnsi="Times New Roman" w:eastAsia="宋体" w:cs="Times New Roman"/>
                 <w:sz w:val="21"/>
-                <w:bdr w:val="single" w:sz="8" w:space="0" w:color="auto"/>
+                <w:shd w:val="clear" w:color="auto" w:fill="D9D9D9"/>
               </w:rPr>
               <w:t>之和</w:t>
             </w:r>
@@ -3378,7 +3378,7 @@
                 <w:szCs w:val="21"/>
                 <w:rFonts w:ascii="Times New Roman" w:hAnsi="Times New Roman" w:eastAsia="宋体" w:cs="Times New Roman"/>
                 <w:sz w:val="21"/>
-                <w:bdr w:val="single" w:sz="8" w:space="0" w:color="auto"/>
+                <w:shd w:val="clear" w:color="auto" w:fill="D9D9D9"/>
               </w:rPr>
               <w:t>R</w:t>
             </w:r>
@@ -3389,7 +3389,7 @@
                 <w:vertAlign w:val="subscript"/>
                 <w:rFonts w:ascii="Times New Roman" w:hAnsi="Times New Roman" w:eastAsia="宋体" w:cs="Times New Roman"/>
                 <w:sz w:val="21"/>
-                <w:bdr w:val="single" w:sz="8" w:space="0" w:color="auto"/>
+                <w:shd w:val="clear" w:color="auto" w:fill="D9D9D9"/>
               </w:rPr>
               <w:t>1</w:t>
             </w:r>
@@ -3398,7 +3398,7 @@
                 <w:szCs w:val="21"/>
                 <w:rFonts w:ascii="Times New Roman" w:hAnsi="Times New Roman" w:eastAsia="宋体" w:cs="Times New Roman"/>
                 <w:sz w:val="21"/>
-                <w:bdr w:val="single" w:sz="8" w:space="0" w:color="auto"/>
+                <w:shd w:val="clear" w:color="auto" w:fill="D9D9D9"/>
               </w:rPr>
               <w:t>＋</w:t>
             </w:r>
@@ -3408,7 +3408,7 @@
                 <w:szCs w:val="21"/>
                 <w:rFonts w:ascii="Times New Roman" w:hAnsi="Times New Roman" w:eastAsia="宋体" w:cs="Times New Roman"/>
                 <w:sz w:val="21"/>
-                <w:bdr w:val="single" w:sz="8" w:space="0" w:color="auto"/>
+                <w:shd w:val="clear" w:color="auto" w:fill="D9D9D9"/>
               </w:rPr>
               <w:t>R</w:t>
             </w:r>
@@ -3419,7 +3419,7 @@
                 <w:vertAlign w:val="subscript"/>
                 <w:rFonts w:ascii="Times New Roman" w:hAnsi="Times New Roman" w:eastAsia="宋体" w:cs="Times New Roman"/>
                 <w:sz w:val="21"/>
-                <w:bdr w:val="single" w:sz="8" w:space="0" w:color="auto"/>
+                <w:shd w:val="clear" w:color="auto" w:fill="D9D9D9"/>
               </w:rPr>
               <w:t>2</w:t>
             </w:r>
@@ -3428,7 +3428,7 @@
                 <w:szCs w:val="21"/>
                 <w:rFonts w:ascii="Times New Roman" w:hAnsi="Times New Roman" w:eastAsia="宋体" w:cs="Times New Roman"/>
                 <w:sz w:val="21"/>
-                <w:bdr w:val="single" w:sz="8" w:space="0" w:color="auto"/>
+                <w:shd w:val="clear" w:color="auto" w:fill="D9D9D9"/>
               </w:rPr>
               <w:t>＋</w:t>
             </w:r>
@@ -3439,7 +3439,7 @@
                 </m:rPr>
                 <w:rPr>
                   <w:rFonts w:ascii="Times New Roman" w:hAnsi="Times New Roman" w:cs="Cambria Math"/>
-                  <w:bdr w:val="single" w:sz="8" w:space="0" w:color="auto"/>
+                  <w:shd w:val="clear" w:color="auto" w:fill="D9D9D9"/>
                 </w:rPr>
                 <m:t>⋅⋅⋅</m:t>
               </m:r>
@@ -3449,7 +3449,7 @@
                 <w:szCs w:val="21"/>
                 <w:rFonts w:ascii="Times New Roman" w:hAnsi="Times New Roman" w:eastAsia="宋体" w:cs="Times New Roman"/>
                 <w:sz w:val="21"/>
-                <w:bdr w:val="single" w:sz="8" w:space="0" w:color="auto"/>
+                <w:shd w:val="clear" w:color="auto" w:fill="D9D9D9"/>
               </w:rPr>
               <w:t>＋</w:t>
             </w:r>
@@ -3459,7 +3459,7 @@
                 <w:szCs w:val="21"/>
                 <w:rFonts w:ascii="Times New Roman" w:hAnsi="Times New Roman" w:eastAsia="宋体" w:cs="Times New Roman"/>
                 <w:sz w:val="21"/>
-                <w:bdr w:val="single" w:sz="8" w:space="0" w:color="auto"/>
+                <w:shd w:val="clear" w:color="auto" w:fill="D9D9D9"/>
               </w:rPr>
               <w:t>R</w:t>
             </w:r>
@@ -3470,7 +3470,7 @@
                 <w:vertAlign w:val="subscript"/>
                 <w:rFonts w:ascii="Times New Roman" w:hAnsi="Times New Roman" w:eastAsia="宋体" w:cs="Times New Roman"/>
                 <w:sz w:val="21"/>
-                <w:bdr w:val="single" w:sz="8" w:space="0" w:color="auto"/>
+                <w:shd w:val="clear" w:color="auto" w:fill="D9D9D9"/>
               </w:rPr>
               <w:t>n</w:t>
             </w:r>
@@ -3514,7 +3514,7 @@
                 <w:szCs w:val="21"/>
                 <w:rFonts w:ascii="Times New Roman" w:hAnsi="Times New Roman" w:eastAsia="宋体" w:cs="Times New Roman"/>
                 <w:sz w:val="21"/>
-                <w:bdr w:val="single" w:sz="8" w:space="0" w:color="auto"/>
+                <w:shd w:val="clear" w:color="auto" w:fill="D9D9D9"/>
               </w:rPr>
               <w:t>倒数之和</w:t>
             </w:r>
@@ -3531,7 +3531,7 @@
                 <w:szCs w:val="21"/>
                 <w:rFonts w:ascii="Times New Roman" w:hAnsi="Times New Roman" w:eastAsia="宋体" w:cs="Times New Roman"/>
                 <w:sz w:val="21"/>
-                <w:bdr w:val="single" w:sz="8" w:space="0" w:color="auto"/>
+                <w:shd w:val="clear" w:color="auto" w:fill="D9D9D9"/>
               </w:rPr>
               <w:t>1/R</w:t>
             </w:r>
@@ -3540,7 +3540,7 @@
                 <w:szCs w:val="21"/>
                 <w:rFonts w:ascii="Times New Roman" w:hAnsi="Times New Roman" w:eastAsia="宋体" w:cs="Times New Roman"/>
                 <w:sz w:val="21"/>
-                <w:bdr w:val="single" w:sz="8" w:space="0" w:color="auto"/>
+                <w:shd w:val="clear" w:color="auto" w:fill="D9D9D9"/>
               </w:rPr>
               <w:t>＝</w:t>
             </w:r>
@@ -3550,7 +3550,7 @@
                 <w:szCs w:val="21"/>
                 <w:rFonts w:ascii="Times New Roman" w:hAnsi="Times New Roman" w:eastAsia="宋体" w:cs="Times New Roman"/>
                 <w:sz w:val="21"/>
-                <w:bdr w:val="single" w:sz="8" w:space="0" w:color="auto"/>
+                <w:shd w:val="clear" w:color="auto" w:fill="D9D9D9"/>
               </w:rPr>
               <w:t>1/R</w:t>
             </w:r>
@@ -3561,7 +3561,7 @@
                 <w:vertAlign w:val="subscript"/>
                 <w:rFonts w:ascii="Times New Roman" w:hAnsi="Times New Roman" w:eastAsia="宋体" w:cs="Times New Roman"/>
                 <w:sz w:val="21"/>
-                <w:bdr w:val="single" w:sz="8" w:space="0" w:color="auto"/>
+                <w:shd w:val="clear" w:color="auto" w:fill="D9D9D9"/>
               </w:rPr>
               <w:t>1</w:t>
             </w:r>
@@ -3570,7 +3570,7 @@
                 <w:szCs w:val="21"/>
                 <w:rFonts w:ascii="Times New Roman" w:hAnsi="Times New Roman" w:eastAsia="宋体" w:cs="Times New Roman"/>
                 <w:sz w:val="21"/>
-                <w:bdr w:val="single" w:sz="8" w:space="0" w:color="auto"/>
+                <w:shd w:val="clear" w:color="auto" w:fill="D9D9D9"/>
               </w:rPr>
               <w:t>+</w:t>
             </w:r>
@@ -3580,7 +3580,7 @@
                 <w:szCs w:val="21"/>
                 <w:rFonts w:ascii="Times New Roman" w:hAnsi="Times New Roman" w:eastAsia="宋体" w:cs="Times New Roman"/>
                 <w:sz w:val="21"/>
-                <w:bdr w:val="single" w:sz="8" w:space="0" w:color="auto"/>
+                <w:shd w:val="clear" w:color="auto" w:fill="D9D9D9"/>
               </w:rPr>
               <w:t>1/R</w:t>
             </w:r>
@@ -3591,7 +3591,7 @@
                 <w:vertAlign w:val="subscript"/>
                 <w:rFonts w:ascii="Times New Roman" w:hAnsi="Times New Roman" w:eastAsia="宋体" w:cs="Times New Roman"/>
                 <w:sz w:val="21"/>
-                <w:bdr w:val="single" w:sz="8" w:space="0" w:color="auto"/>
+                <w:shd w:val="clear" w:color="auto" w:fill="D9D9D9"/>
               </w:rPr>
               <w:t>2</w:t>
             </w:r>
@@ -3600,7 +3600,7 @@
                 <w:szCs w:val="21"/>
                 <w:rFonts w:ascii="Times New Roman" w:hAnsi="Times New Roman" w:eastAsia="宋体" w:cs="Times New Roman"/>
                 <w:sz w:val="21"/>
-                <w:bdr w:val="single" w:sz="8" w:space="0" w:color="auto"/>
+                <w:shd w:val="clear" w:color="auto" w:fill="D9D9D9"/>
               </w:rPr>
               <w:t>+⋯+</w:t>
             </w:r>
@@ -3610,7 +3610,7 @@
                 <w:szCs w:val="21"/>
                 <w:rFonts w:ascii="Times New Roman" w:hAnsi="Times New Roman" w:eastAsia="宋体" w:cs="Times New Roman"/>
                 <w:sz w:val="21"/>
-                <w:bdr w:val="single" w:sz="8" w:space="0" w:color="auto"/>
+                <w:shd w:val="clear" w:color="auto" w:fill="D9D9D9"/>
               </w:rPr>
               <w:t>1/R</w:t>
             </w:r>
@@ -3621,7 +3621,7 @@
                 <w:vertAlign w:val="subscript"/>
                 <w:rFonts w:ascii="Times New Roman" w:hAnsi="Times New Roman" w:eastAsia="宋体" w:cs="Times New Roman"/>
                 <w:sz w:val="21"/>
-                <w:bdr w:val="single" w:sz="8" w:space="0" w:color="auto"/>
+                <w:shd w:val="clear" w:color="auto" w:fill="D9D9D9"/>
               </w:rPr>
               <w:t>n</w:t>
             </w:r>
@@ -3766,7 +3766,7 @@
           <w:szCs w:val="21"/>
           <w:rFonts w:ascii="Times New Roman" w:hAnsi="Times New Roman" w:eastAsia="宋体" w:cs="Times New Roman"/>
           <w:sz w:val="21"/>
-          <w:bdr w:val="single" w:sz="8" w:space="0" w:color="auto"/>
+          <w:shd w:val="clear" w:color="auto" w:fill="D9D9D9"/>
         </w:rPr>
         <w:t>R</w:t>
       </w:r>
@@ -3777,7 +3777,7 @@
           <w:vertAlign w:val="subscript"/>
           <w:rFonts w:ascii="Times New Roman" w:hAnsi="Times New Roman" w:eastAsia="宋体" w:cs="Times New Roman"/>
           <w:sz w:val="21"/>
-          <w:bdr w:val="single" w:sz="8" w:space="0" w:color="auto"/>
+          <w:shd w:val="clear" w:color="auto" w:fill="D9D9D9"/>
         </w:rPr>
         <w:t>g</w:t>
       </w:r>
@@ -3794,7 +3794,7 @@
           <w:szCs w:val="21"/>
           <w:rFonts w:ascii="Times New Roman" w:hAnsi="Times New Roman" w:eastAsia="宋体" w:cs="Times New Roman"/>
           <w:sz w:val="21"/>
-          <w:bdr w:val="single" w:sz="8" w:space="0" w:color="auto"/>
+          <w:shd w:val="clear" w:color="auto" w:fill="D9D9D9"/>
         </w:rPr>
         <w:t>表头</w:t>
       </w:r>
@@ -3812,7 +3812,7 @@
           <w:szCs w:val="21"/>
           <w:rFonts w:ascii="Times New Roman" w:hAnsi="Times New Roman" w:eastAsia="宋体" w:cs="Times New Roman"/>
           <w:sz w:val="21"/>
-          <w:bdr w:val="single" w:sz="8" w:space="0" w:color="auto"/>
+          <w:shd w:val="clear" w:color="auto" w:fill="D9D9D9"/>
         </w:rPr>
         <w:t>I</w:t>
       </w:r>
@@ -3823,7 +3823,7 @@
           <w:vertAlign w:val="subscript"/>
           <w:rFonts w:ascii="Times New Roman" w:hAnsi="Times New Roman" w:eastAsia="宋体" w:cs="Times New Roman"/>
           <w:sz w:val="21"/>
-          <w:bdr w:val="single" w:sz="8" w:space="0" w:color="auto"/>
+          <w:shd w:val="clear" w:color="auto" w:fill="D9D9D9"/>
         </w:rPr>
         <w:t>g</w:t>
       </w:r>
@@ -3840,7 +3840,7 @@
           <w:szCs w:val="21"/>
           <w:rFonts w:ascii="Times New Roman" w:hAnsi="Times New Roman" w:eastAsia="宋体" w:cs="Times New Roman"/>
           <w:sz w:val="21"/>
-          <w:bdr w:val="single" w:sz="8" w:space="0" w:color="auto"/>
+          <w:shd w:val="clear" w:color="auto" w:fill="D9D9D9"/>
         </w:rPr>
         <w:t>最大刻度</w:t>
       </w:r>
@@ -3858,7 +3858,7 @@
           <w:szCs w:val="21"/>
           <w:rFonts w:ascii="Times New Roman" w:hAnsi="Times New Roman" w:eastAsia="宋体" w:cs="Times New Roman"/>
           <w:sz w:val="21"/>
-          <w:bdr w:val="single" w:sz="8" w:space="0" w:color="auto"/>
+          <w:shd w:val="clear" w:color="auto" w:fill="D9D9D9"/>
         </w:rPr>
         <w:t>U</w:t>
       </w:r>
@@ -3869,7 +3869,7 @@
           <w:vertAlign w:val="subscript"/>
           <w:rFonts w:ascii="Times New Roman" w:hAnsi="Times New Roman" w:eastAsia="宋体" w:cs="Times New Roman"/>
           <w:sz w:val="21"/>
-          <w:bdr w:val="single" w:sz="8" w:space="0" w:color="auto"/>
+          <w:shd w:val="clear" w:color="auto" w:fill="D9D9D9"/>
         </w:rPr>
         <w:t>g</w:t>
       </w:r>
@@ -3886,7 +3886,7 @@
           <w:szCs w:val="21"/>
           <w:rFonts w:ascii="Times New Roman" w:hAnsi="Times New Roman" w:eastAsia="宋体" w:cs="Times New Roman"/>
           <w:sz w:val="21"/>
-          <w:bdr w:val="single" w:sz="8" w:space="0" w:color="auto"/>
+          <w:shd w:val="clear" w:color="auto" w:fill="D9D9D9"/>
         </w:rPr>
         <w:t>满偏电流</w:t>
       </w:r>
@@ -3904,7 +3904,7 @@
           <w:szCs w:val="21"/>
           <w:rFonts w:ascii="Times New Roman" w:hAnsi="Times New Roman" w:eastAsia="宋体" w:cs="Times New Roman"/>
           <w:sz w:val="21"/>
-          <w:bdr w:val="single" w:sz="8" w:space="0" w:color="auto"/>
+          <w:shd w:val="clear" w:color="auto" w:fill="D9D9D9"/>
         </w:rPr>
         <w:t>U</w:t>
       </w:r>
@@ -3915,7 +3915,7 @@
           <w:vertAlign w:val="subscript"/>
           <w:rFonts w:ascii="Times New Roman" w:hAnsi="Times New Roman" w:eastAsia="宋体" w:cs="Times New Roman"/>
           <w:sz w:val="21"/>
-          <w:bdr w:val="single" w:sz="8" w:space="0" w:color="auto"/>
+          <w:shd w:val="clear" w:color="auto" w:fill="D9D9D9"/>
         </w:rPr>
         <w:t>g</w:t>
       </w:r>
@@ -3924,7 +3924,7 @@
           <w:szCs w:val="21"/>
           <w:rFonts w:ascii="Times New Roman" w:hAnsi="Times New Roman" w:eastAsia="宋体" w:cs="Times New Roman"/>
           <w:sz w:val="21"/>
-          <w:bdr w:val="single" w:sz="8" w:space="0" w:color="auto"/>
+          <w:shd w:val="clear" w:color="auto" w:fill="D9D9D9"/>
         </w:rPr>
         <w:t>=</w:t>
       </w:r>
@@ -3934,7 +3934,7 @@
           <w:szCs w:val="21"/>
           <w:rFonts w:ascii="Times New Roman" w:hAnsi="Times New Roman" w:eastAsia="宋体" w:cs="Times New Roman"/>
           <w:sz w:val="21"/>
-          <w:bdr w:val="single" w:sz="8" w:space="0" w:color="auto"/>
+          <w:shd w:val="clear" w:color="auto" w:fill="D9D9D9"/>
         </w:rPr>
         <w:t>R</w:t>
       </w:r>
@@ -3944,7 +3944,7 @@
           <w:vertAlign w:val="subscript"/>
           <w:rFonts w:ascii="Times New Roman" w:hAnsi="Times New Roman" w:eastAsia="宋体" w:cs="Times New Roman"/>
           <w:sz w:val="21"/>
-          <w:bdr w:val="single" w:sz="8" w:space="0" w:color="auto"/>
+          <w:shd w:val="clear" w:color="auto" w:fill="D9D9D9"/>
         </w:rPr>
         <w:t>g</w:t>
       </w:r>
@@ -3954,7 +3954,7 @@
           <w:szCs w:val="21"/>
           <w:rFonts w:ascii="Times New Roman" w:hAnsi="Times New Roman" w:eastAsia="宋体" w:cs="Times New Roman"/>
           <w:sz w:val="21"/>
-          <w:bdr w:val="single" w:sz="8" w:space="0" w:color="auto"/>
+          <w:shd w:val="clear" w:color="auto" w:fill="D9D9D9"/>
         </w:rPr>
         <w:t>I</w:t>
       </w:r>
@@ -3964,7 +3964,7 @@
           <w:vertAlign w:val="subscript"/>
           <w:rFonts w:ascii="Times New Roman" w:hAnsi="Times New Roman" w:eastAsia="宋体" w:cs="Times New Roman"/>
           <w:sz w:val="21"/>
-          <w:bdr w:val="single" w:sz="8" w:space="0" w:color="auto"/>
+          <w:shd w:val="clear" w:color="auto" w:fill="D9D9D9"/>
         </w:rPr>
         <w:t>g</w:t>
       </w:r>
@@ -3973,7 +3973,7 @@
           <w:szCs w:val="21"/>
           <w:rFonts w:ascii="Times New Roman" w:hAnsi="Times New Roman" w:eastAsia="宋体" w:cs="Times New Roman"/>
           <w:sz w:val="21"/>
-          <w:bdr w:val="single" w:sz="8" w:space="0" w:color="auto"/>
+          <w:shd w:val="clear" w:color="auto" w:fill="D9D9D9"/>
         </w:rPr>
         <w:t>（或</w:t>
       </w:r>
@@ -3983,7 +3983,7 @@
           <w:szCs w:val="21"/>
           <w:rFonts w:ascii="Times New Roman" w:hAnsi="Times New Roman" w:eastAsia="宋体" w:cs="Times New Roman"/>
           <w:sz w:val="21"/>
-          <w:bdr w:val="single" w:sz="8" w:space="0" w:color="auto"/>
+          <w:shd w:val="clear" w:color="auto" w:fill="D9D9D9"/>
         </w:rPr>
         <w:t>I</w:t>
       </w:r>
@@ -3993,7 +3993,7 @@
           <w:vertAlign w:val="subscript"/>
           <w:rFonts w:ascii="Times New Roman" w:hAnsi="Times New Roman" w:eastAsia="宋体" w:cs="Times New Roman"/>
           <w:sz w:val="21"/>
-          <w:bdr w:val="single" w:sz="8" w:space="0" w:color="auto"/>
+          <w:shd w:val="clear" w:color="auto" w:fill="D9D9D9"/>
         </w:rPr>
         <w:t>g</w:t>
       </w:r>
@@ -4003,7 +4003,7 @@
           <w:szCs w:val="21"/>
           <w:rFonts w:ascii="Times New Roman" w:hAnsi="Times New Roman" w:eastAsia="宋体" w:cs="Times New Roman"/>
           <w:sz w:val="21"/>
-          <w:bdr w:val="single" w:sz="8" w:space="0" w:color="auto"/>
+          <w:shd w:val="clear" w:color="auto" w:fill="D9D9D9"/>
         </w:rPr>
         <w:t>R</w:t>
       </w:r>
@@ -4013,7 +4013,7 @@
           <w:vertAlign w:val="subscript"/>
           <w:rFonts w:ascii="Times New Roman" w:hAnsi="Times New Roman" w:eastAsia="宋体" w:cs="Times New Roman"/>
           <w:sz w:val="21"/>
-          <w:bdr w:val="single" w:sz="8" w:space="0" w:color="auto"/>
+          <w:shd w:val="clear" w:color="auto" w:fill="D9D9D9"/>
         </w:rPr>
         <w:t>g</w:t>
       </w:r>
@@ -4022,7 +4022,7 @@
           <w:szCs w:val="21"/>
           <w:rFonts w:ascii="Times New Roman" w:hAnsi="Times New Roman" w:eastAsia="宋体" w:cs="Times New Roman"/>
           <w:sz w:val="21"/>
-          <w:bdr w:val="single" w:sz="8" w:space="0" w:color="auto"/>
+          <w:shd w:val="clear" w:color="auto" w:fill="D9D9D9"/>
         </w:rPr>
         <w:t>）</w:t>
       </w:r>
@@ -4105,7 +4105,7 @@
           <w:szCs w:val="21"/>
           <w:rFonts w:ascii="Times New Roman" w:hAnsi="Times New Roman" w:eastAsia="宋体" w:cs="Times New Roman"/>
           <w:sz w:val="21"/>
-          <w:bdr w:val="single" w:sz="8" w:space="0" w:color="auto"/>
+          <w:shd w:val="clear" w:color="auto" w:fill="D9D9D9"/>
         </w:rPr>
         <w:t>串联</w:t>
       </w:r>
@@ -4122,7 +4122,7 @@
           <w:szCs w:val="21"/>
           <w:rFonts w:ascii="Times New Roman" w:hAnsi="Times New Roman" w:eastAsia="宋体" w:cs="Times New Roman"/>
           <w:sz w:val="21"/>
-          <w:bdr w:val="single" w:sz="8" w:space="0" w:color="auto"/>
+          <w:shd w:val="clear" w:color="auto" w:fill="D9D9D9"/>
         </w:rPr>
         <w:t>大</w:t>
       </w:r>
@@ -4226,7 +4226,7 @@
           <w:szCs w:val="21"/>
           <w:rFonts w:ascii="Times New Roman" w:hAnsi="Times New Roman" w:eastAsia="宋体" w:cs="Times New Roman"/>
           <w:sz w:val="21"/>
-          <w:bdr w:val="single" w:sz="8" w:space="0" w:color="auto"/>
+          <w:shd w:val="clear" w:color="auto" w:fill="D9D9D9"/>
         </w:rPr>
         <w:t>并联</w:t>
       </w:r>
@@ -4243,7 +4243,7 @@
           <w:szCs w:val="21"/>
           <w:rFonts w:ascii="Times New Roman" w:hAnsi="Times New Roman" w:eastAsia="宋体" w:cs="Times New Roman"/>
           <w:sz w:val="21"/>
-          <w:bdr w:val="single" w:sz="8" w:space="0" w:color="auto"/>
+          <w:shd w:val="clear" w:color="auto" w:fill="D9D9D9"/>
         </w:rPr>
         <w:t>小</w:t>
       </w:r>
@@ -4827,7 +4827,7 @@
           <w:szCs w:val="21"/>
           <w:rFonts w:ascii="Times New Roman" w:hAnsi="Times New Roman" w:eastAsia="宋体" w:cs="Times New Roman"/>
           <w:sz w:val="21"/>
-          <w:bdr w:val="single" w:sz="8" w:space="0" w:color="auto"/>
+          <w:shd w:val="clear" w:color="auto" w:fill="D9D9D9"/>
         </w:rPr>
         <w:t>指针定位螺丝</w:t>
       </w:r>
@@ -4844,7 +4844,7 @@
           <w:szCs w:val="21"/>
           <w:rFonts w:ascii="Times New Roman" w:hAnsi="Times New Roman" w:eastAsia="宋体" w:cs="Times New Roman"/>
           <w:sz w:val="21"/>
-          <w:bdr w:val="single" w:sz="8" w:space="0" w:color="auto"/>
+          <w:shd w:val="clear" w:color="auto" w:fill="D9D9D9"/>
         </w:rPr>
         <w:t>左端</w:t>
       </w:r>
@@ -4921,7 +4921,7 @@
           <w:szCs w:val="21"/>
           <w:rFonts w:ascii="Times New Roman" w:hAnsi="Times New Roman" w:eastAsia="宋体" w:cs="Times New Roman"/>
           <w:sz w:val="21"/>
-          <w:bdr w:val="single" w:sz="8" w:space="0" w:color="auto"/>
+          <w:shd w:val="clear" w:color="auto" w:fill="D9D9D9"/>
         </w:rPr>
         <w:t>选择开关</w:t>
       </w:r>
@@ -4954,7 +4954,7 @@
           <w:szCs w:val="21"/>
           <w:rFonts w:ascii="Times New Roman" w:hAnsi="Times New Roman" w:eastAsia="宋体" w:cs="Times New Roman"/>
           <w:sz w:val="21"/>
-          <w:bdr w:val="single" w:sz="8" w:space="0" w:color="auto"/>
+          <w:shd w:val="clear" w:color="auto" w:fill="D9D9D9"/>
         </w:rPr>
         <w:t>OFF</w:t>
       </w:r>
@@ -5123,7 +5123,7 @@
           <w:szCs w:val="21"/>
           <w:rFonts w:ascii="Times New Roman" w:hAnsi="Times New Roman" w:eastAsia="宋体" w:cs="Times New Roman"/>
           <w:sz w:val="21"/>
-          <w:bdr w:val="single" w:sz="8" w:space="0" w:color="auto"/>
+          <w:shd w:val="clear" w:color="auto" w:fill="D9D9D9"/>
         </w:rPr>
         <w:t>直流电压</w:t>
       </w:r>
@@ -5168,7 +5168,7 @@
           <w:szCs w:val="21"/>
           <w:rFonts w:ascii="Times New Roman" w:hAnsi="Times New Roman" w:eastAsia="宋体" w:cs="Times New Roman"/>
           <w:sz w:val="21"/>
-          <w:bdr w:val="single" w:sz="8" w:space="0" w:color="auto"/>
+          <w:shd w:val="clear" w:color="auto" w:fill="D9D9D9"/>
         </w:rPr>
         <w:t>并联</w:t>
       </w:r>
@@ -5185,7 +5185,7 @@
           <w:szCs w:val="21"/>
           <w:rFonts w:ascii="Times New Roman" w:hAnsi="Times New Roman" w:eastAsia="宋体" w:cs="Times New Roman"/>
           <w:sz w:val="21"/>
-          <w:bdr w:val="single" w:sz="8" w:space="0" w:color="auto"/>
+          <w:shd w:val="clear" w:color="auto" w:fill="D9D9D9"/>
         </w:rPr>
         <w:t>高</w:t>
       </w:r>
@@ -5230,7 +5230,7 @@
           <w:szCs w:val="21"/>
           <w:rFonts w:ascii="Times New Roman" w:hAnsi="Times New Roman" w:eastAsia="宋体" w:cs="Times New Roman"/>
           <w:sz w:val="21"/>
-          <w:bdr w:val="single" w:sz="8" w:space="0" w:color="auto"/>
+          <w:shd w:val="clear" w:color="auto" w:fill="D9D9D9"/>
         </w:rPr>
         <w:t>最小</w:t>
       </w:r>
@@ -5362,7 +5362,7 @@
           <w:szCs w:val="21"/>
           <w:rFonts w:ascii="Times New Roman" w:hAnsi="Times New Roman" w:eastAsia="宋体" w:cs="Times New Roman"/>
           <w:sz w:val="21"/>
-          <w:bdr w:val="single" w:sz="8" w:space="0" w:color="auto"/>
+          <w:shd w:val="clear" w:color="auto" w:fill="D9D9D9"/>
         </w:rPr>
         <w:t>直流电流</w:t>
       </w:r>
@@ -5407,7 +5407,7 @@
           <w:szCs w:val="21"/>
           <w:rFonts w:ascii="Times New Roman" w:hAnsi="Times New Roman" w:eastAsia="宋体" w:cs="Times New Roman"/>
           <w:sz w:val="21"/>
-          <w:bdr w:val="single" w:sz="8" w:space="0" w:color="auto"/>
+          <w:shd w:val="clear" w:color="auto" w:fill="D9D9D9"/>
         </w:rPr>
         <w:t>串联</w:t>
       </w:r>
@@ -5424,7 +5424,7 @@
           <w:szCs w:val="21"/>
           <w:rFonts w:ascii="Times New Roman" w:hAnsi="Times New Roman" w:eastAsia="宋体" w:cs="Times New Roman"/>
           <w:sz w:val="21"/>
-          <w:bdr w:val="single" w:sz="8" w:space="0" w:color="auto"/>
+          <w:shd w:val="clear" w:color="auto" w:fill="D9D9D9"/>
         </w:rPr>
         <w:t>红</w:t>
       </w:r>
@@ -6302,7 +6302,7 @@
         <w:sz w:val="21"/>
         <w:szCs w:val="21"/>
       </w:rPr>
-      <w:t>6</w:t>
+      <w:t>5</w:t>
     </w:r>
     <w:r>
       <w:rPr>

--- a/高中物理/高中物理同步/人教版必修3 第11章 电路及其应用·知识清单（完成）.docx
+++ b/高中物理/高中物理同步/人教版必修3 第11章 电路及其应用·知识清单（完成）.docx
@@ -88,7 +88,7 @@
           <w:szCs w:val="21"/>
           <w:rFonts w:ascii="Times New Roman" w:hAnsi="Times New Roman" w:eastAsia="宋体" w:cs="Times New Roman"/>
           <w:sz w:val="21"/>
-          <w:shd w:val="clear" w:color="auto" w:fill="D9D9D9"/>
+          <w:shd w:val="clear" w:color="auto" w:fill="A6A6A6"/>
         </w:rPr>
         <w:t>正极</w:t>
       </w:r>
@@ -105,7 +105,7 @@
           <w:szCs w:val="21"/>
           <w:rFonts w:ascii="Times New Roman" w:hAnsi="Times New Roman" w:eastAsia="宋体" w:cs="Times New Roman"/>
           <w:sz w:val="21"/>
-          <w:shd w:val="clear" w:color="auto" w:fill="D9D9D9"/>
+          <w:shd w:val="clear" w:color="auto" w:fill="A6A6A6"/>
         </w:rPr>
         <w:t>负极</w:t>
       </w:r>
@@ -160,7 +160,7 @@
           <w:szCs w:val="21"/>
           <w:rFonts w:ascii="Times New Roman" w:hAnsi="Times New Roman" w:eastAsia="宋体" w:cs="Times New Roman"/>
           <w:sz w:val="21"/>
-          <w:shd w:val="clear" w:color="auto" w:fill="D9D9D9"/>
+          <w:shd w:val="clear" w:color="auto" w:fill="A6A6A6"/>
         </w:rPr>
         <w:t>电势差</w:t>
       </w:r>
@@ -215,7 +215,7 @@
           <w:szCs w:val="21"/>
           <w:rFonts w:ascii="Times New Roman" w:hAnsi="Times New Roman" w:eastAsia="宋体" w:cs="Times New Roman"/>
           <w:sz w:val="21"/>
-          <w:shd w:val="clear" w:color="auto" w:fill="D9D9D9"/>
+          <w:shd w:val="clear" w:color="auto" w:fill="A6A6A6"/>
         </w:rPr>
         <w:t>大小</w:t>
       </w:r>
@@ -232,7 +232,7 @@
           <w:szCs w:val="21"/>
           <w:rFonts w:ascii="Times New Roman" w:hAnsi="Times New Roman" w:eastAsia="宋体" w:cs="Times New Roman"/>
           <w:sz w:val="21"/>
-          <w:shd w:val="clear" w:color="auto" w:fill="D9D9D9"/>
+          <w:shd w:val="clear" w:color="auto" w:fill="A6A6A6"/>
         </w:rPr>
         <w:t>方向</w:t>
       </w:r>
@@ -289,7 +289,7 @@
           </m:rPr>
           <w:rPr>
             <w:rFonts w:ascii="Times New Roman" w:hAnsi="Times New Roman" w:cs="Cambria Math"/>
-            <w:shd w:val="clear" w:color="auto" w:fill="D9D9D9"/>
+            <w:shd w:val="clear" w:color="auto" w:fill="A6A6A6"/>
           </w:rPr>
           <m:t>I</m:t>
         </m:r>
@@ -299,7 +299,7 @@
           </m:rPr>
           <w:rPr>
             <w:rFonts w:ascii="Times New Roman" w:hAnsi="Times New Roman" w:cs="Cambria Math"/>
-            <w:shd w:val="clear" w:color="auto" w:fill="D9D9D9"/>
+            <w:shd w:val="clear" w:color="auto" w:fill="A6A6A6"/>
           </w:rPr>
           <m:t>=</m:t>
         </m:r>
@@ -308,7 +308,7 @@
             <m:ctrlPr>
               <w:rPr>
                 <w:rFonts w:ascii="Times New Roman" w:hAnsi="Times New Roman"/>
-                <w:shd w:val="clear" w:color="auto" w:fill="D9D9D9"/>
+                <w:shd w:val="clear" w:color="auto" w:fill="A6A6A6"/>
               </w:rPr>
             </m:ctrlPr>
           </m:fPr>
@@ -349,7 +349,7 @@
           <w:szCs w:val="21"/>
           <w:rFonts w:ascii="Times New Roman" w:hAnsi="Times New Roman" w:eastAsia="宋体" w:cs="Times New Roman"/>
           <w:sz w:val="21"/>
-          <w:shd w:val="clear" w:color="auto" w:fill="D9D9D9"/>
+          <w:shd w:val="clear" w:color="auto" w:fill="A6A6A6"/>
         </w:rPr>
         <w:t>单位</w:t>
       </w:r>
@@ -366,7 +366,7 @@
           <w:szCs w:val="21"/>
           <w:rFonts w:ascii="Times New Roman" w:hAnsi="Times New Roman" w:eastAsia="宋体" w:cs="Times New Roman"/>
           <w:sz w:val="21"/>
-          <w:shd w:val="clear" w:color="auto" w:fill="D9D9D9"/>
+          <w:shd w:val="clear" w:color="auto" w:fill="A6A6A6"/>
         </w:rPr>
         <w:t>电荷量</w:t>
       </w:r>
@@ -458,7 +458,7 @@
           <w:szCs w:val="21"/>
           <w:rFonts w:ascii="Times New Roman" w:hAnsi="Times New Roman" w:eastAsia="宋体" w:cs="Times New Roman"/>
           <w:sz w:val="21"/>
-          <w:shd w:val="clear" w:color="auto" w:fill="D9D9D9"/>
+          <w:shd w:val="clear" w:color="auto" w:fill="A6A6A6"/>
         </w:rPr>
         <w:t>安培</w:t>
       </w:r>
@@ -475,7 +475,7 @@
           <w:szCs w:val="21"/>
           <w:rFonts w:ascii="Times New Roman" w:hAnsi="Times New Roman" w:eastAsia="宋体" w:cs="Times New Roman"/>
           <w:sz w:val="21"/>
-          <w:shd w:val="clear" w:color="auto" w:fill="D9D9D9"/>
+          <w:shd w:val="clear" w:color="auto" w:fill="A6A6A6"/>
         </w:rPr>
         <w:t>A</w:t>
       </w:r>
@@ -484,7 +484,7 @@
           <w:szCs w:val="21"/>
           <w:rFonts w:ascii="Times New Roman" w:hAnsi="Times New Roman" w:eastAsia="宋体" w:cs="Times New Roman"/>
           <w:sz w:val="21"/>
-          <w:shd w:val="clear" w:color="auto" w:fill="D9D9D9"/>
+          <w:shd w:val="clear" w:color="auto" w:fill="A6A6A6"/>
         </w:rPr>
         <w:t>。常用单位：毫安（</w:t>
       </w:r>
@@ -493,7 +493,7 @@
           <w:szCs w:val="21"/>
           <w:rFonts w:ascii="Times New Roman" w:hAnsi="Times New Roman" w:eastAsia="宋体" w:cs="Times New Roman"/>
           <w:sz w:val="21"/>
-          <w:shd w:val="clear" w:color="auto" w:fill="D9D9D9"/>
+          <w:shd w:val="clear" w:color="auto" w:fill="A6A6A6"/>
         </w:rPr>
         <w:t>mA</w:t>
       </w:r>
@@ -502,7 +502,7 @@
           <w:szCs w:val="21"/>
           <w:rFonts w:ascii="Times New Roman" w:hAnsi="Times New Roman" w:eastAsia="宋体" w:cs="Times New Roman"/>
           <w:sz w:val="21"/>
-          <w:shd w:val="clear" w:color="auto" w:fill="D9D9D9"/>
+          <w:shd w:val="clear" w:color="auto" w:fill="A6A6A6"/>
         </w:rPr>
         <w:t>）、微安（</w:t>
       </w:r>
@@ -511,7 +511,7 @@
           <w:szCs w:val="21"/>
           <w:rFonts w:ascii="Times New Roman" w:hAnsi="Times New Roman" w:eastAsia="宋体" w:cs="Times New Roman"/>
           <w:sz w:val="21"/>
-          <w:shd w:val="clear" w:color="auto" w:fill="D9D9D9"/>
+          <w:shd w:val="clear" w:color="auto" w:fill="A6A6A6"/>
         </w:rPr>
         <w:t>μA</w:t>
       </w:r>
@@ -528,7 +528,7 @@
           <w:szCs w:val="21"/>
           <w:rFonts w:ascii="Times New Roman" w:hAnsi="Times New Roman" w:eastAsia="宋体" w:cs="Times New Roman"/>
           <w:sz w:val="21"/>
-          <w:shd w:val="clear" w:color="auto" w:fill="D9D9D9"/>
+          <w:shd w:val="clear" w:color="auto" w:fill="A6A6A6"/>
         </w:rPr>
         <w:t>1A</w:t>
       </w:r>
@@ -537,7 +537,7 @@
           <w:szCs w:val="21"/>
           <w:rFonts w:ascii="Times New Roman" w:hAnsi="Times New Roman" w:eastAsia="宋体" w:cs="Times New Roman"/>
           <w:sz w:val="21"/>
-          <w:shd w:val="clear" w:color="auto" w:fill="D9D9D9"/>
+          <w:shd w:val="clear" w:color="auto" w:fill="A6A6A6"/>
         </w:rPr>
         <w:t>＝</w:t>
       </w:r>
@@ -546,7 +546,7 @@
           <w:szCs w:val="21"/>
           <w:rFonts w:ascii="Times New Roman" w:hAnsi="Times New Roman" w:eastAsia="宋体" w:cs="Times New Roman"/>
           <w:sz w:val="21"/>
-          <w:shd w:val="clear" w:color="auto" w:fill="D9D9D9"/>
+          <w:shd w:val="clear" w:color="auto" w:fill="A6A6A6"/>
         </w:rPr>
         <w:t>10³mA</w:t>
       </w:r>
@@ -555,7 +555,7 @@
           <w:szCs w:val="21"/>
           <w:rFonts w:ascii="Times New Roman" w:hAnsi="Times New Roman" w:eastAsia="宋体" w:cs="Times New Roman"/>
           <w:sz w:val="21"/>
-          <w:shd w:val="clear" w:color="auto" w:fill="D9D9D9"/>
+          <w:shd w:val="clear" w:color="auto" w:fill="A6A6A6"/>
         </w:rPr>
         <w:t>＝</w:t>
       </w:r>
@@ -564,7 +564,7 @@
           <w:szCs w:val="21"/>
           <w:rFonts w:ascii="Times New Roman" w:hAnsi="Times New Roman" w:eastAsia="宋体" w:cs="Times New Roman"/>
           <w:sz w:val="21"/>
-          <w:shd w:val="clear" w:color="auto" w:fill="D9D9D9"/>
+          <w:shd w:val="clear" w:color="auto" w:fill="A6A6A6"/>
         </w:rPr>
         <w:t>10⁶μA</w:t>
       </w:r>
@@ -619,7 +619,7 @@
           <w:szCs w:val="21"/>
           <w:rFonts w:ascii="Times New Roman" w:hAnsi="Times New Roman" w:eastAsia="宋体" w:cs="Times New Roman"/>
           <w:sz w:val="21"/>
-          <w:shd w:val="clear" w:color="auto" w:fill="D9D9D9"/>
+          <w:shd w:val="clear" w:color="auto" w:fill="A6A6A6"/>
         </w:rPr>
         <w:t>正电荷</w:t>
       </w:r>
@@ -636,7 +636,7 @@
           <w:szCs w:val="21"/>
           <w:rFonts w:ascii="Times New Roman" w:hAnsi="Times New Roman" w:eastAsia="宋体" w:cs="Times New Roman"/>
           <w:sz w:val="21"/>
-          <w:shd w:val="clear" w:color="auto" w:fill="D9D9D9"/>
+          <w:shd w:val="clear" w:color="auto" w:fill="A6A6A6"/>
         </w:rPr>
         <w:t>相反</w:t>
       </w:r>
@@ -777,7 +777,7 @@
           <w:szCs w:val="21"/>
           <w:rFonts w:ascii="Times New Roman" w:hAnsi="Times New Roman" w:eastAsia="宋体" w:cs="Times New Roman"/>
           <w:sz w:val="21"/>
-          <w:shd w:val="clear" w:color="auto" w:fill="D9D9D9"/>
+          <w:shd w:val="clear" w:color="auto" w:fill="A6A6A6"/>
         </w:rPr>
         <w:t>阻碍</w:t>
       </w:r>
@@ -866,7 +866,7 @@
           <w:szCs w:val="21"/>
           <w:rFonts w:ascii="Times New Roman" w:hAnsi="Times New Roman" w:eastAsia="宋体" w:cs="Times New Roman"/>
           <w:sz w:val="21"/>
-          <w:shd w:val="clear" w:color="auto" w:fill="D9D9D9"/>
+          <w:shd w:val="clear" w:color="auto" w:fill="A6A6A6"/>
         </w:rPr>
         <w:t>比值</w:t>
       </w:r>
@@ -923,7 +923,7 @@
           </m:rPr>
           <w:rPr>
             <w:rFonts w:ascii="Times New Roman" w:hAnsi="Times New Roman" w:cs="Cambria Math"/>
-            <w:shd w:val="clear" w:color="auto" w:fill="D9D9D9"/>
+            <w:shd w:val="clear" w:color="auto" w:fill="A6A6A6"/>
           </w:rPr>
           <m:t>R</m:t>
         </m:r>
@@ -933,7 +933,7 @@
           </m:rPr>
           <w:rPr>
             <w:rFonts w:ascii="Times New Roman" w:hAnsi="Times New Roman" w:cs="Cambria Math"/>
-            <w:shd w:val="clear" w:color="auto" w:fill="D9D9D9"/>
+            <w:shd w:val="clear" w:color="auto" w:fill="A6A6A6"/>
           </w:rPr>
           <m:t>＝</m:t>
         </m:r>
@@ -942,7 +942,7 @@
             <m:ctrlPr>
               <w:rPr>
                 <w:rFonts w:ascii="Times New Roman" w:hAnsi="Times New Roman"/>
-                <w:shd w:val="clear" w:color="auto" w:fill="D9D9D9"/>
+                <w:shd w:val="clear" w:color="auto" w:fill="A6A6A6"/>
               </w:rPr>
             </m:ctrlPr>
           </m:fPr>
@@ -1038,7 +1038,7 @@
           <w:szCs w:val="21"/>
           <w:rFonts w:ascii="Times New Roman" w:hAnsi="Times New Roman" w:eastAsia="宋体" w:cs="Times New Roman"/>
           <w:sz w:val="21"/>
-          <w:shd w:val="clear" w:color="auto" w:fill="D9D9D9"/>
+          <w:shd w:val="clear" w:color="auto" w:fill="A6A6A6"/>
         </w:rPr>
         <w:t>Ω</w:t>
       </w:r>
@@ -1047,7 +1047,7 @@
           <w:szCs w:val="21"/>
           <w:rFonts w:ascii="Times New Roman" w:hAnsi="Times New Roman" w:eastAsia="宋体" w:cs="Times New Roman"/>
           <w:sz w:val="21"/>
-          <w:shd w:val="clear" w:color="auto" w:fill="D9D9D9"/>
+          <w:shd w:val="clear" w:color="auto" w:fill="A6A6A6"/>
         </w:rPr>
         <w:t>），常用单位还有千欧（</w:t>
       </w:r>
@@ -1056,7 +1056,7 @@
           <w:szCs w:val="21"/>
           <w:rFonts w:ascii="Times New Roman" w:hAnsi="Times New Roman" w:eastAsia="宋体" w:cs="Times New Roman"/>
           <w:sz w:val="21"/>
-          <w:shd w:val="clear" w:color="auto" w:fill="D9D9D9"/>
+          <w:shd w:val="clear" w:color="auto" w:fill="A6A6A6"/>
         </w:rPr>
         <w:t>kΩ</w:t>
       </w:r>
@@ -1065,7 +1065,7 @@
           <w:szCs w:val="21"/>
           <w:rFonts w:ascii="Times New Roman" w:hAnsi="Times New Roman" w:eastAsia="宋体" w:cs="Times New Roman"/>
           <w:sz w:val="21"/>
-          <w:shd w:val="clear" w:color="auto" w:fill="D9D9D9"/>
+          <w:shd w:val="clear" w:color="auto" w:fill="A6A6A6"/>
         </w:rPr>
         <w:t>）、兆欧（</w:t>
       </w:r>
@@ -1074,7 +1074,7 @@
           <w:szCs w:val="21"/>
           <w:rFonts w:ascii="Times New Roman" w:hAnsi="Times New Roman" w:eastAsia="宋体" w:cs="Times New Roman"/>
           <w:sz w:val="21"/>
-          <w:shd w:val="clear" w:color="auto" w:fill="D9D9D9"/>
+          <w:shd w:val="clear" w:color="auto" w:fill="A6A6A6"/>
         </w:rPr>
         <w:t>MΩ</w:t>
       </w:r>
@@ -1083,7 +1083,7 @@
           <w:szCs w:val="21"/>
           <w:rFonts w:ascii="Times New Roman" w:hAnsi="Times New Roman" w:eastAsia="宋体" w:cs="Times New Roman"/>
           <w:sz w:val="21"/>
-          <w:shd w:val="clear" w:color="auto" w:fill="D9D9D9"/>
+          <w:shd w:val="clear" w:color="auto" w:fill="A6A6A6"/>
         </w:rPr>
         <w:t>）；</w:t>
       </w:r>
@@ -1092,7 +1092,7 @@
           <w:szCs w:val="21"/>
           <w:rFonts w:ascii="Times New Roman" w:hAnsi="Times New Roman" w:eastAsia="宋体" w:cs="Times New Roman"/>
           <w:sz w:val="21"/>
-          <w:shd w:val="clear" w:color="auto" w:fill="D9D9D9"/>
+          <w:shd w:val="clear" w:color="auto" w:fill="A6A6A6"/>
         </w:rPr>
         <w:t>1kΩ=10³Ω</w:t>
       </w:r>
@@ -1101,7 +1101,7 @@
           <w:szCs w:val="21"/>
           <w:rFonts w:ascii="Times New Roman" w:hAnsi="Times New Roman" w:eastAsia="宋体" w:cs="Times New Roman"/>
           <w:sz w:val="21"/>
-          <w:shd w:val="clear" w:color="auto" w:fill="D9D9D9"/>
+          <w:shd w:val="clear" w:color="auto" w:fill="A6A6A6"/>
         </w:rPr>
         <w:t>；</w:t>
       </w:r>
@@ -1110,7 +1110,7 @@
           <w:szCs w:val="21"/>
           <w:rFonts w:ascii="Times New Roman" w:hAnsi="Times New Roman" w:eastAsia="宋体" w:cs="Times New Roman"/>
           <w:sz w:val="21"/>
-          <w:shd w:val="clear" w:color="auto" w:fill="D9D9D9"/>
+          <w:shd w:val="clear" w:color="auto" w:fill="A6A6A6"/>
         </w:rPr>
         <w:t>1MΩ=10⁶Ω</w:t>
       </w:r>
@@ -1558,7 +1558,7 @@
           <w:szCs w:val="21"/>
           <w:rFonts w:ascii="Times New Roman" w:hAnsi="Times New Roman" w:eastAsia="宋体" w:cs="Times New Roman"/>
           <w:sz w:val="21"/>
-          <w:shd w:val="clear" w:color="auto" w:fill="D9D9D9"/>
+          <w:shd w:val="clear" w:color="auto" w:fill="A6A6A6"/>
         </w:rPr>
         <w:t>长度</w:t>
       </w:r>
@@ -1567,7 +1567,7 @@
           <w:szCs w:val="21"/>
           <w:rFonts w:ascii="Times New Roman" w:hAnsi="Times New Roman" w:eastAsia="宋体" w:cs="Times New Roman"/>
           <w:sz w:val="21"/>
-          <w:shd w:val="clear" w:color="auto" w:fill="D9D9D9"/>
+          <w:shd w:val="clear" w:color="auto" w:fill="A6A6A6"/>
         </w:rPr>
         <w:t>l</w:t>
       </w:r>
@@ -1584,7 +1584,7 @@
           <w:szCs w:val="21"/>
           <w:rFonts w:ascii="Times New Roman" w:hAnsi="Times New Roman" w:eastAsia="宋体" w:cs="Times New Roman"/>
           <w:sz w:val="21"/>
-          <w:shd w:val="clear" w:color="auto" w:fill="D9D9D9"/>
+          <w:shd w:val="clear" w:color="auto" w:fill="A6A6A6"/>
         </w:rPr>
         <w:t>横截面积</w:t>
       </w:r>
@@ -1593,7 +1593,7 @@
           <w:szCs w:val="21"/>
           <w:rFonts w:ascii="Times New Roman" w:hAnsi="Times New Roman" w:eastAsia="宋体" w:cs="Times New Roman"/>
           <w:sz w:val="21"/>
-          <w:shd w:val="clear" w:color="auto" w:fill="D9D9D9"/>
+          <w:shd w:val="clear" w:color="auto" w:fill="A6A6A6"/>
         </w:rPr>
         <w:t>S</w:t>
       </w:r>
@@ -1610,7 +1610,7 @@
           <w:szCs w:val="21"/>
           <w:rFonts w:ascii="Times New Roman" w:hAnsi="Times New Roman" w:eastAsia="宋体" w:cs="Times New Roman"/>
           <w:sz w:val="21"/>
-          <w:shd w:val="clear" w:color="auto" w:fill="D9D9D9"/>
+          <w:shd w:val="clear" w:color="auto" w:fill="A6A6A6"/>
         </w:rPr>
         <w:t>材料</w:t>
       </w:r>
@@ -1657,7 +1657,7 @@
           </m:rPr>
           <w:rPr>
             <w:rFonts w:ascii="Times New Roman" w:hAnsi="Times New Roman" w:cs="Cambria Math"/>
-            <w:shd w:val="clear" w:color="auto" w:fill="D9D9D9"/>
+            <w:shd w:val="clear" w:color="auto" w:fill="A6A6A6"/>
           </w:rPr>
           <m:t>R</m:t>
         </m:r>
@@ -1667,7 +1667,7 @@
           </m:rPr>
           <w:rPr>
             <w:rFonts w:ascii="Times New Roman" w:hAnsi="Times New Roman" w:cs="Cambria Math"/>
-            <w:shd w:val="clear" w:color="auto" w:fill="D9D9D9"/>
+            <w:shd w:val="clear" w:color="auto" w:fill="A6A6A6"/>
           </w:rPr>
           <m:t>=</m:t>
         </m:r>
@@ -1677,7 +1677,7 @@
           </m:rPr>
           <w:rPr>
             <w:rFonts w:ascii="Times New Roman" w:hAnsi="Times New Roman" w:cs="Cambria Math"/>
-            <w:shd w:val="clear" w:color="auto" w:fill="D9D9D9"/>
+            <w:shd w:val="clear" w:color="auto" w:fill="A6A6A6"/>
           </w:rPr>
           <m:t>ρ</m:t>
         </m:r>
@@ -1686,7 +1686,7 @@
             <m:ctrlPr>
               <w:rPr>
                 <w:rFonts w:ascii="Times New Roman" w:hAnsi="Times New Roman"/>
-                <w:shd w:val="clear" w:color="auto" w:fill="D9D9D9"/>
+                <w:shd w:val="clear" w:color="auto" w:fill="A6A6A6"/>
               </w:rPr>
             </m:ctrlPr>
           </m:fPr>
@@ -1761,7 +1761,7 @@
           <w:szCs w:val="21"/>
           <w:rFonts w:ascii="Times New Roman" w:hAnsi="Times New Roman" w:eastAsia="宋体" w:cs="Times New Roman"/>
           <w:sz w:val="21"/>
-          <w:shd w:val="clear" w:color="auto" w:fill="D9D9D9"/>
+          <w:shd w:val="clear" w:color="auto" w:fill="A6A6A6"/>
         </w:rPr>
         <w:t>电阻率</w:t>
       </w:r>
@@ -1844,7 +1844,7 @@
           <w:szCs w:val="21"/>
           <w:rFonts w:ascii="Times New Roman" w:hAnsi="Times New Roman" w:eastAsia="宋体" w:cs="Times New Roman"/>
           <w:sz w:val="21"/>
-          <w:shd w:val="clear" w:color="auto" w:fill="D9D9D9"/>
+          <w:shd w:val="clear" w:color="auto" w:fill="A6A6A6"/>
         </w:rPr>
         <w:t>导电</w:t>
       </w:r>
@@ -1917,7 +1917,7 @@
           <w:szCs w:val="21"/>
           <w:rFonts w:ascii="Times New Roman" w:hAnsi="Times New Roman" w:eastAsia="宋体" w:cs="Times New Roman"/>
           <w:sz w:val="21"/>
-          <w:shd w:val="clear" w:color="auto" w:fill="D9D9D9"/>
+          <w:shd w:val="clear" w:color="auto" w:fill="A6A6A6"/>
         </w:rPr>
         <w:t>增大</w:t>
       </w:r>
@@ -1934,7 +1934,7 @@
           <w:szCs w:val="21"/>
           <w:rFonts w:ascii="Times New Roman" w:hAnsi="Times New Roman" w:eastAsia="宋体" w:cs="Times New Roman"/>
           <w:sz w:val="21"/>
-          <w:shd w:val="clear" w:color="auto" w:fill="D9D9D9"/>
+          <w:shd w:val="clear" w:color="auto" w:fill="A6A6A6"/>
         </w:rPr>
         <w:t>电阻温度计</w:t>
       </w:r>
@@ -1979,7 +1979,7 @@
           <w:szCs w:val="21"/>
           <w:rFonts w:ascii="Times New Roman" w:hAnsi="Times New Roman" w:eastAsia="宋体" w:cs="Times New Roman"/>
           <w:sz w:val="21"/>
-          <w:shd w:val="clear" w:color="auto" w:fill="D9D9D9"/>
+          <w:shd w:val="clear" w:color="auto" w:fill="A6A6A6"/>
         </w:rPr>
         <w:t>减小</w:t>
       </w:r>
@@ -1996,7 +1996,7 @@
           <w:szCs w:val="21"/>
           <w:rFonts w:ascii="Times New Roman" w:hAnsi="Times New Roman" w:eastAsia="宋体" w:cs="Times New Roman"/>
           <w:sz w:val="21"/>
-          <w:shd w:val="clear" w:color="auto" w:fill="D9D9D9"/>
+          <w:shd w:val="clear" w:color="auto" w:fill="A6A6A6"/>
         </w:rPr>
         <w:t>热敏电阻</w:t>
       </w:r>
@@ -2041,7 +2041,7 @@
           <w:szCs w:val="21"/>
           <w:rFonts w:ascii="Times New Roman" w:hAnsi="Times New Roman" w:eastAsia="宋体" w:cs="Times New Roman"/>
           <w:sz w:val="21"/>
-          <w:shd w:val="clear" w:color="auto" w:fill="D9D9D9"/>
+          <w:shd w:val="clear" w:color="auto" w:fill="A6A6A6"/>
         </w:rPr>
         <w:t>标准电阻</w:t>
       </w:r>
@@ -2086,7 +2086,7 @@
           <w:szCs w:val="21"/>
           <w:rFonts w:ascii="Times New Roman" w:hAnsi="Times New Roman" w:eastAsia="宋体" w:cs="Times New Roman"/>
           <w:sz w:val="21"/>
-          <w:shd w:val="clear" w:color="auto" w:fill="D9D9D9"/>
+          <w:shd w:val="clear" w:color="auto" w:fill="A6A6A6"/>
         </w:rPr>
         <w:t>超导现象</w:t>
       </w:r>
@@ -2195,7 +2195,7 @@
           <w:szCs w:val="21"/>
           <w:rFonts w:ascii="Times New Roman" w:hAnsi="Times New Roman" w:eastAsia="宋体" w:cs="Times New Roman"/>
           <w:sz w:val="21"/>
-          <w:shd w:val="clear" w:color="auto" w:fill="D9D9D9"/>
+          <w:shd w:val="clear" w:color="auto" w:fill="A6A6A6"/>
         </w:rPr>
         <w:t>依次首尾</w:t>
       </w:r>
@@ -2308,7 +2308,7 @@
           <w:szCs w:val="21"/>
           <w:rFonts w:ascii="Times New Roman" w:hAnsi="Times New Roman" w:eastAsia="宋体" w:cs="Times New Roman"/>
           <w:sz w:val="21"/>
-          <w:shd w:val="clear" w:color="auto" w:fill="D9D9D9"/>
+          <w:shd w:val="clear" w:color="auto" w:fill="A6A6A6"/>
         </w:rPr>
         <w:t>连在一起</w:t>
       </w:r>
@@ -2325,7 +2325,7 @@
           <w:szCs w:val="21"/>
           <w:rFonts w:ascii="Times New Roman" w:hAnsi="Times New Roman" w:eastAsia="宋体" w:cs="Times New Roman"/>
           <w:sz w:val="21"/>
-          <w:shd w:val="clear" w:color="auto" w:fill="D9D9D9"/>
+          <w:shd w:val="clear" w:color="auto" w:fill="A6A6A6"/>
         </w:rPr>
         <w:t>连在一起</w:t>
       </w:r>
@@ -2579,7 +2579,7 @@
                 <w:szCs w:val="21"/>
                 <w:rFonts w:ascii="Times New Roman" w:hAnsi="Times New Roman" w:eastAsia="宋体" w:cs="Times New Roman"/>
                 <w:sz w:val="21"/>
-                <w:shd w:val="clear" w:color="auto" w:fill="D9D9D9"/>
+                <w:shd w:val="clear" w:color="auto" w:fill="A6A6A6"/>
               </w:rPr>
               <w:t>相等</w:t>
             </w:r>
@@ -2614,7 +2614,7 @@
                 <w:szCs w:val="21"/>
                 <w:rFonts w:ascii="Times New Roman" w:hAnsi="Times New Roman" w:eastAsia="宋体" w:cs="Times New Roman"/>
                 <w:sz w:val="21"/>
-                <w:shd w:val="clear" w:color="auto" w:fill="D9D9D9"/>
+                <w:shd w:val="clear" w:color="auto" w:fill="A6A6A6"/>
               </w:rPr>
               <w:t>I</w:t>
             </w:r>
@@ -2625,7 +2625,7 @@
                 <w:vertAlign w:val="subscript"/>
                 <w:rFonts w:ascii="Times New Roman" w:hAnsi="Times New Roman" w:eastAsia="宋体" w:cs="Times New Roman"/>
                 <w:sz w:val="21"/>
-                <w:shd w:val="clear" w:color="auto" w:fill="D9D9D9"/>
+                <w:shd w:val="clear" w:color="auto" w:fill="A6A6A6"/>
               </w:rPr>
               <w:t>1</w:t>
             </w:r>
@@ -2634,7 +2634,7 @@
                 <w:szCs w:val="21"/>
                 <w:rFonts w:ascii="Times New Roman" w:hAnsi="Times New Roman" w:eastAsia="宋体" w:cs="Times New Roman"/>
                 <w:sz w:val="21"/>
-                <w:shd w:val="clear" w:color="auto" w:fill="D9D9D9"/>
+                <w:shd w:val="clear" w:color="auto" w:fill="A6A6A6"/>
               </w:rPr>
               <w:t>＝</w:t>
             </w:r>
@@ -2644,7 +2644,7 @@
                 <w:szCs w:val="21"/>
                 <w:rFonts w:ascii="Times New Roman" w:hAnsi="Times New Roman" w:eastAsia="宋体" w:cs="Times New Roman"/>
                 <w:sz w:val="21"/>
-                <w:shd w:val="clear" w:color="auto" w:fill="D9D9D9"/>
+                <w:shd w:val="clear" w:color="auto" w:fill="A6A6A6"/>
               </w:rPr>
               <w:t>I</w:t>
             </w:r>
@@ -2655,7 +2655,7 @@
                 <w:vertAlign w:val="subscript"/>
                 <w:rFonts w:ascii="Times New Roman" w:hAnsi="Times New Roman" w:eastAsia="宋体" w:cs="Times New Roman"/>
                 <w:sz w:val="21"/>
-                <w:shd w:val="clear" w:color="auto" w:fill="D9D9D9"/>
+                <w:shd w:val="clear" w:color="auto" w:fill="A6A6A6"/>
               </w:rPr>
               <w:t>2</w:t>
             </w:r>
@@ -2664,7 +2664,7 @@
                 <w:szCs w:val="21"/>
                 <w:rFonts w:ascii="Times New Roman" w:hAnsi="Times New Roman" w:eastAsia="宋体" w:cs="Times New Roman"/>
                 <w:sz w:val="21"/>
-                <w:shd w:val="clear" w:color="auto" w:fill="D9D9D9"/>
+                <w:shd w:val="clear" w:color="auto" w:fill="A6A6A6"/>
               </w:rPr>
               <w:t>＝</w:t>
             </w:r>
@@ -2675,7 +2675,7 @@
                 </m:rPr>
                 <w:rPr>
                   <w:rFonts w:ascii="Times New Roman" w:hAnsi="Times New Roman" w:cs="Cambria Math"/>
-                  <w:shd w:val="clear" w:color="auto" w:fill="D9D9D9"/>
+                  <w:shd w:val="clear" w:color="auto" w:fill="A6A6A6"/>
                 </w:rPr>
                 <m:t>⋅⋅⋅</m:t>
               </m:r>
@@ -2685,7 +2685,7 @@
                 <w:szCs w:val="21"/>
                 <w:rFonts w:ascii="Times New Roman" w:hAnsi="Times New Roman" w:eastAsia="宋体" w:cs="Times New Roman"/>
                 <w:sz w:val="21"/>
-                <w:shd w:val="clear" w:color="auto" w:fill="D9D9D9"/>
+                <w:shd w:val="clear" w:color="auto" w:fill="A6A6A6"/>
               </w:rPr>
               <w:t>＝</w:t>
             </w:r>
@@ -2695,7 +2695,7 @@
                 <w:szCs w:val="21"/>
                 <w:rFonts w:ascii="Times New Roman" w:hAnsi="Times New Roman" w:eastAsia="宋体" w:cs="Times New Roman"/>
                 <w:sz w:val="21"/>
-                <w:shd w:val="clear" w:color="auto" w:fill="D9D9D9"/>
+                <w:shd w:val="clear" w:color="auto" w:fill="A6A6A6"/>
               </w:rPr>
               <w:t>I</w:t>
             </w:r>
@@ -2706,7 +2706,7 @@
                 <w:vertAlign w:val="subscript"/>
                 <w:rFonts w:ascii="Times New Roman" w:hAnsi="Times New Roman" w:eastAsia="宋体" w:cs="Times New Roman"/>
                 <w:sz w:val="21"/>
-                <w:shd w:val="clear" w:color="auto" w:fill="D9D9D9"/>
+                <w:shd w:val="clear" w:color="auto" w:fill="A6A6A6"/>
               </w:rPr>
               <w:t>n</w:t>
             </w:r>
@@ -2750,7 +2750,7 @@
                 <w:szCs w:val="21"/>
                 <w:rFonts w:ascii="Times New Roman" w:hAnsi="Times New Roman" w:eastAsia="宋体" w:cs="Times New Roman"/>
                 <w:sz w:val="21"/>
-                <w:shd w:val="clear" w:color="auto" w:fill="D9D9D9"/>
+                <w:shd w:val="clear" w:color="auto" w:fill="A6A6A6"/>
               </w:rPr>
               <w:t>之和</w:t>
             </w:r>
@@ -2785,7 +2785,7 @@
                 <w:szCs w:val="21"/>
                 <w:rFonts w:ascii="Times New Roman" w:hAnsi="Times New Roman" w:eastAsia="宋体" w:cs="Times New Roman"/>
                 <w:sz w:val="21"/>
-                <w:shd w:val="clear" w:color="auto" w:fill="D9D9D9"/>
+                <w:shd w:val="clear" w:color="auto" w:fill="A6A6A6"/>
               </w:rPr>
               <w:t>I</w:t>
             </w:r>
@@ -2796,7 +2796,7 @@
                 <w:vertAlign w:val="subscript"/>
                 <w:rFonts w:ascii="Times New Roman" w:hAnsi="Times New Roman" w:eastAsia="宋体" w:cs="Times New Roman"/>
                 <w:sz w:val="21"/>
-                <w:shd w:val="clear" w:color="auto" w:fill="D9D9D9"/>
+                <w:shd w:val="clear" w:color="auto" w:fill="A6A6A6"/>
               </w:rPr>
               <w:t>1</w:t>
             </w:r>
@@ -2805,7 +2805,7 @@
                 <w:szCs w:val="21"/>
                 <w:rFonts w:ascii="Times New Roman" w:hAnsi="Times New Roman" w:eastAsia="宋体" w:cs="Times New Roman"/>
                 <w:sz w:val="21"/>
-                <w:shd w:val="clear" w:color="auto" w:fill="D9D9D9"/>
+                <w:shd w:val="clear" w:color="auto" w:fill="A6A6A6"/>
               </w:rPr>
               <w:t>＋</w:t>
             </w:r>
@@ -2815,7 +2815,7 @@
                 <w:szCs w:val="21"/>
                 <w:rFonts w:ascii="Times New Roman" w:hAnsi="Times New Roman" w:eastAsia="宋体" w:cs="Times New Roman"/>
                 <w:sz w:val="21"/>
-                <w:shd w:val="clear" w:color="auto" w:fill="D9D9D9"/>
+                <w:shd w:val="clear" w:color="auto" w:fill="A6A6A6"/>
               </w:rPr>
               <w:t>I</w:t>
             </w:r>
@@ -2826,7 +2826,7 @@
                 <w:vertAlign w:val="subscript"/>
                 <w:rFonts w:ascii="Times New Roman" w:hAnsi="Times New Roman" w:eastAsia="宋体" w:cs="Times New Roman"/>
                 <w:sz w:val="21"/>
-                <w:shd w:val="clear" w:color="auto" w:fill="D9D9D9"/>
+                <w:shd w:val="clear" w:color="auto" w:fill="A6A6A6"/>
               </w:rPr>
               <w:t>2</w:t>
             </w:r>
@@ -2835,7 +2835,7 @@
                 <w:szCs w:val="21"/>
                 <w:rFonts w:ascii="Times New Roman" w:hAnsi="Times New Roman" w:eastAsia="宋体" w:cs="Times New Roman"/>
                 <w:sz w:val="21"/>
-                <w:shd w:val="clear" w:color="auto" w:fill="D9D9D9"/>
+                <w:shd w:val="clear" w:color="auto" w:fill="A6A6A6"/>
               </w:rPr>
               <w:t>＋</w:t>
             </w:r>
@@ -2846,7 +2846,7 @@
                 </m:rPr>
                 <w:rPr>
                   <w:rFonts w:ascii="Times New Roman" w:hAnsi="Times New Roman" w:cs="Cambria Math"/>
-                  <w:shd w:val="clear" w:color="auto" w:fill="D9D9D9"/>
+                  <w:shd w:val="clear" w:color="auto" w:fill="A6A6A6"/>
                 </w:rPr>
                 <m:t>⋅⋅⋅</m:t>
               </m:r>
@@ -2856,7 +2856,7 @@
                 <w:szCs w:val="21"/>
                 <w:rFonts w:ascii="Times New Roman" w:hAnsi="Times New Roman" w:eastAsia="宋体" w:cs="Times New Roman"/>
                 <w:sz w:val="21"/>
-                <w:shd w:val="clear" w:color="auto" w:fill="D9D9D9"/>
+                <w:shd w:val="clear" w:color="auto" w:fill="A6A6A6"/>
               </w:rPr>
               <w:t>＋</w:t>
             </w:r>
@@ -2866,7 +2866,7 @@
                 <w:szCs w:val="21"/>
                 <w:rFonts w:ascii="Times New Roman" w:hAnsi="Times New Roman" w:eastAsia="宋体" w:cs="Times New Roman"/>
                 <w:sz w:val="21"/>
-                <w:shd w:val="clear" w:color="auto" w:fill="D9D9D9"/>
+                <w:shd w:val="clear" w:color="auto" w:fill="A6A6A6"/>
               </w:rPr>
               <w:t>I</w:t>
             </w:r>
@@ -2877,7 +2877,7 @@
                 <w:vertAlign w:val="subscript"/>
                 <w:rFonts w:ascii="Times New Roman" w:hAnsi="Times New Roman" w:eastAsia="宋体" w:cs="Times New Roman"/>
                 <w:sz w:val="21"/>
-                <w:shd w:val="clear" w:color="auto" w:fill="D9D9D9"/>
+                <w:shd w:val="clear" w:color="auto" w:fill="A6A6A6"/>
               </w:rPr>
               <w:t>n</w:t>
             </w:r>
@@ -2961,7 +2961,7 @@
                 <w:szCs w:val="21"/>
                 <w:rFonts w:ascii="Times New Roman" w:hAnsi="Times New Roman" w:eastAsia="宋体" w:cs="Times New Roman"/>
                 <w:sz w:val="21"/>
-                <w:shd w:val="clear" w:color="auto" w:fill="D9D9D9"/>
+                <w:shd w:val="clear" w:color="auto" w:fill="A6A6A6"/>
               </w:rPr>
               <w:t>之和</w:t>
             </w:r>
@@ -2996,7 +2996,7 @@
                 <w:szCs w:val="21"/>
                 <w:rFonts w:ascii="Times New Roman" w:hAnsi="Times New Roman" w:eastAsia="宋体" w:cs="Times New Roman"/>
                 <w:sz w:val="21"/>
-                <w:shd w:val="clear" w:color="auto" w:fill="D9D9D9"/>
+                <w:shd w:val="clear" w:color="auto" w:fill="A6A6A6"/>
               </w:rPr>
               <w:t>U</w:t>
             </w:r>
@@ -3007,7 +3007,7 @@
                 <w:vertAlign w:val="subscript"/>
                 <w:rFonts w:ascii="Times New Roman" w:hAnsi="Times New Roman" w:eastAsia="宋体" w:cs="Times New Roman"/>
                 <w:sz w:val="21"/>
-                <w:shd w:val="clear" w:color="auto" w:fill="D9D9D9"/>
+                <w:shd w:val="clear" w:color="auto" w:fill="A6A6A6"/>
               </w:rPr>
               <w:t>1</w:t>
             </w:r>
@@ -3016,7 +3016,7 @@
                 <w:szCs w:val="21"/>
                 <w:rFonts w:ascii="Times New Roman" w:hAnsi="Times New Roman" w:eastAsia="宋体" w:cs="Times New Roman"/>
                 <w:sz w:val="21"/>
-                <w:shd w:val="clear" w:color="auto" w:fill="D9D9D9"/>
+                <w:shd w:val="clear" w:color="auto" w:fill="A6A6A6"/>
               </w:rPr>
               <w:t>＋</w:t>
             </w:r>
@@ -3026,7 +3026,7 @@
                 <w:szCs w:val="21"/>
                 <w:rFonts w:ascii="Times New Roman" w:hAnsi="Times New Roman" w:eastAsia="宋体" w:cs="Times New Roman"/>
                 <w:sz w:val="21"/>
-                <w:shd w:val="clear" w:color="auto" w:fill="D9D9D9"/>
+                <w:shd w:val="clear" w:color="auto" w:fill="A6A6A6"/>
               </w:rPr>
               <w:t>U</w:t>
             </w:r>
@@ -3037,7 +3037,7 @@
                 <w:vertAlign w:val="subscript"/>
                 <w:rFonts w:ascii="Times New Roman" w:hAnsi="Times New Roman" w:eastAsia="宋体" w:cs="Times New Roman"/>
                 <w:sz w:val="21"/>
-                <w:shd w:val="clear" w:color="auto" w:fill="D9D9D9"/>
+                <w:shd w:val="clear" w:color="auto" w:fill="A6A6A6"/>
               </w:rPr>
               <w:t>2</w:t>
             </w:r>
@@ -3046,7 +3046,7 @@
                 <w:szCs w:val="21"/>
                 <w:rFonts w:ascii="Times New Roman" w:hAnsi="Times New Roman" w:eastAsia="宋体" w:cs="Times New Roman"/>
                 <w:sz w:val="21"/>
-                <w:shd w:val="clear" w:color="auto" w:fill="D9D9D9"/>
+                <w:shd w:val="clear" w:color="auto" w:fill="A6A6A6"/>
               </w:rPr>
               <w:t>＋</w:t>
             </w:r>
@@ -3057,7 +3057,7 @@
                 </m:rPr>
                 <w:rPr>
                   <w:rFonts w:ascii="Times New Roman" w:hAnsi="Times New Roman" w:cs="Cambria Math"/>
-                  <w:shd w:val="clear" w:color="auto" w:fill="D9D9D9"/>
+                  <w:shd w:val="clear" w:color="auto" w:fill="A6A6A6"/>
                 </w:rPr>
                 <m:t>⋅⋅⋅</m:t>
               </m:r>
@@ -3067,7 +3067,7 @@
                 <w:szCs w:val="21"/>
                 <w:rFonts w:ascii="Times New Roman" w:hAnsi="Times New Roman" w:eastAsia="宋体" w:cs="Times New Roman"/>
                 <w:sz w:val="21"/>
-                <w:shd w:val="clear" w:color="auto" w:fill="D9D9D9"/>
+                <w:shd w:val="clear" w:color="auto" w:fill="A6A6A6"/>
               </w:rPr>
               <w:t>＋</w:t>
             </w:r>
@@ -3077,7 +3077,7 @@
                 <w:szCs w:val="21"/>
                 <w:rFonts w:ascii="Times New Roman" w:hAnsi="Times New Roman" w:eastAsia="宋体" w:cs="Times New Roman"/>
                 <w:sz w:val="21"/>
-                <w:shd w:val="clear" w:color="auto" w:fill="D9D9D9"/>
+                <w:shd w:val="clear" w:color="auto" w:fill="A6A6A6"/>
               </w:rPr>
               <w:t>U</w:t>
             </w:r>
@@ -3088,7 +3088,7 @@
                 <w:vertAlign w:val="subscript"/>
                 <w:rFonts w:ascii="Times New Roman" w:hAnsi="Times New Roman" w:eastAsia="宋体" w:cs="Times New Roman"/>
                 <w:sz w:val="21"/>
-                <w:shd w:val="clear" w:color="auto" w:fill="D9D9D9"/>
+                <w:shd w:val="clear" w:color="auto" w:fill="A6A6A6"/>
               </w:rPr>
               <w:t>n</w:t>
             </w:r>
@@ -3132,7 +3132,7 @@
                 <w:szCs w:val="21"/>
                 <w:rFonts w:ascii="Times New Roman" w:hAnsi="Times New Roman" w:eastAsia="宋体" w:cs="Times New Roman"/>
                 <w:sz w:val="21"/>
-                <w:shd w:val="clear" w:color="auto" w:fill="D9D9D9"/>
+                <w:shd w:val="clear" w:color="auto" w:fill="A6A6A6"/>
               </w:rPr>
               <w:t>相等</w:t>
             </w:r>
@@ -3167,7 +3167,7 @@
                 <w:szCs w:val="21"/>
                 <w:rFonts w:ascii="Times New Roman" w:hAnsi="Times New Roman" w:eastAsia="宋体" w:cs="Times New Roman"/>
                 <w:sz w:val="21"/>
-                <w:shd w:val="clear" w:color="auto" w:fill="D9D9D9"/>
+                <w:shd w:val="clear" w:color="auto" w:fill="A6A6A6"/>
               </w:rPr>
               <w:t>U</w:t>
             </w:r>
@@ -3178,7 +3178,7 @@
                 <w:vertAlign w:val="subscript"/>
                 <w:rFonts w:ascii="Times New Roman" w:hAnsi="Times New Roman" w:eastAsia="宋体" w:cs="Times New Roman"/>
                 <w:sz w:val="21"/>
-                <w:shd w:val="clear" w:color="auto" w:fill="D9D9D9"/>
+                <w:shd w:val="clear" w:color="auto" w:fill="A6A6A6"/>
               </w:rPr>
               <w:t>1</w:t>
             </w:r>
@@ -3187,7 +3187,7 @@
                 <w:szCs w:val="21"/>
                 <w:rFonts w:ascii="Times New Roman" w:hAnsi="Times New Roman" w:eastAsia="宋体" w:cs="Times New Roman"/>
                 <w:sz w:val="21"/>
-                <w:shd w:val="clear" w:color="auto" w:fill="D9D9D9"/>
+                <w:shd w:val="clear" w:color="auto" w:fill="A6A6A6"/>
               </w:rPr>
               <w:t>＝</w:t>
             </w:r>
@@ -3197,7 +3197,7 @@
                 <w:szCs w:val="21"/>
                 <w:rFonts w:ascii="Times New Roman" w:hAnsi="Times New Roman" w:eastAsia="宋体" w:cs="Times New Roman"/>
                 <w:sz w:val="21"/>
-                <w:shd w:val="clear" w:color="auto" w:fill="D9D9D9"/>
+                <w:shd w:val="clear" w:color="auto" w:fill="A6A6A6"/>
               </w:rPr>
               <w:t>U</w:t>
             </w:r>
@@ -3208,7 +3208,7 @@
                 <w:vertAlign w:val="subscript"/>
                 <w:rFonts w:ascii="Times New Roman" w:hAnsi="Times New Roman" w:eastAsia="宋体" w:cs="Times New Roman"/>
                 <w:sz w:val="21"/>
-                <w:shd w:val="clear" w:color="auto" w:fill="D9D9D9"/>
+                <w:shd w:val="clear" w:color="auto" w:fill="A6A6A6"/>
               </w:rPr>
               <w:t>2</w:t>
             </w:r>
@@ -3217,7 +3217,7 @@
                 <w:szCs w:val="21"/>
                 <w:rFonts w:ascii="Times New Roman" w:hAnsi="Times New Roman" w:eastAsia="宋体" w:cs="Times New Roman"/>
                 <w:sz w:val="21"/>
-                <w:shd w:val="clear" w:color="auto" w:fill="D9D9D9"/>
+                <w:shd w:val="clear" w:color="auto" w:fill="A6A6A6"/>
               </w:rPr>
               <w:t>＝</w:t>
             </w:r>
@@ -3228,7 +3228,7 @@
                 </m:rPr>
                 <w:rPr>
                   <w:rFonts w:ascii="Times New Roman" w:hAnsi="Times New Roman" w:cs="Cambria Math"/>
-                  <w:shd w:val="clear" w:color="auto" w:fill="D9D9D9"/>
+                  <w:shd w:val="clear" w:color="auto" w:fill="A6A6A6"/>
                 </w:rPr>
                 <m:t>⋅⋅⋅</m:t>
               </m:r>
@@ -3238,7 +3238,7 @@
                 <w:szCs w:val="21"/>
                 <w:rFonts w:ascii="Times New Roman" w:hAnsi="Times New Roman" w:eastAsia="宋体" w:cs="Times New Roman"/>
                 <w:sz w:val="21"/>
-                <w:shd w:val="clear" w:color="auto" w:fill="D9D9D9"/>
+                <w:shd w:val="clear" w:color="auto" w:fill="A6A6A6"/>
               </w:rPr>
               <w:t>＝</w:t>
             </w:r>
@@ -3248,7 +3248,7 @@
                 <w:szCs w:val="21"/>
                 <w:rFonts w:ascii="Times New Roman" w:hAnsi="Times New Roman" w:eastAsia="宋体" w:cs="Times New Roman"/>
                 <w:sz w:val="21"/>
-                <w:shd w:val="clear" w:color="auto" w:fill="D9D9D9"/>
+                <w:shd w:val="clear" w:color="auto" w:fill="A6A6A6"/>
               </w:rPr>
               <w:t>U</w:t>
             </w:r>
@@ -3259,7 +3259,7 @@
                 <w:vertAlign w:val="subscript"/>
                 <w:rFonts w:ascii="Times New Roman" w:hAnsi="Times New Roman" w:eastAsia="宋体" w:cs="Times New Roman"/>
                 <w:sz w:val="21"/>
-                <w:shd w:val="clear" w:color="auto" w:fill="D9D9D9"/>
+                <w:shd w:val="clear" w:color="auto" w:fill="A6A6A6"/>
               </w:rPr>
               <w:t>n</w:t>
             </w:r>
@@ -3343,7 +3343,7 @@
                 <w:szCs w:val="21"/>
                 <w:rFonts w:ascii="Times New Roman" w:hAnsi="Times New Roman" w:eastAsia="宋体" w:cs="Times New Roman"/>
                 <w:sz w:val="21"/>
-                <w:shd w:val="clear" w:color="auto" w:fill="D9D9D9"/>
+                <w:shd w:val="clear" w:color="auto" w:fill="A6A6A6"/>
               </w:rPr>
               <w:t>之和</w:t>
             </w:r>
@@ -3378,7 +3378,7 @@
                 <w:szCs w:val="21"/>
                 <w:rFonts w:ascii="Times New Roman" w:hAnsi="Times New Roman" w:eastAsia="宋体" w:cs="Times New Roman"/>
                 <w:sz w:val="21"/>
-                <w:shd w:val="clear" w:color="auto" w:fill="D9D9D9"/>
+                <w:shd w:val="clear" w:color="auto" w:fill="A6A6A6"/>
               </w:rPr>
               <w:t>R</w:t>
             </w:r>
@@ -3389,7 +3389,7 @@
                 <w:vertAlign w:val="subscript"/>
                 <w:rFonts w:ascii="Times New Roman" w:hAnsi="Times New Roman" w:eastAsia="宋体" w:cs="Times New Roman"/>
                 <w:sz w:val="21"/>
-                <w:shd w:val="clear" w:color="auto" w:fill="D9D9D9"/>
+                <w:shd w:val="clear" w:color="auto" w:fill="A6A6A6"/>
               </w:rPr>
               <w:t>1</w:t>
             </w:r>
@@ -3398,7 +3398,7 @@
                 <w:szCs w:val="21"/>
                 <w:rFonts w:ascii="Times New Roman" w:hAnsi="Times New Roman" w:eastAsia="宋体" w:cs="Times New Roman"/>
                 <w:sz w:val="21"/>
-                <w:shd w:val="clear" w:color="auto" w:fill="D9D9D9"/>
+                <w:shd w:val="clear" w:color="auto" w:fill="A6A6A6"/>
               </w:rPr>
               <w:t>＋</w:t>
             </w:r>
@@ -3408,7 +3408,7 @@
                 <w:szCs w:val="21"/>
                 <w:rFonts w:ascii="Times New Roman" w:hAnsi="Times New Roman" w:eastAsia="宋体" w:cs="Times New Roman"/>
                 <w:sz w:val="21"/>
-                <w:shd w:val="clear" w:color="auto" w:fill="D9D9D9"/>
+                <w:shd w:val="clear" w:color="auto" w:fill="A6A6A6"/>
               </w:rPr>
               <w:t>R</w:t>
             </w:r>
@@ -3419,7 +3419,7 @@
                 <w:vertAlign w:val="subscript"/>
                 <w:rFonts w:ascii="Times New Roman" w:hAnsi="Times New Roman" w:eastAsia="宋体" w:cs="Times New Roman"/>
                 <w:sz w:val="21"/>
-                <w:shd w:val="clear" w:color="auto" w:fill="D9D9D9"/>
+                <w:shd w:val="clear" w:color="auto" w:fill="A6A6A6"/>
               </w:rPr>
               <w:t>2</w:t>
             </w:r>
@@ -3428,7 +3428,7 @@
                 <w:szCs w:val="21"/>
                 <w:rFonts w:ascii="Times New Roman" w:hAnsi="Times New Roman" w:eastAsia="宋体" w:cs="Times New Roman"/>
                 <w:sz w:val="21"/>
-                <w:shd w:val="clear" w:color="auto" w:fill="D9D9D9"/>
+                <w:shd w:val="clear" w:color="auto" w:fill="A6A6A6"/>
               </w:rPr>
               <w:t>＋</w:t>
             </w:r>
@@ -3439,7 +3439,7 @@
                 </m:rPr>
                 <w:rPr>
                   <w:rFonts w:ascii="Times New Roman" w:hAnsi="Times New Roman" w:cs="Cambria Math"/>
-                  <w:shd w:val="clear" w:color="auto" w:fill="D9D9D9"/>
+                  <w:shd w:val="clear" w:color="auto" w:fill="A6A6A6"/>
                 </w:rPr>
                 <m:t>⋅⋅⋅</m:t>
               </m:r>
@@ -3449,7 +3449,7 @@
                 <w:szCs w:val="21"/>
                 <w:rFonts w:ascii="Times New Roman" w:hAnsi="Times New Roman" w:eastAsia="宋体" w:cs="Times New Roman"/>
                 <w:sz w:val="21"/>
-                <w:shd w:val="clear" w:color="auto" w:fill="D9D9D9"/>
+                <w:shd w:val="clear" w:color="auto" w:fill="A6A6A6"/>
               </w:rPr>
               <w:t>＋</w:t>
             </w:r>
@@ -3459,7 +3459,7 @@
                 <w:szCs w:val="21"/>
                 <w:rFonts w:ascii="Times New Roman" w:hAnsi="Times New Roman" w:eastAsia="宋体" w:cs="Times New Roman"/>
                 <w:sz w:val="21"/>
-                <w:shd w:val="clear" w:color="auto" w:fill="D9D9D9"/>
+                <w:shd w:val="clear" w:color="auto" w:fill="A6A6A6"/>
               </w:rPr>
               <w:t>R</w:t>
             </w:r>
@@ -3470,7 +3470,7 @@
                 <w:vertAlign w:val="subscript"/>
                 <w:rFonts w:ascii="Times New Roman" w:hAnsi="Times New Roman" w:eastAsia="宋体" w:cs="Times New Roman"/>
                 <w:sz w:val="21"/>
-                <w:shd w:val="clear" w:color="auto" w:fill="D9D9D9"/>
+                <w:shd w:val="clear" w:color="auto" w:fill="A6A6A6"/>
               </w:rPr>
               <w:t>n</w:t>
             </w:r>
@@ -3514,7 +3514,7 @@
                 <w:szCs w:val="21"/>
                 <w:rFonts w:ascii="Times New Roman" w:hAnsi="Times New Roman" w:eastAsia="宋体" w:cs="Times New Roman"/>
                 <w:sz w:val="21"/>
-                <w:shd w:val="clear" w:color="auto" w:fill="D9D9D9"/>
+                <w:shd w:val="clear" w:color="auto" w:fill="A6A6A6"/>
               </w:rPr>
               <w:t>倒数之和</w:t>
             </w:r>
@@ -3531,7 +3531,7 @@
                 <w:szCs w:val="21"/>
                 <w:rFonts w:ascii="Times New Roman" w:hAnsi="Times New Roman" w:eastAsia="宋体" w:cs="Times New Roman"/>
                 <w:sz w:val="21"/>
-                <w:shd w:val="clear" w:color="auto" w:fill="D9D9D9"/>
+                <w:shd w:val="clear" w:color="auto" w:fill="A6A6A6"/>
               </w:rPr>
               <w:t>1/R</w:t>
             </w:r>
@@ -3540,7 +3540,7 @@
                 <w:szCs w:val="21"/>
                 <w:rFonts w:ascii="Times New Roman" w:hAnsi="Times New Roman" w:eastAsia="宋体" w:cs="Times New Roman"/>
                 <w:sz w:val="21"/>
-                <w:shd w:val="clear" w:color="auto" w:fill="D9D9D9"/>
+                <w:shd w:val="clear" w:color="auto" w:fill="A6A6A6"/>
               </w:rPr>
               <w:t>＝</w:t>
             </w:r>
@@ -3550,7 +3550,7 @@
                 <w:szCs w:val="21"/>
                 <w:rFonts w:ascii="Times New Roman" w:hAnsi="Times New Roman" w:eastAsia="宋体" w:cs="Times New Roman"/>
                 <w:sz w:val="21"/>
-                <w:shd w:val="clear" w:color="auto" w:fill="D9D9D9"/>
+                <w:shd w:val="clear" w:color="auto" w:fill="A6A6A6"/>
               </w:rPr>
               <w:t>1/R</w:t>
             </w:r>
@@ -3561,7 +3561,7 @@
                 <w:vertAlign w:val="subscript"/>
                 <w:rFonts w:ascii="Times New Roman" w:hAnsi="Times New Roman" w:eastAsia="宋体" w:cs="Times New Roman"/>
                 <w:sz w:val="21"/>
-                <w:shd w:val="clear" w:color="auto" w:fill="D9D9D9"/>
+                <w:shd w:val="clear" w:color="auto" w:fill="A6A6A6"/>
               </w:rPr>
               <w:t>1</w:t>
             </w:r>
@@ -3570,7 +3570,7 @@
                 <w:szCs w:val="21"/>
                 <w:rFonts w:ascii="Times New Roman" w:hAnsi="Times New Roman" w:eastAsia="宋体" w:cs="Times New Roman"/>
                 <w:sz w:val="21"/>
-                <w:shd w:val="clear" w:color="auto" w:fill="D9D9D9"/>
+                <w:shd w:val="clear" w:color="auto" w:fill="A6A6A6"/>
               </w:rPr>
               <w:t>+</w:t>
             </w:r>
@@ -3580,7 +3580,7 @@
                 <w:szCs w:val="21"/>
                 <w:rFonts w:ascii="Times New Roman" w:hAnsi="Times New Roman" w:eastAsia="宋体" w:cs="Times New Roman"/>
                 <w:sz w:val="21"/>
-                <w:shd w:val="clear" w:color="auto" w:fill="D9D9D9"/>
+                <w:shd w:val="clear" w:color="auto" w:fill="A6A6A6"/>
               </w:rPr>
               <w:t>1/R</w:t>
             </w:r>
@@ -3591,7 +3591,7 @@
                 <w:vertAlign w:val="subscript"/>
                 <w:rFonts w:ascii="Times New Roman" w:hAnsi="Times New Roman" w:eastAsia="宋体" w:cs="Times New Roman"/>
                 <w:sz w:val="21"/>
-                <w:shd w:val="clear" w:color="auto" w:fill="D9D9D9"/>
+                <w:shd w:val="clear" w:color="auto" w:fill="A6A6A6"/>
               </w:rPr>
               <w:t>2</w:t>
             </w:r>
@@ -3600,7 +3600,7 @@
                 <w:szCs w:val="21"/>
                 <w:rFonts w:ascii="Times New Roman" w:hAnsi="Times New Roman" w:eastAsia="宋体" w:cs="Times New Roman"/>
                 <w:sz w:val="21"/>
-                <w:shd w:val="clear" w:color="auto" w:fill="D9D9D9"/>
+                <w:shd w:val="clear" w:color="auto" w:fill="A6A6A6"/>
               </w:rPr>
               <w:t>+⋯+</w:t>
             </w:r>
@@ -3610,7 +3610,7 @@
                 <w:szCs w:val="21"/>
                 <w:rFonts w:ascii="Times New Roman" w:hAnsi="Times New Roman" w:eastAsia="宋体" w:cs="Times New Roman"/>
                 <w:sz w:val="21"/>
-                <w:shd w:val="clear" w:color="auto" w:fill="D9D9D9"/>
+                <w:shd w:val="clear" w:color="auto" w:fill="A6A6A6"/>
               </w:rPr>
               <w:t>1/R</w:t>
             </w:r>
@@ -3621,7 +3621,7 @@
                 <w:vertAlign w:val="subscript"/>
                 <w:rFonts w:ascii="Times New Roman" w:hAnsi="Times New Roman" w:eastAsia="宋体" w:cs="Times New Roman"/>
                 <w:sz w:val="21"/>
-                <w:shd w:val="clear" w:color="auto" w:fill="D9D9D9"/>
+                <w:shd w:val="clear" w:color="auto" w:fill="A6A6A6"/>
               </w:rPr>
               <w:t>n</w:t>
             </w:r>
@@ -3766,7 +3766,7 @@
           <w:szCs w:val="21"/>
           <w:rFonts w:ascii="Times New Roman" w:hAnsi="Times New Roman" w:eastAsia="宋体" w:cs="Times New Roman"/>
           <w:sz w:val="21"/>
-          <w:shd w:val="clear" w:color="auto" w:fill="D9D9D9"/>
+          <w:shd w:val="clear" w:color="auto" w:fill="A6A6A6"/>
         </w:rPr>
         <w:t>R</w:t>
       </w:r>
@@ -3777,7 +3777,7 @@
           <w:vertAlign w:val="subscript"/>
           <w:rFonts w:ascii="Times New Roman" w:hAnsi="Times New Roman" w:eastAsia="宋体" w:cs="Times New Roman"/>
           <w:sz w:val="21"/>
-          <w:shd w:val="clear" w:color="auto" w:fill="D9D9D9"/>
+          <w:shd w:val="clear" w:color="auto" w:fill="A6A6A6"/>
         </w:rPr>
         <w:t>g</w:t>
       </w:r>
@@ -3794,7 +3794,7 @@
           <w:szCs w:val="21"/>
           <w:rFonts w:ascii="Times New Roman" w:hAnsi="Times New Roman" w:eastAsia="宋体" w:cs="Times New Roman"/>
           <w:sz w:val="21"/>
-          <w:shd w:val="clear" w:color="auto" w:fill="D9D9D9"/>
+          <w:shd w:val="clear" w:color="auto" w:fill="A6A6A6"/>
         </w:rPr>
         <w:t>表头</w:t>
       </w:r>
@@ -3812,7 +3812,7 @@
           <w:szCs w:val="21"/>
           <w:rFonts w:ascii="Times New Roman" w:hAnsi="Times New Roman" w:eastAsia="宋体" w:cs="Times New Roman"/>
           <w:sz w:val="21"/>
-          <w:shd w:val="clear" w:color="auto" w:fill="D9D9D9"/>
+          <w:shd w:val="clear" w:color="auto" w:fill="A6A6A6"/>
         </w:rPr>
         <w:t>I</w:t>
       </w:r>
@@ -3823,7 +3823,7 @@
           <w:vertAlign w:val="subscript"/>
           <w:rFonts w:ascii="Times New Roman" w:hAnsi="Times New Roman" w:eastAsia="宋体" w:cs="Times New Roman"/>
           <w:sz w:val="21"/>
-          <w:shd w:val="clear" w:color="auto" w:fill="D9D9D9"/>
+          <w:shd w:val="clear" w:color="auto" w:fill="A6A6A6"/>
         </w:rPr>
         <w:t>g</w:t>
       </w:r>
@@ -3840,7 +3840,7 @@
           <w:szCs w:val="21"/>
           <w:rFonts w:ascii="Times New Roman" w:hAnsi="Times New Roman" w:eastAsia="宋体" w:cs="Times New Roman"/>
           <w:sz w:val="21"/>
-          <w:shd w:val="clear" w:color="auto" w:fill="D9D9D9"/>
+          <w:shd w:val="clear" w:color="auto" w:fill="A6A6A6"/>
         </w:rPr>
         <w:t>最大刻度</w:t>
       </w:r>
@@ -3858,7 +3858,7 @@
           <w:szCs w:val="21"/>
           <w:rFonts w:ascii="Times New Roman" w:hAnsi="Times New Roman" w:eastAsia="宋体" w:cs="Times New Roman"/>
           <w:sz w:val="21"/>
-          <w:shd w:val="clear" w:color="auto" w:fill="D9D9D9"/>
+          <w:shd w:val="clear" w:color="auto" w:fill="A6A6A6"/>
         </w:rPr>
         <w:t>U</w:t>
       </w:r>
@@ -3869,7 +3869,7 @@
           <w:vertAlign w:val="subscript"/>
           <w:rFonts w:ascii="Times New Roman" w:hAnsi="Times New Roman" w:eastAsia="宋体" w:cs="Times New Roman"/>
           <w:sz w:val="21"/>
-          <w:shd w:val="clear" w:color="auto" w:fill="D9D9D9"/>
+          <w:shd w:val="clear" w:color="auto" w:fill="A6A6A6"/>
         </w:rPr>
         <w:t>g</w:t>
       </w:r>
@@ -3886,7 +3886,7 @@
           <w:szCs w:val="21"/>
           <w:rFonts w:ascii="Times New Roman" w:hAnsi="Times New Roman" w:eastAsia="宋体" w:cs="Times New Roman"/>
           <w:sz w:val="21"/>
-          <w:shd w:val="clear" w:color="auto" w:fill="D9D9D9"/>
+          <w:shd w:val="clear" w:color="auto" w:fill="A6A6A6"/>
         </w:rPr>
         <w:t>满偏电流</w:t>
       </w:r>
@@ -3904,7 +3904,7 @@
           <w:szCs w:val="21"/>
           <w:rFonts w:ascii="Times New Roman" w:hAnsi="Times New Roman" w:eastAsia="宋体" w:cs="Times New Roman"/>
           <w:sz w:val="21"/>
-          <w:shd w:val="clear" w:color="auto" w:fill="D9D9D9"/>
+          <w:shd w:val="clear" w:color="auto" w:fill="A6A6A6"/>
         </w:rPr>
         <w:t>U</w:t>
       </w:r>
@@ -3915,7 +3915,7 @@
           <w:vertAlign w:val="subscript"/>
           <w:rFonts w:ascii="Times New Roman" w:hAnsi="Times New Roman" w:eastAsia="宋体" w:cs="Times New Roman"/>
           <w:sz w:val="21"/>
-          <w:shd w:val="clear" w:color="auto" w:fill="D9D9D9"/>
+          <w:shd w:val="clear" w:color="auto" w:fill="A6A6A6"/>
         </w:rPr>
         <w:t>g</w:t>
       </w:r>
@@ -3924,7 +3924,7 @@
           <w:szCs w:val="21"/>
           <w:rFonts w:ascii="Times New Roman" w:hAnsi="Times New Roman" w:eastAsia="宋体" w:cs="Times New Roman"/>
           <w:sz w:val="21"/>
-          <w:shd w:val="clear" w:color="auto" w:fill="D9D9D9"/>
+          <w:shd w:val="clear" w:color="auto" w:fill="A6A6A6"/>
         </w:rPr>
         <w:t>=</w:t>
       </w:r>
@@ -3934,7 +3934,7 @@
           <w:szCs w:val="21"/>
           <w:rFonts w:ascii="Times New Roman" w:hAnsi="Times New Roman" w:eastAsia="宋体" w:cs="Times New Roman"/>
           <w:sz w:val="21"/>
-          <w:shd w:val="clear" w:color="auto" w:fill="D9D9D9"/>
+          <w:shd w:val="clear" w:color="auto" w:fill="A6A6A6"/>
         </w:rPr>
         <w:t>R</w:t>
       </w:r>
@@ -3944,7 +3944,7 @@
           <w:vertAlign w:val="subscript"/>
           <w:rFonts w:ascii="Times New Roman" w:hAnsi="Times New Roman" w:eastAsia="宋体" w:cs="Times New Roman"/>
           <w:sz w:val="21"/>
-          <w:shd w:val="clear" w:color="auto" w:fill="D9D9D9"/>
+          <w:shd w:val="clear" w:color="auto" w:fill="A6A6A6"/>
         </w:rPr>
         <w:t>g</w:t>
       </w:r>
@@ -3954,7 +3954,7 @@
           <w:szCs w:val="21"/>
           <w:rFonts w:ascii="Times New Roman" w:hAnsi="Times New Roman" w:eastAsia="宋体" w:cs="Times New Roman"/>
           <w:sz w:val="21"/>
-          <w:shd w:val="clear" w:color="auto" w:fill="D9D9D9"/>
+          <w:shd w:val="clear" w:color="auto" w:fill="A6A6A6"/>
         </w:rPr>
         <w:t>I</w:t>
       </w:r>
@@ -3964,7 +3964,7 @@
           <w:vertAlign w:val="subscript"/>
           <w:rFonts w:ascii="Times New Roman" w:hAnsi="Times New Roman" w:eastAsia="宋体" w:cs="Times New Roman"/>
           <w:sz w:val="21"/>
-          <w:shd w:val="clear" w:color="auto" w:fill="D9D9D9"/>
+          <w:shd w:val="clear" w:color="auto" w:fill="A6A6A6"/>
         </w:rPr>
         <w:t>g</w:t>
       </w:r>
@@ -3973,7 +3973,7 @@
           <w:szCs w:val="21"/>
           <w:rFonts w:ascii="Times New Roman" w:hAnsi="Times New Roman" w:eastAsia="宋体" w:cs="Times New Roman"/>
           <w:sz w:val="21"/>
-          <w:shd w:val="clear" w:color="auto" w:fill="D9D9D9"/>
+          <w:shd w:val="clear" w:color="auto" w:fill="A6A6A6"/>
         </w:rPr>
         <w:t>（或</w:t>
       </w:r>
@@ -3983,7 +3983,7 @@
           <w:szCs w:val="21"/>
           <w:rFonts w:ascii="Times New Roman" w:hAnsi="Times New Roman" w:eastAsia="宋体" w:cs="Times New Roman"/>
           <w:sz w:val="21"/>
-          <w:shd w:val="clear" w:color="auto" w:fill="D9D9D9"/>
+          <w:shd w:val="clear" w:color="auto" w:fill="A6A6A6"/>
         </w:rPr>
         <w:t>I</w:t>
       </w:r>
@@ -3993,7 +3993,7 @@
           <w:vertAlign w:val="subscript"/>
           <w:rFonts w:ascii="Times New Roman" w:hAnsi="Times New Roman" w:eastAsia="宋体" w:cs="Times New Roman"/>
           <w:sz w:val="21"/>
-          <w:shd w:val="clear" w:color="auto" w:fill="D9D9D9"/>
+          <w:shd w:val="clear" w:color="auto" w:fill="A6A6A6"/>
         </w:rPr>
         <w:t>g</w:t>
       </w:r>
@@ -4003,7 +4003,7 @@
           <w:szCs w:val="21"/>
           <w:rFonts w:ascii="Times New Roman" w:hAnsi="Times New Roman" w:eastAsia="宋体" w:cs="Times New Roman"/>
           <w:sz w:val="21"/>
-          <w:shd w:val="clear" w:color="auto" w:fill="D9D9D9"/>
+          <w:shd w:val="clear" w:color="auto" w:fill="A6A6A6"/>
         </w:rPr>
         <w:t>R</w:t>
       </w:r>
@@ -4013,7 +4013,7 @@
           <w:vertAlign w:val="subscript"/>
           <w:rFonts w:ascii="Times New Roman" w:hAnsi="Times New Roman" w:eastAsia="宋体" w:cs="Times New Roman"/>
           <w:sz w:val="21"/>
-          <w:shd w:val="clear" w:color="auto" w:fill="D9D9D9"/>
+          <w:shd w:val="clear" w:color="auto" w:fill="A6A6A6"/>
         </w:rPr>
         <w:t>g</w:t>
       </w:r>
@@ -4022,7 +4022,7 @@
           <w:szCs w:val="21"/>
           <w:rFonts w:ascii="Times New Roman" w:hAnsi="Times New Roman" w:eastAsia="宋体" w:cs="Times New Roman"/>
           <w:sz w:val="21"/>
-          <w:shd w:val="clear" w:color="auto" w:fill="D9D9D9"/>
+          <w:shd w:val="clear" w:color="auto" w:fill="A6A6A6"/>
         </w:rPr>
         <w:t>）</w:t>
       </w:r>
@@ -4105,7 +4105,7 @@
           <w:szCs w:val="21"/>
           <w:rFonts w:ascii="Times New Roman" w:hAnsi="Times New Roman" w:eastAsia="宋体" w:cs="Times New Roman"/>
           <w:sz w:val="21"/>
-          <w:shd w:val="clear" w:color="auto" w:fill="D9D9D9"/>
+          <w:shd w:val="clear" w:color="auto" w:fill="A6A6A6"/>
         </w:rPr>
         <w:t>串联</w:t>
       </w:r>
@@ -4122,7 +4122,7 @@
           <w:szCs w:val="21"/>
           <w:rFonts w:ascii="Times New Roman" w:hAnsi="Times New Roman" w:eastAsia="宋体" w:cs="Times New Roman"/>
           <w:sz w:val="21"/>
-          <w:shd w:val="clear" w:color="auto" w:fill="D9D9D9"/>
+          <w:shd w:val="clear" w:color="auto" w:fill="A6A6A6"/>
         </w:rPr>
         <w:t>大</w:t>
       </w:r>
@@ -4226,7 +4226,7 @@
           <w:szCs w:val="21"/>
           <w:rFonts w:ascii="Times New Roman" w:hAnsi="Times New Roman" w:eastAsia="宋体" w:cs="Times New Roman"/>
           <w:sz w:val="21"/>
-          <w:shd w:val="clear" w:color="auto" w:fill="D9D9D9"/>
+          <w:shd w:val="clear" w:color="auto" w:fill="A6A6A6"/>
         </w:rPr>
         <w:t>并联</w:t>
       </w:r>
@@ -4243,7 +4243,7 @@
           <w:szCs w:val="21"/>
           <w:rFonts w:ascii="Times New Roman" w:hAnsi="Times New Roman" w:eastAsia="宋体" w:cs="Times New Roman"/>
           <w:sz w:val="21"/>
-          <w:shd w:val="clear" w:color="auto" w:fill="D9D9D9"/>
+          <w:shd w:val="clear" w:color="auto" w:fill="A6A6A6"/>
         </w:rPr>
         <w:t>小</w:t>
       </w:r>
@@ -4827,7 +4827,7 @@
           <w:szCs w:val="21"/>
           <w:rFonts w:ascii="Times New Roman" w:hAnsi="Times New Roman" w:eastAsia="宋体" w:cs="Times New Roman"/>
           <w:sz w:val="21"/>
-          <w:shd w:val="clear" w:color="auto" w:fill="D9D9D9"/>
+          <w:shd w:val="clear" w:color="auto" w:fill="A6A6A6"/>
         </w:rPr>
         <w:t>指针定位螺丝</w:t>
       </w:r>
@@ -4844,7 +4844,7 @@
           <w:szCs w:val="21"/>
           <w:rFonts w:ascii="Times New Roman" w:hAnsi="Times New Roman" w:eastAsia="宋体" w:cs="Times New Roman"/>
           <w:sz w:val="21"/>
-          <w:shd w:val="clear" w:color="auto" w:fill="D9D9D9"/>
+          <w:shd w:val="clear" w:color="auto" w:fill="A6A6A6"/>
         </w:rPr>
         <w:t>左端</w:t>
       </w:r>
@@ -4921,7 +4921,7 @@
           <w:szCs w:val="21"/>
           <w:rFonts w:ascii="Times New Roman" w:hAnsi="Times New Roman" w:eastAsia="宋体" w:cs="Times New Roman"/>
           <w:sz w:val="21"/>
-          <w:shd w:val="clear" w:color="auto" w:fill="D9D9D9"/>
+          <w:shd w:val="clear" w:color="auto" w:fill="A6A6A6"/>
         </w:rPr>
         <w:t>选择开关</w:t>
       </w:r>
@@ -4954,7 +4954,7 @@
           <w:szCs w:val="21"/>
           <w:rFonts w:ascii="Times New Roman" w:hAnsi="Times New Roman" w:eastAsia="宋体" w:cs="Times New Roman"/>
           <w:sz w:val="21"/>
-          <w:shd w:val="clear" w:color="auto" w:fill="D9D9D9"/>
+          <w:shd w:val="clear" w:color="auto" w:fill="A6A6A6"/>
         </w:rPr>
         <w:t>OFF</w:t>
       </w:r>
@@ -5123,7 +5123,7 @@
           <w:szCs w:val="21"/>
           <w:rFonts w:ascii="Times New Roman" w:hAnsi="Times New Roman" w:eastAsia="宋体" w:cs="Times New Roman"/>
           <w:sz w:val="21"/>
-          <w:shd w:val="clear" w:color="auto" w:fill="D9D9D9"/>
+          <w:shd w:val="clear" w:color="auto" w:fill="A6A6A6"/>
         </w:rPr>
         <w:t>直流电压</w:t>
       </w:r>
@@ -5168,7 +5168,7 @@
           <w:szCs w:val="21"/>
           <w:rFonts w:ascii="Times New Roman" w:hAnsi="Times New Roman" w:eastAsia="宋体" w:cs="Times New Roman"/>
           <w:sz w:val="21"/>
-          <w:shd w:val="clear" w:color="auto" w:fill="D9D9D9"/>
+          <w:shd w:val="clear" w:color="auto" w:fill="A6A6A6"/>
         </w:rPr>
         <w:t>并联</w:t>
       </w:r>
@@ -5185,7 +5185,7 @@
           <w:szCs w:val="21"/>
           <w:rFonts w:ascii="Times New Roman" w:hAnsi="Times New Roman" w:eastAsia="宋体" w:cs="Times New Roman"/>
           <w:sz w:val="21"/>
-          <w:shd w:val="clear" w:color="auto" w:fill="D9D9D9"/>
+          <w:shd w:val="clear" w:color="auto" w:fill="A6A6A6"/>
         </w:rPr>
         <w:t>高</w:t>
       </w:r>
@@ -5230,7 +5230,7 @@
           <w:szCs w:val="21"/>
           <w:rFonts w:ascii="Times New Roman" w:hAnsi="Times New Roman" w:eastAsia="宋体" w:cs="Times New Roman"/>
           <w:sz w:val="21"/>
-          <w:shd w:val="clear" w:color="auto" w:fill="D9D9D9"/>
+          <w:shd w:val="clear" w:color="auto" w:fill="A6A6A6"/>
         </w:rPr>
         <w:t>最小</w:t>
       </w:r>
@@ -5362,7 +5362,7 @@
           <w:szCs w:val="21"/>
           <w:rFonts w:ascii="Times New Roman" w:hAnsi="Times New Roman" w:eastAsia="宋体" w:cs="Times New Roman"/>
           <w:sz w:val="21"/>
-          <w:shd w:val="clear" w:color="auto" w:fill="D9D9D9"/>
+          <w:shd w:val="clear" w:color="auto" w:fill="A6A6A6"/>
         </w:rPr>
         <w:t>直流电流</w:t>
       </w:r>
@@ -5407,7 +5407,7 @@
           <w:szCs w:val="21"/>
           <w:rFonts w:ascii="Times New Roman" w:hAnsi="Times New Roman" w:eastAsia="宋体" w:cs="Times New Roman"/>
           <w:sz w:val="21"/>
-          <w:shd w:val="clear" w:color="auto" w:fill="D9D9D9"/>
+          <w:shd w:val="clear" w:color="auto" w:fill="A6A6A6"/>
         </w:rPr>
         <w:t>串联</w:t>
       </w:r>
@@ -5424,7 +5424,7 @@
           <w:szCs w:val="21"/>
           <w:rFonts w:ascii="Times New Roman" w:hAnsi="Times New Roman" w:eastAsia="宋体" w:cs="Times New Roman"/>
           <w:sz w:val="21"/>
-          <w:shd w:val="clear" w:color="auto" w:fill="D9D9D9"/>
+          <w:shd w:val="clear" w:color="auto" w:fill="A6A6A6"/>
         </w:rPr>
         <w:t>红</w:t>
       </w:r>

--- a/高中物理/高中物理同步/人教版必修3 第11章 电路及其应用·知识清单（完成）.docx
+++ b/高中物理/高中物理同步/人教版必修3 第11章 电路及其应用·知识清单（完成）.docx
@@ -6206,7 +6206,7 @@
 <w:ftr xmlns:w="http://schemas.openxmlformats.org/wordprocessingml/2006/main">
   <w:p xmlns:w="http://schemas.openxmlformats.org/wordprocessingml/2006/main">
     <w:pPr>
-      <w:jc w:val="center"/>
+      <w:jc w:val="left"/>
     </w:pPr>
     <w:r>
       <w:rPr>

--- a/高中物理/高中物理同步/人教版必修3 第11章 电路及其应用·知识清单（完成）.docx
+++ b/高中物理/高中物理同步/人教版必修3 第11章 电路及其应用·知识清单（完成）.docx
@@ -6286,31 +6286,7 @@
         <w:sz w:val="21"/>
         <w:szCs w:val="21"/>
       </w:rPr>
-      <w:instrText xml:space="preserve"> NUMPAGES </w:instrText>
-    </w:r>
-    <w:r>
-      <w:rPr>
-        <w:rFonts w:ascii="Times New Roman" w:hAnsi="Times New Roman" w:eastAsia="宋体" w:cs="Times New Roman"/>
-        <w:sz w:val="21"/>
-        <w:szCs w:val="21"/>
-      </w:rPr>
-      <w:fldChar w:fldCharType="separate"/>
-    </w:r>
-    <w:r>
-      <w:rPr>
-        <w:rFonts w:ascii="Times New Roman" w:hAnsi="Times New Roman" w:eastAsia="宋体" w:cs="Times New Roman"/>
-        <w:sz w:val="21"/>
-        <w:szCs w:val="21"/>
-      </w:rPr>
       <w:t>5</w:t>
-    </w:r>
-    <w:r>
-      <w:rPr>
-        <w:rFonts w:ascii="Times New Roman" w:hAnsi="Times New Roman" w:eastAsia="宋体" w:cs="Times New Roman"/>
-        <w:sz w:val="21"/>
-        <w:szCs w:val="21"/>
-      </w:rPr>
-      <w:fldChar w:fldCharType="end"/>
     </w:r>
     <w:r>
       <w:rPr>

--- a/高中物理/高中物理同步/人教版必修3 第11章 电路及其应用·知识清单（完成）.docx
+++ b/高中物理/高中物理同步/人教版必修3 第11章 电路及其应用·知识清单（完成）.docx
@@ -88,7 +88,7 @@
           <w:szCs w:val="21"/>
           <w:rFonts w:ascii="Times New Roman" w:hAnsi="Times New Roman" w:eastAsia="宋体" w:cs="Times New Roman"/>
           <w:sz w:val="21"/>
-          <w:shd w:val="clear" w:color="auto" w:fill="A6A6A6"/>
+          <w:shd w:val="clear" w:color="auto" w:fill="C9C9C9"/>
         </w:rPr>
         <w:t>正极</w:t>
       </w:r>
@@ -105,7 +105,7 @@
           <w:szCs w:val="21"/>
           <w:rFonts w:ascii="Times New Roman" w:hAnsi="Times New Roman" w:eastAsia="宋体" w:cs="Times New Roman"/>
           <w:sz w:val="21"/>
-          <w:shd w:val="clear" w:color="auto" w:fill="A6A6A6"/>
+          <w:shd w:val="clear" w:color="auto" w:fill="C9C9C9"/>
         </w:rPr>
         <w:t>负极</w:t>
       </w:r>
@@ -160,7 +160,7 @@
           <w:szCs w:val="21"/>
           <w:rFonts w:ascii="Times New Roman" w:hAnsi="Times New Roman" w:eastAsia="宋体" w:cs="Times New Roman"/>
           <w:sz w:val="21"/>
-          <w:shd w:val="clear" w:color="auto" w:fill="A6A6A6"/>
+          <w:shd w:val="clear" w:color="auto" w:fill="C9C9C9"/>
         </w:rPr>
         <w:t>电势差</w:t>
       </w:r>
@@ -215,7 +215,7 @@
           <w:szCs w:val="21"/>
           <w:rFonts w:ascii="Times New Roman" w:hAnsi="Times New Roman" w:eastAsia="宋体" w:cs="Times New Roman"/>
           <w:sz w:val="21"/>
-          <w:shd w:val="clear" w:color="auto" w:fill="A6A6A6"/>
+          <w:shd w:val="clear" w:color="auto" w:fill="C9C9C9"/>
         </w:rPr>
         <w:t>大小</w:t>
       </w:r>
@@ -232,7 +232,7 @@
           <w:szCs w:val="21"/>
           <w:rFonts w:ascii="Times New Roman" w:hAnsi="Times New Roman" w:eastAsia="宋体" w:cs="Times New Roman"/>
           <w:sz w:val="21"/>
-          <w:shd w:val="clear" w:color="auto" w:fill="A6A6A6"/>
+          <w:shd w:val="clear" w:color="auto" w:fill="C9C9C9"/>
         </w:rPr>
         <w:t>方向</w:t>
       </w:r>
@@ -289,7 +289,7 @@
           </m:rPr>
           <w:rPr>
             <w:rFonts w:ascii="Times New Roman" w:hAnsi="Times New Roman" w:cs="Cambria Math"/>
-            <w:shd w:val="clear" w:color="auto" w:fill="A6A6A6"/>
+            <w:shd w:val="clear" w:color="auto" w:fill="C9C9C9"/>
           </w:rPr>
           <m:t>I</m:t>
         </m:r>
@@ -299,7 +299,7 @@
           </m:rPr>
           <w:rPr>
             <w:rFonts w:ascii="Times New Roman" w:hAnsi="Times New Roman" w:cs="Cambria Math"/>
-            <w:shd w:val="clear" w:color="auto" w:fill="A6A6A6"/>
+            <w:shd w:val="clear" w:color="auto" w:fill="C9C9C9"/>
           </w:rPr>
           <m:t>=</m:t>
         </m:r>
@@ -308,7 +308,7 @@
             <m:ctrlPr>
               <w:rPr>
                 <w:rFonts w:ascii="Times New Roman" w:hAnsi="Times New Roman"/>
-                <w:shd w:val="clear" w:color="auto" w:fill="A6A6A6"/>
+                <w:shd w:val="clear" w:color="auto" w:fill="C9C9C9"/>
               </w:rPr>
             </m:ctrlPr>
           </m:fPr>
@@ -349,7 +349,7 @@
           <w:szCs w:val="21"/>
           <w:rFonts w:ascii="Times New Roman" w:hAnsi="Times New Roman" w:eastAsia="宋体" w:cs="Times New Roman"/>
           <w:sz w:val="21"/>
-          <w:shd w:val="clear" w:color="auto" w:fill="A6A6A6"/>
+          <w:shd w:val="clear" w:color="auto" w:fill="C9C9C9"/>
         </w:rPr>
         <w:t>单位</w:t>
       </w:r>
@@ -366,7 +366,7 @@
           <w:szCs w:val="21"/>
           <w:rFonts w:ascii="Times New Roman" w:hAnsi="Times New Roman" w:eastAsia="宋体" w:cs="Times New Roman"/>
           <w:sz w:val="21"/>
-          <w:shd w:val="clear" w:color="auto" w:fill="A6A6A6"/>
+          <w:shd w:val="clear" w:color="auto" w:fill="C9C9C9"/>
         </w:rPr>
         <w:t>电荷量</w:t>
       </w:r>
@@ -458,7 +458,7 @@
           <w:szCs w:val="21"/>
           <w:rFonts w:ascii="Times New Roman" w:hAnsi="Times New Roman" w:eastAsia="宋体" w:cs="Times New Roman"/>
           <w:sz w:val="21"/>
-          <w:shd w:val="clear" w:color="auto" w:fill="A6A6A6"/>
+          <w:shd w:val="clear" w:color="auto" w:fill="C9C9C9"/>
         </w:rPr>
         <w:t>安培</w:t>
       </w:r>
@@ -475,7 +475,7 @@
           <w:szCs w:val="21"/>
           <w:rFonts w:ascii="Times New Roman" w:hAnsi="Times New Roman" w:eastAsia="宋体" w:cs="Times New Roman"/>
           <w:sz w:val="21"/>
-          <w:shd w:val="clear" w:color="auto" w:fill="A6A6A6"/>
+          <w:shd w:val="clear" w:color="auto" w:fill="C9C9C9"/>
         </w:rPr>
         <w:t>A</w:t>
       </w:r>
@@ -484,7 +484,7 @@
           <w:szCs w:val="21"/>
           <w:rFonts w:ascii="Times New Roman" w:hAnsi="Times New Roman" w:eastAsia="宋体" w:cs="Times New Roman"/>
           <w:sz w:val="21"/>
-          <w:shd w:val="clear" w:color="auto" w:fill="A6A6A6"/>
+          <w:shd w:val="clear" w:color="auto" w:fill="C9C9C9"/>
         </w:rPr>
         <w:t>。常用单位：毫安（</w:t>
       </w:r>
@@ -493,7 +493,7 @@
           <w:szCs w:val="21"/>
           <w:rFonts w:ascii="Times New Roman" w:hAnsi="Times New Roman" w:eastAsia="宋体" w:cs="Times New Roman"/>
           <w:sz w:val="21"/>
-          <w:shd w:val="clear" w:color="auto" w:fill="A6A6A6"/>
+          <w:shd w:val="clear" w:color="auto" w:fill="C9C9C9"/>
         </w:rPr>
         <w:t>mA</w:t>
       </w:r>
@@ -502,7 +502,7 @@
           <w:szCs w:val="21"/>
           <w:rFonts w:ascii="Times New Roman" w:hAnsi="Times New Roman" w:eastAsia="宋体" w:cs="Times New Roman"/>
           <w:sz w:val="21"/>
-          <w:shd w:val="clear" w:color="auto" w:fill="A6A6A6"/>
+          <w:shd w:val="clear" w:color="auto" w:fill="C9C9C9"/>
         </w:rPr>
         <w:t>）、微安（</w:t>
       </w:r>
@@ -511,7 +511,7 @@
           <w:szCs w:val="21"/>
           <w:rFonts w:ascii="Times New Roman" w:hAnsi="Times New Roman" w:eastAsia="宋体" w:cs="Times New Roman"/>
           <w:sz w:val="21"/>
-          <w:shd w:val="clear" w:color="auto" w:fill="A6A6A6"/>
+          <w:shd w:val="clear" w:color="auto" w:fill="C9C9C9"/>
         </w:rPr>
         <w:t>μA</w:t>
       </w:r>
@@ -528,7 +528,7 @@
           <w:szCs w:val="21"/>
           <w:rFonts w:ascii="Times New Roman" w:hAnsi="Times New Roman" w:eastAsia="宋体" w:cs="Times New Roman"/>
           <w:sz w:val="21"/>
-          <w:shd w:val="clear" w:color="auto" w:fill="A6A6A6"/>
+          <w:shd w:val="clear" w:color="auto" w:fill="C9C9C9"/>
         </w:rPr>
         <w:t>1A</w:t>
       </w:r>
@@ -537,7 +537,7 @@
           <w:szCs w:val="21"/>
           <w:rFonts w:ascii="Times New Roman" w:hAnsi="Times New Roman" w:eastAsia="宋体" w:cs="Times New Roman"/>
           <w:sz w:val="21"/>
-          <w:shd w:val="clear" w:color="auto" w:fill="A6A6A6"/>
+          <w:shd w:val="clear" w:color="auto" w:fill="C9C9C9"/>
         </w:rPr>
         <w:t>＝</w:t>
       </w:r>
@@ -546,7 +546,7 @@
           <w:szCs w:val="21"/>
           <w:rFonts w:ascii="Times New Roman" w:hAnsi="Times New Roman" w:eastAsia="宋体" w:cs="Times New Roman"/>
           <w:sz w:val="21"/>
-          <w:shd w:val="clear" w:color="auto" w:fill="A6A6A6"/>
+          <w:shd w:val="clear" w:color="auto" w:fill="C9C9C9"/>
         </w:rPr>
         <w:t>10³mA</w:t>
       </w:r>
@@ -555,7 +555,7 @@
           <w:szCs w:val="21"/>
           <w:rFonts w:ascii="Times New Roman" w:hAnsi="Times New Roman" w:eastAsia="宋体" w:cs="Times New Roman"/>
           <w:sz w:val="21"/>
-          <w:shd w:val="clear" w:color="auto" w:fill="A6A6A6"/>
+          <w:shd w:val="clear" w:color="auto" w:fill="C9C9C9"/>
         </w:rPr>
         <w:t>＝</w:t>
       </w:r>
@@ -564,7 +564,7 @@
           <w:szCs w:val="21"/>
           <w:rFonts w:ascii="Times New Roman" w:hAnsi="Times New Roman" w:eastAsia="宋体" w:cs="Times New Roman"/>
           <w:sz w:val="21"/>
-          <w:shd w:val="clear" w:color="auto" w:fill="A6A6A6"/>
+          <w:shd w:val="clear" w:color="auto" w:fill="C9C9C9"/>
         </w:rPr>
         <w:t>10⁶μA</w:t>
       </w:r>
@@ -619,7 +619,7 @@
           <w:szCs w:val="21"/>
           <w:rFonts w:ascii="Times New Roman" w:hAnsi="Times New Roman" w:eastAsia="宋体" w:cs="Times New Roman"/>
           <w:sz w:val="21"/>
-          <w:shd w:val="clear" w:color="auto" w:fill="A6A6A6"/>
+          <w:shd w:val="clear" w:color="auto" w:fill="C9C9C9"/>
         </w:rPr>
         <w:t>正电荷</w:t>
       </w:r>
@@ -636,7 +636,7 @@
           <w:szCs w:val="21"/>
           <w:rFonts w:ascii="Times New Roman" w:hAnsi="Times New Roman" w:eastAsia="宋体" w:cs="Times New Roman"/>
           <w:sz w:val="21"/>
-          <w:shd w:val="clear" w:color="auto" w:fill="A6A6A6"/>
+          <w:shd w:val="clear" w:color="auto" w:fill="C9C9C9"/>
         </w:rPr>
         <w:t>相反</w:t>
       </w:r>
@@ -777,7 +777,7 @@
           <w:szCs w:val="21"/>
           <w:rFonts w:ascii="Times New Roman" w:hAnsi="Times New Roman" w:eastAsia="宋体" w:cs="Times New Roman"/>
           <w:sz w:val="21"/>
-          <w:shd w:val="clear" w:color="auto" w:fill="A6A6A6"/>
+          <w:shd w:val="clear" w:color="auto" w:fill="C9C9C9"/>
         </w:rPr>
         <w:t>阻碍</w:t>
       </w:r>
@@ -866,7 +866,7 @@
           <w:szCs w:val="21"/>
           <w:rFonts w:ascii="Times New Roman" w:hAnsi="Times New Roman" w:eastAsia="宋体" w:cs="Times New Roman"/>
           <w:sz w:val="21"/>
-          <w:shd w:val="clear" w:color="auto" w:fill="A6A6A6"/>
+          <w:shd w:val="clear" w:color="auto" w:fill="C9C9C9"/>
         </w:rPr>
         <w:t>比值</w:t>
       </w:r>
@@ -923,7 +923,7 @@
           </m:rPr>
           <w:rPr>
             <w:rFonts w:ascii="Times New Roman" w:hAnsi="Times New Roman" w:cs="Cambria Math"/>
-            <w:shd w:val="clear" w:color="auto" w:fill="A6A6A6"/>
+            <w:shd w:val="clear" w:color="auto" w:fill="C9C9C9"/>
           </w:rPr>
           <m:t>R</m:t>
         </m:r>
@@ -933,7 +933,7 @@
           </m:rPr>
           <w:rPr>
             <w:rFonts w:ascii="Times New Roman" w:hAnsi="Times New Roman" w:cs="Cambria Math"/>
-            <w:shd w:val="clear" w:color="auto" w:fill="A6A6A6"/>
+            <w:shd w:val="clear" w:color="auto" w:fill="C9C9C9"/>
           </w:rPr>
           <m:t>＝</m:t>
         </m:r>
@@ -942,7 +942,7 @@
             <m:ctrlPr>
               <w:rPr>
                 <w:rFonts w:ascii="Times New Roman" w:hAnsi="Times New Roman"/>
-                <w:shd w:val="clear" w:color="auto" w:fill="A6A6A6"/>
+                <w:shd w:val="clear" w:color="auto" w:fill="C9C9C9"/>
               </w:rPr>
             </m:ctrlPr>
           </m:fPr>
@@ -1038,7 +1038,7 @@
           <w:szCs w:val="21"/>
           <w:rFonts w:ascii="Times New Roman" w:hAnsi="Times New Roman" w:eastAsia="宋体" w:cs="Times New Roman"/>
           <w:sz w:val="21"/>
-          <w:shd w:val="clear" w:color="auto" w:fill="A6A6A6"/>
+          <w:shd w:val="clear" w:color="auto" w:fill="C9C9C9"/>
         </w:rPr>
         <w:t>Ω</w:t>
       </w:r>
@@ -1047,7 +1047,7 @@
           <w:szCs w:val="21"/>
           <w:rFonts w:ascii="Times New Roman" w:hAnsi="Times New Roman" w:eastAsia="宋体" w:cs="Times New Roman"/>
           <w:sz w:val="21"/>
-          <w:shd w:val="clear" w:color="auto" w:fill="A6A6A6"/>
+          <w:shd w:val="clear" w:color="auto" w:fill="C9C9C9"/>
         </w:rPr>
         <w:t>），常用单位还有千欧（</w:t>
       </w:r>
@@ -1056,7 +1056,7 @@
           <w:szCs w:val="21"/>
           <w:rFonts w:ascii="Times New Roman" w:hAnsi="Times New Roman" w:eastAsia="宋体" w:cs="Times New Roman"/>
           <w:sz w:val="21"/>
-          <w:shd w:val="clear" w:color="auto" w:fill="A6A6A6"/>
+          <w:shd w:val="clear" w:color="auto" w:fill="C9C9C9"/>
         </w:rPr>
         <w:t>kΩ</w:t>
       </w:r>
@@ -1065,7 +1065,7 @@
           <w:szCs w:val="21"/>
           <w:rFonts w:ascii="Times New Roman" w:hAnsi="Times New Roman" w:eastAsia="宋体" w:cs="Times New Roman"/>
           <w:sz w:val="21"/>
-          <w:shd w:val="clear" w:color="auto" w:fill="A6A6A6"/>
+          <w:shd w:val="clear" w:color="auto" w:fill="C9C9C9"/>
         </w:rPr>
         <w:t>）、兆欧（</w:t>
       </w:r>
@@ -1074,7 +1074,7 @@
           <w:szCs w:val="21"/>
           <w:rFonts w:ascii="Times New Roman" w:hAnsi="Times New Roman" w:eastAsia="宋体" w:cs="Times New Roman"/>
           <w:sz w:val="21"/>
-          <w:shd w:val="clear" w:color="auto" w:fill="A6A6A6"/>
+          <w:shd w:val="clear" w:color="auto" w:fill="C9C9C9"/>
         </w:rPr>
         <w:t>MΩ</w:t>
       </w:r>
@@ -1083,7 +1083,7 @@
           <w:szCs w:val="21"/>
           <w:rFonts w:ascii="Times New Roman" w:hAnsi="Times New Roman" w:eastAsia="宋体" w:cs="Times New Roman"/>
           <w:sz w:val="21"/>
-          <w:shd w:val="clear" w:color="auto" w:fill="A6A6A6"/>
+          <w:shd w:val="clear" w:color="auto" w:fill="C9C9C9"/>
         </w:rPr>
         <w:t>）；</w:t>
       </w:r>
@@ -1092,7 +1092,7 @@
           <w:szCs w:val="21"/>
           <w:rFonts w:ascii="Times New Roman" w:hAnsi="Times New Roman" w:eastAsia="宋体" w:cs="Times New Roman"/>
           <w:sz w:val="21"/>
-          <w:shd w:val="clear" w:color="auto" w:fill="A6A6A6"/>
+          <w:shd w:val="clear" w:color="auto" w:fill="C9C9C9"/>
         </w:rPr>
         <w:t>1kΩ=10³Ω</w:t>
       </w:r>
@@ -1101,7 +1101,7 @@
           <w:szCs w:val="21"/>
           <w:rFonts w:ascii="Times New Roman" w:hAnsi="Times New Roman" w:eastAsia="宋体" w:cs="Times New Roman"/>
           <w:sz w:val="21"/>
-          <w:shd w:val="clear" w:color="auto" w:fill="A6A6A6"/>
+          <w:shd w:val="clear" w:color="auto" w:fill="C9C9C9"/>
         </w:rPr>
         <w:t>；</w:t>
       </w:r>
@@ -1110,7 +1110,7 @@
           <w:szCs w:val="21"/>
           <w:rFonts w:ascii="Times New Roman" w:hAnsi="Times New Roman" w:eastAsia="宋体" w:cs="Times New Roman"/>
           <w:sz w:val="21"/>
-          <w:shd w:val="clear" w:color="auto" w:fill="A6A6A6"/>
+          <w:shd w:val="clear" w:color="auto" w:fill="C9C9C9"/>
         </w:rPr>
         <w:t>1MΩ=10⁶Ω</w:t>
       </w:r>
@@ -1558,7 +1558,7 @@
           <w:szCs w:val="21"/>
           <w:rFonts w:ascii="Times New Roman" w:hAnsi="Times New Roman" w:eastAsia="宋体" w:cs="Times New Roman"/>
           <w:sz w:val="21"/>
-          <w:shd w:val="clear" w:color="auto" w:fill="A6A6A6"/>
+          <w:shd w:val="clear" w:color="auto" w:fill="C9C9C9"/>
         </w:rPr>
         <w:t>长度</w:t>
       </w:r>
@@ -1567,7 +1567,7 @@
           <w:szCs w:val="21"/>
           <w:rFonts w:ascii="Times New Roman" w:hAnsi="Times New Roman" w:eastAsia="宋体" w:cs="Times New Roman"/>
           <w:sz w:val="21"/>
-          <w:shd w:val="clear" w:color="auto" w:fill="A6A6A6"/>
+          <w:shd w:val="clear" w:color="auto" w:fill="C9C9C9"/>
         </w:rPr>
         <w:t>l</w:t>
       </w:r>
@@ -1584,7 +1584,7 @@
           <w:szCs w:val="21"/>
           <w:rFonts w:ascii="Times New Roman" w:hAnsi="Times New Roman" w:eastAsia="宋体" w:cs="Times New Roman"/>
           <w:sz w:val="21"/>
-          <w:shd w:val="clear" w:color="auto" w:fill="A6A6A6"/>
+          <w:shd w:val="clear" w:color="auto" w:fill="C9C9C9"/>
         </w:rPr>
         <w:t>横截面积</w:t>
       </w:r>
@@ -1593,7 +1593,7 @@
           <w:szCs w:val="21"/>
           <w:rFonts w:ascii="Times New Roman" w:hAnsi="Times New Roman" w:eastAsia="宋体" w:cs="Times New Roman"/>
           <w:sz w:val="21"/>
-          <w:shd w:val="clear" w:color="auto" w:fill="A6A6A6"/>
+          <w:shd w:val="clear" w:color="auto" w:fill="C9C9C9"/>
         </w:rPr>
         <w:t>S</w:t>
       </w:r>
@@ -1610,7 +1610,7 @@
           <w:szCs w:val="21"/>
           <w:rFonts w:ascii="Times New Roman" w:hAnsi="Times New Roman" w:eastAsia="宋体" w:cs="Times New Roman"/>
           <w:sz w:val="21"/>
-          <w:shd w:val="clear" w:color="auto" w:fill="A6A6A6"/>
+          <w:shd w:val="clear" w:color="auto" w:fill="C9C9C9"/>
         </w:rPr>
         <w:t>材料</w:t>
       </w:r>
@@ -1657,7 +1657,7 @@
           </m:rPr>
           <w:rPr>
             <w:rFonts w:ascii="Times New Roman" w:hAnsi="Times New Roman" w:cs="Cambria Math"/>
-            <w:shd w:val="clear" w:color="auto" w:fill="A6A6A6"/>
+            <w:shd w:val="clear" w:color="auto" w:fill="C9C9C9"/>
           </w:rPr>
           <m:t>R</m:t>
         </m:r>
@@ -1667,7 +1667,7 @@
           </m:rPr>
           <w:rPr>
             <w:rFonts w:ascii="Times New Roman" w:hAnsi="Times New Roman" w:cs="Cambria Math"/>
-            <w:shd w:val="clear" w:color="auto" w:fill="A6A6A6"/>
+            <w:shd w:val="clear" w:color="auto" w:fill="C9C9C9"/>
           </w:rPr>
           <m:t>=</m:t>
         </m:r>
@@ -1677,7 +1677,7 @@
           </m:rPr>
           <w:rPr>
             <w:rFonts w:ascii="Times New Roman" w:hAnsi="Times New Roman" w:cs="Cambria Math"/>
-            <w:shd w:val="clear" w:color="auto" w:fill="A6A6A6"/>
+            <w:shd w:val="clear" w:color="auto" w:fill="C9C9C9"/>
           </w:rPr>
           <m:t>ρ</m:t>
         </m:r>
@@ -1686,7 +1686,7 @@
             <m:ctrlPr>
               <w:rPr>
                 <w:rFonts w:ascii="Times New Roman" w:hAnsi="Times New Roman"/>
-                <w:shd w:val="clear" w:color="auto" w:fill="A6A6A6"/>
+                <w:shd w:val="clear" w:color="auto" w:fill="C9C9C9"/>
               </w:rPr>
             </m:ctrlPr>
           </m:fPr>
@@ -1761,7 +1761,7 @@
           <w:szCs w:val="21"/>
           <w:rFonts w:ascii="Times New Roman" w:hAnsi="Times New Roman" w:eastAsia="宋体" w:cs="Times New Roman"/>
           <w:sz w:val="21"/>
-          <w:shd w:val="clear" w:color="auto" w:fill="A6A6A6"/>
+          <w:shd w:val="clear" w:color="auto" w:fill="C9C9C9"/>
         </w:rPr>
         <w:t>电阻率</w:t>
       </w:r>
@@ -1844,7 +1844,7 @@
           <w:szCs w:val="21"/>
           <w:rFonts w:ascii="Times New Roman" w:hAnsi="Times New Roman" w:eastAsia="宋体" w:cs="Times New Roman"/>
           <w:sz w:val="21"/>
-          <w:shd w:val="clear" w:color="auto" w:fill="A6A6A6"/>
+          <w:shd w:val="clear" w:color="auto" w:fill="C9C9C9"/>
         </w:rPr>
         <w:t>导电</w:t>
       </w:r>
@@ -1917,7 +1917,7 @@
           <w:szCs w:val="21"/>
           <w:rFonts w:ascii="Times New Roman" w:hAnsi="Times New Roman" w:eastAsia="宋体" w:cs="Times New Roman"/>
           <w:sz w:val="21"/>
-          <w:shd w:val="clear" w:color="auto" w:fill="A6A6A6"/>
+          <w:shd w:val="clear" w:color="auto" w:fill="C9C9C9"/>
         </w:rPr>
         <w:t>增大</w:t>
       </w:r>
@@ -1934,7 +1934,7 @@
           <w:szCs w:val="21"/>
           <w:rFonts w:ascii="Times New Roman" w:hAnsi="Times New Roman" w:eastAsia="宋体" w:cs="Times New Roman"/>
           <w:sz w:val="21"/>
-          <w:shd w:val="clear" w:color="auto" w:fill="A6A6A6"/>
+          <w:shd w:val="clear" w:color="auto" w:fill="C9C9C9"/>
         </w:rPr>
         <w:t>电阻温度计</w:t>
       </w:r>
@@ -1979,7 +1979,7 @@
           <w:szCs w:val="21"/>
           <w:rFonts w:ascii="Times New Roman" w:hAnsi="Times New Roman" w:eastAsia="宋体" w:cs="Times New Roman"/>
           <w:sz w:val="21"/>
-          <w:shd w:val="clear" w:color="auto" w:fill="A6A6A6"/>
+          <w:shd w:val="clear" w:color="auto" w:fill="C9C9C9"/>
         </w:rPr>
         <w:t>减小</w:t>
       </w:r>
@@ -1996,7 +1996,7 @@
           <w:szCs w:val="21"/>
           <w:rFonts w:ascii="Times New Roman" w:hAnsi="Times New Roman" w:eastAsia="宋体" w:cs="Times New Roman"/>
           <w:sz w:val="21"/>
-          <w:shd w:val="clear" w:color="auto" w:fill="A6A6A6"/>
+          <w:shd w:val="clear" w:color="auto" w:fill="C9C9C9"/>
         </w:rPr>
         <w:t>热敏电阻</w:t>
       </w:r>
@@ -2041,7 +2041,7 @@
           <w:szCs w:val="21"/>
           <w:rFonts w:ascii="Times New Roman" w:hAnsi="Times New Roman" w:eastAsia="宋体" w:cs="Times New Roman"/>
           <w:sz w:val="21"/>
-          <w:shd w:val="clear" w:color="auto" w:fill="A6A6A6"/>
+          <w:shd w:val="clear" w:color="auto" w:fill="C9C9C9"/>
         </w:rPr>
         <w:t>标准电阻</w:t>
       </w:r>
@@ -2086,7 +2086,7 @@
           <w:szCs w:val="21"/>
           <w:rFonts w:ascii="Times New Roman" w:hAnsi="Times New Roman" w:eastAsia="宋体" w:cs="Times New Roman"/>
           <w:sz w:val="21"/>
-          <w:shd w:val="clear" w:color="auto" w:fill="A6A6A6"/>
+          <w:shd w:val="clear" w:color="auto" w:fill="C9C9C9"/>
         </w:rPr>
         <w:t>超导现象</w:t>
       </w:r>
@@ -2195,7 +2195,7 @@
           <w:szCs w:val="21"/>
           <w:rFonts w:ascii="Times New Roman" w:hAnsi="Times New Roman" w:eastAsia="宋体" w:cs="Times New Roman"/>
           <w:sz w:val="21"/>
-          <w:shd w:val="clear" w:color="auto" w:fill="A6A6A6"/>
+          <w:shd w:val="clear" w:color="auto" w:fill="C9C9C9"/>
         </w:rPr>
         <w:t>依次首尾</w:t>
       </w:r>
@@ -2308,7 +2308,7 @@
           <w:szCs w:val="21"/>
           <w:rFonts w:ascii="Times New Roman" w:hAnsi="Times New Roman" w:eastAsia="宋体" w:cs="Times New Roman"/>
           <w:sz w:val="21"/>
-          <w:shd w:val="clear" w:color="auto" w:fill="A6A6A6"/>
+          <w:shd w:val="clear" w:color="auto" w:fill="C9C9C9"/>
         </w:rPr>
         <w:t>连在一起</w:t>
       </w:r>
@@ -2325,7 +2325,7 @@
           <w:szCs w:val="21"/>
           <w:rFonts w:ascii="Times New Roman" w:hAnsi="Times New Roman" w:eastAsia="宋体" w:cs="Times New Roman"/>
           <w:sz w:val="21"/>
-          <w:shd w:val="clear" w:color="auto" w:fill="A6A6A6"/>
+          <w:shd w:val="clear" w:color="auto" w:fill="C9C9C9"/>
         </w:rPr>
         <w:t>连在一起</w:t>
       </w:r>
@@ -2579,7 +2579,7 @@
                 <w:szCs w:val="21"/>
                 <w:rFonts w:ascii="Times New Roman" w:hAnsi="Times New Roman" w:eastAsia="宋体" w:cs="Times New Roman"/>
                 <w:sz w:val="21"/>
-                <w:shd w:val="clear" w:color="auto" w:fill="A6A6A6"/>
+                <w:shd w:val="clear" w:color="auto" w:fill="C9C9C9"/>
               </w:rPr>
               <w:t>相等</w:t>
             </w:r>
@@ -2614,7 +2614,7 @@
                 <w:szCs w:val="21"/>
                 <w:rFonts w:ascii="Times New Roman" w:hAnsi="Times New Roman" w:eastAsia="宋体" w:cs="Times New Roman"/>
                 <w:sz w:val="21"/>
-                <w:shd w:val="clear" w:color="auto" w:fill="A6A6A6"/>
+                <w:shd w:val="clear" w:color="auto" w:fill="C9C9C9"/>
               </w:rPr>
               <w:t>I</w:t>
             </w:r>
@@ -2625,7 +2625,7 @@
                 <w:vertAlign w:val="subscript"/>
                 <w:rFonts w:ascii="Times New Roman" w:hAnsi="Times New Roman" w:eastAsia="宋体" w:cs="Times New Roman"/>
                 <w:sz w:val="21"/>
-                <w:shd w:val="clear" w:color="auto" w:fill="A6A6A6"/>
+                <w:shd w:val="clear" w:color="auto" w:fill="C9C9C9"/>
               </w:rPr>
               <w:t>1</w:t>
             </w:r>
@@ -2634,7 +2634,7 @@
                 <w:szCs w:val="21"/>
                 <w:rFonts w:ascii="Times New Roman" w:hAnsi="Times New Roman" w:eastAsia="宋体" w:cs="Times New Roman"/>
                 <w:sz w:val="21"/>
-                <w:shd w:val="clear" w:color="auto" w:fill="A6A6A6"/>
+                <w:shd w:val="clear" w:color="auto" w:fill="C9C9C9"/>
               </w:rPr>
               <w:t>＝</w:t>
             </w:r>
@@ -2644,7 +2644,7 @@
                 <w:szCs w:val="21"/>
                 <w:rFonts w:ascii="Times New Roman" w:hAnsi="Times New Roman" w:eastAsia="宋体" w:cs="Times New Roman"/>
                 <w:sz w:val="21"/>
-                <w:shd w:val="clear" w:color="auto" w:fill="A6A6A6"/>
+                <w:shd w:val="clear" w:color="auto" w:fill="C9C9C9"/>
               </w:rPr>
               <w:t>I</w:t>
             </w:r>
@@ -2655,7 +2655,7 @@
                 <w:vertAlign w:val="subscript"/>
                 <w:rFonts w:ascii="Times New Roman" w:hAnsi="Times New Roman" w:eastAsia="宋体" w:cs="Times New Roman"/>
                 <w:sz w:val="21"/>
-                <w:shd w:val="clear" w:color="auto" w:fill="A6A6A6"/>
+                <w:shd w:val="clear" w:color="auto" w:fill="C9C9C9"/>
               </w:rPr>
               <w:t>2</w:t>
             </w:r>
@@ -2664,7 +2664,7 @@
                 <w:szCs w:val="21"/>
                 <w:rFonts w:ascii="Times New Roman" w:hAnsi="Times New Roman" w:eastAsia="宋体" w:cs="Times New Roman"/>
                 <w:sz w:val="21"/>
-                <w:shd w:val="clear" w:color="auto" w:fill="A6A6A6"/>
+                <w:shd w:val="clear" w:color="auto" w:fill="C9C9C9"/>
               </w:rPr>
               <w:t>＝</w:t>
             </w:r>
@@ -2675,7 +2675,7 @@
                 </m:rPr>
                 <w:rPr>
                   <w:rFonts w:ascii="Times New Roman" w:hAnsi="Times New Roman" w:cs="Cambria Math"/>
-                  <w:shd w:val="clear" w:color="auto" w:fill="A6A6A6"/>
+                  <w:shd w:val="clear" w:color="auto" w:fill="C9C9C9"/>
                 </w:rPr>
                 <m:t>⋅⋅⋅</m:t>
               </m:r>
@@ -2685,7 +2685,7 @@
                 <w:szCs w:val="21"/>
                 <w:rFonts w:ascii="Times New Roman" w:hAnsi="Times New Roman" w:eastAsia="宋体" w:cs="Times New Roman"/>
                 <w:sz w:val="21"/>
-                <w:shd w:val="clear" w:color="auto" w:fill="A6A6A6"/>
+                <w:shd w:val="clear" w:color="auto" w:fill="C9C9C9"/>
               </w:rPr>
               <w:t>＝</w:t>
             </w:r>
@@ -2695,7 +2695,7 @@
                 <w:szCs w:val="21"/>
                 <w:rFonts w:ascii="Times New Roman" w:hAnsi="Times New Roman" w:eastAsia="宋体" w:cs="Times New Roman"/>
                 <w:sz w:val="21"/>
-                <w:shd w:val="clear" w:color="auto" w:fill="A6A6A6"/>
+                <w:shd w:val="clear" w:color="auto" w:fill="C9C9C9"/>
               </w:rPr>
               <w:t>I</w:t>
             </w:r>
@@ -2706,7 +2706,7 @@
                 <w:vertAlign w:val="subscript"/>
                 <w:rFonts w:ascii="Times New Roman" w:hAnsi="Times New Roman" w:eastAsia="宋体" w:cs="Times New Roman"/>
                 <w:sz w:val="21"/>
-                <w:shd w:val="clear" w:color="auto" w:fill="A6A6A6"/>
+                <w:shd w:val="clear" w:color="auto" w:fill="C9C9C9"/>
               </w:rPr>
               <w:t>n</w:t>
             </w:r>
@@ -2750,7 +2750,7 @@
                 <w:szCs w:val="21"/>
                 <w:rFonts w:ascii="Times New Roman" w:hAnsi="Times New Roman" w:eastAsia="宋体" w:cs="Times New Roman"/>
                 <w:sz w:val="21"/>
-                <w:shd w:val="clear" w:color="auto" w:fill="A6A6A6"/>
+                <w:shd w:val="clear" w:color="auto" w:fill="C9C9C9"/>
               </w:rPr>
               <w:t>之和</w:t>
             </w:r>
@@ -2785,7 +2785,7 @@
                 <w:szCs w:val="21"/>
                 <w:rFonts w:ascii="Times New Roman" w:hAnsi="Times New Roman" w:eastAsia="宋体" w:cs="Times New Roman"/>
                 <w:sz w:val="21"/>
-                <w:shd w:val="clear" w:color="auto" w:fill="A6A6A6"/>
+                <w:shd w:val="clear" w:color="auto" w:fill="C9C9C9"/>
               </w:rPr>
               <w:t>I</w:t>
             </w:r>
@@ -2796,7 +2796,7 @@
                 <w:vertAlign w:val="subscript"/>
                 <w:rFonts w:ascii="Times New Roman" w:hAnsi="Times New Roman" w:eastAsia="宋体" w:cs="Times New Roman"/>
                 <w:sz w:val="21"/>
-                <w:shd w:val="clear" w:color="auto" w:fill="A6A6A6"/>
+                <w:shd w:val="clear" w:color="auto" w:fill="C9C9C9"/>
               </w:rPr>
               <w:t>1</w:t>
             </w:r>
@@ -2805,7 +2805,7 @@
                 <w:szCs w:val="21"/>
                 <w:rFonts w:ascii="Times New Roman" w:hAnsi="Times New Roman" w:eastAsia="宋体" w:cs="Times New Roman"/>
                 <w:sz w:val="21"/>
-                <w:shd w:val="clear" w:color="auto" w:fill="A6A6A6"/>
+                <w:shd w:val="clear" w:color="auto" w:fill="C9C9C9"/>
               </w:rPr>
               <w:t>＋</w:t>
             </w:r>
@@ -2815,7 +2815,7 @@
                 <w:szCs w:val="21"/>
                 <w:rFonts w:ascii="Times New Roman" w:hAnsi="Times New Roman" w:eastAsia="宋体" w:cs="Times New Roman"/>
                 <w:sz w:val="21"/>
-                <w:shd w:val="clear" w:color="auto" w:fill="A6A6A6"/>
+                <w:shd w:val="clear" w:color="auto" w:fill="C9C9C9"/>
               </w:rPr>
               <w:t>I</w:t>
             </w:r>
@@ -2826,7 +2826,7 @@
                 <w:vertAlign w:val="subscript"/>
                 <w:rFonts w:ascii="Times New Roman" w:hAnsi="Times New Roman" w:eastAsia="宋体" w:cs="Times New Roman"/>
                 <w:sz w:val="21"/>
-                <w:shd w:val="clear" w:color="auto" w:fill="A6A6A6"/>
+                <w:shd w:val="clear" w:color="auto" w:fill="C9C9C9"/>
               </w:rPr>
               <w:t>2</w:t>
             </w:r>
@@ -2835,7 +2835,7 @@
                 <w:szCs w:val="21"/>
                 <w:rFonts w:ascii="Times New Roman" w:hAnsi="Times New Roman" w:eastAsia="宋体" w:cs="Times New Roman"/>
                 <w:sz w:val="21"/>
-                <w:shd w:val="clear" w:color="auto" w:fill="A6A6A6"/>
+                <w:shd w:val="clear" w:color="auto" w:fill="C9C9C9"/>
               </w:rPr>
               <w:t>＋</w:t>
             </w:r>
@@ -2846,7 +2846,7 @@
                 </m:rPr>
                 <w:rPr>
                   <w:rFonts w:ascii="Times New Roman" w:hAnsi="Times New Roman" w:cs="Cambria Math"/>
-                  <w:shd w:val="clear" w:color="auto" w:fill="A6A6A6"/>
+                  <w:shd w:val="clear" w:color="auto" w:fill="C9C9C9"/>
                 </w:rPr>
                 <m:t>⋅⋅⋅</m:t>
               </m:r>
@@ -2856,7 +2856,7 @@
                 <w:szCs w:val="21"/>
                 <w:rFonts w:ascii="Times New Roman" w:hAnsi="Times New Roman" w:eastAsia="宋体" w:cs="Times New Roman"/>
                 <w:sz w:val="21"/>
-                <w:shd w:val="clear" w:color="auto" w:fill="A6A6A6"/>
+                <w:shd w:val="clear" w:color="auto" w:fill="C9C9C9"/>
               </w:rPr>
               <w:t>＋</w:t>
             </w:r>
@@ -2866,7 +2866,7 @@
                 <w:szCs w:val="21"/>
                 <w:rFonts w:ascii="Times New Roman" w:hAnsi="Times New Roman" w:eastAsia="宋体" w:cs="Times New Roman"/>
                 <w:sz w:val="21"/>
-                <w:shd w:val="clear" w:color="auto" w:fill="A6A6A6"/>
+                <w:shd w:val="clear" w:color="auto" w:fill="C9C9C9"/>
               </w:rPr>
               <w:t>I</w:t>
             </w:r>
@@ -2877,7 +2877,7 @@
                 <w:vertAlign w:val="subscript"/>
                 <w:rFonts w:ascii="Times New Roman" w:hAnsi="Times New Roman" w:eastAsia="宋体" w:cs="Times New Roman"/>
                 <w:sz w:val="21"/>
-                <w:shd w:val="clear" w:color="auto" w:fill="A6A6A6"/>
+                <w:shd w:val="clear" w:color="auto" w:fill="C9C9C9"/>
               </w:rPr>
               <w:t>n</w:t>
             </w:r>
@@ -2961,7 +2961,7 @@
                 <w:szCs w:val="21"/>
                 <w:rFonts w:ascii="Times New Roman" w:hAnsi="Times New Roman" w:eastAsia="宋体" w:cs="Times New Roman"/>
                 <w:sz w:val="21"/>
-                <w:shd w:val="clear" w:color="auto" w:fill="A6A6A6"/>
+                <w:shd w:val="clear" w:color="auto" w:fill="C9C9C9"/>
               </w:rPr>
               <w:t>之和</w:t>
             </w:r>
@@ -2996,7 +2996,7 @@
                 <w:szCs w:val="21"/>
                 <w:rFonts w:ascii="Times New Roman" w:hAnsi="Times New Roman" w:eastAsia="宋体" w:cs="Times New Roman"/>
                 <w:sz w:val="21"/>
-                <w:shd w:val="clear" w:color="auto" w:fill="A6A6A6"/>
+                <w:shd w:val="clear" w:color="auto" w:fill="C9C9C9"/>
               </w:rPr>
               <w:t>U</w:t>
             </w:r>
@@ -3007,7 +3007,7 @@
                 <w:vertAlign w:val="subscript"/>
                 <w:rFonts w:ascii="Times New Roman" w:hAnsi="Times New Roman" w:eastAsia="宋体" w:cs="Times New Roman"/>
                 <w:sz w:val="21"/>
-                <w:shd w:val="clear" w:color="auto" w:fill="A6A6A6"/>
+                <w:shd w:val="clear" w:color="auto" w:fill="C9C9C9"/>
               </w:rPr>
               <w:t>1</w:t>
             </w:r>
@@ -3016,7 +3016,7 @@
                 <w:szCs w:val="21"/>
                 <w:rFonts w:ascii="Times New Roman" w:hAnsi="Times New Roman" w:eastAsia="宋体" w:cs="Times New Roman"/>
                 <w:sz w:val="21"/>
-                <w:shd w:val="clear" w:color="auto" w:fill="A6A6A6"/>
+                <w:shd w:val="clear" w:color="auto" w:fill="C9C9C9"/>
               </w:rPr>
               <w:t>＋</w:t>
             </w:r>
@@ -3026,7 +3026,7 @@
                 <w:szCs w:val="21"/>
                 <w:rFonts w:ascii="Times New Roman" w:hAnsi="Times New Roman" w:eastAsia="宋体" w:cs="Times New Roman"/>
                 <w:sz w:val="21"/>
-                <w:shd w:val="clear" w:color="auto" w:fill="A6A6A6"/>
+                <w:shd w:val="clear" w:color="auto" w:fill="C9C9C9"/>
               </w:rPr>
               <w:t>U</w:t>
             </w:r>
@@ -3037,7 +3037,7 @@
                 <w:vertAlign w:val="subscript"/>
                 <w:rFonts w:ascii="Times New Roman" w:hAnsi="Times New Roman" w:eastAsia="宋体" w:cs="Times New Roman"/>
                 <w:sz w:val="21"/>
-                <w:shd w:val="clear" w:color="auto" w:fill="A6A6A6"/>
+                <w:shd w:val="clear" w:color="auto" w:fill="C9C9C9"/>
               </w:rPr>
               <w:t>2</w:t>
             </w:r>
@@ -3046,7 +3046,7 @@
                 <w:szCs w:val="21"/>
                 <w:rFonts w:ascii="Times New Roman" w:hAnsi="Times New Roman" w:eastAsia="宋体" w:cs="Times New Roman"/>
                 <w:sz w:val="21"/>
-                <w:shd w:val="clear" w:color="auto" w:fill="A6A6A6"/>
+                <w:shd w:val="clear" w:color="auto" w:fill="C9C9C9"/>
               </w:rPr>
               <w:t>＋</w:t>
             </w:r>
@@ -3057,7 +3057,7 @@
                 </m:rPr>
                 <w:rPr>
                   <w:rFonts w:ascii="Times New Roman" w:hAnsi="Times New Roman" w:cs="Cambria Math"/>
-                  <w:shd w:val="clear" w:color="auto" w:fill="A6A6A6"/>
+                  <w:shd w:val="clear" w:color="auto" w:fill="C9C9C9"/>
                 </w:rPr>
                 <m:t>⋅⋅⋅</m:t>
               </m:r>
@@ -3067,7 +3067,7 @@
                 <w:szCs w:val="21"/>
                 <w:rFonts w:ascii="Times New Roman" w:hAnsi="Times New Roman" w:eastAsia="宋体" w:cs="Times New Roman"/>
                 <w:sz w:val="21"/>
-                <w:shd w:val="clear" w:color="auto" w:fill="A6A6A6"/>
+                <w:shd w:val="clear" w:color="auto" w:fill="C9C9C9"/>
               </w:rPr>
               <w:t>＋</w:t>
             </w:r>
@@ -3077,7 +3077,7 @@
                 <w:szCs w:val="21"/>
                 <w:rFonts w:ascii="Times New Roman" w:hAnsi="Times New Roman" w:eastAsia="宋体" w:cs="Times New Roman"/>
                 <w:sz w:val="21"/>
-                <w:shd w:val="clear" w:color="auto" w:fill="A6A6A6"/>
+                <w:shd w:val="clear" w:color="auto" w:fill="C9C9C9"/>
               </w:rPr>
               <w:t>U</w:t>
             </w:r>
@@ -3088,7 +3088,7 @@
                 <w:vertAlign w:val="subscript"/>
                 <w:rFonts w:ascii="Times New Roman" w:hAnsi="Times New Roman" w:eastAsia="宋体" w:cs="Times New Roman"/>
                 <w:sz w:val="21"/>
-                <w:shd w:val="clear" w:color="auto" w:fill="A6A6A6"/>
+                <w:shd w:val="clear" w:color="auto" w:fill="C9C9C9"/>
               </w:rPr>
               <w:t>n</w:t>
             </w:r>
@@ -3132,7 +3132,7 @@
                 <w:szCs w:val="21"/>
                 <w:rFonts w:ascii="Times New Roman" w:hAnsi="Times New Roman" w:eastAsia="宋体" w:cs="Times New Roman"/>
                 <w:sz w:val="21"/>
-                <w:shd w:val="clear" w:color="auto" w:fill="A6A6A6"/>
+                <w:shd w:val="clear" w:color="auto" w:fill="C9C9C9"/>
               </w:rPr>
               <w:t>相等</w:t>
             </w:r>
@@ -3167,7 +3167,7 @@
                 <w:szCs w:val="21"/>
                 <w:rFonts w:ascii="Times New Roman" w:hAnsi="Times New Roman" w:eastAsia="宋体" w:cs="Times New Roman"/>
                 <w:sz w:val="21"/>
-                <w:shd w:val="clear" w:color="auto" w:fill="A6A6A6"/>
+                <w:shd w:val="clear" w:color="auto" w:fill="C9C9C9"/>
               </w:rPr>
               <w:t>U</w:t>
             </w:r>
@@ -3178,7 +3178,7 @@
                 <w:vertAlign w:val="subscript"/>
                 <w:rFonts w:ascii="Times New Roman" w:hAnsi="Times New Roman" w:eastAsia="宋体" w:cs="Times New Roman"/>
                 <w:sz w:val="21"/>
-                <w:shd w:val="clear" w:color="auto" w:fill="A6A6A6"/>
+                <w:shd w:val="clear" w:color="auto" w:fill="C9C9C9"/>
               </w:rPr>
               <w:t>1</w:t>
             </w:r>
@@ -3187,7 +3187,7 @@
                 <w:szCs w:val="21"/>
                 <w:rFonts w:ascii="Times New Roman" w:hAnsi="Times New Roman" w:eastAsia="宋体" w:cs="Times New Roman"/>
                 <w:sz w:val="21"/>
-                <w:shd w:val="clear" w:color="auto" w:fill="A6A6A6"/>
+                <w:shd w:val="clear" w:color="auto" w:fill="C9C9C9"/>
               </w:rPr>
               <w:t>＝</w:t>
             </w:r>
@@ -3197,7 +3197,7 @@
                 <w:szCs w:val="21"/>
                 <w:rFonts w:ascii="Times New Roman" w:hAnsi="Times New Roman" w:eastAsia="宋体" w:cs="Times New Roman"/>
                 <w:sz w:val="21"/>
-                <w:shd w:val="clear" w:color="auto" w:fill="A6A6A6"/>
+                <w:shd w:val="clear" w:color="auto" w:fill="C9C9C9"/>
               </w:rPr>
               <w:t>U</w:t>
             </w:r>
@@ -3208,7 +3208,7 @@
                 <w:vertAlign w:val="subscript"/>
                 <w:rFonts w:ascii="Times New Roman" w:hAnsi="Times New Roman" w:eastAsia="宋体" w:cs="Times New Roman"/>
                 <w:sz w:val="21"/>
-                <w:shd w:val="clear" w:color="auto" w:fill="A6A6A6"/>
+                <w:shd w:val="clear" w:color="auto" w:fill="C9C9C9"/>
               </w:rPr>
               <w:t>2</w:t>
             </w:r>
@@ -3217,7 +3217,7 @@
                 <w:szCs w:val="21"/>
                 <w:rFonts w:ascii="Times New Roman" w:hAnsi="Times New Roman" w:eastAsia="宋体" w:cs="Times New Roman"/>
                 <w:sz w:val="21"/>
-                <w:shd w:val="clear" w:color="auto" w:fill="A6A6A6"/>
+                <w:shd w:val="clear" w:color="auto" w:fill="C9C9C9"/>
               </w:rPr>
               <w:t>＝</w:t>
             </w:r>
@@ -3228,7 +3228,7 @@
                 </m:rPr>
                 <w:rPr>
                   <w:rFonts w:ascii="Times New Roman" w:hAnsi="Times New Roman" w:cs="Cambria Math"/>
-                  <w:shd w:val="clear" w:color="auto" w:fill="A6A6A6"/>
+                  <w:shd w:val="clear" w:color="auto" w:fill="C9C9C9"/>
                 </w:rPr>
                 <m:t>⋅⋅⋅</m:t>
               </m:r>
@@ -3238,7 +3238,7 @@
                 <w:szCs w:val="21"/>
                 <w:rFonts w:ascii="Times New Roman" w:hAnsi="Times New Roman" w:eastAsia="宋体" w:cs="Times New Roman"/>
                 <w:sz w:val="21"/>
-                <w:shd w:val="clear" w:color="auto" w:fill="A6A6A6"/>
+                <w:shd w:val="clear" w:color="auto" w:fill="C9C9C9"/>
               </w:rPr>
               <w:t>＝</w:t>
             </w:r>
@@ -3248,7 +3248,7 @@
                 <w:szCs w:val="21"/>
                 <w:rFonts w:ascii="Times New Roman" w:hAnsi="Times New Roman" w:eastAsia="宋体" w:cs="Times New Roman"/>
                 <w:sz w:val="21"/>
-                <w:shd w:val="clear" w:color="auto" w:fill="A6A6A6"/>
+                <w:shd w:val="clear" w:color="auto" w:fill="C9C9C9"/>
               </w:rPr>
               <w:t>U</w:t>
             </w:r>
@@ -3259,7 +3259,7 @@
                 <w:vertAlign w:val="subscript"/>
                 <w:rFonts w:ascii="Times New Roman" w:hAnsi="Times New Roman" w:eastAsia="宋体" w:cs="Times New Roman"/>
                 <w:sz w:val="21"/>
-                <w:shd w:val="clear" w:color="auto" w:fill="A6A6A6"/>
+                <w:shd w:val="clear" w:color="auto" w:fill="C9C9C9"/>
               </w:rPr>
               <w:t>n</w:t>
             </w:r>
@@ -3343,7 +3343,7 @@
                 <w:szCs w:val="21"/>
                 <w:rFonts w:ascii="Times New Roman" w:hAnsi="Times New Roman" w:eastAsia="宋体" w:cs="Times New Roman"/>
                 <w:sz w:val="21"/>
-                <w:shd w:val="clear" w:color="auto" w:fill="A6A6A6"/>
+                <w:shd w:val="clear" w:color="auto" w:fill="C9C9C9"/>
               </w:rPr>
               <w:t>之和</w:t>
             </w:r>
@@ -3378,7 +3378,7 @@
                 <w:szCs w:val="21"/>
                 <w:rFonts w:ascii="Times New Roman" w:hAnsi="Times New Roman" w:eastAsia="宋体" w:cs="Times New Roman"/>
                 <w:sz w:val="21"/>
-                <w:shd w:val="clear" w:color="auto" w:fill="A6A6A6"/>
+                <w:shd w:val="clear" w:color="auto" w:fill="C9C9C9"/>
               </w:rPr>
               <w:t>R</w:t>
             </w:r>
@@ -3389,7 +3389,7 @@
                 <w:vertAlign w:val="subscript"/>
                 <w:rFonts w:ascii="Times New Roman" w:hAnsi="Times New Roman" w:eastAsia="宋体" w:cs="Times New Roman"/>
                 <w:sz w:val="21"/>
-                <w:shd w:val="clear" w:color="auto" w:fill="A6A6A6"/>
+                <w:shd w:val="clear" w:color="auto" w:fill="C9C9C9"/>
               </w:rPr>
               <w:t>1</w:t>
             </w:r>
@@ -3398,7 +3398,7 @@
                 <w:szCs w:val="21"/>
                 <w:rFonts w:ascii="Times New Roman" w:hAnsi="Times New Roman" w:eastAsia="宋体" w:cs="Times New Roman"/>
                 <w:sz w:val="21"/>
-                <w:shd w:val="clear" w:color="auto" w:fill="A6A6A6"/>
+                <w:shd w:val="clear" w:color="auto" w:fill="C9C9C9"/>
               </w:rPr>
               <w:t>＋</w:t>
             </w:r>
@@ -3408,7 +3408,7 @@
                 <w:szCs w:val="21"/>
                 <w:rFonts w:ascii="Times New Roman" w:hAnsi="Times New Roman" w:eastAsia="宋体" w:cs="Times New Roman"/>
                 <w:sz w:val="21"/>
-                <w:shd w:val="clear" w:color="auto" w:fill="A6A6A6"/>
+                <w:shd w:val="clear" w:color="auto" w:fill="C9C9C9"/>
               </w:rPr>
               <w:t>R</w:t>
             </w:r>
@@ -3419,7 +3419,7 @@
                 <w:vertAlign w:val="subscript"/>
                 <w:rFonts w:ascii="Times New Roman" w:hAnsi="Times New Roman" w:eastAsia="宋体" w:cs="Times New Roman"/>
                 <w:sz w:val="21"/>
-                <w:shd w:val="clear" w:color="auto" w:fill="A6A6A6"/>
+                <w:shd w:val="clear" w:color="auto" w:fill="C9C9C9"/>
               </w:rPr>
               <w:t>2</w:t>
             </w:r>
@@ -3428,7 +3428,7 @@
                 <w:szCs w:val="21"/>
                 <w:rFonts w:ascii="Times New Roman" w:hAnsi="Times New Roman" w:eastAsia="宋体" w:cs="Times New Roman"/>
                 <w:sz w:val="21"/>
-                <w:shd w:val="clear" w:color="auto" w:fill="A6A6A6"/>
+                <w:shd w:val="clear" w:color="auto" w:fill="C9C9C9"/>
               </w:rPr>
               <w:t>＋</w:t>
             </w:r>
@@ -3439,7 +3439,7 @@
                 </m:rPr>
                 <w:rPr>
                   <w:rFonts w:ascii="Times New Roman" w:hAnsi="Times New Roman" w:cs="Cambria Math"/>
-                  <w:shd w:val="clear" w:color="auto" w:fill="A6A6A6"/>
+                  <w:shd w:val="clear" w:color="auto" w:fill="C9C9C9"/>
                 </w:rPr>
                 <m:t>⋅⋅⋅</m:t>
               </m:r>
@@ -3449,7 +3449,7 @@
                 <w:szCs w:val="21"/>
                 <w:rFonts w:ascii="Times New Roman" w:hAnsi="Times New Roman" w:eastAsia="宋体" w:cs="Times New Roman"/>
                 <w:sz w:val="21"/>
-                <w:shd w:val="clear" w:color="auto" w:fill="A6A6A6"/>
+                <w:shd w:val="clear" w:color="auto" w:fill="C9C9C9"/>
               </w:rPr>
               <w:t>＋</w:t>
             </w:r>
@@ -3459,7 +3459,7 @@
                 <w:szCs w:val="21"/>
                 <w:rFonts w:ascii="Times New Roman" w:hAnsi="Times New Roman" w:eastAsia="宋体" w:cs="Times New Roman"/>
                 <w:sz w:val="21"/>
-                <w:shd w:val="clear" w:color="auto" w:fill="A6A6A6"/>
+                <w:shd w:val="clear" w:color="auto" w:fill="C9C9C9"/>
               </w:rPr>
               <w:t>R</w:t>
             </w:r>
@@ -3470,7 +3470,7 @@
                 <w:vertAlign w:val="subscript"/>
                 <w:rFonts w:ascii="Times New Roman" w:hAnsi="Times New Roman" w:eastAsia="宋体" w:cs="Times New Roman"/>
                 <w:sz w:val="21"/>
-                <w:shd w:val="clear" w:color="auto" w:fill="A6A6A6"/>
+                <w:shd w:val="clear" w:color="auto" w:fill="C9C9C9"/>
               </w:rPr>
               <w:t>n</w:t>
             </w:r>
@@ -3514,7 +3514,7 @@
                 <w:szCs w:val="21"/>
                 <w:rFonts w:ascii="Times New Roman" w:hAnsi="Times New Roman" w:eastAsia="宋体" w:cs="Times New Roman"/>
                 <w:sz w:val="21"/>
-                <w:shd w:val="clear" w:color="auto" w:fill="A6A6A6"/>
+                <w:shd w:val="clear" w:color="auto" w:fill="C9C9C9"/>
               </w:rPr>
               <w:t>倒数之和</w:t>
             </w:r>
@@ -3531,7 +3531,7 @@
                 <w:szCs w:val="21"/>
                 <w:rFonts w:ascii="Times New Roman" w:hAnsi="Times New Roman" w:eastAsia="宋体" w:cs="Times New Roman"/>
                 <w:sz w:val="21"/>
-                <w:shd w:val="clear" w:color="auto" w:fill="A6A6A6"/>
+                <w:shd w:val="clear" w:color="auto" w:fill="C9C9C9"/>
               </w:rPr>
               <w:t>1/R</w:t>
             </w:r>
@@ -3540,7 +3540,7 @@
                 <w:szCs w:val="21"/>
                 <w:rFonts w:ascii="Times New Roman" w:hAnsi="Times New Roman" w:eastAsia="宋体" w:cs="Times New Roman"/>
                 <w:sz w:val="21"/>
-                <w:shd w:val="clear" w:color="auto" w:fill="A6A6A6"/>
+                <w:shd w:val="clear" w:color="auto" w:fill="C9C9C9"/>
               </w:rPr>
               <w:t>＝</w:t>
             </w:r>
@@ -3550,7 +3550,7 @@
                 <w:szCs w:val="21"/>
                 <w:rFonts w:ascii="Times New Roman" w:hAnsi="Times New Roman" w:eastAsia="宋体" w:cs="Times New Roman"/>
                 <w:sz w:val="21"/>
-                <w:shd w:val="clear" w:color="auto" w:fill="A6A6A6"/>
+                <w:shd w:val="clear" w:color="auto" w:fill="C9C9C9"/>
               </w:rPr>
               <w:t>1/R</w:t>
             </w:r>
@@ -3561,7 +3561,7 @@
                 <w:vertAlign w:val="subscript"/>
                 <w:rFonts w:ascii="Times New Roman" w:hAnsi="Times New Roman" w:eastAsia="宋体" w:cs="Times New Roman"/>
                 <w:sz w:val="21"/>
-                <w:shd w:val="clear" w:color="auto" w:fill="A6A6A6"/>
+                <w:shd w:val="clear" w:color="auto" w:fill="C9C9C9"/>
               </w:rPr>
               <w:t>1</w:t>
             </w:r>
@@ -3570,7 +3570,7 @@
                 <w:szCs w:val="21"/>
                 <w:rFonts w:ascii="Times New Roman" w:hAnsi="Times New Roman" w:eastAsia="宋体" w:cs="Times New Roman"/>
                 <w:sz w:val="21"/>
-                <w:shd w:val="clear" w:color="auto" w:fill="A6A6A6"/>
+                <w:shd w:val="clear" w:color="auto" w:fill="C9C9C9"/>
               </w:rPr>
               <w:t>+</w:t>
             </w:r>
@@ -3580,7 +3580,7 @@
                 <w:szCs w:val="21"/>
                 <w:rFonts w:ascii="Times New Roman" w:hAnsi="Times New Roman" w:eastAsia="宋体" w:cs="Times New Roman"/>
                 <w:sz w:val="21"/>
-                <w:shd w:val="clear" w:color="auto" w:fill="A6A6A6"/>
+                <w:shd w:val="clear" w:color="auto" w:fill="C9C9C9"/>
               </w:rPr>
               <w:t>1/R</w:t>
             </w:r>
@@ -3591,7 +3591,7 @@
                 <w:vertAlign w:val="subscript"/>
                 <w:rFonts w:ascii="Times New Roman" w:hAnsi="Times New Roman" w:eastAsia="宋体" w:cs="Times New Roman"/>
                 <w:sz w:val="21"/>
-                <w:shd w:val="clear" w:color="auto" w:fill="A6A6A6"/>
+                <w:shd w:val="clear" w:color="auto" w:fill="C9C9C9"/>
               </w:rPr>
               <w:t>2</w:t>
             </w:r>
@@ -3600,7 +3600,7 @@
                 <w:szCs w:val="21"/>
                 <w:rFonts w:ascii="Times New Roman" w:hAnsi="Times New Roman" w:eastAsia="宋体" w:cs="Times New Roman"/>
                 <w:sz w:val="21"/>
-                <w:shd w:val="clear" w:color="auto" w:fill="A6A6A6"/>
+                <w:shd w:val="clear" w:color="auto" w:fill="C9C9C9"/>
               </w:rPr>
               <w:t>+⋯+</w:t>
             </w:r>
@@ -3610,7 +3610,7 @@
                 <w:szCs w:val="21"/>
                 <w:rFonts w:ascii="Times New Roman" w:hAnsi="Times New Roman" w:eastAsia="宋体" w:cs="Times New Roman"/>
                 <w:sz w:val="21"/>
-                <w:shd w:val="clear" w:color="auto" w:fill="A6A6A6"/>
+                <w:shd w:val="clear" w:color="auto" w:fill="C9C9C9"/>
               </w:rPr>
               <w:t>1/R</w:t>
             </w:r>
@@ -3621,7 +3621,7 @@
                 <w:vertAlign w:val="subscript"/>
                 <w:rFonts w:ascii="Times New Roman" w:hAnsi="Times New Roman" w:eastAsia="宋体" w:cs="Times New Roman"/>
                 <w:sz w:val="21"/>
-                <w:shd w:val="clear" w:color="auto" w:fill="A6A6A6"/>
+                <w:shd w:val="clear" w:color="auto" w:fill="C9C9C9"/>
               </w:rPr>
               <w:t>n</w:t>
             </w:r>
@@ -3766,7 +3766,7 @@
           <w:szCs w:val="21"/>
           <w:rFonts w:ascii="Times New Roman" w:hAnsi="Times New Roman" w:eastAsia="宋体" w:cs="Times New Roman"/>
           <w:sz w:val="21"/>
-          <w:shd w:val="clear" w:color="auto" w:fill="A6A6A6"/>
+          <w:shd w:val="clear" w:color="auto" w:fill="C9C9C9"/>
         </w:rPr>
         <w:t>R</w:t>
       </w:r>
@@ -3777,7 +3777,7 @@
           <w:vertAlign w:val="subscript"/>
           <w:rFonts w:ascii="Times New Roman" w:hAnsi="Times New Roman" w:eastAsia="宋体" w:cs="Times New Roman"/>
           <w:sz w:val="21"/>
-          <w:shd w:val="clear" w:color="auto" w:fill="A6A6A6"/>
+          <w:shd w:val="clear" w:color="auto" w:fill="C9C9C9"/>
         </w:rPr>
         <w:t>g</w:t>
       </w:r>
@@ -3794,7 +3794,7 @@
           <w:szCs w:val="21"/>
           <w:rFonts w:ascii="Times New Roman" w:hAnsi="Times New Roman" w:eastAsia="宋体" w:cs="Times New Roman"/>
           <w:sz w:val="21"/>
-          <w:shd w:val="clear" w:color="auto" w:fill="A6A6A6"/>
+          <w:shd w:val="clear" w:color="auto" w:fill="C9C9C9"/>
         </w:rPr>
         <w:t>表头</w:t>
       </w:r>
@@ -3812,7 +3812,7 @@
           <w:szCs w:val="21"/>
           <w:rFonts w:ascii="Times New Roman" w:hAnsi="Times New Roman" w:eastAsia="宋体" w:cs="Times New Roman"/>
           <w:sz w:val="21"/>
-          <w:shd w:val="clear" w:color="auto" w:fill="A6A6A6"/>
+          <w:shd w:val="clear" w:color="auto" w:fill="C9C9C9"/>
         </w:rPr>
         <w:t>I</w:t>
       </w:r>
@@ -3823,7 +3823,7 @@
           <w:vertAlign w:val="subscript"/>
           <w:rFonts w:ascii="Times New Roman" w:hAnsi="Times New Roman" w:eastAsia="宋体" w:cs="Times New Roman"/>
           <w:sz w:val="21"/>
-          <w:shd w:val="clear" w:color="auto" w:fill="A6A6A6"/>
+          <w:shd w:val="clear" w:color="auto" w:fill="C9C9C9"/>
         </w:rPr>
         <w:t>g</w:t>
       </w:r>
@@ -3840,7 +3840,7 @@
           <w:szCs w:val="21"/>
           <w:rFonts w:ascii="Times New Roman" w:hAnsi="Times New Roman" w:eastAsia="宋体" w:cs="Times New Roman"/>
           <w:sz w:val="21"/>
-          <w:shd w:val="clear" w:color="auto" w:fill="A6A6A6"/>
+          <w:shd w:val="clear" w:color="auto" w:fill="C9C9C9"/>
         </w:rPr>
         <w:t>最大刻度</w:t>
       </w:r>
@@ -3858,7 +3858,7 @@
           <w:szCs w:val="21"/>
           <w:rFonts w:ascii="Times New Roman" w:hAnsi="Times New Roman" w:eastAsia="宋体" w:cs="Times New Roman"/>
           <w:sz w:val="21"/>
-          <w:shd w:val="clear" w:color="auto" w:fill="A6A6A6"/>
+          <w:shd w:val="clear" w:color="auto" w:fill="C9C9C9"/>
         </w:rPr>
         <w:t>U</w:t>
       </w:r>
@@ -3869,7 +3869,7 @@
           <w:vertAlign w:val="subscript"/>
           <w:rFonts w:ascii="Times New Roman" w:hAnsi="Times New Roman" w:eastAsia="宋体" w:cs="Times New Roman"/>
           <w:sz w:val="21"/>
-          <w:shd w:val="clear" w:color="auto" w:fill="A6A6A6"/>
+          <w:shd w:val="clear" w:color="auto" w:fill="C9C9C9"/>
         </w:rPr>
         <w:t>g</w:t>
       </w:r>
@@ -3886,7 +3886,7 @@
           <w:szCs w:val="21"/>
           <w:rFonts w:ascii="Times New Roman" w:hAnsi="Times New Roman" w:eastAsia="宋体" w:cs="Times New Roman"/>
           <w:sz w:val="21"/>
-          <w:shd w:val="clear" w:color="auto" w:fill="A6A6A6"/>
+          <w:shd w:val="clear" w:color="auto" w:fill="C9C9C9"/>
         </w:rPr>
         <w:t>满偏电流</w:t>
       </w:r>
@@ -3904,7 +3904,7 @@
           <w:szCs w:val="21"/>
           <w:rFonts w:ascii="Times New Roman" w:hAnsi="Times New Roman" w:eastAsia="宋体" w:cs="Times New Roman"/>
           <w:sz w:val="21"/>
-          <w:shd w:val="clear" w:color="auto" w:fill="A6A6A6"/>
+          <w:shd w:val="clear" w:color="auto" w:fill="C9C9C9"/>
         </w:rPr>
         <w:t>U</w:t>
       </w:r>
@@ -3915,7 +3915,7 @@
           <w:vertAlign w:val="subscript"/>
           <w:rFonts w:ascii="Times New Roman" w:hAnsi="Times New Roman" w:eastAsia="宋体" w:cs="Times New Roman"/>
           <w:sz w:val="21"/>
-          <w:shd w:val="clear" w:color="auto" w:fill="A6A6A6"/>
+          <w:shd w:val="clear" w:color="auto" w:fill="C9C9C9"/>
         </w:rPr>
         <w:t>g</w:t>
       </w:r>
@@ -3924,7 +3924,7 @@
           <w:szCs w:val="21"/>
           <w:rFonts w:ascii="Times New Roman" w:hAnsi="Times New Roman" w:eastAsia="宋体" w:cs="Times New Roman"/>
           <w:sz w:val="21"/>
-          <w:shd w:val="clear" w:color="auto" w:fill="A6A6A6"/>
+          <w:shd w:val="clear" w:color="auto" w:fill="C9C9C9"/>
         </w:rPr>
         <w:t>=</w:t>
       </w:r>
@@ -3934,7 +3934,7 @@
           <w:szCs w:val="21"/>
           <w:rFonts w:ascii="Times New Roman" w:hAnsi="Times New Roman" w:eastAsia="宋体" w:cs="Times New Roman"/>
           <w:sz w:val="21"/>
-          <w:shd w:val="clear" w:color="auto" w:fill="A6A6A6"/>
+          <w:shd w:val="clear" w:color="auto" w:fill="C9C9C9"/>
         </w:rPr>
         <w:t>R</w:t>
       </w:r>
@@ -3944,7 +3944,7 @@
           <w:vertAlign w:val="subscript"/>
           <w:rFonts w:ascii="Times New Roman" w:hAnsi="Times New Roman" w:eastAsia="宋体" w:cs="Times New Roman"/>
           <w:sz w:val="21"/>
-          <w:shd w:val="clear" w:color="auto" w:fill="A6A6A6"/>
+          <w:shd w:val="clear" w:color="auto" w:fill="C9C9C9"/>
         </w:rPr>
         <w:t>g</w:t>
       </w:r>
@@ -3954,7 +3954,7 @@
           <w:szCs w:val="21"/>
           <w:rFonts w:ascii="Times New Roman" w:hAnsi="Times New Roman" w:eastAsia="宋体" w:cs="Times New Roman"/>
           <w:sz w:val="21"/>
-          <w:shd w:val="clear" w:color="auto" w:fill="A6A6A6"/>
+          <w:shd w:val="clear" w:color="auto" w:fill="C9C9C9"/>
         </w:rPr>
         <w:t>I</w:t>
       </w:r>
@@ -3964,7 +3964,7 @@
           <w:vertAlign w:val="subscript"/>
           <w:rFonts w:ascii="Times New Roman" w:hAnsi="Times New Roman" w:eastAsia="宋体" w:cs="Times New Roman"/>
           <w:sz w:val="21"/>
-          <w:shd w:val="clear" w:color="auto" w:fill="A6A6A6"/>
+          <w:shd w:val="clear" w:color="auto" w:fill="C9C9C9"/>
         </w:rPr>
         <w:t>g</w:t>
       </w:r>
@@ -3973,7 +3973,7 @@
           <w:szCs w:val="21"/>
           <w:rFonts w:ascii="Times New Roman" w:hAnsi="Times New Roman" w:eastAsia="宋体" w:cs="Times New Roman"/>
           <w:sz w:val="21"/>
-          <w:shd w:val="clear" w:color="auto" w:fill="A6A6A6"/>
+          <w:shd w:val="clear" w:color="auto" w:fill="C9C9C9"/>
         </w:rPr>
         <w:t>（或</w:t>
       </w:r>
@@ -3983,7 +3983,7 @@
           <w:szCs w:val="21"/>
           <w:rFonts w:ascii="Times New Roman" w:hAnsi="Times New Roman" w:eastAsia="宋体" w:cs="Times New Roman"/>
           <w:sz w:val="21"/>
-          <w:shd w:val="clear" w:color="auto" w:fill="A6A6A6"/>
+          <w:shd w:val="clear" w:color="auto" w:fill="C9C9C9"/>
         </w:rPr>
         <w:t>I</w:t>
       </w:r>
@@ -3993,7 +3993,7 @@
           <w:vertAlign w:val="subscript"/>
           <w:rFonts w:ascii="Times New Roman" w:hAnsi="Times New Roman" w:eastAsia="宋体" w:cs="Times New Roman"/>
           <w:sz w:val="21"/>
-          <w:shd w:val="clear" w:color="auto" w:fill="A6A6A6"/>
+          <w:shd w:val="clear" w:color="auto" w:fill="C9C9C9"/>
         </w:rPr>
         <w:t>g</w:t>
       </w:r>
@@ -4003,7 +4003,7 @@
           <w:szCs w:val="21"/>
           <w:rFonts w:ascii="Times New Roman" w:hAnsi="Times New Roman" w:eastAsia="宋体" w:cs="Times New Roman"/>
           <w:sz w:val="21"/>
-          <w:shd w:val="clear" w:color="auto" w:fill="A6A6A6"/>
+          <w:shd w:val="clear" w:color="auto" w:fill="C9C9C9"/>
         </w:rPr>
         <w:t>R</w:t>
       </w:r>
@@ -4013,7 +4013,7 @@
           <w:vertAlign w:val="subscript"/>
           <w:rFonts w:ascii="Times New Roman" w:hAnsi="Times New Roman" w:eastAsia="宋体" w:cs="Times New Roman"/>
           <w:sz w:val="21"/>
-          <w:shd w:val="clear" w:color="auto" w:fill="A6A6A6"/>
+          <w:shd w:val="clear" w:color="auto" w:fill="C9C9C9"/>
         </w:rPr>
         <w:t>g</w:t>
       </w:r>
@@ -4022,7 +4022,7 @@
           <w:szCs w:val="21"/>
           <w:rFonts w:ascii="Times New Roman" w:hAnsi="Times New Roman" w:eastAsia="宋体" w:cs="Times New Roman"/>
           <w:sz w:val="21"/>
-          <w:shd w:val="clear" w:color="auto" w:fill="A6A6A6"/>
+          <w:shd w:val="clear" w:color="auto" w:fill="C9C9C9"/>
         </w:rPr>
         <w:t>）</w:t>
       </w:r>
@@ -4105,7 +4105,7 @@
           <w:szCs w:val="21"/>
           <w:rFonts w:ascii="Times New Roman" w:hAnsi="Times New Roman" w:eastAsia="宋体" w:cs="Times New Roman"/>
           <w:sz w:val="21"/>
-          <w:shd w:val="clear" w:color="auto" w:fill="A6A6A6"/>
+          <w:shd w:val="clear" w:color="auto" w:fill="C9C9C9"/>
         </w:rPr>
         <w:t>串联</w:t>
       </w:r>
@@ -4122,7 +4122,7 @@
           <w:szCs w:val="21"/>
           <w:rFonts w:ascii="Times New Roman" w:hAnsi="Times New Roman" w:eastAsia="宋体" w:cs="Times New Roman"/>
           <w:sz w:val="21"/>
-          <w:shd w:val="clear" w:color="auto" w:fill="A6A6A6"/>
+          <w:shd w:val="clear" w:color="auto" w:fill="C9C9C9"/>
         </w:rPr>
         <w:t>大</w:t>
       </w:r>
@@ -4226,7 +4226,7 @@
           <w:szCs w:val="21"/>
           <w:rFonts w:ascii="Times New Roman" w:hAnsi="Times New Roman" w:eastAsia="宋体" w:cs="Times New Roman"/>
           <w:sz w:val="21"/>
-          <w:shd w:val="clear" w:color="auto" w:fill="A6A6A6"/>
+          <w:shd w:val="clear" w:color="auto" w:fill="C9C9C9"/>
         </w:rPr>
         <w:t>并联</w:t>
       </w:r>
@@ -4243,7 +4243,7 @@
           <w:szCs w:val="21"/>
           <w:rFonts w:ascii="Times New Roman" w:hAnsi="Times New Roman" w:eastAsia="宋体" w:cs="Times New Roman"/>
           <w:sz w:val="21"/>
-          <w:shd w:val="clear" w:color="auto" w:fill="A6A6A6"/>
+          <w:shd w:val="clear" w:color="auto" w:fill="C9C9C9"/>
         </w:rPr>
         <w:t>小</w:t>
       </w:r>
@@ -4827,7 +4827,7 @@
           <w:szCs w:val="21"/>
           <w:rFonts w:ascii="Times New Roman" w:hAnsi="Times New Roman" w:eastAsia="宋体" w:cs="Times New Roman"/>
           <w:sz w:val="21"/>
-          <w:shd w:val="clear" w:color="auto" w:fill="A6A6A6"/>
+          <w:shd w:val="clear" w:color="auto" w:fill="C9C9C9"/>
         </w:rPr>
         <w:t>指针定位螺丝</w:t>
       </w:r>
@@ -4844,7 +4844,7 @@
           <w:szCs w:val="21"/>
           <w:rFonts w:ascii="Times New Roman" w:hAnsi="Times New Roman" w:eastAsia="宋体" w:cs="Times New Roman"/>
           <w:sz w:val="21"/>
-          <w:shd w:val="clear" w:color="auto" w:fill="A6A6A6"/>
+          <w:shd w:val="clear" w:color="auto" w:fill="C9C9C9"/>
         </w:rPr>
         <w:t>左端</w:t>
       </w:r>
@@ -4921,7 +4921,7 @@
           <w:szCs w:val="21"/>
           <w:rFonts w:ascii="Times New Roman" w:hAnsi="Times New Roman" w:eastAsia="宋体" w:cs="Times New Roman"/>
           <w:sz w:val="21"/>
-          <w:shd w:val="clear" w:color="auto" w:fill="A6A6A6"/>
+          <w:shd w:val="clear" w:color="auto" w:fill="C9C9C9"/>
         </w:rPr>
         <w:t>选择开关</w:t>
       </w:r>
@@ -4954,7 +4954,7 @@
           <w:szCs w:val="21"/>
           <w:rFonts w:ascii="Times New Roman" w:hAnsi="Times New Roman" w:eastAsia="宋体" w:cs="Times New Roman"/>
           <w:sz w:val="21"/>
-          <w:shd w:val="clear" w:color="auto" w:fill="A6A6A6"/>
+          <w:shd w:val="clear" w:color="auto" w:fill="C9C9C9"/>
         </w:rPr>
         <w:t>OFF</w:t>
       </w:r>
@@ -5123,7 +5123,7 @@
           <w:szCs w:val="21"/>
           <w:rFonts w:ascii="Times New Roman" w:hAnsi="Times New Roman" w:eastAsia="宋体" w:cs="Times New Roman"/>
           <w:sz w:val="21"/>
-          <w:shd w:val="clear" w:color="auto" w:fill="A6A6A6"/>
+          <w:shd w:val="clear" w:color="auto" w:fill="C9C9C9"/>
         </w:rPr>
         <w:t>直流电压</w:t>
       </w:r>
@@ -5168,7 +5168,7 @@
           <w:szCs w:val="21"/>
           <w:rFonts w:ascii="Times New Roman" w:hAnsi="Times New Roman" w:eastAsia="宋体" w:cs="Times New Roman"/>
           <w:sz w:val="21"/>
-          <w:shd w:val="clear" w:color="auto" w:fill="A6A6A6"/>
+          <w:shd w:val="clear" w:color="auto" w:fill="C9C9C9"/>
         </w:rPr>
         <w:t>并联</w:t>
       </w:r>
@@ -5185,7 +5185,7 @@
           <w:szCs w:val="21"/>
           <w:rFonts w:ascii="Times New Roman" w:hAnsi="Times New Roman" w:eastAsia="宋体" w:cs="Times New Roman"/>
           <w:sz w:val="21"/>
-          <w:shd w:val="clear" w:color="auto" w:fill="A6A6A6"/>
+          <w:shd w:val="clear" w:color="auto" w:fill="C9C9C9"/>
         </w:rPr>
         <w:t>高</w:t>
       </w:r>
@@ -5230,7 +5230,7 @@
           <w:szCs w:val="21"/>
           <w:rFonts w:ascii="Times New Roman" w:hAnsi="Times New Roman" w:eastAsia="宋体" w:cs="Times New Roman"/>
           <w:sz w:val="21"/>
-          <w:shd w:val="clear" w:color="auto" w:fill="A6A6A6"/>
+          <w:shd w:val="clear" w:color="auto" w:fill="C9C9C9"/>
         </w:rPr>
         <w:t>最小</w:t>
       </w:r>
@@ -5362,7 +5362,7 @@
           <w:szCs w:val="21"/>
           <w:rFonts w:ascii="Times New Roman" w:hAnsi="Times New Roman" w:eastAsia="宋体" w:cs="Times New Roman"/>
           <w:sz w:val="21"/>
-          <w:shd w:val="clear" w:color="auto" w:fill="A6A6A6"/>
+          <w:shd w:val="clear" w:color="auto" w:fill="C9C9C9"/>
         </w:rPr>
         <w:t>直流电流</w:t>
       </w:r>
@@ -5407,7 +5407,7 @@
           <w:szCs w:val="21"/>
           <w:rFonts w:ascii="Times New Roman" w:hAnsi="Times New Roman" w:eastAsia="宋体" w:cs="Times New Roman"/>
           <w:sz w:val="21"/>
-          <w:shd w:val="clear" w:color="auto" w:fill="A6A6A6"/>
+          <w:shd w:val="clear" w:color="auto" w:fill="C9C9C9"/>
         </w:rPr>
         <w:t>串联</w:t>
       </w:r>
@@ -5424,7 +5424,7 @@
           <w:szCs w:val="21"/>
           <w:rFonts w:ascii="Times New Roman" w:hAnsi="Times New Roman" w:eastAsia="宋体" w:cs="Times New Roman"/>
           <w:sz w:val="21"/>
-          <w:shd w:val="clear" w:color="auto" w:fill="A6A6A6"/>
+          <w:shd w:val="clear" w:color="auto" w:fill="C9C9C9"/>
         </w:rPr>
         <w:t>红</w:t>
       </w:r>

--- a/高中物理/高中物理同步/人教版必修3 第11章 电路及其应用·知识清单（完成）.docx
+++ b/高中物理/高中物理同步/人教版必修3 第11章 电路及其应用·知识清单（完成）.docx
@@ -72,16 +72,17 @@
           <w:szCs w:val="21"/>
           <w:rFonts w:ascii="Times New Roman" w:hAnsi="Times New Roman" w:eastAsia="宋体" w:cs="Times New Roman"/>
           <w:sz w:val="21"/>
-        </w:rPr>
-        <w:t>1</w:t>
-      </w:r>
-      <w:r>
-        <w:rPr>
-          <w:szCs w:val="21"/>
-          <w:rFonts w:ascii="Times New Roman" w:hAnsi="Times New Roman" w:eastAsia="宋体" w:cs="Times New Roman"/>
-          <w:sz w:val="21"/>
-        </w:rPr>
-        <w:t>．电源的定义：能在电源内部把电子从电源</w:t>
+          <w:shd w:val="clear" w:color="auto" w:fill="C9C9C9"/>
+        </w:rPr>
+        <w:t>1．</w:t>
+      </w:r>
+      <w:r>
+        <w:rPr>
+          <w:szCs w:val="21"/>
+          <w:rFonts w:ascii="Times New Roman" w:hAnsi="Times New Roman" w:eastAsia="宋体" w:cs="Times New Roman"/>
+          <w:sz w:val="21"/>
+        </w:rPr>
+        <w:t>电源的定义：能在电源内部把电子从电源</w:t>
       </w:r>
       <w:r>
         <w:rPr>
@@ -144,16 +145,17 @@
           <w:szCs w:val="21"/>
           <w:rFonts w:ascii="Times New Roman" w:hAnsi="Times New Roman" w:eastAsia="宋体" w:cs="Times New Roman"/>
           <w:sz w:val="21"/>
-        </w:rPr>
-        <w:t>2</w:t>
-      </w:r>
-      <w:r>
-        <w:rPr>
-          <w:szCs w:val="21"/>
-          <w:rFonts w:ascii="Times New Roman" w:hAnsi="Times New Roman" w:eastAsia="宋体" w:cs="Times New Roman"/>
-          <w:sz w:val="21"/>
-        </w:rPr>
-        <w:t>．电源的作用：使导体两端始终存在</w:t>
+          <w:shd w:val="clear" w:color="auto" w:fill="C9C9C9"/>
+        </w:rPr>
+        <w:t>2．</w:t>
+      </w:r>
+      <w:r>
+        <w:rPr>
+          <w:szCs w:val="21"/>
+          <w:rFonts w:ascii="Times New Roman" w:hAnsi="Times New Roman" w:eastAsia="宋体" w:cs="Times New Roman"/>
+          <w:sz w:val="21"/>
+        </w:rPr>
+        <w:t>电源的作用：使导体两端始终存在</w:t>
       </w:r>
       <w:r>
         <w:rPr>
@@ -199,16 +201,9 @@
           <w:szCs w:val="21"/>
           <w:rFonts w:ascii="Times New Roman" w:hAnsi="Times New Roman" w:eastAsia="宋体" w:cs="Times New Roman"/>
           <w:sz w:val="21"/>
-        </w:rPr>
-        <w:t>3</w:t>
-      </w:r>
-      <w:r>
-        <w:rPr>
-          <w:szCs w:val="21"/>
-          <w:rFonts w:ascii="Times New Roman" w:hAnsi="Times New Roman" w:eastAsia="宋体" w:cs="Times New Roman"/>
-          <w:sz w:val="21"/>
-        </w:rPr>
-        <w:t>．</w:t>
+          <w:shd w:val="clear" w:color="auto" w:fill="C9C9C9"/>
+        </w:rPr>
+        <w:t>3．</w:t>
       </w:r>
       <w:r>
         <w:rPr>
@@ -271,16 +266,17 @@
           <w:szCs w:val="21"/>
           <w:rFonts w:ascii="Times New Roman" w:hAnsi="Times New Roman" w:eastAsia="宋体" w:cs="Times New Roman"/>
           <w:sz w:val="21"/>
-        </w:rPr>
-        <w:t>4</w:t>
-      </w:r>
-      <w:r>
-        <w:rPr>
-          <w:szCs w:val="21"/>
-          <w:rFonts w:ascii="Times New Roman" w:hAnsi="Times New Roman" w:eastAsia="宋体" w:cs="Times New Roman"/>
-          <w:sz w:val="21"/>
-        </w:rPr>
-        <w:t>．电流的定义式：</w:t>
+          <w:shd w:val="clear" w:color="auto" w:fill="C9C9C9"/>
+        </w:rPr>
+        <w:t>4．</w:t>
+      </w:r>
+      <w:r>
+        <w:rPr>
+          <w:szCs w:val="21"/>
+          <w:rFonts w:ascii="Times New Roman" w:hAnsi="Times New Roman" w:eastAsia="宋体" w:cs="Times New Roman"/>
+          <w:sz w:val="21"/>
+        </w:rPr>
+        <w:t>电流的定义式：</w:t>
       </w:r>
       <m:oMath>
         <m:r>
@@ -442,16 +438,17 @@
           <w:szCs w:val="21"/>
           <w:rFonts w:ascii="Times New Roman" w:hAnsi="Times New Roman" w:eastAsia="宋体" w:cs="Times New Roman"/>
           <w:sz w:val="21"/>
-        </w:rPr>
-        <w:t>5</w:t>
-      </w:r>
-      <w:r>
-        <w:rPr>
-          <w:szCs w:val="21"/>
-          <w:rFonts w:ascii="Times New Roman" w:hAnsi="Times New Roman" w:eastAsia="宋体" w:cs="Times New Roman"/>
-          <w:sz w:val="21"/>
-        </w:rPr>
-        <w:t>．在国际单位制中，电流的单位是</w:t>
+          <w:shd w:val="clear" w:color="auto" w:fill="C9C9C9"/>
+        </w:rPr>
+        <w:t>5．</w:t>
+      </w:r>
+      <w:r>
+        <w:rPr>
+          <w:szCs w:val="21"/>
+          <w:rFonts w:ascii="Times New Roman" w:hAnsi="Times New Roman" w:eastAsia="宋体" w:cs="Times New Roman"/>
+          <w:sz w:val="21"/>
+        </w:rPr>
+        <w:t>在国际单位制中，电流的单位是</w:t>
       </w:r>
       <w:r>
         <w:rPr>
@@ -603,16 +600,17 @@
           <w:szCs w:val="21"/>
           <w:rFonts w:ascii="Times New Roman" w:hAnsi="Times New Roman" w:eastAsia="宋体" w:cs="Times New Roman"/>
           <w:sz w:val="21"/>
-        </w:rPr>
-        <w:t>6</w:t>
-      </w:r>
-      <w:r>
-        <w:rPr>
-          <w:szCs w:val="21"/>
-          <w:rFonts w:ascii="Times New Roman" w:hAnsi="Times New Roman" w:eastAsia="宋体" w:cs="Times New Roman"/>
-          <w:sz w:val="21"/>
-        </w:rPr>
-        <w:t>．电流的方向：规定为</w:t>
+          <w:shd w:val="clear" w:color="auto" w:fill="C9C9C9"/>
+        </w:rPr>
+        <w:t>6．</w:t>
+      </w:r>
+      <w:r>
+        <w:rPr>
+          <w:szCs w:val="21"/>
+          <w:rFonts w:ascii="Times New Roman" w:hAnsi="Times New Roman" w:eastAsia="宋体" w:cs="Times New Roman"/>
+          <w:sz w:val="21"/>
+        </w:rPr>
+        <w:t>电流的方向：规定为</w:t>
       </w:r>
       <w:r>
         <w:rPr>
@@ -761,8 +759,17 @@
           <w:szCs w:val="21"/>
           <w:rFonts w:ascii="Times New Roman" w:hAnsi="Times New Roman" w:eastAsia="宋体" w:cs="Times New Roman"/>
           <w:sz w:val="21"/>
-        </w:rPr>
-        <w:t>7．电阻的</w:t>
+          <w:shd w:val="clear" w:color="auto" w:fill="C9C9C9"/>
+        </w:rPr>
+        <w:t>7．</w:t>
+      </w:r>
+      <w:r>
+        <w:rPr>
+          <w:szCs w:val="21"/>
+          <w:rFonts w:ascii="Times New Roman" w:hAnsi="Times New Roman" w:eastAsia="宋体" w:cs="Times New Roman"/>
+          <w:sz w:val="21"/>
+        </w:rPr>
+        <w:t>电阻的</w:t>
       </w:r>
       <w:r>
         <w:rPr>
@@ -816,8 +823,17 @@
           <w:szCs w:val="21"/>
           <w:rFonts w:ascii="Times New Roman" w:hAnsi="Times New Roman" w:eastAsia="宋体" w:cs="Times New Roman"/>
           <w:sz w:val="21"/>
-        </w:rPr>
-        <w:t>8．电阻的</w:t>
+          <w:shd w:val="clear" w:color="auto" w:fill="C9C9C9"/>
+        </w:rPr>
+        <w:t>8．</w:t>
+      </w:r>
+      <w:r>
+        <w:rPr>
+          <w:szCs w:val="21"/>
+          <w:rFonts w:ascii="Times New Roman" w:hAnsi="Times New Roman" w:eastAsia="宋体" w:cs="Times New Roman"/>
+          <w:sz w:val="21"/>
+        </w:rPr>
+        <w:t>电阻的</w:t>
       </w:r>
       <w:r>
         <w:rPr>
@@ -905,8 +921,17 @@
           <w:szCs w:val="21"/>
           <w:rFonts w:ascii="Times New Roman" w:hAnsi="Times New Roman" w:eastAsia="宋体" w:cs="Times New Roman"/>
           <w:sz w:val="21"/>
-        </w:rPr>
-        <w:t>9．电阻的</w:t>
+          <w:shd w:val="clear" w:color="auto" w:fill="C9C9C9"/>
+        </w:rPr>
+        <w:t>9．</w:t>
+      </w:r>
+      <w:r>
+        <w:rPr>
+          <w:szCs w:val="21"/>
+          <w:rFonts w:ascii="Times New Roman" w:hAnsi="Times New Roman" w:eastAsia="宋体" w:cs="Times New Roman"/>
+          <w:sz w:val="21"/>
+        </w:rPr>
+        <w:t>电阻的</w:t>
       </w:r>
       <w:r>
         <w:rPr>
@@ -1022,8 +1047,17 @@
           <w:szCs w:val="21"/>
           <w:rFonts w:ascii="Times New Roman" w:hAnsi="Times New Roman" w:eastAsia="宋体" w:cs="Times New Roman"/>
           <w:sz w:val="21"/>
-        </w:rPr>
-        <w:t>10．电阻的</w:t>
+          <w:shd w:val="clear" w:color="auto" w:fill="C9C9C9"/>
+        </w:rPr>
+        <w:t>10．</w:t>
+      </w:r>
+      <w:r>
+        <w:rPr>
+          <w:szCs w:val="21"/>
+          <w:rFonts w:ascii="Times New Roman" w:hAnsi="Times New Roman" w:eastAsia="宋体" w:cs="Times New Roman"/>
+          <w:sz w:val="21"/>
+        </w:rPr>
+        <w:t>电阻的</w:t>
       </w:r>
       <w:r>
         <w:rPr>
@@ -1147,8 +1181,17 @@
           <w:rFonts w:ascii="Times New Roman" w:hAnsi="Times New Roman" w:eastAsia="宋体" w:cs="Times New Roman"/>
           <w:sz w:val="21"/>
           <w:szCs w:val="21"/>
-        </w:rPr>
-        <w:t xml:space="preserve">11．影响导体电阻的因素（实验探究）</w:t>
+          <w:shd w:val="clear" w:color="auto" w:fill="C9C9C9"/>
+        </w:rPr>
+        <w:t>11．</w:t>
+      </w:r>
+      <w:r>
+        <w:rPr>
+          <w:rFonts w:ascii="Times New Roman" w:hAnsi="Times New Roman" w:eastAsia="宋体" w:cs="Times New Roman"/>
+          <w:sz w:val="21"/>
+          <w:szCs w:val="21"/>
+        </w:rPr>
+        <w:t>影响导体电阻的因素（实验探究）</w:t>
       </w:r>
     </w:p>
     <w:p>
@@ -1496,6 +1539,7 @@
           <w:szCs w:val="21"/>
           <w:rFonts w:ascii="Times New Roman" w:hAnsi="Times New Roman" w:eastAsia="宋体" w:cs="Times New Roman"/>
           <w:sz w:val="21"/>
+          <w:shd w:val="clear" w:color="auto" w:fill="C9C9C9"/>
         </w:rPr>
         <w:t>12．</w:t>
       </w:r>
@@ -1800,6 +1844,7 @@
           <w:szCs w:val="21"/>
           <w:rFonts w:ascii="Times New Roman" w:hAnsi="Times New Roman" w:eastAsia="宋体" w:cs="Times New Roman"/>
           <w:sz w:val="21"/>
+          <w:shd w:val="clear" w:color="auto" w:fill="C9C9C9"/>
         </w:rPr>
         <w:t>13．</w:t>
       </w:r>
@@ -2179,6 +2224,7 @@
           <w:szCs w:val="21"/>
           <w:rFonts w:ascii="Times New Roman" w:hAnsi="Times New Roman" w:eastAsia="宋体" w:cs="Times New Roman"/>
           <w:sz w:val="21"/>
+          <w:shd w:val="clear" w:color="auto" w:fill="C9C9C9"/>
         </w:rPr>
         <w:t>14．</w:t>
       </w:r>
@@ -2292,6 +2338,7 @@
           <w:szCs w:val="21"/>
           <w:rFonts w:ascii="Times New Roman" w:hAnsi="Times New Roman" w:eastAsia="宋体" w:cs="Times New Roman"/>
           <w:sz w:val="21"/>
+          <w:shd w:val="clear" w:color="auto" w:fill="C9C9C9"/>
         </w:rPr>
         <w:t>15．</w:t>
       </w:r>
@@ -2364,6 +2411,7 @@
           <w:szCs w:val="21"/>
           <w:rFonts w:ascii="Times New Roman" w:hAnsi="Times New Roman" w:eastAsia="宋体" w:cs="Times New Roman"/>
           <w:sz w:val="21"/>
+          <w:shd w:val="clear" w:color="auto" w:fill="C9C9C9"/>
         </w:rPr>
         <w:t>16．</w:t>
       </w:r>
@@ -3655,6 +3703,7 @@
           <w:szCs w:val="21"/>
           <w:rFonts w:ascii="Times New Roman" w:hAnsi="Times New Roman" w:eastAsia="宋体" w:cs="Times New Roman"/>
           <w:sz w:val="21"/>
+          <w:shd w:val="clear" w:color="auto" w:fill="C9C9C9"/>
         </w:rPr>
         <w:t>17．</w:t>
       </w:r>
@@ -4061,6 +4110,7 @@
           <w:szCs w:val="21"/>
           <w:rFonts w:ascii="Times New Roman" w:hAnsi="Times New Roman" w:eastAsia="宋体" w:cs="Times New Roman"/>
           <w:sz w:val="21"/>
+          <w:shd w:val="clear" w:color="auto" w:fill="C9C9C9"/>
         </w:rPr>
         <w:t>18．</w:t>
       </w:r>
@@ -4360,8 +4410,17 @@
           <w:rFonts w:ascii="Times New Roman" w:hAnsi="Times New Roman" w:eastAsia="宋体" w:cs="Times New Roman"/>
           <w:sz w:val="21"/>
           <w:szCs w:val="21"/>
-        </w:rPr>
-        <w:t xml:space="preserve">19．认识多用电表</w:t>
+          <w:shd w:val="clear" w:color="auto" w:fill="C9C9C9"/>
+        </w:rPr>
+        <w:t>19．</w:t>
+      </w:r>
+      <w:r>
+        <w:rPr>
+          <w:rFonts w:ascii="Times New Roman" w:hAnsi="Times New Roman" w:eastAsia="宋体" w:cs="Times New Roman"/>
+          <w:sz w:val="21"/>
+          <w:szCs w:val="21"/>
+        </w:rPr>
+        <w:t>认识多用电表</w:t>
       </w:r>
     </w:p>
     <w:p>
@@ -4755,6 +4814,7 @@
           <w:szCs w:val="21"/>
           <w:rFonts w:ascii="Times New Roman" w:hAnsi="Times New Roman" w:eastAsia="宋体" w:cs="Times New Roman"/>
           <w:sz w:val="21"/>
+          <w:shd w:val="clear" w:color="auto" w:fill="C9C9C9"/>
         </w:rPr>
         <w:t>20．</w:t>
       </w:r>

--- a/高中物理/高中物理同步/人教版必修3 第11章 电路及其应用·知识清单（完成）.docx
+++ b/高中物理/高中物理同步/人教版必修3 第11章 电路及其应用·知识清单（完成）.docx
@@ -52,8 +52,19 @@
           <w:rFonts w:ascii="Times New Roman" w:hAnsi="Times New Roman" w:eastAsia="宋体" w:cs="Times New Roman"/>
           <w:sz w:val="21"/>
           <w:szCs w:val="21"/>
-        </w:rPr>
-        <w:t xml:space="preserve">11.1 电源和电流</w:t>
+          <w:shd w:val="clear" w:color="auto" w:fill="C9C9C9"/>
+        </w:rPr>
+        <w:t xml:space="preserve">11.1 </w:t>
+      </w:r>
+      <w:r>
+        <w:rPr>
+          <w:b/>
+          <w:bCs/>
+          <w:rFonts w:ascii="Times New Roman" w:hAnsi="Times New Roman" w:eastAsia="宋体" w:cs="Times New Roman"/>
+          <w:sz w:val="21"/>
+          <w:szCs w:val="21"/>
+        </w:rPr>
+        <w:t xml:space="preserve">电源和电流</w:t>
       </w:r>
     </w:p>
     <w:p>
@@ -739,8 +750,19 @@
           <w:rFonts w:ascii="Times New Roman" w:hAnsi="Times New Roman" w:eastAsia="宋体" w:cs="Times New Roman"/>
           <w:sz w:val="21"/>
           <w:szCs w:val="21"/>
-        </w:rPr>
-        <w:t xml:space="preserve">11.2 导体的电阻</w:t>
+          <w:shd w:val="clear" w:color="auto" w:fill="C9C9C9"/>
+        </w:rPr>
+        <w:t xml:space="preserve">11.2 </w:t>
+      </w:r>
+      <w:r>
+        <w:rPr>
+          <w:b/>
+          <w:bCs/>
+          <w:rFonts w:ascii="Times New Roman" w:hAnsi="Times New Roman" w:eastAsia="宋体" w:cs="Times New Roman"/>
+          <w:sz w:val="21"/>
+          <w:szCs w:val="21"/>
+        </w:rPr>
+        <w:t xml:space="preserve">导体的电阻</w:t>
       </w:r>
     </w:p>
     <w:p>
@@ -2204,8 +2226,19 @@
           <w:rFonts w:ascii="Times New Roman" w:hAnsi="Times New Roman" w:eastAsia="宋体" w:cs="Times New Roman"/>
           <w:sz w:val="21"/>
           <w:szCs w:val="21"/>
-        </w:rPr>
-        <w:t xml:space="preserve">11.4 串联电路和并联电路</w:t>
+          <w:shd w:val="clear" w:color="auto" w:fill="C9C9C9"/>
+        </w:rPr>
+        <w:t xml:space="preserve">11.4 </w:t>
+      </w:r>
+      <w:r>
+        <w:rPr>
+          <w:b/>
+          <w:bCs/>
+          <w:rFonts w:ascii="Times New Roman" w:hAnsi="Times New Roman" w:eastAsia="宋体" w:cs="Times New Roman"/>
+          <w:sz w:val="21"/>
+          <w:szCs w:val="21"/>
+        </w:rPr>
+        <w:t xml:space="preserve">串联电路和并联电路</w:t>
       </w:r>
     </w:p>
     <w:p>
